--- a/docx/ru/BUFRCREX_TableB_ru_04.docx
+++ b/docx/ru/BUFRCREX_TableB_ru_04.docx
@@ -3935,7 +3935,7 @@
                 <w:b w:val="0"/>
                 <w:sz w:val="16"/>
               </w:rPr>
-              <w:t>(см. примечание 6)</w:t>
+              <w:t>Note 48: Когда 0 08 082 = 1, стандартный уровень указывается дескриптором из класса 07, который непосредственно следует за ним. Имеется возможность указать фактическую высоту датчика, разместив перед ним соответствующий дескриптор из класса 07.</w:t>
             </w:r>
           </w:p>
         </w:tc>

--- a/docx/ru/BUFRCREX_TableB_ru_04.docx
+++ b/docx/ru/BUFRCREX_TableB_ru_04.docx
@@ -8,19 +8,33 @@
       </w:pPr>
       <w:r>
         <w:rPr>
-          <w:rFonts w:ascii="Arial" w:hAnsi="Arial"/>
+          <w:rFonts w:ascii="Verdana" w:hAnsi="Verdana"/>
           <w:b/>
           <w:sz w:val="22"/>
         </w:rPr>
-        <w:t>BUFR/CREX Table B — Class 04: Местоположение (время) в BUFR/CREX</w:t>
+        <w:t>Класс 04: Местоположение (время) в BUFR/CREX</w:t>
       </w:r>
     </w:p>
     <w:tbl>
       <w:tblPr>
         <w:tblStyle w:val="TableGrid"/>
         <w:tblW w:type="auto" w:w="0"/>
-        <w:jc w:val="center"/>
+        <w:jc w:val="left"/>
         <w:tblLook w:firstColumn="1" w:firstRow="1" w:lastColumn="0" w:lastRow="0" w:noHBand="0" w:noVBand="1" w:val="04A0"/>
+        <w:tblBorders>
+          <w:top w:val="single" w:sz="4" w:space="0" w:color="595959"/>
+          <w:left w:val="single" w:sz="4" w:space="0" w:color="595959"/>
+          <w:bottom w:val="single" w:sz="4" w:space="0" w:color="595959"/>
+          <w:right w:val="single" w:sz="4" w:space="0" w:color="595959"/>
+          <w:insideH w:val="single" w:sz="4" w:space="0" w:color="595959"/>
+          <w:insideV w:val="single" w:sz="4" w:space="0" w:color="595959"/>
+        </w:tblBorders>
+        <w:tblCellMar>
+          <w:top w:w="85" w:type="dxa"/>
+          <w:left w:w="85" w:type="dxa"/>
+          <w:bottom w:w="85" w:type="dxa"/>
+          <w:right w:w="85" w:type="dxa"/>
+        </w:tblCellMar>
       </w:tblPr>
       <w:tblGrid>
         <w:gridCol w:w="1514"/>
@@ -35,20 +49,20 @@
         <w:gridCol w:w="1514"/>
       </w:tblGrid>
       <w:tr>
-        <w:tc>
-          <w:tcPr>
-            <w:tcW w:type="dxa" w:w="1514"/>
-            <w:shd w:val="clear" w:color="auto" w:fill="D9E2F3"/>
-          </w:tcPr>
-          <w:p>
-            <w:pPr>
-              <w:jc w:val="center"/>
-            </w:pPr>
-            <w:r/>
-            <w:r>
-              <w:rPr>
-                <w:rFonts w:ascii="Arial" w:hAnsi="Arial"/>
-                <w:b/>
+        <w:trPr>
+          <w:tblHeader/>
+        </w:trPr>
+        <w:tc>
+          <w:tcPr>
+            <w:tcW w:type="dxa" w:w="1514"/>
+            <w:shd w:val="clear" w:color="auto" w:fill="D9D9D9"/>
+          </w:tcPr>
+          <w:p>
+            <w:r/>
+            <w:r>
+              <w:rPr>
+                <w:rFonts w:ascii="Verdana" w:hAnsi="Verdana"/>
+                <w:b w:val="0"/>
                 <w:sz w:val="16"/>
               </w:rPr>
               <w:t>FXY</w:t>
@@ -58,194 +72,170 @@
         <w:tc>
           <w:tcPr>
             <w:tcW w:type="dxa" w:w="1514"/>
-            <w:shd w:val="clear" w:color="auto" w:fill="D9E2F3"/>
-          </w:tcPr>
-          <w:p>
-            <w:pPr>
-              <w:jc w:val="center"/>
-            </w:pPr>
-            <w:r/>
-            <w:r>
-              <w:rPr>
-                <w:rFonts w:ascii="Arial" w:hAnsi="Arial"/>
-                <w:b/>
-                <w:sz w:val="16"/>
-              </w:rPr>
-              <w:t>ElementName</w:t>
-            </w:r>
-          </w:p>
-        </w:tc>
-        <w:tc>
-          <w:tcPr>
-            <w:tcW w:type="dxa" w:w="1514"/>
-            <w:shd w:val="clear" w:color="auto" w:fill="D9E2F3"/>
-          </w:tcPr>
-          <w:p>
-            <w:pPr>
-              <w:jc w:val="center"/>
-            </w:pPr>
-            <w:r/>
-            <w:r>
-              <w:rPr>
-                <w:rFonts w:ascii="Arial" w:hAnsi="Arial"/>
-                <w:b/>
-                <w:sz w:val="16"/>
-              </w:rPr>
-              <w:t>BUFR Unit</w:t>
-            </w:r>
-          </w:p>
-        </w:tc>
-        <w:tc>
-          <w:tcPr>
-            <w:tcW w:type="dxa" w:w="1514"/>
-            <w:shd w:val="clear" w:color="auto" w:fill="D9E2F3"/>
-          </w:tcPr>
-          <w:p>
-            <w:pPr>
-              <w:jc w:val="center"/>
-            </w:pPr>
-            <w:r/>
-            <w:r>
-              <w:rPr>
-                <w:rFonts w:ascii="Arial" w:hAnsi="Arial"/>
-                <w:b/>
-                <w:sz w:val="16"/>
-              </w:rPr>
-              <w:t>Scale</w:t>
-            </w:r>
-          </w:p>
-        </w:tc>
-        <w:tc>
-          <w:tcPr>
-            <w:tcW w:type="dxa" w:w="1514"/>
-            <w:shd w:val="clear" w:color="auto" w:fill="D9E2F3"/>
-          </w:tcPr>
-          <w:p>
-            <w:pPr>
-              <w:jc w:val="center"/>
-            </w:pPr>
-            <w:r/>
-            <w:r>
-              <w:rPr>
-                <w:rFonts w:ascii="Arial" w:hAnsi="Arial"/>
-                <w:b/>
-                <w:sz w:val="16"/>
-              </w:rPr>
-              <w:t>Ref Value</w:t>
-            </w:r>
-          </w:p>
-        </w:tc>
-        <w:tc>
-          <w:tcPr>
-            <w:tcW w:type="dxa" w:w="1514"/>
-            <w:shd w:val="clear" w:color="auto" w:fill="D9E2F3"/>
-          </w:tcPr>
-          <w:p>
-            <w:pPr>
-              <w:jc w:val="center"/>
-            </w:pPr>
-            <w:r/>
-            <w:r>
-              <w:rPr>
-                <w:rFonts w:ascii="Arial" w:hAnsi="Arial"/>
-                <w:b/>
-                <w:sz w:val="16"/>
-              </w:rPr>
-              <w:t>Bits</w:t>
-            </w:r>
-          </w:p>
-        </w:tc>
-        <w:tc>
-          <w:tcPr>
-            <w:tcW w:type="dxa" w:w="1514"/>
-            <w:shd w:val="clear" w:color="auto" w:fill="D9E2F3"/>
-          </w:tcPr>
-          <w:p>
-            <w:pPr>
-              <w:jc w:val="center"/>
-            </w:pPr>
-            <w:r/>
-            <w:r>
-              <w:rPr>
-                <w:rFonts w:ascii="Arial" w:hAnsi="Arial"/>
-                <w:b/>
-                <w:sz w:val="16"/>
-              </w:rPr>
-              <w:t>CREX Unit</w:t>
-            </w:r>
-          </w:p>
-        </w:tc>
-        <w:tc>
-          <w:tcPr>
-            <w:tcW w:type="dxa" w:w="1514"/>
-            <w:shd w:val="clear" w:color="auto" w:fill="D9E2F3"/>
-          </w:tcPr>
-          <w:p>
-            <w:pPr>
-              <w:jc w:val="center"/>
-            </w:pPr>
-            <w:r/>
-            <w:r>
-              <w:rPr>
-                <w:rFonts w:ascii="Arial" w:hAnsi="Arial"/>
-                <w:b/>
-                <w:sz w:val="16"/>
-              </w:rPr>
-              <w:t>Scale</w:t>
-            </w:r>
-          </w:p>
-        </w:tc>
-        <w:tc>
-          <w:tcPr>
-            <w:tcW w:type="dxa" w:w="1514"/>
-            <w:shd w:val="clear" w:color="auto" w:fill="D9E2F3"/>
-          </w:tcPr>
-          <w:p>
-            <w:pPr>
-              <w:jc w:val="center"/>
-            </w:pPr>
-            <w:r/>
-            <w:r>
-              <w:rPr>
-                <w:rFonts w:ascii="Arial" w:hAnsi="Arial"/>
-                <w:b/>
-                <w:sz w:val="16"/>
-              </w:rPr>
-              <w:t>Chars</w:t>
-            </w:r>
-          </w:p>
-        </w:tc>
-        <w:tc>
-          <w:tcPr>
-            <w:tcW w:type="dxa" w:w="1514"/>
-            <w:shd w:val="clear" w:color="auto" w:fill="D9E2F3"/>
-          </w:tcPr>
-          <w:p>
-            <w:pPr>
-              <w:jc w:val="center"/>
-            </w:pPr>
-            <w:r/>
-            <w:r>
-              <w:rPr>
-                <w:rFonts w:ascii="Arial" w:hAnsi="Arial"/>
-                <w:b/>
-                <w:sz w:val="16"/>
-              </w:rPr>
-              <w:t>Note</w:t>
+            <w:shd w:val="clear" w:color="auto" w:fill="D9D9D9"/>
+          </w:tcPr>
+          <w:p>
+            <w:r/>
+            <w:r>
+              <w:rPr>
+                <w:rFonts w:ascii="Verdana" w:hAnsi="Verdana"/>
+                <w:b w:val="0"/>
+                <w:sz w:val="16"/>
+              </w:rPr>
+              <w:t>НАЗВАНИЕ ЭЛЕМЕНТА</w:t>
+            </w:r>
+          </w:p>
+        </w:tc>
+        <w:tc>
+          <w:tcPr>
+            <w:tcW w:type="dxa" w:w="1514"/>
+            <w:shd w:val="clear" w:color="auto" w:fill="D9D9D9"/>
+          </w:tcPr>
+          <w:p>
+            <w:r/>
+            <w:r>
+              <w:rPr>
+                <w:rFonts w:ascii="Verdana" w:hAnsi="Verdana"/>
+                <w:b w:val="0"/>
+                <w:sz w:val="16"/>
+              </w:rPr>
+              <w:t>ЕД. ИЗМ. BUFR</w:t>
+            </w:r>
+          </w:p>
+        </w:tc>
+        <w:tc>
+          <w:tcPr>
+            <w:tcW w:type="dxa" w:w="1514"/>
+            <w:shd w:val="clear" w:color="auto" w:fill="D9D9D9"/>
+          </w:tcPr>
+          <w:p>
+            <w:r/>
+            <w:r>
+              <w:rPr>
+                <w:rFonts w:ascii="Verdana" w:hAnsi="Verdana"/>
+                <w:b w:val="0"/>
+                <w:sz w:val="16"/>
+              </w:rPr>
+              <w:t>МАСШТАБ</w:t>
+            </w:r>
+          </w:p>
+        </w:tc>
+        <w:tc>
+          <w:tcPr>
+            <w:tcW w:type="dxa" w:w="1514"/>
+            <w:shd w:val="clear" w:color="auto" w:fill="D9D9D9"/>
+          </w:tcPr>
+          <w:p>
+            <w:r/>
+            <w:r>
+              <w:rPr>
+                <w:rFonts w:ascii="Verdana" w:hAnsi="Verdana"/>
+                <w:b w:val="0"/>
+                <w:sz w:val="16"/>
+              </w:rPr>
+              <w:t>НАЧ. ОТСЧ.</w:t>
+            </w:r>
+          </w:p>
+        </w:tc>
+        <w:tc>
+          <w:tcPr>
+            <w:tcW w:type="dxa" w:w="1514"/>
+            <w:shd w:val="clear" w:color="auto" w:fill="D9D9D9"/>
+          </w:tcPr>
+          <w:p>
+            <w:r/>
+            <w:r>
+              <w:rPr>
+                <w:rFonts w:ascii="Verdana" w:hAnsi="Verdana"/>
+                <w:b w:val="0"/>
+                <w:sz w:val="16"/>
+              </w:rPr>
+              <w:t>БИТЫ</w:t>
+            </w:r>
+          </w:p>
+        </w:tc>
+        <w:tc>
+          <w:tcPr>
+            <w:tcW w:type="dxa" w:w="1514"/>
+            <w:shd w:val="clear" w:color="auto" w:fill="D9D9D9"/>
+          </w:tcPr>
+          <w:p>
+            <w:r/>
+            <w:r>
+              <w:rPr>
+                <w:rFonts w:ascii="Verdana" w:hAnsi="Verdana"/>
+                <w:b w:val="0"/>
+                <w:sz w:val="16"/>
+              </w:rPr>
+              <w:t>ЕД. ИЗМ. CREX</w:t>
+            </w:r>
+          </w:p>
+        </w:tc>
+        <w:tc>
+          <w:tcPr>
+            <w:tcW w:type="dxa" w:w="1514"/>
+            <w:shd w:val="clear" w:color="auto" w:fill="D9D9D9"/>
+          </w:tcPr>
+          <w:p>
+            <w:r/>
+            <w:r>
+              <w:rPr>
+                <w:rFonts w:ascii="Verdana" w:hAnsi="Verdana"/>
+                <w:b w:val="0"/>
+                <w:sz w:val="16"/>
+              </w:rPr>
+              <w:t>МАСШТАБ</w:t>
+            </w:r>
+          </w:p>
+        </w:tc>
+        <w:tc>
+          <w:tcPr>
+            <w:tcW w:type="dxa" w:w="1514"/>
+            <w:shd w:val="clear" w:color="auto" w:fill="D9D9D9"/>
+          </w:tcPr>
+          <w:p>
+            <w:r/>
+            <w:r>
+              <w:rPr>
+                <w:rFonts w:ascii="Verdana" w:hAnsi="Verdana"/>
+                <w:b w:val="0"/>
+                <w:sz w:val="16"/>
+              </w:rPr>
+              <w:t>СИМВ.</w:t>
+            </w:r>
+          </w:p>
+        </w:tc>
+        <w:tc>
+          <w:tcPr>
+            <w:tcW w:type="dxa" w:w="1514"/>
+            <w:shd w:val="clear" w:color="auto" w:fill="D9D9D9"/>
+          </w:tcPr>
+          <w:p>
+            <w:r/>
+            <w:r>
+              <w:rPr>
+                <w:rFonts w:ascii="Verdana" w:hAnsi="Verdana"/>
+                <w:b w:val="0"/>
+                <w:sz w:val="16"/>
+              </w:rPr>
+              <w:t>ПРИМЕЧАНИЕ</w:t>
             </w:r>
           </w:p>
         </w:tc>
       </w:tr>
       <w:tr>
-        <w:tc>
-          <w:tcPr>
-            <w:tcW w:type="dxa" w:w="1514"/>
-          </w:tcPr>
-          <w:p>
-            <w:r/>
-            <w:r>
-              <w:rPr>
-                <w:rFonts w:ascii="Arial" w:hAnsi="Arial"/>
+        <w:trPr>
+          <w:cantSplit/>
+        </w:trPr>
+        <w:tc>
+          <w:tcPr>
+            <w:tcW w:type="dxa" w:w="1514"/>
+          </w:tcPr>
+          <w:p>
+            <w:r/>
+            <w:r>
+              <w:rPr>
+                <w:rFonts w:ascii="Verdana" w:hAnsi="Verdana"/>
                 <w:b w:val="0"/>
                 <w:sz w:val="16"/>
               </w:rPr>
@@ -261,7 +251,7 @@
             <w:r/>
             <w:r>
               <w:rPr>
-                <w:rFonts w:ascii="Arial" w:hAnsi="Arial"/>
+                <w:rFonts w:ascii="Verdana" w:hAnsi="Verdana"/>
                 <w:b w:val="0"/>
                 <w:sz w:val="16"/>
               </w:rPr>
@@ -277,7 +267,7 @@
             <w:r/>
             <w:r>
               <w:rPr>
-                <w:rFonts w:ascii="Arial" w:hAnsi="Arial"/>
+                <w:rFonts w:ascii="Verdana" w:hAnsi="Verdana"/>
                 <w:b w:val="0"/>
                 <w:sz w:val="16"/>
               </w:rPr>
@@ -293,7 +283,7 @@
             <w:r/>
             <w:r>
               <w:rPr>
-                <w:rFonts w:ascii="Arial" w:hAnsi="Arial"/>
+                <w:rFonts w:ascii="Verdana" w:hAnsi="Verdana"/>
                 <w:b w:val="0"/>
                 <w:sz w:val="16"/>
               </w:rPr>
@@ -309,7 +299,7 @@
             <w:r/>
             <w:r>
               <w:rPr>
-                <w:rFonts w:ascii="Arial" w:hAnsi="Arial"/>
+                <w:rFonts w:ascii="Verdana" w:hAnsi="Verdana"/>
                 <w:b w:val="0"/>
                 <w:sz w:val="16"/>
               </w:rPr>
@@ -325,7 +315,7 @@
             <w:r/>
             <w:r>
               <w:rPr>
-                <w:rFonts w:ascii="Arial" w:hAnsi="Arial"/>
+                <w:rFonts w:ascii="Verdana" w:hAnsi="Verdana"/>
                 <w:b w:val="0"/>
                 <w:sz w:val="16"/>
               </w:rPr>
@@ -341,7 +331,7 @@
             <w:r/>
             <w:r>
               <w:rPr>
-                <w:rFonts w:ascii="Arial" w:hAnsi="Arial"/>
+                <w:rFonts w:ascii="Verdana" w:hAnsi="Verdana"/>
                 <w:b w:val="0"/>
                 <w:sz w:val="16"/>
               </w:rPr>
@@ -357,7 +347,7 @@
             <w:r/>
             <w:r>
               <w:rPr>
-                <w:rFonts w:ascii="Arial" w:hAnsi="Arial"/>
+                <w:rFonts w:ascii="Verdana" w:hAnsi="Verdana"/>
                 <w:b w:val="0"/>
                 <w:sz w:val="16"/>
               </w:rPr>
@@ -373,7 +363,7 @@
             <w:r/>
             <w:r>
               <w:rPr>
-                <w:rFonts w:ascii="Arial" w:hAnsi="Arial"/>
+                <w:rFonts w:ascii="Verdana" w:hAnsi="Verdana"/>
                 <w:b w:val="0"/>
                 <w:sz w:val="16"/>
               </w:rPr>
@@ -389,7 +379,7 @@
             <w:r/>
             <w:r>
               <w:rPr>
-                <w:rFonts w:ascii="Arial" w:hAnsi="Arial"/>
+                <w:rFonts w:ascii="Verdana" w:hAnsi="Verdana"/>
                 <w:b w:val="0"/>
                 <w:sz w:val="16"/>
               </w:rPr>
@@ -398,15 +388,18 @@
         </w:tc>
       </w:tr>
       <w:tr>
-        <w:tc>
-          <w:tcPr>
-            <w:tcW w:type="dxa" w:w="1514"/>
-          </w:tcPr>
-          <w:p>
-            <w:r/>
-            <w:r>
-              <w:rPr>
-                <w:rFonts w:ascii="Arial" w:hAnsi="Arial"/>
+        <w:trPr>
+          <w:cantSplit/>
+        </w:trPr>
+        <w:tc>
+          <w:tcPr>
+            <w:tcW w:type="dxa" w:w="1514"/>
+          </w:tcPr>
+          <w:p>
+            <w:r/>
+            <w:r>
+              <w:rPr>
+                <w:rFonts w:ascii="Verdana" w:hAnsi="Verdana"/>
                 <w:b w:val="0"/>
                 <w:sz w:val="16"/>
               </w:rPr>
@@ -422,7 +415,7 @@
             <w:r/>
             <w:r>
               <w:rPr>
-                <w:rFonts w:ascii="Arial" w:hAnsi="Arial"/>
+                <w:rFonts w:ascii="Verdana" w:hAnsi="Verdana"/>
                 <w:b w:val="0"/>
                 <w:sz w:val="16"/>
               </w:rPr>
@@ -438,7 +431,7 @@
             <w:r/>
             <w:r>
               <w:rPr>
-                <w:rFonts w:ascii="Arial" w:hAnsi="Arial"/>
+                <w:rFonts w:ascii="Verdana" w:hAnsi="Verdana"/>
                 <w:b w:val="0"/>
                 <w:sz w:val="16"/>
               </w:rPr>
@@ -454,7 +447,7 @@
             <w:r/>
             <w:r>
               <w:rPr>
-                <w:rFonts w:ascii="Arial" w:hAnsi="Arial"/>
+                <w:rFonts w:ascii="Verdana" w:hAnsi="Verdana"/>
                 <w:b w:val="0"/>
                 <w:sz w:val="16"/>
               </w:rPr>
@@ -470,7 +463,7 @@
             <w:r/>
             <w:r>
               <w:rPr>
-                <w:rFonts w:ascii="Arial" w:hAnsi="Arial"/>
+                <w:rFonts w:ascii="Verdana" w:hAnsi="Verdana"/>
                 <w:b w:val="0"/>
                 <w:sz w:val="16"/>
               </w:rPr>
@@ -486,7 +479,7 @@
             <w:r/>
             <w:r>
               <w:rPr>
-                <w:rFonts w:ascii="Arial" w:hAnsi="Arial"/>
+                <w:rFonts w:ascii="Verdana" w:hAnsi="Verdana"/>
                 <w:b w:val="0"/>
                 <w:sz w:val="16"/>
               </w:rPr>
@@ -502,7 +495,7 @@
             <w:r/>
             <w:r>
               <w:rPr>
-                <w:rFonts w:ascii="Arial" w:hAnsi="Arial"/>
+                <w:rFonts w:ascii="Verdana" w:hAnsi="Verdana"/>
                 <w:b w:val="0"/>
                 <w:sz w:val="16"/>
               </w:rPr>
@@ -518,7 +511,7 @@
             <w:r/>
             <w:r>
               <w:rPr>
-                <w:rFonts w:ascii="Arial" w:hAnsi="Arial"/>
+                <w:rFonts w:ascii="Verdana" w:hAnsi="Verdana"/>
                 <w:b w:val="0"/>
                 <w:sz w:val="16"/>
               </w:rPr>
@@ -534,7 +527,7 @@
             <w:r/>
             <w:r>
               <w:rPr>
-                <w:rFonts w:ascii="Arial" w:hAnsi="Arial"/>
+                <w:rFonts w:ascii="Verdana" w:hAnsi="Verdana"/>
                 <w:b w:val="0"/>
                 <w:sz w:val="16"/>
               </w:rPr>
@@ -550,7 +543,7 @@
             <w:r/>
             <w:r>
               <w:rPr>
-                <w:rFonts w:ascii="Arial" w:hAnsi="Arial"/>
+                <w:rFonts w:ascii="Verdana" w:hAnsi="Verdana"/>
                 <w:b w:val="0"/>
                 <w:sz w:val="16"/>
               </w:rPr>
@@ -559,15 +552,18 @@
         </w:tc>
       </w:tr>
       <w:tr>
-        <w:tc>
-          <w:tcPr>
-            <w:tcW w:type="dxa" w:w="1514"/>
-          </w:tcPr>
-          <w:p>
-            <w:r/>
-            <w:r>
-              <w:rPr>
-                <w:rFonts w:ascii="Arial" w:hAnsi="Arial"/>
+        <w:trPr>
+          <w:cantSplit/>
+        </w:trPr>
+        <w:tc>
+          <w:tcPr>
+            <w:tcW w:type="dxa" w:w="1514"/>
+          </w:tcPr>
+          <w:p>
+            <w:r/>
+            <w:r>
+              <w:rPr>
+                <w:rFonts w:ascii="Verdana" w:hAnsi="Verdana"/>
                 <w:b w:val="0"/>
                 <w:sz w:val="16"/>
               </w:rPr>
@@ -583,7 +579,7 @@
             <w:r/>
             <w:r>
               <w:rPr>
-                <w:rFonts w:ascii="Arial" w:hAnsi="Arial"/>
+                <w:rFonts w:ascii="Verdana" w:hAnsi="Verdana"/>
                 <w:b w:val="0"/>
                 <w:sz w:val="16"/>
               </w:rPr>
@@ -599,7 +595,7 @@
             <w:r/>
             <w:r>
               <w:rPr>
-                <w:rFonts w:ascii="Arial" w:hAnsi="Arial"/>
+                <w:rFonts w:ascii="Verdana" w:hAnsi="Verdana"/>
                 <w:b w:val="0"/>
                 <w:sz w:val="16"/>
               </w:rPr>
@@ -615,7 +611,7 @@
             <w:r/>
             <w:r>
               <w:rPr>
-                <w:rFonts w:ascii="Arial" w:hAnsi="Arial"/>
+                <w:rFonts w:ascii="Verdana" w:hAnsi="Verdana"/>
                 <w:b w:val="0"/>
                 <w:sz w:val="16"/>
               </w:rPr>
@@ -631,7 +627,7 @@
             <w:r/>
             <w:r>
               <w:rPr>
-                <w:rFonts w:ascii="Arial" w:hAnsi="Arial"/>
+                <w:rFonts w:ascii="Verdana" w:hAnsi="Verdana"/>
                 <w:b w:val="0"/>
                 <w:sz w:val="16"/>
               </w:rPr>
@@ -647,7 +643,7 @@
             <w:r/>
             <w:r>
               <w:rPr>
-                <w:rFonts w:ascii="Arial" w:hAnsi="Arial"/>
+                <w:rFonts w:ascii="Verdana" w:hAnsi="Verdana"/>
                 <w:b w:val="0"/>
                 <w:sz w:val="16"/>
               </w:rPr>
@@ -663,7 +659,7 @@
             <w:r/>
             <w:r>
               <w:rPr>
-                <w:rFonts w:ascii="Arial" w:hAnsi="Arial"/>
+                <w:rFonts w:ascii="Verdana" w:hAnsi="Verdana"/>
                 <w:b w:val="0"/>
                 <w:sz w:val="16"/>
               </w:rPr>
@@ -679,7 +675,7 @@
             <w:r/>
             <w:r>
               <w:rPr>
-                <w:rFonts w:ascii="Arial" w:hAnsi="Arial"/>
+                <w:rFonts w:ascii="Verdana" w:hAnsi="Verdana"/>
                 <w:b w:val="0"/>
                 <w:sz w:val="16"/>
               </w:rPr>
@@ -695,7 +691,7 @@
             <w:r/>
             <w:r>
               <w:rPr>
-                <w:rFonts w:ascii="Arial" w:hAnsi="Arial"/>
+                <w:rFonts w:ascii="Verdana" w:hAnsi="Verdana"/>
                 <w:b w:val="0"/>
                 <w:sz w:val="16"/>
               </w:rPr>
@@ -711,7 +707,7 @@
             <w:r/>
             <w:r>
               <w:rPr>
-                <w:rFonts w:ascii="Arial" w:hAnsi="Arial"/>
+                <w:rFonts w:ascii="Verdana" w:hAnsi="Verdana"/>
                 <w:b w:val="0"/>
                 <w:sz w:val="16"/>
               </w:rPr>
@@ -720,15 +716,18 @@
         </w:tc>
       </w:tr>
       <w:tr>
-        <w:tc>
-          <w:tcPr>
-            <w:tcW w:type="dxa" w:w="1514"/>
-          </w:tcPr>
-          <w:p>
-            <w:r/>
-            <w:r>
-              <w:rPr>
-                <w:rFonts w:ascii="Arial" w:hAnsi="Arial"/>
+        <w:trPr>
+          <w:cantSplit/>
+        </w:trPr>
+        <w:tc>
+          <w:tcPr>
+            <w:tcW w:type="dxa" w:w="1514"/>
+          </w:tcPr>
+          <w:p>
+            <w:r/>
+            <w:r>
+              <w:rPr>
+                <w:rFonts w:ascii="Verdana" w:hAnsi="Verdana"/>
                 <w:b w:val="0"/>
                 <w:sz w:val="16"/>
               </w:rPr>
@@ -744,7 +743,7 @@
             <w:r/>
             <w:r>
               <w:rPr>
-                <w:rFonts w:ascii="Arial" w:hAnsi="Arial"/>
+                <w:rFonts w:ascii="Verdana" w:hAnsi="Verdana"/>
                 <w:b w:val="0"/>
                 <w:sz w:val="16"/>
               </w:rPr>
@@ -760,7 +759,7 @@
             <w:r/>
             <w:r>
               <w:rPr>
-                <w:rFonts w:ascii="Arial" w:hAnsi="Arial"/>
+                <w:rFonts w:ascii="Verdana" w:hAnsi="Verdana"/>
                 <w:b w:val="0"/>
                 <w:sz w:val="16"/>
               </w:rPr>
@@ -776,7 +775,7 @@
             <w:r/>
             <w:r>
               <w:rPr>
-                <w:rFonts w:ascii="Arial" w:hAnsi="Arial"/>
+                <w:rFonts w:ascii="Verdana" w:hAnsi="Verdana"/>
                 <w:b w:val="0"/>
                 <w:sz w:val="16"/>
               </w:rPr>
@@ -792,7 +791,7 @@
             <w:r/>
             <w:r>
               <w:rPr>
-                <w:rFonts w:ascii="Arial" w:hAnsi="Arial"/>
+                <w:rFonts w:ascii="Verdana" w:hAnsi="Verdana"/>
                 <w:b w:val="0"/>
                 <w:sz w:val="16"/>
               </w:rPr>
@@ -808,7 +807,7 @@
             <w:r/>
             <w:r>
               <w:rPr>
-                <w:rFonts w:ascii="Arial" w:hAnsi="Arial"/>
+                <w:rFonts w:ascii="Verdana" w:hAnsi="Verdana"/>
                 <w:b w:val="0"/>
                 <w:sz w:val="16"/>
               </w:rPr>
@@ -824,7 +823,7 @@
             <w:r/>
             <w:r>
               <w:rPr>
-                <w:rFonts w:ascii="Arial" w:hAnsi="Arial"/>
+                <w:rFonts w:ascii="Verdana" w:hAnsi="Verdana"/>
                 <w:b w:val="0"/>
                 <w:sz w:val="16"/>
               </w:rPr>
@@ -840,7 +839,7 @@
             <w:r/>
             <w:r>
               <w:rPr>
-                <w:rFonts w:ascii="Arial" w:hAnsi="Arial"/>
+                <w:rFonts w:ascii="Verdana" w:hAnsi="Verdana"/>
                 <w:b w:val="0"/>
                 <w:sz w:val="16"/>
               </w:rPr>
@@ -856,7 +855,7 @@
             <w:r/>
             <w:r>
               <w:rPr>
-                <w:rFonts w:ascii="Arial" w:hAnsi="Arial"/>
+                <w:rFonts w:ascii="Verdana" w:hAnsi="Verdana"/>
                 <w:b w:val="0"/>
                 <w:sz w:val="16"/>
               </w:rPr>
@@ -872,7 +871,7 @@
             <w:r/>
             <w:r>
               <w:rPr>
-                <w:rFonts w:ascii="Arial" w:hAnsi="Arial"/>
+                <w:rFonts w:ascii="Verdana" w:hAnsi="Verdana"/>
                 <w:b w:val="0"/>
                 <w:sz w:val="16"/>
               </w:rPr>
@@ -881,15 +880,18 @@
         </w:tc>
       </w:tr>
       <w:tr>
-        <w:tc>
-          <w:tcPr>
-            <w:tcW w:type="dxa" w:w="1514"/>
-          </w:tcPr>
-          <w:p>
-            <w:r/>
-            <w:r>
-              <w:rPr>
-                <w:rFonts w:ascii="Arial" w:hAnsi="Arial"/>
+        <w:trPr>
+          <w:cantSplit/>
+        </w:trPr>
+        <w:tc>
+          <w:tcPr>
+            <w:tcW w:type="dxa" w:w="1514"/>
+          </w:tcPr>
+          <w:p>
+            <w:r/>
+            <w:r>
+              <w:rPr>
+                <w:rFonts w:ascii="Verdana" w:hAnsi="Verdana"/>
                 <w:b w:val="0"/>
                 <w:sz w:val="16"/>
               </w:rPr>
@@ -905,7 +907,7 @@
             <w:r/>
             <w:r>
               <w:rPr>
-                <w:rFonts w:ascii="Arial" w:hAnsi="Arial"/>
+                <w:rFonts w:ascii="Verdana" w:hAnsi="Verdana"/>
                 <w:b w:val="0"/>
                 <w:sz w:val="16"/>
               </w:rPr>
@@ -921,7 +923,7 @@
             <w:r/>
             <w:r>
               <w:rPr>
-                <w:rFonts w:ascii="Arial" w:hAnsi="Arial"/>
+                <w:rFonts w:ascii="Verdana" w:hAnsi="Verdana"/>
                 <w:b w:val="0"/>
                 <w:sz w:val="16"/>
               </w:rPr>
@@ -937,7 +939,7 @@
             <w:r/>
             <w:r>
               <w:rPr>
-                <w:rFonts w:ascii="Arial" w:hAnsi="Arial"/>
+                <w:rFonts w:ascii="Verdana" w:hAnsi="Verdana"/>
                 <w:b w:val="0"/>
                 <w:sz w:val="16"/>
               </w:rPr>
@@ -953,7 +955,7 @@
             <w:r/>
             <w:r>
               <w:rPr>
-                <w:rFonts w:ascii="Arial" w:hAnsi="Arial"/>
+                <w:rFonts w:ascii="Verdana" w:hAnsi="Verdana"/>
                 <w:b w:val="0"/>
                 <w:sz w:val="16"/>
               </w:rPr>
@@ -969,7 +971,7 @@
             <w:r/>
             <w:r>
               <w:rPr>
-                <w:rFonts w:ascii="Arial" w:hAnsi="Arial"/>
+                <w:rFonts w:ascii="Verdana" w:hAnsi="Verdana"/>
                 <w:b w:val="0"/>
                 <w:sz w:val="16"/>
               </w:rPr>
@@ -985,7 +987,7 @@
             <w:r/>
             <w:r>
               <w:rPr>
-                <w:rFonts w:ascii="Arial" w:hAnsi="Arial"/>
+                <w:rFonts w:ascii="Verdana" w:hAnsi="Verdana"/>
                 <w:b w:val="0"/>
                 <w:sz w:val="16"/>
               </w:rPr>
@@ -1001,7 +1003,7 @@
             <w:r/>
             <w:r>
               <w:rPr>
-                <w:rFonts w:ascii="Arial" w:hAnsi="Arial"/>
+                <w:rFonts w:ascii="Verdana" w:hAnsi="Verdana"/>
                 <w:b w:val="0"/>
                 <w:sz w:val="16"/>
               </w:rPr>
@@ -1017,7 +1019,7 @@
             <w:r/>
             <w:r>
               <w:rPr>
-                <w:rFonts w:ascii="Arial" w:hAnsi="Arial"/>
+                <w:rFonts w:ascii="Verdana" w:hAnsi="Verdana"/>
                 <w:b w:val="0"/>
                 <w:sz w:val="16"/>
               </w:rPr>
@@ -1033,7 +1035,7 @@
             <w:r/>
             <w:r>
               <w:rPr>
-                <w:rFonts w:ascii="Arial" w:hAnsi="Arial"/>
+                <w:rFonts w:ascii="Verdana" w:hAnsi="Verdana"/>
                 <w:b w:val="0"/>
                 <w:sz w:val="16"/>
               </w:rPr>
@@ -1042,15 +1044,18 @@
         </w:tc>
       </w:tr>
       <w:tr>
-        <w:tc>
-          <w:tcPr>
-            <w:tcW w:type="dxa" w:w="1514"/>
-          </w:tcPr>
-          <w:p>
-            <w:r/>
-            <w:r>
-              <w:rPr>
-                <w:rFonts w:ascii="Arial" w:hAnsi="Arial"/>
+        <w:trPr>
+          <w:cantSplit/>
+        </w:trPr>
+        <w:tc>
+          <w:tcPr>
+            <w:tcW w:type="dxa" w:w="1514"/>
+          </w:tcPr>
+          <w:p>
+            <w:r/>
+            <w:r>
+              <w:rPr>
+                <w:rFonts w:ascii="Verdana" w:hAnsi="Verdana"/>
                 <w:b w:val="0"/>
                 <w:sz w:val="16"/>
               </w:rPr>
@@ -1066,7 +1071,7 @@
             <w:r/>
             <w:r>
               <w:rPr>
-                <w:rFonts w:ascii="Arial" w:hAnsi="Arial"/>
+                <w:rFonts w:ascii="Verdana" w:hAnsi="Verdana"/>
                 <w:b w:val="0"/>
                 <w:sz w:val="16"/>
               </w:rPr>
@@ -1082,7 +1087,7 @@
             <w:r/>
             <w:r>
               <w:rPr>
-                <w:rFonts w:ascii="Arial" w:hAnsi="Arial"/>
+                <w:rFonts w:ascii="Verdana" w:hAnsi="Verdana"/>
                 <w:b w:val="0"/>
                 <w:sz w:val="16"/>
               </w:rPr>
@@ -1098,7 +1103,7 @@
             <w:r/>
             <w:r>
               <w:rPr>
-                <w:rFonts w:ascii="Arial" w:hAnsi="Arial"/>
+                <w:rFonts w:ascii="Verdana" w:hAnsi="Verdana"/>
                 <w:b w:val="0"/>
                 <w:sz w:val="16"/>
               </w:rPr>
@@ -1114,7 +1119,7 @@
             <w:r/>
             <w:r>
               <w:rPr>
-                <w:rFonts w:ascii="Arial" w:hAnsi="Arial"/>
+                <w:rFonts w:ascii="Verdana" w:hAnsi="Verdana"/>
                 <w:b w:val="0"/>
                 <w:sz w:val="16"/>
               </w:rPr>
@@ -1130,7 +1135,7 @@
             <w:r/>
             <w:r>
               <w:rPr>
-                <w:rFonts w:ascii="Arial" w:hAnsi="Arial"/>
+                <w:rFonts w:ascii="Verdana" w:hAnsi="Verdana"/>
                 <w:b w:val="0"/>
                 <w:sz w:val="16"/>
               </w:rPr>
@@ -1146,7 +1151,7 @@
             <w:r/>
             <w:r>
               <w:rPr>
-                <w:rFonts w:ascii="Arial" w:hAnsi="Arial"/>
+                <w:rFonts w:ascii="Verdana" w:hAnsi="Verdana"/>
                 <w:b w:val="0"/>
                 <w:sz w:val="16"/>
               </w:rPr>
@@ -1162,7 +1167,7 @@
             <w:r/>
             <w:r>
               <w:rPr>
-                <w:rFonts w:ascii="Arial" w:hAnsi="Arial"/>
+                <w:rFonts w:ascii="Verdana" w:hAnsi="Verdana"/>
                 <w:b w:val="0"/>
                 <w:sz w:val="16"/>
               </w:rPr>
@@ -1178,7 +1183,7 @@
             <w:r/>
             <w:r>
               <w:rPr>
-                <w:rFonts w:ascii="Arial" w:hAnsi="Arial"/>
+                <w:rFonts w:ascii="Verdana" w:hAnsi="Verdana"/>
                 <w:b w:val="0"/>
                 <w:sz w:val="16"/>
               </w:rPr>
@@ -1194,7 +1199,7 @@
             <w:r/>
             <w:r>
               <w:rPr>
-                <w:rFonts w:ascii="Arial" w:hAnsi="Arial"/>
+                <w:rFonts w:ascii="Verdana" w:hAnsi="Verdana"/>
                 <w:b w:val="0"/>
                 <w:sz w:val="16"/>
               </w:rPr>
@@ -1203,15 +1208,18 @@
         </w:tc>
       </w:tr>
       <w:tr>
-        <w:tc>
-          <w:tcPr>
-            <w:tcW w:type="dxa" w:w="1514"/>
-          </w:tcPr>
-          <w:p>
-            <w:r/>
-            <w:r>
-              <w:rPr>
-                <w:rFonts w:ascii="Arial" w:hAnsi="Arial"/>
+        <w:trPr>
+          <w:cantSplit/>
+        </w:trPr>
+        <w:tc>
+          <w:tcPr>
+            <w:tcW w:type="dxa" w:w="1514"/>
+          </w:tcPr>
+          <w:p>
+            <w:r/>
+            <w:r>
+              <w:rPr>
+                <w:rFonts w:ascii="Verdana" w:hAnsi="Verdana"/>
                 <w:b w:val="0"/>
                 <w:sz w:val="16"/>
               </w:rPr>
@@ -1227,7 +1235,7 @@
             <w:r/>
             <w:r>
               <w:rPr>
-                <w:rFonts w:ascii="Arial" w:hAnsi="Arial"/>
+                <w:rFonts w:ascii="Verdana" w:hAnsi="Verdana"/>
                 <w:b w:val="0"/>
                 <w:sz w:val="16"/>
               </w:rPr>
@@ -1243,7 +1251,7 @@
             <w:r/>
             <w:r>
               <w:rPr>
-                <w:rFonts w:ascii="Arial" w:hAnsi="Arial"/>
+                <w:rFonts w:ascii="Verdana" w:hAnsi="Verdana"/>
                 <w:b w:val="0"/>
                 <w:sz w:val="16"/>
               </w:rPr>
@@ -1259,7 +1267,7 @@
             <w:r/>
             <w:r>
               <w:rPr>
-                <w:rFonts w:ascii="Arial" w:hAnsi="Arial"/>
+                <w:rFonts w:ascii="Verdana" w:hAnsi="Verdana"/>
                 <w:b w:val="0"/>
                 <w:sz w:val="16"/>
               </w:rPr>
@@ -1275,7 +1283,7 @@
             <w:r/>
             <w:r>
               <w:rPr>
-                <w:rFonts w:ascii="Arial" w:hAnsi="Arial"/>
+                <w:rFonts w:ascii="Verdana" w:hAnsi="Verdana"/>
                 <w:b w:val="0"/>
                 <w:sz w:val="16"/>
               </w:rPr>
@@ -1291,7 +1299,7 @@
             <w:r/>
             <w:r>
               <w:rPr>
-                <w:rFonts w:ascii="Arial" w:hAnsi="Arial"/>
+                <w:rFonts w:ascii="Verdana" w:hAnsi="Verdana"/>
                 <w:b w:val="0"/>
                 <w:sz w:val="16"/>
               </w:rPr>
@@ -1307,7 +1315,7 @@
             <w:r/>
             <w:r>
               <w:rPr>
-                <w:rFonts w:ascii="Arial" w:hAnsi="Arial"/>
+                <w:rFonts w:ascii="Verdana" w:hAnsi="Verdana"/>
                 <w:b w:val="0"/>
                 <w:sz w:val="16"/>
               </w:rPr>
@@ -1323,7 +1331,7 @@
             <w:r/>
             <w:r>
               <w:rPr>
-                <w:rFonts w:ascii="Arial" w:hAnsi="Arial"/>
+                <w:rFonts w:ascii="Verdana" w:hAnsi="Verdana"/>
                 <w:b w:val="0"/>
                 <w:sz w:val="16"/>
               </w:rPr>
@@ -1339,7 +1347,7 @@
             <w:r/>
             <w:r>
               <w:rPr>
-                <w:rFonts w:ascii="Arial" w:hAnsi="Arial"/>
+                <w:rFonts w:ascii="Verdana" w:hAnsi="Verdana"/>
                 <w:b w:val="0"/>
                 <w:sz w:val="16"/>
               </w:rPr>
@@ -1355,7 +1363,7 @@
             <w:r/>
             <w:r>
               <w:rPr>
-                <w:rFonts w:ascii="Arial" w:hAnsi="Arial"/>
+                <w:rFonts w:ascii="Verdana" w:hAnsi="Verdana"/>
                 <w:b w:val="0"/>
                 <w:sz w:val="16"/>
               </w:rPr>
@@ -1364,15 +1372,18 @@
         </w:tc>
       </w:tr>
       <w:tr>
-        <w:tc>
-          <w:tcPr>
-            <w:tcW w:type="dxa" w:w="1514"/>
-          </w:tcPr>
-          <w:p>
-            <w:r/>
-            <w:r>
-              <w:rPr>
-                <w:rFonts w:ascii="Arial" w:hAnsi="Arial"/>
+        <w:trPr>
+          <w:cantSplit/>
+        </w:trPr>
+        <w:tc>
+          <w:tcPr>
+            <w:tcW w:type="dxa" w:w="1514"/>
+          </w:tcPr>
+          <w:p>
+            <w:r/>
+            <w:r>
+              <w:rPr>
+                <w:rFonts w:ascii="Verdana" w:hAnsi="Verdana"/>
                 <w:b w:val="0"/>
                 <w:sz w:val="16"/>
               </w:rPr>
@@ -1388,7 +1399,7 @@
             <w:r/>
             <w:r>
               <w:rPr>
-                <w:rFonts w:ascii="Arial" w:hAnsi="Arial"/>
+                <w:rFonts w:ascii="Verdana" w:hAnsi="Verdana"/>
                 <w:b w:val="0"/>
                 <w:sz w:val="16"/>
               </w:rPr>
@@ -1404,7 +1415,7 @@
             <w:r/>
             <w:r>
               <w:rPr>
-                <w:rFonts w:ascii="Arial" w:hAnsi="Arial"/>
+                <w:rFonts w:ascii="Verdana" w:hAnsi="Verdana"/>
                 <w:b w:val="0"/>
                 <w:sz w:val="16"/>
               </w:rPr>
@@ -1420,7 +1431,7 @@
             <w:r/>
             <w:r>
               <w:rPr>
-                <w:rFonts w:ascii="Arial" w:hAnsi="Arial"/>
+                <w:rFonts w:ascii="Verdana" w:hAnsi="Verdana"/>
                 <w:b w:val="0"/>
                 <w:sz w:val="16"/>
               </w:rPr>
@@ -1436,7 +1447,7 @@
             <w:r/>
             <w:r>
               <w:rPr>
-                <w:rFonts w:ascii="Arial" w:hAnsi="Arial"/>
+                <w:rFonts w:ascii="Verdana" w:hAnsi="Verdana"/>
                 <w:b w:val="0"/>
                 <w:sz w:val="16"/>
               </w:rPr>
@@ -1452,7 +1463,7 @@
             <w:r/>
             <w:r>
               <w:rPr>
-                <w:rFonts w:ascii="Arial" w:hAnsi="Arial"/>
+                <w:rFonts w:ascii="Verdana" w:hAnsi="Verdana"/>
                 <w:b w:val="0"/>
                 <w:sz w:val="16"/>
               </w:rPr>
@@ -1468,7 +1479,7 @@
             <w:r/>
             <w:r>
               <w:rPr>
-                <w:rFonts w:ascii="Arial" w:hAnsi="Arial"/>
+                <w:rFonts w:ascii="Verdana" w:hAnsi="Verdana"/>
                 <w:b w:val="0"/>
                 <w:sz w:val="16"/>
               </w:rPr>
@@ -1484,7 +1495,7 @@
             <w:r/>
             <w:r>
               <w:rPr>
-                <w:rFonts w:ascii="Arial" w:hAnsi="Arial"/>
+                <w:rFonts w:ascii="Verdana" w:hAnsi="Verdana"/>
                 <w:b w:val="0"/>
                 <w:sz w:val="16"/>
               </w:rPr>
@@ -1500,7 +1511,7 @@
             <w:r/>
             <w:r>
               <w:rPr>
-                <w:rFonts w:ascii="Arial" w:hAnsi="Arial"/>
+                <w:rFonts w:ascii="Verdana" w:hAnsi="Verdana"/>
                 <w:b w:val="0"/>
                 <w:sz w:val="16"/>
               </w:rPr>
@@ -1516,7 +1527,7 @@
             <w:r/>
             <w:r>
               <w:rPr>
-                <w:rFonts w:ascii="Arial" w:hAnsi="Arial"/>
+                <w:rFonts w:ascii="Verdana" w:hAnsi="Verdana"/>
                 <w:b w:val="0"/>
                 <w:sz w:val="16"/>
               </w:rPr>
@@ -1525,15 +1536,18 @@
         </w:tc>
       </w:tr>
       <w:tr>
-        <w:tc>
-          <w:tcPr>
-            <w:tcW w:type="dxa" w:w="1514"/>
-          </w:tcPr>
-          <w:p>
-            <w:r/>
-            <w:r>
-              <w:rPr>
-                <w:rFonts w:ascii="Arial" w:hAnsi="Arial"/>
+        <w:trPr>
+          <w:cantSplit/>
+        </w:trPr>
+        <w:tc>
+          <w:tcPr>
+            <w:tcW w:type="dxa" w:w="1514"/>
+          </w:tcPr>
+          <w:p>
+            <w:r/>
+            <w:r>
+              <w:rPr>
+                <w:rFonts w:ascii="Verdana" w:hAnsi="Verdana"/>
                 <w:b w:val="0"/>
                 <w:sz w:val="16"/>
               </w:rPr>
@@ -1549,7 +1563,7 @@
             <w:r/>
             <w:r>
               <w:rPr>
-                <w:rFonts w:ascii="Arial" w:hAnsi="Arial"/>
+                <w:rFonts w:ascii="Verdana" w:hAnsi="Verdana"/>
                 <w:b w:val="0"/>
                 <w:sz w:val="16"/>
               </w:rPr>
@@ -1565,7 +1579,7 @@
             <w:r/>
             <w:r>
               <w:rPr>
-                <w:rFonts w:ascii="Arial" w:hAnsi="Arial"/>
+                <w:rFonts w:ascii="Verdana" w:hAnsi="Verdana"/>
                 <w:b w:val="0"/>
                 <w:sz w:val="16"/>
               </w:rPr>
@@ -1581,7 +1595,7 @@
             <w:r/>
             <w:r>
               <w:rPr>
-                <w:rFonts w:ascii="Arial" w:hAnsi="Arial"/>
+                <w:rFonts w:ascii="Verdana" w:hAnsi="Verdana"/>
                 <w:b w:val="0"/>
                 <w:sz w:val="16"/>
               </w:rPr>
@@ -1597,7 +1611,7 @@
             <w:r/>
             <w:r>
               <w:rPr>
-                <w:rFonts w:ascii="Arial" w:hAnsi="Arial"/>
+                <w:rFonts w:ascii="Verdana" w:hAnsi="Verdana"/>
                 <w:b w:val="0"/>
                 <w:sz w:val="16"/>
               </w:rPr>
@@ -1613,7 +1627,7 @@
             <w:r/>
             <w:r>
               <w:rPr>
-                <w:rFonts w:ascii="Arial" w:hAnsi="Arial"/>
+                <w:rFonts w:ascii="Verdana" w:hAnsi="Verdana"/>
                 <w:b w:val="0"/>
                 <w:sz w:val="16"/>
               </w:rPr>
@@ -1629,7 +1643,7 @@
             <w:r/>
             <w:r>
               <w:rPr>
-                <w:rFonts w:ascii="Arial" w:hAnsi="Arial"/>
+                <w:rFonts w:ascii="Verdana" w:hAnsi="Verdana"/>
                 <w:b w:val="0"/>
                 <w:sz w:val="16"/>
               </w:rPr>
@@ -1645,7 +1659,7 @@
             <w:r/>
             <w:r>
               <w:rPr>
-                <w:rFonts w:ascii="Arial" w:hAnsi="Arial"/>
+                <w:rFonts w:ascii="Verdana" w:hAnsi="Verdana"/>
                 <w:b w:val="0"/>
                 <w:sz w:val="16"/>
               </w:rPr>
@@ -1661,7 +1675,7 @@
             <w:r/>
             <w:r>
               <w:rPr>
-                <w:rFonts w:ascii="Arial" w:hAnsi="Arial"/>
+                <w:rFonts w:ascii="Verdana" w:hAnsi="Verdana"/>
                 <w:b w:val="0"/>
                 <w:sz w:val="16"/>
               </w:rPr>
@@ -1677,7 +1691,7 @@
             <w:r/>
             <w:r>
               <w:rPr>
-                <w:rFonts w:ascii="Arial" w:hAnsi="Arial"/>
+                <w:rFonts w:ascii="Verdana" w:hAnsi="Verdana"/>
                 <w:b w:val="0"/>
                 <w:sz w:val="16"/>
               </w:rPr>
@@ -1686,15 +1700,18 @@
         </w:tc>
       </w:tr>
       <w:tr>
-        <w:tc>
-          <w:tcPr>
-            <w:tcW w:type="dxa" w:w="1514"/>
-          </w:tcPr>
-          <w:p>
-            <w:r/>
-            <w:r>
-              <w:rPr>
-                <w:rFonts w:ascii="Arial" w:hAnsi="Arial"/>
+        <w:trPr>
+          <w:cantSplit/>
+        </w:trPr>
+        <w:tc>
+          <w:tcPr>
+            <w:tcW w:type="dxa" w:w="1514"/>
+          </w:tcPr>
+          <w:p>
+            <w:r/>
+            <w:r>
+              <w:rPr>
+                <w:rFonts w:ascii="Verdana" w:hAnsi="Verdana"/>
                 <w:b w:val="0"/>
                 <w:sz w:val="16"/>
               </w:rPr>
@@ -1710,7 +1727,7 @@
             <w:r/>
             <w:r>
               <w:rPr>
-                <w:rFonts w:ascii="Arial" w:hAnsi="Arial"/>
+                <w:rFonts w:ascii="Verdana" w:hAnsi="Verdana"/>
                 <w:b w:val="0"/>
                 <w:sz w:val="16"/>
               </w:rPr>
@@ -1726,7 +1743,7 @@
             <w:r/>
             <w:r>
               <w:rPr>
-                <w:rFonts w:ascii="Arial" w:hAnsi="Arial"/>
+                <w:rFonts w:ascii="Verdana" w:hAnsi="Verdana"/>
                 <w:b w:val="0"/>
                 <w:sz w:val="16"/>
               </w:rPr>
@@ -1742,7 +1759,7 @@
             <w:r/>
             <w:r>
               <w:rPr>
-                <w:rFonts w:ascii="Arial" w:hAnsi="Arial"/>
+                <w:rFonts w:ascii="Verdana" w:hAnsi="Verdana"/>
                 <w:b w:val="0"/>
                 <w:sz w:val="16"/>
               </w:rPr>
@@ -1758,7 +1775,7 @@
             <w:r/>
             <w:r>
               <w:rPr>
-                <w:rFonts w:ascii="Arial" w:hAnsi="Arial"/>
+                <w:rFonts w:ascii="Verdana" w:hAnsi="Verdana"/>
                 <w:b w:val="0"/>
                 <w:sz w:val="16"/>
               </w:rPr>
@@ -1774,7 +1791,7 @@
             <w:r/>
             <w:r>
               <w:rPr>
-                <w:rFonts w:ascii="Arial" w:hAnsi="Arial"/>
+                <w:rFonts w:ascii="Verdana" w:hAnsi="Verdana"/>
                 <w:b w:val="0"/>
                 <w:sz w:val="16"/>
               </w:rPr>
@@ -1790,7 +1807,7 @@
             <w:r/>
             <w:r>
               <w:rPr>
-                <w:rFonts w:ascii="Arial" w:hAnsi="Arial"/>
+                <w:rFonts w:ascii="Verdana" w:hAnsi="Verdana"/>
                 <w:b w:val="0"/>
                 <w:sz w:val="16"/>
               </w:rPr>
@@ -1806,7 +1823,7 @@
             <w:r/>
             <w:r>
               <w:rPr>
-                <w:rFonts w:ascii="Arial" w:hAnsi="Arial"/>
+                <w:rFonts w:ascii="Verdana" w:hAnsi="Verdana"/>
                 <w:b w:val="0"/>
                 <w:sz w:val="16"/>
               </w:rPr>
@@ -1822,7 +1839,7 @@
             <w:r/>
             <w:r>
               <w:rPr>
-                <w:rFonts w:ascii="Arial" w:hAnsi="Arial"/>
+                <w:rFonts w:ascii="Verdana" w:hAnsi="Verdana"/>
                 <w:b w:val="0"/>
                 <w:sz w:val="16"/>
               </w:rPr>
@@ -1838,7 +1855,7 @@
             <w:r/>
             <w:r>
               <w:rPr>
-                <w:rFonts w:ascii="Arial" w:hAnsi="Arial"/>
+                <w:rFonts w:ascii="Verdana" w:hAnsi="Verdana"/>
                 <w:b w:val="0"/>
                 <w:sz w:val="16"/>
               </w:rPr>
@@ -1847,15 +1864,18 @@
         </w:tc>
       </w:tr>
       <w:tr>
-        <w:tc>
-          <w:tcPr>
-            <w:tcW w:type="dxa" w:w="1514"/>
-          </w:tcPr>
-          <w:p>
-            <w:r/>
-            <w:r>
-              <w:rPr>
-                <w:rFonts w:ascii="Arial" w:hAnsi="Arial"/>
+        <w:trPr>
+          <w:cantSplit/>
+        </w:trPr>
+        <w:tc>
+          <w:tcPr>
+            <w:tcW w:type="dxa" w:w="1514"/>
+          </w:tcPr>
+          <w:p>
+            <w:r/>
+            <w:r>
+              <w:rPr>
+                <w:rFonts w:ascii="Verdana" w:hAnsi="Verdana"/>
                 <w:b w:val="0"/>
                 <w:sz w:val="16"/>
               </w:rPr>
@@ -1871,7 +1891,7 @@
             <w:r/>
             <w:r>
               <w:rPr>
-                <w:rFonts w:ascii="Arial" w:hAnsi="Arial"/>
+                <w:rFonts w:ascii="Verdana" w:hAnsi="Verdana"/>
                 <w:b w:val="0"/>
                 <w:sz w:val="16"/>
               </w:rPr>
@@ -1887,7 +1907,7 @@
             <w:r/>
             <w:r>
               <w:rPr>
-                <w:rFonts w:ascii="Arial" w:hAnsi="Arial"/>
+                <w:rFonts w:ascii="Verdana" w:hAnsi="Verdana"/>
                 <w:b w:val="0"/>
                 <w:sz w:val="16"/>
               </w:rPr>
@@ -1903,7 +1923,7 @@
             <w:r/>
             <w:r>
               <w:rPr>
-                <w:rFonts w:ascii="Arial" w:hAnsi="Arial"/>
+                <w:rFonts w:ascii="Verdana" w:hAnsi="Verdana"/>
                 <w:b w:val="0"/>
                 <w:sz w:val="16"/>
               </w:rPr>
@@ -1919,7 +1939,7 @@
             <w:r/>
             <w:r>
               <w:rPr>
-                <w:rFonts w:ascii="Arial" w:hAnsi="Arial"/>
+                <w:rFonts w:ascii="Verdana" w:hAnsi="Verdana"/>
                 <w:b w:val="0"/>
                 <w:sz w:val="16"/>
               </w:rPr>
@@ -1935,7 +1955,7 @@
             <w:r/>
             <w:r>
               <w:rPr>
-                <w:rFonts w:ascii="Arial" w:hAnsi="Arial"/>
+                <w:rFonts w:ascii="Verdana" w:hAnsi="Verdana"/>
                 <w:b w:val="0"/>
                 <w:sz w:val="16"/>
               </w:rPr>
@@ -1951,7 +1971,7 @@
             <w:r/>
             <w:r>
               <w:rPr>
-                <w:rFonts w:ascii="Arial" w:hAnsi="Arial"/>
+                <w:rFonts w:ascii="Verdana" w:hAnsi="Verdana"/>
                 <w:b w:val="0"/>
                 <w:sz w:val="16"/>
               </w:rPr>
@@ -1967,7 +1987,7 @@
             <w:r/>
             <w:r>
               <w:rPr>
-                <w:rFonts w:ascii="Arial" w:hAnsi="Arial"/>
+                <w:rFonts w:ascii="Verdana" w:hAnsi="Verdana"/>
                 <w:b w:val="0"/>
                 <w:sz w:val="16"/>
               </w:rPr>
@@ -1983,7 +2003,7 @@
             <w:r/>
             <w:r>
               <w:rPr>
-                <w:rFonts w:ascii="Arial" w:hAnsi="Arial"/>
+                <w:rFonts w:ascii="Verdana" w:hAnsi="Verdana"/>
                 <w:b w:val="0"/>
                 <w:sz w:val="16"/>
               </w:rPr>
@@ -1999,7 +2019,7 @@
             <w:r/>
             <w:r>
               <w:rPr>
-                <w:rFonts w:ascii="Arial" w:hAnsi="Arial"/>
+                <w:rFonts w:ascii="Verdana" w:hAnsi="Verdana"/>
                 <w:b w:val="0"/>
                 <w:sz w:val="16"/>
               </w:rPr>
@@ -2008,15 +2028,18 @@
         </w:tc>
       </w:tr>
       <w:tr>
-        <w:tc>
-          <w:tcPr>
-            <w:tcW w:type="dxa" w:w="1514"/>
-          </w:tcPr>
-          <w:p>
-            <w:r/>
-            <w:r>
-              <w:rPr>
-                <w:rFonts w:ascii="Arial" w:hAnsi="Arial"/>
+        <w:trPr>
+          <w:cantSplit/>
+        </w:trPr>
+        <w:tc>
+          <w:tcPr>
+            <w:tcW w:type="dxa" w:w="1514"/>
+          </w:tcPr>
+          <w:p>
+            <w:r/>
+            <w:r>
+              <w:rPr>
+                <w:rFonts w:ascii="Verdana" w:hAnsi="Verdana"/>
                 <w:b w:val="0"/>
                 <w:sz w:val="16"/>
               </w:rPr>
@@ -2032,7 +2055,7 @@
             <w:r/>
             <w:r>
               <w:rPr>
-                <w:rFonts w:ascii="Arial" w:hAnsi="Arial"/>
+                <w:rFonts w:ascii="Verdana" w:hAnsi="Verdana"/>
                 <w:b w:val="0"/>
                 <w:sz w:val="16"/>
               </w:rPr>
@@ -2048,7 +2071,7 @@
             <w:r/>
             <w:r>
               <w:rPr>
-                <w:rFonts w:ascii="Arial" w:hAnsi="Arial"/>
+                <w:rFonts w:ascii="Verdana" w:hAnsi="Verdana"/>
                 <w:b w:val="0"/>
                 <w:sz w:val="16"/>
               </w:rPr>
@@ -2064,7 +2087,7 @@
             <w:r/>
             <w:r>
               <w:rPr>
-                <w:rFonts w:ascii="Arial" w:hAnsi="Arial"/>
+                <w:rFonts w:ascii="Verdana" w:hAnsi="Verdana"/>
                 <w:b w:val="0"/>
                 <w:sz w:val="16"/>
               </w:rPr>
@@ -2080,7 +2103,7 @@
             <w:r/>
             <w:r>
               <w:rPr>
-                <w:rFonts w:ascii="Arial" w:hAnsi="Arial"/>
+                <w:rFonts w:ascii="Verdana" w:hAnsi="Verdana"/>
                 <w:b w:val="0"/>
                 <w:sz w:val="16"/>
               </w:rPr>
@@ -2096,7 +2119,7 @@
             <w:r/>
             <w:r>
               <w:rPr>
-                <w:rFonts w:ascii="Arial" w:hAnsi="Arial"/>
+                <w:rFonts w:ascii="Verdana" w:hAnsi="Verdana"/>
                 <w:b w:val="0"/>
                 <w:sz w:val="16"/>
               </w:rPr>
@@ -2112,7 +2135,7 @@
             <w:r/>
             <w:r>
               <w:rPr>
-                <w:rFonts w:ascii="Arial" w:hAnsi="Arial"/>
+                <w:rFonts w:ascii="Verdana" w:hAnsi="Verdana"/>
                 <w:b w:val="0"/>
                 <w:sz w:val="16"/>
               </w:rPr>
@@ -2128,7 +2151,7 @@
             <w:r/>
             <w:r>
               <w:rPr>
-                <w:rFonts w:ascii="Arial" w:hAnsi="Arial"/>
+                <w:rFonts w:ascii="Verdana" w:hAnsi="Verdana"/>
                 <w:b w:val="0"/>
                 <w:sz w:val="16"/>
               </w:rPr>
@@ -2144,7 +2167,7 @@
             <w:r/>
             <w:r>
               <w:rPr>
-                <w:rFonts w:ascii="Arial" w:hAnsi="Arial"/>
+                <w:rFonts w:ascii="Verdana" w:hAnsi="Verdana"/>
                 <w:b w:val="0"/>
                 <w:sz w:val="16"/>
               </w:rPr>
@@ -2160,7 +2183,7 @@
             <w:r/>
             <w:r>
               <w:rPr>
-                <w:rFonts w:ascii="Arial" w:hAnsi="Arial"/>
+                <w:rFonts w:ascii="Verdana" w:hAnsi="Verdana"/>
                 <w:b w:val="0"/>
                 <w:sz w:val="16"/>
               </w:rPr>
@@ -2169,15 +2192,18 @@
         </w:tc>
       </w:tr>
       <w:tr>
-        <w:tc>
-          <w:tcPr>
-            <w:tcW w:type="dxa" w:w="1514"/>
-          </w:tcPr>
-          <w:p>
-            <w:r/>
-            <w:r>
-              <w:rPr>
-                <w:rFonts w:ascii="Arial" w:hAnsi="Arial"/>
+        <w:trPr>
+          <w:cantSplit/>
+        </w:trPr>
+        <w:tc>
+          <w:tcPr>
+            <w:tcW w:type="dxa" w:w="1514"/>
+          </w:tcPr>
+          <w:p>
+            <w:r/>
+            <w:r>
+              <w:rPr>
+                <w:rFonts w:ascii="Verdana" w:hAnsi="Verdana"/>
                 <w:b w:val="0"/>
                 <w:sz w:val="16"/>
               </w:rPr>
@@ -2193,7 +2219,7 @@
             <w:r/>
             <w:r>
               <w:rPr>
-                <w:rFonts w:ascii="Arial" w:hAnsi="Arial"/>
+                <w:rFonts w:ascii="Verdana" w:hAnsi="Verdana"/>
                 <w:b w:val="0"/>
                 <w:sz w:val="16"/>
               </w:rPr>
@@ -2209,7 +2235,7 @@
             <w:r/>
             <w:r>
               <w:rPr>
-                <w:rFonts w:ascii="Arial" w:hAnsi="Arial"/>
+                <w:rFonts w:ascii="Verdana" w:hAnsi="Verdana"/>
                 <w:b w:val="0"/>
                 <w:sz w:val="16"/>
               </w:rPr>
@@ -2225,7 +2251,7 @@
             <w:r/>
             <w:r>
               <w:rPr>
-                <w:rFonts w:ascii="Arial" w:hAnsi="Arial"/>
+                <w:rFonts w:ascii="Verdana" w:hAnsi="Verdana"/>
                 <w:b w:val="0"/>
                 <w:sz w:val="16"/>
               </w:rPr>
@@ -2241,7 +2267,7 @@
             <w:r/>
             <w:r>
               <w:rPr>
-                <w:rFonts w:ascii="Arial" w:hAnsi="Arial"/>
+                <w:rFonts w:ascii="Verdana" w:hAnsi="Verdana"/>
                 <w:b w:val="0"/>
                 <w:sz w:val="16"/>
               </w:rPr>
@@ -2257,7 +2283,7 @@
             <w:r/>
             <w:r>
               <w:rPr>
-                <w:rFonts w:ascii="Arial" w:hAnsi="Arial"/>
+                <w:rFonts w:ascii="Verdana" w:hAnsi="Verdana"/>
                 <w:b w:val="0"/>
                 <w:sz w:val="16"/>
               </w:rPr>
@@ -2273,7 +2299,7 @@
             <w:r/>
             <w:r>
               <w:rPr>
-                <w:rFonts w:ascii="Arial" w:hAnsi="Arial"/>
+                <w:rFonts w:ascii="Verdana" w:hAnsi="Verdana"/>
                 <w:b w:val="0"/>
                 <w:sz w:val="16"/>
               </w:rPr>
@@ -2289,7 +2315,7 @@
             <w:r/>
             <w:r>
               <w:rPr>
-                <w:rFonts w:ascii="Arial" w:hAnsi="Arial"/>
+                <w:rFonts w:ascii="Verdana" w:hAnsi="Verdana"/>
                 <w:b w:val="0"/>
                 <w:sz w:val="16"/>
               </w:rPr>
@@ -2305,7 +2331,7 @@
             <w:r/>
             <w:r>
               <w:rPr>
-                <w:rFonts w:ascii="Arial" w:hAnsi="Arial"/>
+                <w:rFonts w:ascii="Verdana" w:hAnsi="Verdana"/>
                 <w:b w:val="0"/>
                 <w:sz w:val="16"/>
               </w:rPr>
@@ -2321,7 +2347,7 @@
             <w:r/>
             <w:r>
               <w:rPr>
-                <w:rFonts w:ascii="Arial" w:hAnsi="Arial"/>
+                <w:rFonts w:ascii="Verdana" w:hAnsi="Verdana"/>
                 <w:b w:val="0"/>
                 <w:sz w:val="16"/>
               </w:rPr>
@@ -2330,15 +2356,18 @@
         </w:tc>
       </w:tr>
       <w:tr>
-        <w:tc>
-          <w:tcPr>
-            <w:tcW w:type="dxa" w:w="1514"/>
-          </w:tcPr>
-          <w:p>
-            <w:r/>
-            <w:r>
-              <w:rPr>
-                <w:rFonts w:ascii="Arial" w:hAnsi="Arial"/>
+        <w:trPr>
+          <w:cantSplit/>
+        </w:trPr>
+        <w:tc>
+          <w:tcPr>
+            <w:tcW w:type="dxa" w:w="1514"/>
+          </w:tcPr>
+          <w:p>
+            <w:r/>
+            <w:r>
+              <w:rPr>
+                <w:rFonts w:ascii="Verdana" w:hAnsi="Verdana"/>
                 <w:b w:val="0"/>
                 <w:sz w:val="16"/>
               </w:rPr>
@@ -2354,7 +2383,7 @@
             <w:r/>
             <w:r>
               <w:rPr>
-                <w:rFonts w:ascii="Arial" w:hAnsi="Arial"/>
+                <w:rFonts w:ascii="Verdana" w:hAnsi="Verdana"/>
                 <w:b w:val="0"/>
                 <w:sz w:val="16"/>
               </w:rPr>
@@ -2370,7 +2399,7 @@
             <w:r/>
             <w:r>
               <w:rPr>
-                <w:rFonts w:ascii="Arial" w:hAnsi="Arial"/>
+                <w:rFonts w:ascii="Verdana" w:hAnsi="Verdana"/>
                 <w:b w:val="0"/>
                 <w:sz w:val="16"/>
               </w:rPr>
@@ -2386,7 +2415,7 @@
             <w:r/>
             <w:r>
               <w:rPr>
-                <w:rFonts w:ascii="Arial" w:hAnsi="Arial"/>
+                <w:rFonts w:ascii="Verdana" w:hAnsi="Verdana"/>
                 <w:b w:val="0"/>
                 <w:sz w:val="16"/>
               </w:rPr>
@@ -2402,7 +2431,7 @@
             <w:r/>
             <w:r>
               <w:rPr>
-                <w:rFonts w:ascii="Arial" w:hAnsi="Arial"/>
+                <w:rFonts w:ascii="Verdana" w:hAnsi="Verdana"/>
                 <w:b w:val="0"/>
                 <w:sz w:val="16"/>
               </w:rPr>
@@ -2418,7 +2447,7 @@
             <w:r/>
             <w:r>
               <w:rPr>
-                <w:rFonts w:ascii="Arial" w:hAnsi="Arial"/>
+                <w:rFonts w:ascii="Verdana" w:hAnsi="Verdana"/>
                 <w:b w:val="0"/>
                 <w:sz w:val="16"/>
               </w:rPr>
@@ -2434,7 +2463,7 @@
             <w:r/>
             <w:r>
               <w:rPr>
-                <w:rFonts w:ascii="Arial" w:hAnsi="Arial"/>
+                <w:rFonts w:ascii="Verdana" w:hAnsi="Verdana"/>
                 <w:b w:val="0"/>
                 <w:sz w:val="16"/>
               </w:rPr>
@@ -2450,7 +2479,7 @@
             <w:r/>
             <w:r>
               <w:rPr>
-                <w:rFonts w:ascii="Arial" w:hAnsi="Arial"/>
+                <w:rFonts w:ascii="Verdana" w:hAnsi="Verdana"/>
                 <w:b w:val="0"/>
                 <w:sz w:val="16"/>
               </w:rPr>
@@ -2466,7 +2495,7 @@
             <w:r/>
             <w:r>
               <w:rPr>
-                <w:rFonts w:ascii="Arial" w:hAnsi="Arial"/>
+                <w:rFonts w:ascii="Verdana" w:hAnsi="Verdana"/>
                 <w:b w:val="0"/>
                 <w:sz w:val="16"/>
               </w:rPr>
@@ -2482,7 +2511,7 @@
             <w:r/>
             <w:r>
               <w:rPr>
-                <w:rFonts w:ascii="Arial" w:hAnsi="Arial"/>
+                <w:rFonts w:ascii="Verdana" w:hAnsi="Verdana"/>
                 <w:b w:val="0"/>
                 <w:sz w:val="16"/>
               </w:rPr>
@@ -2491,15 +2520,18 @@
         </w:tc>
       </w:tr>
       <w:tr>
-        <w:tc>
-          <w:tcPr>
-            <w:tcW w:type="dxa" w:w="1514"/>
-          </w:tcPr>
-          <w:p>
-            <w:r/>
-            <w:r>
-              <w:rPr>
-                <w:rFonts w:ascii="Arial" w:hAnsi="Arial"/>
+        <w:trPr>
+          <w:cantSplit/>
+        </w:trPr>
+        <w:tc>
+          <w:tcPr>
+            <w:tcW w:type="dxa" w:w="1514"/>
+          </w:tcPr>
+          <w:p>
+            <w:r/>
+            <w:r>
+              <w:rPr>
+                <w:rFonts w:ascii="Verdana" w:hAnsi="Verdana"/>
                 <w:b w:val="0"/>
                 <w:sz w:val="16"/>
               </w:rPr>
@@ -2515,7 +2547,7 @@
             <w:r/>
             <w:r>
               <w:rPr>
-                <w:rFonts w:ascii="Arial" w:hAnsi="Arial"/>
+                <w:rFonts w:ascii="Verdana" w:hAnsi="Verdana"/>
                 <w:b w:val="0"/>
                 <w:sz w:val="16"/>
               </w:rPr>
@@ -2531,7 +2563,7 @@
             <w:r/>
             <w:r>
               <w:rPr>
-                <w:rFonts w:ascii="Arial" w:hAnsi="Arial"/>
+                <w:rFonts w:ascii="Verdana" w:hAnsi="Verdana"/>
                 <w:b w:val="0"/>
                 <w:sz w:val="16"/>
               </w:rPr>
@@ -2547,7 +2579,7 @@
             <w:r/>
             <w:r>
               <w:rPr>
-                <w:rFonts w:ascii="Arial" w:hAnsi="Arial"/>
+                <w:rFonts w:ascii="Verdana" w:hAnsi="Verdana"/>
                 <w:b w:val="0"/>
                 <w:sz w:val="16"/>
               </w:rPr>
@@ -2563,7 +2595,7 @@
             <w:r/>
             <w:r>
               <w:rPr>
-                <w:rFonts w:ascii="Arial" w:hAnsi="Arial"/>
+                <w:rFonts w:ascii="Verdana" w:hAnsi="Verdana"/>
                 <w:b w:val="0"/>
                 <w:sz w:val="16"/>
               </w:rPr>
@@ -2579,7 +2611,7 @@
             <w:r/>
             <w:r>
               <w:rPr>
-                <w:rFonts w:ascii="Arial" w:hAnsi="Arial"/>
+                <w:rFonts w:ascii="Verdana" w:hAnsi="Verdana"/>
                 <w:b w:val="0"/>
                 <w:sz w:val="16"/>
               </w:rPr>
@@ -2595,7 +2627,7 @@
             <w:r/>
             <w:r>
               <w:rPr>
-                <w:rFonts w:ascii="Arial" w:hAnsi="Arial"/>
+                <w:rFonts w:ascii="Verdana" w:hAnsi="Verdana"/>
                 <w:b w:val="0"/>
                 <w:sz w:val="16"/>
               </w:rPr>
@@ -2611,7 +2643,7 @@
             <w:r/>
             <w:r>
               <w:rPr>
-                <w:rFonts w:ascii="Arial" w:hAnsi="Arial"/>
+                <w:rFonts w:ascii="Verdana" w:hAnsi="Verdana"/>
                 <w:b w:val="0"/>
                 <w:sz w:val="16"/>
               </w:rPr>
@@ -2627,7 +2659,7 @@
             <w:r/>
             <w:r>
               <w:rPr>
-                <w:rFonts w:ascii="Arial" w:hAnsi="Arial"/>
+                <w:rFonts w:ascii="Verdana" w:hAnsi="Verdana"/>
                 <w:b w:val="0"/>
                 <w:sz w:val="16"/>
               </w:rPr>
@@ -2643,7 +2675,7 @@
             <w:r/>
             <w:r>
               <w:rPr>
-                <w:rFonts w:ascii="Arial" w:hAnsi="Arial"/>
+                <w:rFonts w:ascii="Verdana" w:hAnsi="Verdana"/>
                 <w:b w:val="0"/>
                 <w:sz w:val="16"/>
               </w:rPr>
@@ -2652,15 +2684,18 @@
         </w:tc>
       </w:tr>
       <w:tr>
-        <w:tc>
-          <w:tcPr>
-            <w:tcW w:type="dxa" w:w="1514"/>
-          </w:tcPr>
-          <w:p>
-            <w:r/>
-            <w:r>
-              <w:rPr>
-                <w:rFonts w:ascii="Arial" w:hAnsi="Arial"/>
+        <w:trPr>
+          <w:cantSplit/>
+        </w:trPr>
+        <w:tc>
+          <w:tcPr>
+            <w:tcW w:type="dxa" w:w="1514"/>
+          </w:tcPr>
+          <w:p>
+            <w:r/>
+            <w:r>
+              <w:rPr>
+                <w:rFonts w:ascii="Verdana" w:hAnsi="Verdana"/>
                 <w:b w:val="0"/>
                 <w:sz w:val="16"/>
               </w:rPr>
@@ -2676,7 +2711,7 @@
             <w:r/>
             <w:r>
               <w:rPr>
-                <w:rFonts w:ascii="Arial" w:hAnsi="Arial"/>
+                <w:rFonts w:ascii="Verdana" w:hAnsi="Verdana"/>
                 <w:b w:val="0"/>
                 <w:sz w:val="16"/>
               </w:rPr>
@@ -2692,7 +2727,7 @@
             <w:r/>
             <w:r>
               <w:rPr>
-                <w:rFonts w:ascii="Arial" w:hAnsi="Arial"/>
+                <w:rFonts w:ascii="Verdana" w:hAnsi="Verdana"/>
                 <w:b w:val="0"/>
                 <w:sz w:val="16"/>
               </w:rPr>
@@ -2708,7 +2743,7 @@
             <w:r/>
             <w:r>
               <w:rPr>
-                <w:rFonts w:ascii="Arial" w:hAnsi="Arial"/>
+                <w:rFonts w:ascii="Verdana" w:hAnsi="Verdana"/>
                 <w:b w:val="0"/>
                 <w:sz w:val="16"/>
               </w:rPr>
@@ -2724,7 +2759,7 @@
             <w:r/>
             <w:r>
               <w:rPr>
-                <w:rFonts w:ascii="Arial" w:hAnsi="Arial"/>
+                <w:rFonts w:ascii="Verdana" w:hAnsi="Verdana"/>
                 <w:b w:val="0"/>
                 <w:sz w:val="16"/>
               </w:rPr>
@@ -2740,7 +2775,7 @@
             <w:r/>
             <w:r>
               <w:rPr>
-                <w:rFonts w:ascii="Arial" w:hAnsi="Arial"/>
+                <w:rFonts w:ascii="Verdana" w:hAnsi="Verdana"/>
                 <w:b w:val="0"/>
                 <w:sz w:val="16"/>
               </w:rPr>
@@ -2756,7 +2791,7 @@
             <w:r/>
             <w:r>
               <w:rPr>
-                <w:rFonts w:ascii="Arial" w:hAnsi="Arial"/>
+                <w:rFonts w:ascii="Verdana" w:hAnsi="Verdana"/>
                 <w:b w:val="0"/>
                 <w:sz w:val="16"/>
               </w:rPr>
@@ -2772,7 +2807,7 @@
             <w:r/>
             <w:r>
               <w:rPr>
-                <w:rFonts w:ascii="Arial" w:hAnsi="Arial"/>
+                <w:rFonts w:ascii="Verdana" w:hAnsi="Verdana"/>
                 <w:b w:val="0"/>
                 <w:sz w:val="16"/>
               </w:rPr>
@@ -2788,7 +2823,7 @@
             <w:r/>
             <w:r>
               <w:rPr>
-                <w:rFonts w:ascii="Arial" w:hAnsi="Arial"/>
+                <w:rFonts w:ascii="Verdana" w:hAnsi="Verdana"/>
                 <w:b w:val="0"/>
                 <w:sz w:val="16"/>
               </w:rPr>
@@ -2804,7 +2839,7 @@
             <w:r/>
             <w:r>
               <w:rPr>
-                <w:rFonts w:ascii="Arial" w:hAnsi="Arial"/>
+                <w:rFonts w:ascii="Verdana" w:hAnsi="Verdana"/>
                 <w:b w:val="0"/>
                 <w:sz w:val="16"/>
               </w:rPr>
@@ -2813,15 +2848,18 @@
         </w:tc>
       </w:tr>
       <w:tr>
-        <w:tc>
-          <w:tcPr>
-            <w:tcW w:type="dxa" w:w="1514"/>
-          </w:tcPr>
-          <w:p>
-            <w:r/>
-            <w:r>
-              <w:rPr>
-                <w:rFonts w:ascii="Arial" w:hAnsi="Arial"/>
+        <w:trPr>
+          <w:cantSplit/>
+        </w:trPr>
+        <w:tc>
+          <w:tcPr>
+            <w:tcW w:type="dxa" w:w="1514"/>
+          </w:tcPr>
+          <w:p>
+            <w:r/>
+            <w:r>
+              <w:rPr>
+                <w:rFonts w:ascii="Verdana" w:hAnsi="Verdana"/>
                 <w:b w:val="0"/>
                 <w:sz w:val="16"/>
               </w:rPr>
@@ -2837,7 +2875,7 @@
             <w:r/>
             <w:r>
               <w:rPr>
-                <w:rFonts w:ascii="Arial" w:hAnsi="Arial"/>
+                <w:rFonts w:ascii="Verdana" w:hAnsi="Verdana"/>
                 <w:b w:val="0"/>
                 <w:sz w:val="16"/>
               </w:rPr>
@@ -2853,7 +2891,7 @@
             <w:r/>
             <w:r>
               <w:rPr>
-                <w:rFonts w:ascii="Arial" w:hAnsi="Arial"/>
+                <w:rFonts w:ascii="Verdana" w:hAnsi="Verdana"/>
                 <w:b w:val="0"/>
                 <w:sz w:val="16"/>
               </w:rPr>
@@ -2869,7 +2907,7 @@
             <w:r/>
             <w:r>
               <w:rPr>
-                <w:rFonts w:ascii="Arial" w:hAnsi="Arial"/>
+                <w:rFonts w:ascii="Verdana" w:hAnsi="Verdana"/>
                 <w:b w:val="0"/>
                 <w:sz w:val="16"/>
               </w:rPr>
@@ -2885,7 +2923,7 @@
             <w:r/>
             <w:r>
               <w:rPr>
-                <w:rFonts w:ascii="Arial" w:hAnsi="Arial"/>
+                <w:rFonts w:ascii="Verdana" w:hAnsi="Verdana"/>
                 <w:b w:val="0"/>
                 <w:sz w:val="16"/>
               </w:rPr>
@@ -2901,7 +2939,7 @@
             <w:r/>
             <w:r>
               <w:rPr>
-                <w:rFonts w:ascii="Arial" w:hAnsi="Arial"/>
+                <w:rFonts w:ascii="Verdana" w:hAnsi="Verdana"/>
                 <w:b w:val="0"/>
                 <w:sz w:val="16"/>
               </w:rPr>
@@ -2917,7 +2955,7 @@
             <w:r/>
             <w:r>
               <w:rPr>
-                <w:rFonts w:ascii="Arial" w:hAnsi="Arial"/>
+                <w:rFonts w:ascii="Verdana" w:hAnsi="Verdana"/>
                 <w:b w:val="0"/>
                 <w:sz w:val="16"/>
               </w:rPr>
@@ -2933,7 +2971,7 @@
             <w:r/>
             <w:r>
               <w:rPr>
-                <w:rFonts w:ascii="Arial" w:hAnsi="Arial"/>
+                <w:rFonts w:ascii="Verdana" w:hAnsi="Verdana"/>
                 <w:b w:val="0"/>
                 <w:sz w:val="16"/>
               </w:rPr>
@@ -2949,7 +2987,7 @@
             <w:r/>
             <w:r>
               <w:rPr>
-                <w:rFonts w:ascii="Arial" w:hAnsi="Arial"/>
+                <w:rFonts w:ascii="Verdana" w:hAnsi="Verdana"/>
                 <w:b w:val="0"/>
                 <w:sz w:val="16"/>
               </w:rPr>
@@ -2965,7 +3003,7 @@
             <w:r/>
             <w:r>
               <w:rPr>
-                <w:rFonts w:ascii="Arial" w:hAnsi="Arial"/>
+                <w:rFonts w:ascii="Verdana" w:hAnsi="Verdana"/>
                 <w:b w:val="0"/>
                 <w:sz w:val="16"/>
               </w:rPr>
@@ -2974,15 +3012,18 @@
         </w:tc>
       </w:tr>
       <w:tr>
-        <w:tc>
-          <w:tcPr>
-            <w:tcW w:type="dxa" w:w="1514"/>
-          </w:tcPr>
-          <w:p>
-            <w:r/>
-            <w:r>
-              <w:rPr>
-                <w:rFonts w:ascii="Arial" w:hAnsi="Arial"/>
+        <w:trPr>
+          <w:cantSplit/>
+        </w:trPr>
+        <w:tc>
+          <w:tcPr>
+            <w:tcW w:type="dxa" w:w="1514"/>
+          </w:tcPr>
+          <w:p>
+            <w:r/>
+            <w:r>
+              <w:rPr>
+                <w:rFonts w:ascii="Verdana" w:hAnsi="Verdana"/>
                 <w:b w:val="0"/>
                 <w:sz w:val="16"/>
               </w:rPr>
@@ -2998,7 +3039,7 @@
             <w:r/>
             <w:r>
               <w:rPr>
-                <w:rFonts w:ascii="Arial" w:hAnsi="Arial"/>
+                <w:rFonts w:ascii="Verdana" w:hAnsi="Verdana"/>
                 <w:b w:val="0"/>
                 <w:sz w:val="16"/>
               </w:rPr>
@@ -3014,7 +3055,7 @@
             <w:r/>
             <w:r>
               <w:rPr>
-                <w:rFonts w:ascii="Arial" w:hAnsi="Arial"/>
+                <w:rFonts w:ascii="Verdana" w:hAnsi="Verdana"/>
                 <w:b w:val="0"/>
                 <w:sz w:val="16"/>
               </w:rPr>
@@ -3030,7 +3071,7 @@
             <w:r/>
             <w:r>
               <w:rPr>
-                <w:rFonts w:ascii="Arial" w:hAnsi="Arial"/>
+                <w:rFonts w:ascii="Verdana" w:hAnsi="Verdana"/>
                 <w:b w:val="0"/>
                 <w:sz w:val="16"/>
               </w:rPr>
@@ -3046,7 +3087,7 @@
             <w:r/>
             <w:r>
               <w:rPr>
-                <w:rFonts w:ascii="Arial" w:hAnsi="Arial"/>
+                <w:rFonts w:ascii="Verdana" w:hAnsi="Verdana"/>
                 <w:b w:val="0"/>
                 <w:sz w:val="16"/>
               </w:rPr>
@@ -3062,7 +3103,7 @@
             <w:r/>
             <w:r>
               <w:rPr>
-                <w:rFonts w:ascii="Arial" w:hAnsi="Arial"/>
+                <w:rFonts w:ascii="Verdana" w:hAnsi="Verdana"/>
                 <w:b w:val="0"/>
                 <w:sz w:val="16"/>
               </w:rPr>
@@ -3078,7 +3119,7 @@
             <w:r/>
             <w:r>
               <w:rPr>
-                <w:rFonts w:ascii="Arial" w:hAnsi="Arial"/>
+                <w:rFonts w:ascii="Verdana" w:hAnsi="Verdana"/>
                 <w:b w:val="0"/>
                 <w:sz w:val="16"/>
               </w:rPr>
@@ -3094,7 +3135,7 @@
             <w:r/>
             <w:r>
               <w:rPr>
-                <w:rFonts w:ascii="Arial" w:hAnsi="Arial"/>
+                <w:rFonts w:ascii="Verdana" w:hAnsi="Verdana"/>
                 <w:b w:val="0"/>
                 <w:sz w:val="16"/>
               </w:rPr>
@@ -3110,7 +3151,7 @@
             <w:r/>
             <w:r>
               <w:rPr>
-                <w:rFonts w:ascii="Arial" w:hAnsi="Arial"/>
+                <w:rFonts w:ascii="Verdana" w:hAnsi="Verdana"/>
                 <w:b w:val="0"/>
                 <w:sz w:val="16"/>
               </w:rPr>
@@ -3126,7 +3167,7 @@
             <w:r/>
             <w:r>
               <w:rPr>
-                <w:rFonts w:ascii="Arial" w:hAnsi="Arial"/>
+                <w:rFonts w:ascii="Verdana" w:hAnsi="Verdana"/>
                 <w:b w:val="0"/>
                 <w:sz w:val="16"/>
               </w:rPr>
@@ -3135,15 +3176,18 @@
         </w:tc>
       </w:tr>
       <w:tr>
-        <w:tc>
-          <w:tcPr>
-            <w:tcW w:type="dxa" w:w="1514"/>
-          </w:tcPr>
-          <w:p>
-            <w:r/>
-            <w:r>
-              <w:rPr>
-                <w:rFonts w:ascii="Arial" w:hAnsi="Arial"/>
+        <w:trPr>
+          <w:cantSplit/>
+        </w:trPr>
+        <w:tc>
+          <w:tcPr>
+            <w:tcW w:type="dxa" w:w="1514"/>
+          </w:tcPr>
+          <w:p>
+            <w:r/>
+            <w:r>
+              <w:rPr>
+                <w:rFonts w:ascii="Verdana" w:hAnsi="Verdana"/>
                 <w:b w:val="0"/>
                 <w:sz w:val="16"/>
               </w:rPr>
@@ -3159,7 +3203,7 @@
             <w:r/>
             <w:r>
               <w:rPr>
-                <w:rFonts w:ascii="Arial" w:hAnsi="Arial"/>
+                <w:rFonts w:ascii="Verdana" w:hAnsi="Verdana"/>
                 <w:b w:val="0"/>
                 <w:sz w:val="16"/>
               </w:rPr>
@@ -3175,7 +3219,7 @@
             <w:r/>
             <w:r>
               <w:rPr>
-                <w:rFonts w:ascii="Arial" w:hAnsi="Arial"/>
+                <w:rFonts w:ascii="Verdana" w:hAnsi="Verdana"/>
                 <w:b w:val="0"/>
                 <w:sz w:val="16"/>
               </w:rPr>
@@ -3191,7 +3235,7 @@
             <w:r/>
             <w:r>
               <w:rPr>
-                <w:rFonts w:ascii="Arial" w:hAnsi="Arial"/>
+                <w:rFonts w:ascii="Verdana" w:hAnsi="Verdana"/>
                 <w:b w:val="0"/>
                 <w:sz w:val="16"/>
               </w:rPr>
@@ -3207,7 +3251,7 @@
             <w:r/>
             <w:r>
               <w:rPr>
-                <w:rFonts w:ascii="Arial" w:hAnsi="Arial"/>
+                <w:rFonts w:ascii="Verdana" w:hAnsi="Verdana"/>
                 <w:b w:val="0"/>
                 <w:sz w:val="16"/>
               </w:rPr>
@@ -3223,7 +3267,7 @@
             <w:r/>
             <w:r>
               <w:rPr>
-                <w:rFonts w:ascii="Arial" w:hAnsi="Arial"/>
+                <w:rFonts w:ascii="Verdana" w:hAnsi="Verdana"/>
                 <w:b w:val="0"/>
                 <w:sz w:val="16"/>
               </w:rPr>
@@ -3239,7 +3283,7 @@
             <w:r/>
             <w:r>
               <w:rPr>
-                <w:rFonts w:ascii="Arial" w:hAnsi="Arial"/>
+                <w:rFonts w:ascii="Verdana" w:hAnsi="Verdana"/>
                 <w:b w:val="0"/>
                 <w:sz w:val="16"/>
               </w:rPr>
@@ -3255,7 +3299,7 @@
             <w:r/>
             <w:r>
               <w:rPr>
-                <w:rFonts w:ascii="Arial" w:hAnsi="Arial"/>
+                <w:rFonts w:ascii="Verdana" w:hAnsi="Verdana"/>
                 <w:b w:val="0"/>
                 <w:sz w:val="16"/>
               </w:rPr>
@@ -3271,7 +3315,7 @@
             <w:r/>
             <w:r>
               <w:rPr>
-                <w:rFonts w:ascii="Arial" w:hAnsi="Arial"/>
+                <w:rFonts w:ascii="Verdana" w:hAnsi="Verdana"/>
                 <w:b w:val="0"/>
                 <w:sz w:val="16"/>
               </w:rPr>
@@ -3287,7 +3331,7 @@
             <w:r/>
             <w:r>
               <w:rPr>
-                <w:rFonts w:ascii="Arial" w:hAnsi="Arial"/>
+                <w:rFonts w:ascii="Verdana" w:hAnsi="Verdana"/>
                 <w:b w:val="0"/>
                 <w:sz w:val="16"/>
               </w:rPr>
@@ -3296,15 +3340,18 @@
         </w:tc>
       </w:tr>
       <w:tr>
-        <w:tc>
-          <w:tcPr>
-            <w:tcW w:type="dxa" w:w="1514"/>
-          </w:tcPr>
-          <w:p>
-            <w:r/>
-            <w:r>
-              <w:rPr>
-                <w:rFonts w:ascii="Arial" w:hAnsi="Arial"/>
+        <w:trPr>
+          <w:cantSplit/>
+        </w:trPr>
+        <w:tc>
+          <w:tcPr>
+            <w:tcW w:type="dxa" w:w="1514"/>
+          </w:tcPr>
+          <w:p>
+            <w:r/>
+            <w:r>
+              <w:rPr>
+                <w:rFonts w:ascii="Verdana" w:hAnsi="Verdana"/>
                 <w:b w:val="0"/>
                 <w:sz w:val="16"/>
               </w:rPr>
@@ -3320,7 +3367,7 @@
             <w:r/>
             <w:r>
               <w:rPr>
-                <w:rFonts w:ascii="Arial" w:hAnsi="Arial"/>
+                <w:rFonts w:ascii="Verdana" w:hAnsi="Verdana"/>
                 <w:b w:val="0"/>
                 <w:sz w:val="16"/>
               </w:rPr>
@@ -3336,7 +3383,7 @@
             <w:r/>
             <w:r>
               <w:rPr>
-                <w:rFonts w:ascii="Arial" w:hAnsi="Arial"/>
+                <w:rFonts w:ascii="Verdana" w:hAnsi="Verdana"/>
                 <w:b w:val="0"/>
                 <w:sz w:val="16"/>
               </w:rPr>
@@ -3352,7 +3399,7 @@
             <w:r/>
             <w:r>
               <w:rPr>
-                <w:rFonts w:ascii="Arial" w:hAnsi="Arial"/>
+                <w:rFonts w:ascii="Verdana" w:hAnsi="Verdana"/>
                 <w:b w:val="0"/>
                 <w:sz w:val="16"/>
               </w:rPr>
@@ -3368,7 +3415,7 @@
             <w:r/>
             <w:r>
               <w:rPr>
-                <w:rFonts w:ascii="Arial" w:hAnsi="Arial"/>
+                <w:rFonts w:ascii="Verdana" w:hAnsi="Verdana"/>
                 <w:b w:val="0"/>
                 <w:sz w:val="16"/>
               </w:rPr>
@@ -3384,7 +3431,7 @@
             <w:r/>
             <w:r>
               <w:rPr>
-                <w:rFonts w:ascii="Arial" w:hAnsi="Arial"/>
+                <w:rFonts w:ascii="Verdana" w:hAnsi="Verdana"/>
                 <w:b w:val="0"/>
                 <w:sz w:val="16"/>
               </w:rPr>
@@ -3400,7 +3447,7 @@
             <w:r/>
             <w:r>
               <w:rPr>
-                <w:rFonts w:ascii="Arial" w:hAnsi="Arial"/>
+                <w:rFonts w:ascii="Verdana" w:hAnsi="Verdana"/>
                 <w:b w:val="0"/>
                 <w:sz w:val="16"/>
               </w:rPr>
@@ -3416,7 +3463,7 @@
             <w:r/>
             <w:r>
               <w:rPr>
-                <w:rFonts w:ascii="Arial" w:hAnsi="Arial"/>
+                <w:rFonts w:ascii="Verdana" w:hAnsi="Verdana"/>
                 <w:b w:val="0"/>
                 <w:sz w:val="16"/>
               </w:rPr>
@@ -3432,7 +3479,7 @@
             <w:r/>
             <w:r>
               <w:rPr>
-                <w:rFonts w:ascii="Arial" w:hAnsi="Arial"/>
+                <w:rFonts w:ascii="Verdana" w:hAnsi="Verdana"/>
                 <w:b w:val="0"/>
                 <w:sz w:val="16"/>
               </w:rPr>
@@ -3448,7 +3495,7 @@
             <w:r/>
             <w:r>
               <w:rPr>
-                <w:rFonts w:ascii="Arial" w:hAnsi="Arial"/>
+                <w:rFonts w:ascii="Verdana" w:hAnsi="Verdana"/>
                 <w:b w:val="0"/>
                 <w:sz w:val="16"/>
               </w:rPr>
@@ -3457,15 +3504,18 @@
         </w:tc>
       </w:tr>
       <w:tr>
-        <w:tc>
-          <w:tcPr>
-            <w:tcW w:type="dxa" w:w="1514"/>
-          </w:tcPr>
-          <w:p>
-            <w:r/>
-            <w:r>
-              <w:rPr>
-                <w:rFonts w:ascii="Arial" w:hAnsi="Arial"/>
+        <w:trPr>
+          <w:cantSplit/>
+        </w:trPr>
+        <w:tc>
+          <w:tcPr>
+            <w:tcW w:type="dxa" w:w="1514"/>
+          </w:tcPr>
+          <w:p>
+            <w:r/>
+            <w:r>
+              <w:rPr>
+                <w:rFonts w:ascii="Verdana" w:hAnsi="Verdana"/>
                 <w:b w:val="0"/>
                 <w:sz w:val="16"/>
               </w:rPr>
@@ -3481,7 +3531,7 @@
             <w:r/>
             <w:r>
               <w:rPr>
-                <w:rFonts w:ascii="Arial" w:hAnsi="Arial"/>
+                <w:rFonts w:ascii="Verdana" w:hAnsi="Verdana"/>
                 <w:b w:val="0"/>
                 <w:sz w:val="16"/>
               </w:rPr>
@@ -3497,7 +3547,7 @@
             <w:r/>
             <w:r>
               <w:rPr>
-                <w:rFonts w:ascii="Arial" w:hAnsi="Arial"/>
+                <w:rFonts w:ascii="Verdana" w:hAnsi="Verdana"/>
                 <w:b w:val="0"/>
                 <w:sz w:val="16"/>
               </w:rPr>
@@ -3513,7 +3563,7 @@
             <w:r/>
             <w:r>
               <w:rPr>
-                <w:rFonts w:ascii="Arial" w:hAnsi="Arial"/>
+                <w:rFonts w:ascii="Verdana" w:hAnsi="Verdana"/>
                 <w:b w:val="0"/>
                 <w:sz w:val="16"/>
               </w:rPr>
@@ -3529,7 +3579,7 @@
             <w:r/>
             <w:r>
               <w:rPr>
-                <w:rFonts w:ascii="Arial" w:hAnsi="Arial"/>
+                <w:rFonts w:ascii="Verdana" w:hAnsi="Verdana"/>
                 <w:b w:val="0"/>
                 <w:sz w:val="16"/>
               </w:rPr>
@@ -3545,7 +3595,7 @@
             <w:r/>
             <w:r>
               <w:rPr>
-                <w:rFonts w:ascii="Arial" w:hAnsi="Arial"/>
+                <w:rFonts w:ascii="Verdana" w:hAnsi="Verdana"/>
                 <w:b w:val="0"/>
                 <w:sz w:val="16"/>
               </w:rPr>
@@ -3561,7 +3611,7 @@
             <w:r/>
             <w:r>
               <w:rPr>
-                <w:rFonts w:ascii="Arial" w:hAnsi="Arial"/>
+                <w:rFonts w:ascii="Verdana" w:hAnsi="Verdana"/>
                 <w:b w:val="0"/>
                 <w:sz w:val="16"/>
               </w:rPr>
@@ -3577,7 +3627,7 @@
             <w:r/>
             <w:r>
               <w:rPr>
-                <w:rFonts w:ascii="Arial" w:hAnsi="Arial"/>
+                <w:rFonts w:ascii="Verdana" w:hAnsi="Verdana"/>
                 <w:b w:val="0"/>
                 <w:sz w:val="16"/>
               </w:rPr>
@@ -3593,7 +3643,7 @@
             <w:r/>
             <w:r>
               <w:rPr>
-                <w:rFonts w:ascii="Arial" w:hAnsi="Arial"/>
+                <w:rFonts w:ascii="Verdana" w:hAnsi="Verdana"/>
                 <w:b w:val="0"/>
                 <w:sz w:val="16"/>
               </w:rPr>
@@ -3609,7 +3659,7 @@
             <w:r/>
             <w:r>
               <w:rPr>
-                <w:rFonts w:ascii="Arial" w:hAnsi="Arial"/>
+                <w:rFonts w:ascii="Verdana" w:hAnsi="Verdana"/>
                 <w:b w:val="0"/>
                 <w:sz w:val="16"/>
               </w:rPr>
@@ -3618,15 +3668,18 @@
         </w:tc>
       </w:tr>
       <w:tr>
-        <w:tc>
-          <w:tcPr>
-            <w:tcW w:type="dxa" w:w="1514"/>
-          </w:tcPr>
-          <w:p>
-            <w:r/>
-            <w:r>
-              <w:rPr>
-                <w:rFonts w:ascii="Arial" w:hAnsi="Arial"/>
+        <w:trPr>
+          <w:cantSplit/>
+        </w:trPr>
+        <w:tc>
+          <w:tcPr>
+            <w:tcW w:type="dxa" w:w="1514"/>
+          </w:tcPr>
+          <w:p>
+            <w:r/>
+            <w:r>
+              <w:rPr>
+                <w:rFonts w:ascii="Verdana" w:hAnsi="Verdana"/>
                 <w:b w:val="0"/>
                 <w:sz w:val="16"/>
               </w:rPr>
@@ -3642,7 +3695,7 @@
             <w:r/>
             <w:r>
               <w:rPr>
-                <w:rFonts w:ascii="Arial" w:hAnsi="Arial"/>
+                <w:rFonts w:ascii="Verdana" w:hAnsi="Verdana"/>
                 <w:b w:val="0"/>
                 <w:sz w:val="16"/>
               </w:rPr>
@@ -3658,7 +3711,7 @@
             <w:r/>
             <w:r>
               <w:rPr>
-                <w:rFonts w:ascii="Arial" w:hAnsi="Arial"/>
+                <w:rFonts w:ascii="Verdana" w:hAnsi="Verdana"/>
                 <w:b w:val="0"/>
                 <w:sz w:val="16"/>
               </w:rPr>
@@ -3674,7 +3727,7 @@
             <w:r/>
             <w:r>
               <w:rPr>
-                <w:rFonts w:ascii="Arial" w:hAnsi="Arial"/>
+                <w:rFonts w:ascii="Verdana" w:hAnsi="Verdana"/>
                 <w:b w:val="0"/>
                 <w:sz w:val="16"/>
               </w:rPr>
@@ -3690,7 +3743,7 @@
             <w:r/>
             <w:r>
               <w:rPr>
-                <w:rFonts w:ascii="Arial" w:hAnsi="Arial"/>
+                <w:rFonts w:ascii="Verdana" w:hAnsi="Verdana"/>
                 <w:b w:val="0"/>
                 <w:sz w:val="16"/>
               </w:rPr>
@@ -3706,7 +3759,7 @@
             <w:r/>
             <w:r>
               <w:rPr>
-                <w:rFonts w:ascii="Arial" w:hAnsi="Arial"/>
+                <w:rFonts w:ascii="Verdana" w:hAnsi="Verdana"/>
                 <w:b w:val="0"/>
                 <w:sz w:val="16"/>
               </w:rPr>
@@ -3722,7 +3775,7 @@
             <w:r/>
             <w:r>
               <w:rPr>
-                <w:rFonts w:ascii="Arial" w:hAnsi="Arial"/>
+                <w:rFonts w:ascii="Verdana" w:hAnsi="Verdana"/>
                 <w:b w:val="0"/>
                 <w:sz w:val="16"/>
               </w:rPr>
@@ -3738,7 +3791,7 @@
             <w:r/>
             <w:r>
               <w:rPr>
-                <w:rFonts w:ascii="Arial" w:hAnsi="Arial"/>
+                <w:rFonts w:ascii="Verdana" w:hAnsi="Verdana"/>
                 <w:b w:val="0"/>
                 <w:sz w:val="16"/>
               </w:rPr>
@@ -3754,7 +3807,7 @@
             <w:r/>
             <w:r>
               <w:rPr>
-                <w:rFonts w:ascii="Arial" w:hAnsi="Arial"/>
+                <w:rFonts w:ascii="Verdana" w:hAnsi="Verdana"/>
                 <w:b w:val="0"/>
                 <w:sz w:val="16"/>
               </w:rPr>
@@ -3770,7 +3823,7 @@
             <w:r/>
             <w:r>
               <w:rPr>
-                <w:rFonts w:ascii="Arial" w:hAnsi="Arial"/>
+                <w:rFonts w:ascii="Verdana" w:hAnsi="Verdana"/>
                 <w:b w:val="0"/>
                 <w:sz w:val="16"/>
               </w:rPr>
@@ -3779,15 +3832,18 @@
         </w:tc>
       </w:tr>
       <w:tr>
-        <w:tc>
-          <w:tcPr>
-            <w:tcW w:type="dxa" w:w="1514"/>
-          </w:tcPr>
-          <w:p>
-            <w:r/>
-            <w:r>
-              <w:rPr>
-                <w:rFonts w:ascii="Arial" w:hAnsi="Arial"/>
+        <w:trPr>
+          <w:cantSplit/>
+        </w:trPr>
+        <w:tc>
+          <w:tcPr>
+            <w:tcW w:type="dxa" w:w="1514"/>
+          </w:tcPr>
+          <w:p>
+            <w:r/>
+            <w:r>
+              <w:rPr>
+                <w:rFonts w:ascii="Verdana" w:hAnsi="Verdana"/>
                 <w:b w:val="0"/>
                 <w:sz w:val="16"/>
               </w:rPr>
@@ -3803,7 +3859,7 @@
             <w:r/>
             <w:r>
               <w:rPr>
-                <w:rFonts w:ascii="Arial" w:hAnsi="Arial"/>
+                <w:rFonts w:ascii="Verdana" w:hAnsi="Verdana"/>
                 <w:b w:val="0"/>
                 <w:sz w:val="16"/>
               </w:rPr>
@@ -3819,7 +3875,7 @@
             <w:r/>
             <w:r>
               <w:rPr>
-                <w:rFonts w:ascii="Arial" w:hAnsi="Arial"/>
+                <w:rFonts w:ascii="Verdana" w:hAnsi="Verdana"/>
                 <w:b w:val="0"/>
                 <w:sz w:val="16"/>
               </w:rPr>
@@ -3835,7 +3891,7 @@
             <w:r/>
             <w:r>
               <w:rPr>
-                <w:rFonts w:ascii="Arial" w:hAnsi="Arial"/>
+                <w:rFonts w:ascii="Verdana" w:hAnsi="Verdana"/>
                 <w:b w:val="0"/>
                 <w:sz w:val="16"/>
               </w:rPr>
@@ -3851,7 +3907,7 @@
             <w:r/>
             <w:r>
               <w:rPr>
-                <w:rFonts w:ascii="Arial" w:hAnsi="Arial"/>
+                <w:rFonts w:ascii="Verdana" w:hAnsi="Verdana"/>
                 <w:b w:val="0"/>
                 <w:sz w:val="16"/>
               </w:rPr>
@@ -3867,7 +3923,7 @@
             <w:r/>
             <w:r>
               <w:rPr>
-                <w:rFonts w:ascii="Arial" w:hAnsi="Arial"/>
+                <w:rFonts w:ascii="Verdana" w:hAnsi="Verdana"/>
                 <w:b w:val="0"/>
                 <w:sz w:val="16"/>
               </w:rPr>
@@ -3883,7 +3939,7 @@
             <w:r/>
             <w:r>
               <w:rPr>
-                <w:rFonts w:ascii="Arial" w:hAnsi="Arial"/>
+                <w:rFonts w:ascii="Verdana" w:hAnsi="Verdana"/>
                 <w:b w:val="0"/>
                 <w:sz w:val="16"/>
               </w:rPr>
@@ -3899,7 +3955,7 @@
             <w:r/>
             <w:r>
               <w:rPr>
-                <w:rFonts w:ascii="Arial" w:hAnsi="Arial"/>
+                <w:rFonts w:ascii="Verdana" w:hAnsi="Verdana"/>
                 <w:b w:val="0"/>
                 <w:sz w:val="16"/>
               </w:rPr>
@@ -3915,7 +3971,7 @@
             <w:r/>
             <w:r>
               <w:rPr>
-                <w:rFonts w:ascii="Arial" w:hAnsi="Arial"/>
+                <w:rFonts w:ascii="Verdana" w:hAnsi="Verdana"/>
                 <w:b w:val="0"/>
                 <w:sz w:val="16"/>
               </w:rPr>
@@ -3931,25 +3987,28 @@
             <w:r/>
             <w:r>
               <w:rPr>
-                <w:rFonts w:ascii="Arial" w:hAnsi="Arial"/>
-                <w:b w:val="0"/>
-                <w:sz w:val="16"/>
-              </w:rPr>
-              <w:t>Note 48: Когда 0 08 082 = 1, стандартный уровень указывается дескриптором из класса 07, который непосредственно следует за ним. Имеется возможность указать фактическую высоту датчика, разместив перед ним соответствующий дескриптор из класса 07.</w:t>
+                <w:rFonts w:ascii="Verdana" w:hAnsi="Verdana"/>
+                <w:b w:val="0"/>
+                <w:sz w:val="16"/>
+              </w:rPr>
+              <w:t>Note 48: Дескриптор 0 04 041 был заменен комбинацией 0 08 025 и 0 26 003, и его не следует использовать для кодирования этого элемента.</w:t>
             </w:r>
           </w:p>
         </w:tc>
       </w:tr>
       <w:tr>
-        <w:tc>
-          <w:tcPr>
-            <w:tcW w:type="dxa" w:w="1514"/>
-          </w:tcPr>
-          <w:p>
-            <w:r/>
-            <w:r>
-              <w:rPr>
-                <w:rFonts w:ascii="Arial" w:hAnsi="Arial"/>
+        <w:trPr>
+          <w:cantSplit/>
+        </w:trPr>
+        <w:tc>
+          <w:tcPr>
+            <w:tcW w:type="dxa" w:w="1514"/>
+          </w:tcPr>
+          <w:p>
+            <w:r/>
+            <w:r>
+              <w:rPr>
+                <w:rFonts w:ascii="Verdana" w:hAnsi="Verdana"/>
                 <w:b w:val="0"/>
                 <w:sz w:val="16"/>
               </w:rPr>
@@ -3965,7 +4024,7 @@
             <w:r/>
             <w:r>
               <w:rPr>
-                <w:rFonts w:ascii="Arial" w:hAnsi="Arial"/>
+                <w:rFonts w:ascii="Verdana" w:hAnsi="Verdana"/>
                 <w:b w:val="0"/>
                 <w:sz w:val="16"/>
               </w:rPr>
@@ -3981,7 +4040,7 @@
             <w:r/>
             <w:r>
               <w:rPr>
-                <w:rFonts w:ascii="Arial" w:hAnsi="Arial"/>
+                <w:rFonts w:ascii="Verdana" w:hAnsi="Verdana"/>
                 <w:b w:val="0"/>
                 <w:sz w:val="16"/>
               </w:rPr>
@@ -3997,7 +4056,7 @@
             <w:r/>
             <w:r>
               <w:rPr>
-                <w:rFonts w:ascii="Arial" w:hAnsi="Arial"/>
+                <w:rFonts w:ascii="Verdana" w:hAnsi="Verdana"/>
                 <w:b w:val="0"/>
                 <w:sz w:val="16"/>
               </w:rPr>
@@ -4013,7 +4072,7 @@
             <w:r/>
             <w:r>
               <w:rPr>
-                <w:rFonts w:ascii="Arial" w:hAnsi="Arial"/>
+                <w:rFonts w:ascii="Verdana" w:hAnsi="Verdana"/>
                 <w:b w:val="0"/>
                 <w:sz w:val="16"/>
               </w:rPr>
@@ -4029,7 +4088,7 @@
             <w:r/>
             <w:r>
               <w:rPr>
-                <w:rFonts w:ascii="Arial" w:hAnsi="Arial"/>
+                <w:rFonts w:ascii="Verdana" w:hAnsi="Verdana"/>
                 <w:b w:val="0"/>
                 <w:sz w:val="16"/>
               </w:rPr>
@@ -4045,7 +4104,7 @@
             <w:r/>
             <w:r>
               <w:rPr>
-                <w:rFonts w:ascii="Arial" w:hAnsi="Arial"/>
+                <w:rFonts w:ascii="Verdana" w:hAnsi="Verdana"/>
                 <w:b w:val="0"/>
                 <w:sz w:val="16"/>
               </w:rPr>
@@ -4061,7 +4120,7 @@
             <w:r/>
             <w:r>
               <w:rPr>
-                <w:rFonts w:ascii="Arial" w:hAnsi="Arial"/>
+                <w:rFonts w:ascii="Verdana" w:hAnsi="Verdana"/>
                 <w:b w:val="0"/>
                 <w:sz w:val="16"/>
               </w:rPr>
@@ -4077,7 +4136,7 @@
             <w:r/>
             <w:r>
               <w:rPr>
-                <w:rFonts w:ascii="Arial" w:hAnsi="Arial"/>
+                <w:rFonts w:ascii="Verdana" w:hAnsi="Verdana"/>
                 <w:b w:val="0"/>
                 <w:sz w:val="16"/>
               </w:rPr>
@@ -4093,7 +4152,7 @@
             <w:r/>
             <w:r>
               <w:rPr>
-                <w:rFonts w:ascii="Arial" w:hAnsi="Arial"/>
+                <w:rFonts w:ascii="Verdana" w:hAnsi="Verdana"/>
                 <w:b w:val="0"/>
                 <w:sz w:val="16"/>
               </w:rPr>
@@ -4102,15 +4161,18 @@
         </w:tc>
       </w:tr>
       <w:tr>
-        <w:tc>
-          <w:tcPr>
-            <w:tcW w:type="dxa" w:w="1514"/>
-          </w:tcPr>
-          <w:p>
-            <w:r/>
-            <w:r>
-              <w:rPr>
-                <w:rFonts w:ascii="Arial" w:hAnsi="Arial"/>
+        <w:trPr>
+          <w:cantSplit/>
+        </w:trPr>
+        <w:tc>
+          <w:tcPr>
+            <w:tcW w:type="dxa" w:w="1514"/>
+          </w:tcPr>
+          <w:p>
+            <w:r/>
+            <w:r>
+              <w:rPr>
+                <w:rFonts w:ascii="Verdana" w:hAnsi="Verdana"/>
                 <w:b w:val="0"/>
                 <w:sz w:val="16"/>
               </w:rPr>
@@ -4126,7 +4188,7 @@
             <w:r/>
             <w:r>
               <w:rPr>
-                <w:rFonts w:ascii="Arial" w:hAnsi="Arial"/>
+                <w:rFonts w:ascii="Verdana" w:hAnsi="Verdana"/>
                 <w:b w:val="0"/>
                 <w:sz w:val="16"/>
               </w:rPr>
@@ -4142,7 +4204,7 @@
             <w:r/>
             <w:r>
               <w:rPr>
-                <w:rFonts w:ascii="Arial" w:hAnsi="Arial"/>
+                <w:rFonts w:ascii="Verdana" w:hAnsi="Verdana"/>
                 <w:b w:val="0"/>
                 <w:sz w:val="16"/>
               </w:rPr>
@@ -4158,7 +4220,7 @@
             <w:r/>
             <w:r>
               <w:rPr>
-                <w:rFonts w:ascii="Arial" w:hAnsi="Arial"/>
+                <w:rFonts w:ascii="Verdana" w:hAnsi="Verdana"/>
                 <w:b w:val="0"/>
                 <w:sz w:val="16"/>
               </w:rPr>
@@ -4174,7 +4236,7 @@
             <w:r/>
             <w:r>
               <w:rPr>
-                <w:rFonts w:ascii="Arial" w:hAnsi="Arial"/>
+                <w:rFonts w:ascii="Verdana" w:hAnsi="Verdana"/>
                 <w:b w:val="0"/>
                 <w:sz w:val="16"/>
               </w:rPr>
@@ -4190,7 +4252,7 @@
             <w:r/>
             <w:r>
               <w:rPr>
-                <w:rFonts w:ascii="Arial" w:hAnsi="Arial"/>
+                <w:rFonts w:ascii="Verdana" w:hAnsi="Verdana"/>
                 <w:b w:val="0"/>
                 <w:sz w:val="16"/>
               </w:rPr>
@@ -4206,7 +4268,7 @@
             <w:r/>
             <w:r>
               <w:rPr>
-                <w:rFonts w:ascii="Arial" w:hAnsi="Arial"/>
+                <w:rFonts w:ascii="Verdana" w:hAnsi="Verdana"/>
                 <w:b w:val="0"/>
                 <w:sz w:val="16"/>
               </w:rPr>
@@ -4222,7 +4284,7 @@
             <w:r/>
             <w:r>
               <w:rPr>
-                <w:rFonts w:ascii="Arial" w:hAnsi="Arial"/>
+                <w:rFonts w:ascii="Verdana" w:hAnsi="Verdana"/>
                 <w:b w:val="0"/>
                 <w:sz w:val="16"/>
               </w:rPr>
@@ -4238,7 +4300,7 @@
             <w:r/>
             <w:r>
               <w:rPr>
-                <w:rFonts w:ascii="Arial" w:hAnsi="Arial"/>
+                <w:rFonts w:ascii="Verdana" w:hAnsi="Verdana"/>
                 <w:b w:val="0"/>
                 <w:sz w:val="16"/>
               </w:rPr>
@@ -4254,7 +4316,7 @@
             <w:r/>
             <w:r>
               <w:rPr>
-                <w:rFonts w:ascii="Arial" w:hAnsi="Arial"/>
+                <w:rFonts w:ascii="Verdana" w:hAnsi="Verdana"/>
                 <w:b w:val="0"/>
                 <w:sz w:val="16"/>
               </w:rPr>
@@ -4263,15 +4325,18 @@
         </w:tc>
       </w:tr>
       <w:tr>
-        <w:tc>
-          <w:tcPr>
-            <w:tcW w:type="dxa" w:w="1514"/>
-          </w:tcPr>
-          <w:p>
-            <w:r/>
-            <w:r>
-              <w:rPr>
-                <w:rFonts w:ascii="Arial" w:hAnsi="Arial"/>
+        <w:trPr>
+          <w:cantSplit/>
+        </w:trPr>
+        <w:tc>
+          <w:tcPr>
+            <w:tcW w:type="dxa" w:w="1514"/>
+          </w:tcPr>
+          <w:p>
+            <w:r/>
+            <w:r>
+              <w:rPr>
+                <w:rFonts w:ascii="Verdana" w:hAnsi="Verdana"/>
                 <w:b w:val="0"/>
                 <w:sz w:val="16"/>
               </w:rPr>
@@ -4287,7 +4352,7 @@
             <w:r/>
             <w:r>
               <w:rPr>
-                <w:rFonts w:ascii="Arial" w:hAnsi="Arial"/>
+                <w:rFonts w:ascii="Verdana" w:hAnsi="Verdana"/>
                 <w:b w:val="0"/>
                 <w:sz w:val="16"/>
               </w:rPr>
@@ -4303,7 +4368,7 @@
             <w:r/>
             <w:r>
               <w:rPr>
-                <w:rFonts w:ascii="Arial" w:hAnsi="Arial"/>
+                <w:rFonts w:ascii="Verdana" w:hAnsi="Verdana"/>
                 <w:b w:val="0"/>
                 <w:sz w:val="16"/>
               </w:rPr>
@@ -4319,7 +4384,7 @@
             <w:r/>
             <w:r>
               <w:rPr>
-                <w:rFonts w:ascii="Arial" w:hAnsi="Arial"/>
+                <w:rFonts w:ascii="Verdana" w:hAnsi="Verdana"/>
                 <w:b w:val="0"/>
                 <w:sz w:val="16"/>
               </w:rPr>
@@ -4335,7 +4400,7 @@
             <w:r/>
             <w:r>
               <w:rPr>
-                <w:rFonts w:ascii="Arial" w:hAnsi="Arial"/>
+                <w:rFonts w:ascii="Verdana" w:hAnsi="Verdana"/>
                 <w:b w:val="0"/>
                 <w:sz w:val="16"/>
               </w:rPr>
@@ -4351,7 +4416,7 @@
             <w:r/>
             <w:r>
               <w:rPr>
-                <w:rFonts w:ascii="Arial" w:hAnsi="Arial"/>
+                <w:rFonts w:ascii="Verdana" w:hAnsi="Verdana"/>
                 <w:b w:val="0"/>
                 <w:sz w:val="16"/>
               </w:rPr>
@@ -4367,7 +4432,7 @@
             <w:r/>
             <w:r>
               <w:rPr>
-                <w:rFonts w:ascii="Arial" w:hAnsi="Arial"/>
+                <w:rFonts w:ascii="Verdana" w:hAnsi="Verdana"/>
                 <w:b w:val="0"/>
                 <w:sz w:val="16"/>
               </w:rPr>
@@ -4383,7 +4448,7 @@
             <w:r/>
             <w:r>
               <w:rPr>
-                <w:rFonts w:ascii="Arial" w:hAnsi="Arial"/>
+                <w:rFonts w:ascii="Verdana" w:hAnsi="Verdana"/>
                 <w:b w:val="0"/>
                 <w:sz w:val="16"/>
               </w:rPr>
@@ -4399,7 +4464,7 @@
             <w:r/>
             <w:r>
               <w:rPr>
-                <w:rFonts w:ascii="Arial" w:hAnsi="Arial"/>
+                <w:rFonts w:ascii="Verdana" w:hAnsi="Verdana"/>
                 <w:b w:val="0"/>
                 <w:sz w:val="16"/>
               </w:rPr>
@@ -4415,7 +4480,7 @@
             <w:r/>
             <w:r>
               <w:rPr>
-                <w:rFonts w:ascii="Arial" w:hAnsi="Arial"/>
+                <w:rFonts w:ascii="Verdana" w:hAnsi="Verdana"/>
                 <w:b w:val="0"/>
                 <w:sz w:val="16"/>
               </w:rPr>
@@ -4424,15 +4489,18 @@
         </w:tc>
       </w:tr>
       <w:tr>
-        <w:tc>
-          <w:tcPr>
-            <w:tcW w:type="dxa" w:w="1514"/>
-          </w:tcPr>
-          <w:p>
-            <w:r/>
-            <w:r>
-              <w:rPr>
-                <w:rFonts w:ascii="Arial" w:hAnsi="Arial"/>
+        <w:trPr>
+          <w:cantSplit/>
+        </w:trPr>
+        <w:tc>
+          <w:tcPr>
+            <w:tcW w:type="dxa" w:w="1514"/>
+          </w:tcPr>
+          <w:p>
+            <w:r/>
+            <w:r>
+              <w:rPr>
+                <w:rFonts w:ascii="Verdana" w:hAnsi="Verdana"/>
                 <w:b w:val="0"/>
                 <w:sz w:val="16"/>
               </w:rPr>
@@ -4448,7 +4516,7 @@
             <w:r/>
             <w:r>
               <w:rPr>
-                <w:rFonts w:ascii="Arial" w:hAnsi="Arial"/>
+                <w:rFonts w:ascii="Verdana" w:hAnsi="Verdana"/>
                 <w:b w:val="0"/>
                 <w:sz w:val="16"/>
               </w:rPr>
@@ -4464,7 +4532,7 @@
             <w:r/>
             <w:r>
               <w:rPr>
-                <w:rFonts w:ascii="Arial" w:hAnsi="Arial"/>
+                <w:rFonts w:ascii="Verdana" w:hAnsi="Verdana"/>
                 <w:b w:val="0"/>
                 <w:sz w:val="16"/>
               </w:rPr>
@@ -4480,7 +4548,7 @@
             <w:r/>
             <w:r>
               <w:rPr>
-                <w:rFonts w:ascii="Arial" w:hAnsi="Arial"/>
+                <w:rFonts w:ascii="Verdana" w:hAnsi="Verdana"/>
                 <w:b w:val="0"/>
                 <w:sz w:val="16"/>
               </w:rPr>
@@ -4496,7 +4564,7 @@
             <w:r/>
             <w:r>
               <w:rPr>
-                <w:rFonts w:ascii="Arial" w:hAnsi="Arial"/>
+                <w:rFonts w:ascii="Verdana" w:hAnsi="Verdana"/>
                 <w:b w:val="0"/>
                 <w:sz w:val="16"/>
               </w:rPr>
@@ -4512,7 +4580,7 @@
             <w:r/>
             <w:r>
               <w:rPr>
-                <w:rFonts w:ascii="Arial" w:hAnsi="Arial"/>
+                <w:rFonts w:ascii="Verdana" w:hAnsi="Verdana"/>
                 <w:b w:val="0"/>
                 <w:sz w:val="16"/>
               </w:rPr>
@@ -4528,7 +4596,7 @@
             <w:r/>
             <w:r>
               <w:rPr>
-                <w:rFonts w:ascii="Arial" w:hAnsi="Arial"/>
+                <w:rFonts w:ascii="Verdana" w:hAnsi="Verdana"/>
                 <w:b w:val="0"/>
                 <w:sz w:val="16"/>
               </w:rPr>
@@ -4544,7 +4612,7 @@
             <w:r/>
             <w:r>
               <w:rPr>
-                <w:rFonts w:ascii="Arial" w:hAnsi="Arial"/>
+                <w:rFonts w:ascii="Verdana" w:hAnsi="Verdana"/>
                 <w:b w:val="0"/>
                 <w:sz w:val="16"/>
               </w:rPr>
@@ -4560,7 +4628,7 @@
             <w:r/>
             <w:r>
               <w:rPr>
-                <w:rFonts w:ascii="Arial" w:hAnsi="Arial"/>
+                <w:rFonts w:ascii="Verdana" w:hAnsi="Verdana"/>
                 <w:b w:val="0"/>
                 <w:sz w:val="16"/>
               </w:rPr>
@@ -4576,7 +4644,7 @@
             <w:r/>
             <w:r>
               <w:rPr>
-                <w:rFonts w:ascii="Arial" w:hAnsi="Arial"/>
+                <w:rFonts w:ascii="Verdana" w:hAnsi="Verdana"/>
                 <w:b w:val="0"/>
                 <w:sz w:val="16"/>
               </w:rPr>
@@ -4585,15 +4653,18 @@
         </w:tc>
       </w:tr>
       <w:tr>
-        <w:tc>
-          <w:tcPr>
-            <w:tcW w:type="dxa" w:w="1514"/>
-          </w:tcPr>
-          <w:p>
-            <w:r/>
-            <w:r>
-              <w:rPr>
-                <w:rFonts w:ascii="Arial" w:hAnsi="Arial"/>
+        <w:trPr>
+          <w:cantSplit/>
+        </w:trPr>
+        <w:tc>
+          <w:tcPr>
+            <w:tcW w:type="dxa" w:w="1514"/>
+          </w:tcPr>
+          <w:p>
+            <w:r/>
+            <w:r>
+              <w:rPr>
+                <w:rFonts w:ascii="Verdana" w:hAnsi="Verdana"/>
                 <w:b w:val="0"/>
                 <w:sz w:val="16"/>
               </w:rPr>
@@ -4609,7 +4680,7 @@
             <w:r/>
             <w:r>
               <w:rPr>
-                <w:rFonts w:ascii="Arial" w:hAnsi="Arial"/>
+                <w:rFonts w:ascii="Verdana" w:hAnsi="Verdana"/>
                 <w:b w:val="0"/>
                 <w:sz w:val="16"/>
               </w:rPr>
@@ -4625,7 +4696,7 @@
             <w:r/>
             <w:r>
               <w:rPr>
-                <w:rFonts w:ascii="Arial" w:hAnsi="Arial"/>
+                <w:rFonts w:ascii="Verdana" w:hAnsi="Verdana"/>
                 <w:b w:val="0"/>
                 <w:sz w:val="16"/>
               </w:rPr>
@@ -4641,7 +4712,7 @@
             <w:r/>
             <w:r>
               <w:rPr>
-                <w:rFonts w:ascii="Arial" w:hAnsi="Arial"/>
+                <w:rFonts w:ascii="Verdana" w:hAnsi="Verdana"/>
                 <w:b w:val="0"/>
                 <w:sz w:val="16"/>
               </w:rPr>
@@ -4657,7 +4728,7 @@
             <w:r/>
             <w:r>
               <w:rPr>
-                <w:rFonts w:ascii="Arial" w:hAnsi="Arial"/>
+                <w:rFonts w:ascii="Verdana" w:hAnsi="Verdana"/>
                 <w:b w:val="0"/>
                 <w:sz w:val="16"/>
               </w:rPr>
@@ -4673,7 +4744,7 @@
             <w:r/>
             <w:r>
               <w:rPr>
-                <w:rFonts w:ascii="Arial" w:hAnsi="Arial"/>
+                <w:rFonts w:ascii="Verdana" w:hAnsi="Verdana"/>
                 <w:b w:val="0"/>
                 <w:sz w:val="16"/>
               </w:rPr>
@@ -4689,7 +4760,7 @@
             <w:r/>
             <w:r>
               <w:rPr>
-                <w:rFonts w:ascii="Arial" w:hAnsi="Arial"/>
+                <w:rFonts w:ascii="Verdana" w:hAnsi="Verdana"/>
                 <w:b w:val="0"/>
                 <w:sz w:val="16"/>
               </w:rPr>
@@ -4705,7 +4776,7 @@
             <w:r/>
             <w:r>
               <w:rPr>
-                <w:rFonts w:ascii="Arial" w:hAnsi="Arial"/>
+                <w:rFonts w:ascii="Verdana" w:hAnsi="Verdana"/>
                 <w:b w:val="0"/>
                 <w:sz w:val="16"/>
               </w:rPr>
@@ -4721,7 +4792,7 @@
             <w:r/>
             <w:r>
               <w:rPr>
-                <w:rFonts w:ascii="Arial" w:hAnsi="Arial"/>
+                <w:rFonts w:ascii="Verdana" w:hAnsi="Verdana"/>
                 <w:b w:val="0"/>
                 <w:sz w:val="16"/>
               </w:rPr>
@@ -4737,7 +4808,7 @@
             <w:r/>
             <w:r>
               <w:rPr>
-                <w:rFonts w:ascii="Arial" w:hAnsi="Arial"/>
+                <w:rFonts w:ascii="Verdana" w:hAnsi="Verdana"/>
                 <w:b w:val="0"/>
                 <w:sz w:val="16"/>
               </w:rPr>
@@ -4746,15 +4817,18 @@
         </w:tc>
       </w:tr>
       <w:tr>
-        <w:tc>
-          <w:tcPr>
-            <w:tcW w:type="dxa" w:w="1514"/>
-          </w:tcPr>
-          <w:p>
-            <w:r/>
-            <w:r>
-              <w:rPr>
-                <w:rFonts w:ascii="Arial" w:hAnsi="Arial"/>
+        <w:trPr>
+          <w:cantSplit/>
+        </w:trPr>
+        <w:tc>
+          <w:tcPr>
+            <w:tcW w:type="dxa" w:w="1514"/>
+          </w:tcPr>
+          <w:p>
+            <w:r/>
+            <w:r>
+              <w:rPr>
+                <w:rFonts w:ascii="Verdana" w:hAnsi="Verdana"/>
                 <w:b w:val="0"/>
                 <w:sz w:val="16"/>
               </w:rPr>
@@ -4770,7 +4844,7 @@
             <w:r/>
             <w:r>
               <w:rPr>
-                <w:rFonts w:ascii="Arial" w:hAnsi="Arial"/>
+                <w:rFonts w:ascii="Verdana" w:hAnsi="Verdana"/>
                 <w:b w:val="0"/>
                 <w:sz w:val="16"/>
               </w:rPr>
@@ -4786,7 +4860,7 @@
             <w:r/>
             <w:r>
               <w:rPr>
-                <w:rFonts w:ascii="Arial" w:hAnsi="Arial"/>
+                <w:rFonts w:ascii="Verdana" w:hAnsi="Verdana"/>
                 <w:b w:val="0"/>
                 <w:sz w:val="16"/>
               </w:rPr>
@@ -4802,7 +4876,7 @@
             <w:r/>
             <w:r>
               <w:rPr>
-                <w:rFonts w:ascii="Arial" w:hAnsi="Arial"/>
+                <w:rFonts w:ascii="Verdana" w:hAnsi="Verdana"/>
                 <w:b w:val="0"/>
                 <w:sz w:val="16"/>
               </w:rPr>
@@ -4818,7 +4892,7 @@
             <w:r/>
             <w:r>
               <w:rPr>
-                <w:rFonts w:ascii="Arial" w:hAnsi="Arial"/>
+                <w:rFonts w:ascii="Verdana" w:hAnsi="Verdana"/>
                 <w:b w:val="0"/>
                 <w:sz w:val="16"/>
               </w:rPr>
@@ -4834,7 +4908,7 @@
             <w:r/>
             <w:r>
               <w:rPr>
-                <w:rFonts w:ascii="Arial" w:hAnsi="Arial"/>
+                <w:rFonts w:ascii="Verdana" w:hAnsi="Verdana"/>
                 <w:b w:val="0"/>
                 <w:sz w:val="16"/>
               </w:rPr>
@@ -4850,7 +4924,7 @@
             <w:r/>
             <w:r>
               <w:rPr>
-                <w:rFonts w:ascii="Arial" w:hAnsi="Arial"/>
+                <w:rFonts w:ascii="Verdana" w:hAnsi="Verdana"/>
                 <w:b w:val="0"/>
                 <w:sz w:val="16"/>
               </w:rPr>
@@ -4866,7 +4940,7 @@
             <w:r/>
             <w:r>
               <w:rPr>
-                <w:rFonts w:ascii="Arial" w:hAnsi="Arial"/>
+                <w:rFonts w:ascii="Verdana" w:hAnsi="Verdana"/>
                 <w:b w:val="0"/>
                 <w:sz w:val="16"/>
               </w:rPr>
@@ -4882,7 +4956,7 @@
             <w:r/>
             <w:r>
               <w:rPr>
-                <w:rFonts w:ascii="Arial" w:hAnsi="Arial"/>
+                <w:rFonts w:ascii="Verdana" w:hAnsi="Verdana"/>
                 <w:b w:val="0"/>
                 <w:sz w:val="16"/>
               </w:rPr>
@@ -4898,7 +4972,7 @@
             <w:r/>
             <w:r>
               <w:rPr>
-                <w:rFonts w:ascii="Arial" w:hAnsi="Arial"/>
+                <w:rFonts w:ascii="Verdana" w:hAnsi="Verdana"/>
                 <w:b w:val="0"/>
                 <w:sz w:val="16"/>
               </w:rPr>
@@ -4907,15 +4981,18 @@
         </w:tc>
       </w:tr>
       <w:tr>
-        <w:tc>
-          <w:tcPr>
-            <w:tcW w:type="dxa" w:w="1514"/>
-          </w:tcPr>
-          <w:p>
-            <w:r/>
-            <w:r>
-              <w:rPr>
-                <w:rFonts w:ascii="Arial" w:hAnsi="Arial"/>
+        <w:trPr>
+          <w:cantSplit/>
+        </w:trPr>
+        <w:tc>
+          <w:tcPr>
+            <w:tcW w:type="dxa" w:w="1514"/>
+          </w:tcPr>
+          <w:p>
+            <w:r/>
+            <w:r>
+              <w:rPr>
+                <w:rFonts w:ascii="Verdana" w:hAnsi="Verdana"/>
                 <w:b w:val="0"/>
                 <w:sz w:val="16"/>
               </w:rPr>
@@ -4931,7 +5008,7 @@
             <w:r/>
             <w:r>
               <w:rPr>
-                <w:rFonts w:ascii="Arial" w:hAnsi="Arial"/>
+                <w:rFonts w:ascii="Verdana" w:hAnsi="Verdana"/>
                 <w:b w:val="0"/>
                 <w:sz w:val="16"/>
               </w:rPr>
@@ -4947,7 +5024,7 @@
             <w:r/>
             <w:r>
               <w:rPr>
-                <w:rFonts w:ascii="Arial" w:hAnsi="Arial"/>
+                <w:rFonts w:ascii="Verdana" w:hAnsi="Verdana"/>
                 <w:b w:val="0"/>
                 <w:sz w:val="16"/>
               </w:rPr>
@@ -4963,7 +5040,7 @@
             <w:r/>
             <w:r>
               <w:rPr>
-                <w:rFonts w:ascii="Arial" w:hAnsi="Arial"/>
+                <w:rFonts w:ascii="Verdana" w:hAnsi="Verdana"/>
                 <w:b w:val="0"/>
                 <w:sz w:val="16"/>
               </w:rPr>
@@ -4979,7 +5056,7 @@
             <w:r/>
             <w:r>
               <w:rPr>
-                <w:rFonts w:ascii="Arial" w:hAnsi="Arial"/>
+                <w:rFonts w:ascii="Verdana" w:hAnsi="Verdana"/>
                 <w:b w:val="0"/>
                 <w:sz w:val="16"/>
               </w:rPr>
@@ -4995,7 +5072,7 @@
             <w:r/>
             <w:r>
               <w:rPr>
-                <w:rFonts w:ascii="Arial" w:hAnsi="Arial"/>
+                <w:rFonts w:ascii="Verdana" w:hAnsi="Verdana"/>
                 <w:b w:val="0"/>
                 <w:sz w:val="16"/>
               </w:rPr>
@@ -5011,7 +5088,7 @@
             <w:r/>
             <w:r>
               <w:rPr>
-                <w:rFonts w:ascii="Arial" w:hAnsi="Arial"/>
+                <w:rFonts w:ascii="Verdana" w:hAnsi="Verdana"/>
                 <w:b w:val="0"/>
                 <w:sz w:val="16"/>
               </w:rPr>
@@ -5027,7 +5104,7 @@
             <w:r/>
             <w:r>
               <w:rPr>
-                <w:rFonts w:ascii="Arial" w:hAnsi="Arial"/>
+                <w:rFonts w:ascii="Verdana" w:hAnsi="Verdana"/>
                 <w:b w:val="0"/>
                 <w:sz w:val="16"/>
               </w:rPr>
@@ -5043,7 +5120,7 @@
             <w:r/>
             <w:r>
               <w:rPr>
-                <w:rFonts w:ascii="Arial" w:hAnsi="Arial"/>
+                <w:rFonts w:ascii="Verdana" w:hAnsi="Verdana"/>
                 <w:b w:val="0"/>
                 <w:sz w:val="16"/>
               </w:rPr>
@@ -5059,7 +5136,7 @@
             <w:r/>
             <w:r>
               <w:rPr>
-                <w:rFonts w:ascii="Arial" w:hAnsi="Arial"/>
+                <w:rFonts w:ascii="Verdana" w:hAnsi="Verdana"/>
                 <w:b w:val="0"/>
                 <w:sz w:val="16"/>
               </w:rPr>
@@ -5068,15 +5145,18 @@
         </w:tc>
       </w:tr>
       <w:tr>
-        <w:tc>
-          <w:tcPr>
-            <w:tcW w:type="dxa" w:w="1514"/>
-          </w:tcPr>
-          <w:p>
-            <w:r/>
-            <w:r>
-              <w:rPr>
-                <w:rFonts w:ascii="Arial" w:hAnsi="Arial"/>
+        <w:trPr>
+          <w:cantSplit/>
+        </w:trPr>
+        <w:tc>
+          <w:tcPr>
+            <w:tcW w:type="dxa" w:w="1514"/>
+          </w:tcPr>
+          <w:p>
+            <w:r/>
+            <w:r>
+              <w:rPr>
+                <w:rFonts w:ascii="Verdana" w:hAnsi="Verdana"/>
                 <w:b w:val="0"/>
                 <w:sz w:val="16"/>
               </w:rPr>
@@ -5092,7 +5172,7 @@
             <w:r/>
             <w:r>
               <w:rPr>
-                <w:rFonts w:ascii="Arial" w:hAnsi="Arial"/>
+                <w:rFonts w:ascii="Verdana" w:hAnsi="Verdana"/>
                 <w:b w:val="0"/>
                 <w:sz w:val="16"/>
               </w:rPr>
@@ -5108,7 +5188,7 @@
             <w:r/>
             <w:r>
               <w:rPr>
-                <w:rFonts w:ascii="Arial" w:hAnsi="Arial"/>
+                <w:rFonts w:ascii="Verdana" w:hAnsi="Verdana"/>
                 <w:b w:val="0"/>
                 <w:sz w:val="16"/>
               </w:rPr>
@@ -5124,7 +5204,7 @@
             <w:r/>
             <w:r>
               <w:rPr>
-                <w:rFonts w:ascii="Arial" w:hAnsi="Arial"/>
+                <w:rFonts w:ascii="Verdana" w:hAnsi="Verdana"/>
                 <w:b w:val="0"/>
                 <w:sz w:val="16"/>
               </w:rPr>
@@ -5140,7 +5220,7 @@
             <w:r/>
             <w:r>
               <w:rPr>
-                <w:rFonts w:ascii="Arial" w:hAnsi="Arial"/>
+                <w:rFonts w:ascii="Verdana" w:hAnsi="Verdana"/>
                 <w:b w:val="0"/>
                 <w:sz w:val="16"/>
               </w:rPr>
@@ -5156,7 +5236,7 @@
             <w:r/>
             <w:r>
               <w:rPr>
-                <w:rFonts w:ascii="Arial" w:hAnsi="Arial"/>
+                <w:rFonts w:ascii="Verdana" w:hAnsi="Verdana"/>
                 <w:b w:val="0"/>
                 <w:sz w:val="16"/>
               </w:rPr>
@@ -5172,7 +5252,7 @@
             <w:r/>
             <w:r>
               <w:rPr>
-                <w:rFonts w:ascii="Arial" w:hAnsi="Arial"/>
+                <w:rFonts w:ascii="Verdana" w:hAnsi="Verdana"/>
                 <w:b w:val="0"/>
                 <w:sz w:val="16"/>
               </w:rPr>
@@ -5188,7 +5268,7 @@
             <w:r/>
             <w:r>
               <w:rPr>
-                <w:rFonts w:ascii="Arial" w:hAnsi="Arial"/>
+                <w:rFonts w:ascii="Verdana" w:hAnsi="Verdana"/>
                 <w:b w:val="0"/>
                 <w:sz w:val="16"/>
               </w:rPr>
@@ -5204,7 +5284,7 @@
             <w:r/>
             <w:r>
               <w:rPr>
-                <w:rFonts w:ascii="Arial" w:hAnsi="Arial"/>
+                <w:rFonts w:ascii="Verdana" w:hAnsi="Verdana"/>
                 <w:b w:val="0"/>
                 <w:sz w:val="16"/>
               </w:rPr>
@@ -5220,7 +5300,7 @@
             <w:r/>
             <w:r>
               <w:rPr>
-                <w:rFonts w:ascii="Arial" w:hAnsi="Arial"/>
+                <w:rFonts w:ascii="Verdana" w:hAnsi="Verdana"/>
                 <w:b w:val="0"/>
                 <w:sz w:val="16"/>
               </w:rPr>
@@ -5229,15 +5309,18 @@
         </w:tc>
       </w:tr>
       <w:tr>
-        <w:tc>
-          <w:tcPr>
-            <w:tcW w:type="dxa" w:w="1514"/>
-          </w:tcPr>
-          <w:p>
-            <w:r/>
-            <w:r>
-              <w:rPr>
-                <w:rFonts w:ascii="Arial" w:hAnsi="Arial"/>
+        <w:trPr>
+          <w:cantSplit/>
+        </w:trPr>
+        <w:tc>
+          <w:tcPr>
+            <w:tcW w:type="dxa" w:w="1514"/>
+          </w:tcPr>
+          <w:p>
+            <w:r/>
+            <w:r>
+              <w:rPr>
+                <w:rFonts w:ascii="Verdana" w:hAnsi="Verdana"/>
                 <w:b w:val="0"/>
                 <w:sz w:val="16"/>
               </w:rPr>
@@ -5253,7 +5336,7 @@
             <w:r/>
             <w:r>
               <w:rPr>
-                <w:rFonts w:ascii="Arial" w:hAnsi="Arial"/>
+                <w:rFonts w:ascii="Verdana" w:hAnsi="Verdana"/>
                 <w:b w:val="0"/>
                 <w:sz w:val="16"/>
               </w:rPr>
@@ -5269,7 +5352,7 @@
             <w:r/>
             <w:r>
               <w:rPr>
-                <w:rFonts w:ascii="Arial" w:hAnsi="Arial"/>
+                <w:rFonts w:ascii="Verdana" w:hAnsi="Verdana"/>
                 <w:b w:val="0"/>
                 <w:sz w:val="16"/>
               </w:rPr>
@@ -5285,7 +5368,7 @@
             <w:r/>
             <w:r>
               <w:rPr>
-                <w:rFonts w:ascii="Arial" w:hAnsi="Arial"/>
+                <w:rFonts w:ascii="Verdana" w:hAnsi="Verdana"/>
                 <w:b w:val="0"/>
                 <w:sz w:val="16"/>
               </w:rPr>
@@ -5301,7 +5384,7 @@
             <w:r/>
             <w:r>
               <w:rPr>
-                <w:rFonts w:ascii="Arial" w:hAnsi="Arial"/>
+                <w:rFonts w:ascii="Verdana" w:hAnsi="Verdana"/>
                 <w:b w:val="0"/>
                 <w:sz w:val="16"/>
               </w:rPr>
@@ -5317,7 +5400,7 @@
             <w:r/>
             <w:r>
               <w:rPr>
-                <w:rFonts w:ascii="Arial" w:hAnsi="Arial"/>
+                <w:rFonts w:ascii="Verdana" w:hAnsi="Verdana"/>
                 <w:b w:val="0"/>
                 <w:sz w:val="16"/>
               </w:rPr>
@@ -5333,7 +5416,7 @@
             <w:r/>
             <w:r>
               <w:rPr>
-                <w:rFonts w:ascii="Arial" w:hAnsi="Arial"/>
+                <w:rFonts w:ascii="Verdana" w:hAnsi="Verdana"/>
                 <w:b w:val="0"/>
                 <w:sz w:val="16"/>
               </w:rPr>
@@ -5349,7 +5432,7 @@
             <w:r/>
             <w:r>
               <w:rPr>
-                <w:rFonts w:ascii="Arial" w:hAnsi="Arial"/>
+                <w:rFonts w:ascii="Verdana" w:hAnsi="Verdana"/>
                 <w:b w:val="0"/>
                 <w:sz w:val="16"/>
               </w:rPr>
@@ -5365,7 +5448,7 @@
             <w:r/>
             <w:r>
               <w:rPr>
-                <w:rFonts w:ascii="Arial" w:hAnsi="Arial"/>
+                <w:rFonts w:ascii="Verdana" w:hAnsi="Verdana"/>
                 <w:b w:val="0"/>
                 <w:sz w:val="16"/>
               </w:rPr>
@@ -5381,7 +5464,7 @@
             <w:r/>
             <w:r>
               <w:rPr>
-                <w:rFonts w:ascii="Arial" w:hAnsi="Arial"/>
+                <w:rFonts w:ascii="Verdana" w:hAnsi="Verdana"/>
                 <w:b w:val="0"/>
                 <w:sz w:val="16"/>
               </w:rPr>
@@ -5390,15 +5473,18 @@
         </w:tc>
       </w:tr>
       <w:tr>
-        <w:tc>
-          <w:tcPr>
-            <w:tcW w:type="dxa" w:w="1514"/>
-          </w:tcPr>
-          <w:p>
-            <w:r/>
-            <w:r>
-              <w:rPr>
-                <w:rFonts w:ascii="Arial" w:hAnsi="Arial"/>
+        <w:trPr>
+          <w:cantSplit/>
+        </w:trPr>
+        <w:tc>
+          <w:tcPr>
+            <w:tcW w:type="dxa" w:w="1514"/>
+          </w:tcPr>
+          <w:p>
+            <w:r/>
+            <w:r>
+              <w:rPr>
+                <w:rFonts w:ascii="Verdana" w:hAnsi="Verdana"/>
                 <w:b w:val="0"/>
                 <w:sz w:val="16"/>
               </w:rPr>
@@ -5414,7 +5500,7 @@
             <w:r/>
             <w:r>
               <w:rPr>
-                <w:rFonts w:ascii="Arial" w:hAnsi="Arial"/>
+                <w:rFonts w:ascii="Verdana" w:hAnsi="Verdana"/>
                 <w:b w:val="0"/>
                 <w:sz w:val="16"/>
               </w:rPr>
@@ -5430,7 +5516,7 @@
             <w:r/>
             <w:r>
               <w:rPr>
-                <w:rFonts w:ascii="Arial" w:hAnsi="Arial"/>
+                <w:rFonts w:ascii="Verdana" w:hAnsi="Verdana"/>
                 <w:b w:val="0"/>
                 <w:sz w:val="16"/>
               </w:rPr>
@@ -5446,7 +5532,7 @@
             <w:r/>
             <w:r>
               <w:rPr>
-                <w:rFonts w:ascii="Arial" w:hAnsi="Arial"/>
+                <w:rFonts w:ascii="Verdana" w:hAnsi="Verdana"/>
                 <w:b w:val="0"/>
                 <w:sz w:val="16"/>
               </w:rPr>
@@ -5462,7 +5548,7 @@
             <w:r/>
             <w:r>
               <w:rPr>
-                <w:rFonts w:ascii="Arial" w:hAnsi="Arial"/>
+                <w:rFonts w:ascii="Verdana" w:hAnsi="Verdana"/>
                 <w:b w:val="0"/>
                 <w:sz w:val="16"/>
               </w:rPr>
@@ -5478,7 +5564,7 @@
             <w:r/>
             <w:r>
               <w:rPr>
-                <w:rFonts w:ascii="Arial" w:hAnsi="Arial"/>
+                <w:rFonts w:ascii="Verdana" w:hAnsi="Verdana"/>
                 <w:b w:val="0"/>
                 <w:sz w:val="16"/>
               </w:rPr>
@@ -5494,7 +5580,7 @@
             <w:r/>
             <w:r>
               <w:rPr>
-                <w:rFonts w:ascii="Arial" w:hAnsi="Arial"/>
+                <w:rFonts w:ascii="Verdana" w:hAnsi="Verdana"/>
                 <w:b w:val="0"/>
                 <w:sz w:val="16"/>
               </w:rPr>
@@ -5510,7 +5596,7 @@
             <w:r/>
             <w:r>
               <w:rPr>
-                <w:rFonts w:ascii="Arial" w:hAnsi="Arial"/>
+                <w:rFonts w:ascii="Verdana" w:hAnsi="Verdana"/>
                 <w:b w:val="0"/>
                 <w:sz w:val="16"/>
               </w:rPr>
@@ -5526,7 +5612,7 @@
             <w:r/>
             <w:r>
               <w:rPr>
-                <w:rFonts w:ascii="Arial" w:hAnsi="Arial"/>
+                <w:rFonts w:ascii="Verdana" w:hAnsi="Verdana"/>
                 <w:b w:val="0"/>
                 <w:sz w:val="16"/>
               </w:rPr>
@@ -5542,7 +5628,7 @@
             <w:r/>
             <w:r>
               <w:rPr>
-                <w:rFonts w:ascii="Arial" w:hAnsi="Arial"/>
+                <w:rFonts w:ascii="Verdana" w:hAnsi="Verdana"/>
                 <w:b w:val="0"/>
                 <w:sz w:val="16"/>
               </w:rPr>
@@ -5551,15 +5637,18 @@
         </w:tc>
       </w:tr>
       <w:tr>
-        <w:tc>
-          <w:tcPr>
-            <w:tcW w:type="dxa" w:w="1514"/>
-          </w:tcPr>
-          <w:p>
-            <w:r/>
-            <w:r>
-              <w:rPr>
-                <w:rFonts w:ascii="Arial" w:hAnsi="Arial"/>
+        <w:trPr>
+          <w:cantSplit/>
+        </w:trPr>
+        <w:tc>
+          <w:tcPr>
+            <w:tcW w:type="dxa" w:w="1514"/>
+          </w:tcPr>
+          <w:p>
+            <w:r/>
+            <w:r>
+              <w:rPr>
+                <w:rFonts w:ascii="Verdana" w:hAnsi="Verdana"/>
                 <w:b w:val="0"/>
                 <w:sz w:val="16"/>
               </w:rPr>
@@ -5575,7 +5664,7 @@
             <w:r/>
             <w:r>
               <w:rPr>
-                <w:rFonts w:ascii="Arial" w:hAnsi="Arial"/>
+                <w:rFonts w:ascii="Verdana" w:hAnsi="Verdana"/>
                 <w:b w:val="0"/>
                 <w:sz w:val="16"/>
               </w:rPr>
@@ -5591,7 +5680,7 @@
             <w:r/>
             <w:r>
               <w:rPr>
-                <w:rFonts w:ascii="Arial" w:hAnsi="Arial"/>
+                <w:rFonts w:ascii="Verdana" w:hAnsi="Verdana"/>
                 <w:b w:val="0"/>
                 <w:sz w:val="16"/>
               </w:rPr>
@@ -5607,7 +5696,7 @@
             <w:r/>
             <w:r>
               <w:rPr>
-                <w:rFonts w:ascii="Arial" w:hAnsi="Arial"/>
+                <w:rFonts w:ascii="Verdana" w:hAnsi="Verdana"/>
                 <w:b w:val="0"/>
                 <w:sz w:val="16"/>
               </w:rPr>
@@ -5623,7 +5712,7 @@
             <w:r/>
             <w:r>
               <w:rPr>
-                <w:rFonts w:ascii="Arial" w:hAnsi="Arial"/>
+                <w:rFonts w:ascii="Verdana" w:hAnsi="Verdana"/>
                 <w:b w:val="0"/>
                 <w:sz w:val="16"/>
               </w:rPr>
@@ -5639,7 +5728,7 @@
             <w:r/>
             <w:r>
               <w:rPr>
-                <w:rFonts w:ascii="Arial" w:hAnsi="Arial"/>
+                <w:rFonts w:ascii="Verdana" w:hAnsi="Verdana"/>
                 <w:b w:val="0"/>
                 <w:sz w:val="16"/>
               </w:rPr>
@@ -5655,7 +5744,7 @@
             <w:r/>
             <w:r>
               <w:rPr>
-                <w:rFonts w:ascii="Arial" w:hAnsi="Arial"/>
+                <w:rFonts w:ascii="Verdana" w:hAnsi="Verdana"/>
                 <w:b w:val="0"/>
                 <w:sz w:val="16"/>
               </w:rPr>
@@ -5671,7 +5760,7 @@
             <w:r/>
             <w:r>
               <w:rPr>
-                <w:rFonts w:ascii="Arial" w:hAnsi="Arial"/>
+                <w:rFonts w:ascii="Verdana" w:hAnsi="Verdana"/>
                 <w:b w:val="0"/>
                 <w:sz w:val="16"/>
               </w:rPr>
@@ -5687,7 +5776,7 @@
             <w:r/>
             <w:r>
               <w:rPr>
-                <w:rFonts w:ascii="Arial" w:hAnsi="Arial"/>
+                <w:rFonts w:ascii="Verdana" w:hAnsi="Verdana"/>
                 <w:b w:val="0"/>
                 <w:sz w:val="16"/>
               </w:rPr>
@@ -5703,7 +5792,7 @@
             <w:r/>
             <w:r>
               <w:rPr>
-                <w:rFonts w:ascii="Arial" w:hAnsi="Arial"/>
+                <w:rFonts w:ascii="Verdana" w:hAnsi="Verdana"/>
                 <w:b w:val="0"/>
                 <w:sz w:val="16"/>
               </w:rPr>
@@ -5712,15 +5801,18 @@
         </w:tc>
       </w:tr>
       <w:tr>
-        <w:tc>
-          <w:tcPr>
-            <w:tcW w:type="dxa" w:w="1514"/>
-          </w:tcPr>
-          <w:p>
-            <w:r/>
-            <w:r>
-              <w:rPr>
-                <w:rFonts w:ascii="Arial" w:hAnsi="Arial"/>
+        <w:trPr>
+          <w:cantSplit/>
+        </w:trPr>
+        <w:tc>
+          <w:tcPr>
+            <w:tcW w:type="dxa" w:w="1514"/>
+          </w:tcPr>
+          <w:p>
+            <w:r/>
+            <w:r>
+              <w:rPr>
+                <w:rFonts w:ascii="Verdana" w:hAnsi="Verdana"/>
                 <w:b w:val="0"/>
                 <w:sz w:val="16"/>
               </w:rPr>
@@ -5736,7 +5828,7 @@
             <w:r/>
             <w:r>
               <w:rPr>
-                <w:rFonts w:ascii="Arial" w:hAnsi="Arial"/>
+                <w:rFonts w:ascii="Verdana" w:hAnsi="Verdana"/>
                 <w:b w:val="0"/>
                 <w:sz w:val="16"/>
               </w:rPr>
@@ -5752,7 +5844,7 @@
             <w:r/>
             <w:r>
               <w:rPr>
-                <w:rFonts w:ascii="Arial" w:hAnsi="Arial"/>
+                <w:rFonts w:ascii="Verdana" w:hAnsi="Verdana"/>
                 <w:b w:val="0"/>
                 <w:sz w:val="16"/>
               </w:rPr>
@@ -5768,7 +5860,7 @@
             <w:r/>
             <w:r>
               <w:rPr>
-                <w:rFonts w:ascii="Arial" w:hAnsi="Arial"/>
+                <w:rFonts w:ascii="Verdana" w:hAnsi="Verdana"/>
                 <w:b w:val="0"/>
                 <w:sz w:val="16"/>
               </w:rPr>
@@ -5784,7 +5876,7 @@
             <w:r/>
             <w:r>
               <w:rPr>
-                <w:rFonts w:ascii="Arial" w:hAnsi="Arial"/>
+                <w:rFonts w:ascii="Verdana" w:hAnsi="Verdana"/>
                 <w:b w:val="0"/>
                 <w:sz w:val="16"/>
               </w:rPr>
@@ -5800,7 +5892,7 @@
             <w:r/>
             <w:r>
               <w:rPr>
-                <w:rFonts w:ascii="Arial" w:hAnsi="Arial"/>
+                <w:rFonts w:ascii="Verdana" w:hAnsi="Verdana"/>
                 <w:b w:val="0"/>
                 <w:sz w:val="16"/>
               </w:rPr>
@@ -5816,7 +5908,7 @@
             <w:r/>
             <w:r>
               <w:rPr>
-                <w:rFonts w:ascii="Arial" w:hAnsi="Arial"/>
+                <w:rFonts w:ascii="Verdana" w:hAnsi="Verdana"/>
                 <w:b w:val="0"/>
                 <w:sz w:val="16"/>
               </w:rPr>
@@ -5832,7 +5924,7 @@
             <w:r/>
             <w:r>
               <w:rPr>
-                <w:rFonts w:ascii="Arial" w:hAnsi="Arial"/>
+                <w:rFonts w:ascii="Verdana" w:hAnsi="Verdana"/>
                 <w:b w:val="0"/>
                 <w:sz w:val="16"/>
               </w:rPr>
@@ -5848,7 +5940,7 @@
             <w:r/>
             <w:r>
               <w:rPr>
-                <w:rFonts w:ascii="Arial" w:hAnsi="Arial"/>
+                <w:rFonts w:ascii="Verdana" w:hAnsi="Verdana"/>
                 <w:b w:val="0"/>
                 <w:sz w:val="16"/>
               </w:rPr>
@@ -5864,7 +5956,7 @@
             <w:r/>
             <w:r>
               <w:rPr>
-                <w:rFonts w:ascii="Arial" w:hAnsi="Arial"/>
+                <w:rFonts w:ascii="Verdana" w:hAnsi="Verdana"/>
                 <w:b w:val="0"/>
                 <w:sz w:val="16"/>
               </w:rPr>

--- a/docx/ru/BUFRCREX_TableB_ru_04.docx
+++ b/docx/ru/BUFRCREX_TableB_ru_04.docx
@@ -239,7 +239,7 @@
                 <w:b w:val="0"/>
                 <w:sz w:val="16"/>
               </w:rPr>
-              <w:t>004001</w:t>
+              <w:t>0 04 001</w:t>
             </w:r>
           </w:p>
         </w:tc>
@@ -403,7 +403,7 @@
                 <w:b w:val="0"/>
                 <w:sz w:val="16"/>
               </w:rPr>
-              <w:t>004002</w:t>
+              <w:t>0 04 002</w:t>
             </w:r>
           </w:p>
         </w:tc>
@@ -567,7 +567,7 @@
                 <w:b w:val="0"/>
                 <w:sz w:val="16"/>
               </w:rPr>
-              <w:t>004003</w:t>
+              <w:t>0 04 003</w:t>
             </w:r>
           </w:p>
         </w:tc>
@@ -731,7 +731,7 @@
                 <w:b w:val="0"/>
                 <w:sz w:val="16"/>
               </w:rPr>
-              <w:t>004004</w:t>
+              <w:t>0 04 004</w:t>
             </w:r>
           </w:p>
         </w:tc>
@@ -895,7 +895,7 @@
                 <w:b w:val="0"/>
                 <w:sz w:val="16"/>
               </w:rPr>
-              <w:t>004005</w:t>
+              <w:t>0 04 005</w:t>
             </w:r>
           </w:p>
         </w:tc>
@@ -1059,7 +1059,7 @@
                 <w:b w:val="0"/>
                 <w:sz w:val="16"/>
               </w:rPr>
-              <w:t>004006</w:t>
+              <w:t>0 04 006</w:t>
             </w:r>
           </w:p>
         </w:tc>
@@ -1223,7 +1223,7 @@
                 <w:b w:val="0"/>
                 <w:sz w:val="16"/>
               </w:rPr>
-              <w:t>004007</w:t>
+              <w:t>0 04 007</w:t>
             </w:r>
           </w:p>
         </w:tc>
@@ -1387,7 +1387,7 @@
                 <w:b w:val="0"/>
                 <w:sz w:val="16"/>
               </w:rPr>
-              <w:t>004011</w:t>
+              <w:t>0 04 011</w:t>
             </w:r>
           </w:p>
         </w:tc>
@@ -1551,7 +1551,7 @@
                 <w:b w:val="0"/>
                 <w:sz w:val="16"/>
               </w:rPr>
-              <w:t>004012</w:t>
+              <w:t>0 04 012</w:t>
             </w:r>
           </w:p>
         </w:tc>
@@ -1715,7 +1715,7 @@
                 <w:b w:val="0"/>
                 <w:sz w:val="16"/>
               </w:rPr>
-              <w:t>004013</w:t>
+              <w:t>0 04 013</w:t>
             </w:r>
           </w:p>
         </w:tc>
@@ -1879,7 +1879,7 @@
                 <w:b w:val="0"/>
                 <w:sz w:val="16"/>
               </w:rPr>
-              <w:t>004014</w:t>
+              <w:t>0 04 014</w:t>
             </w:r>
           </w:p>
         </w:tc>
@@ -2043,7 +2043,7 @@
                 <w:b w:val="0"/>
                 <w:sz w:val="16"/>
               </w:rPr>
-              <w:t>004015</w:t>
+              <w:t>0 04 015</w:t>
             </w:r>
           </w:p>
         </w:tc>
@@ -2207,7 +2207,7 @@
                 <w:b w:val="0"/>
                 <w:sz w:val="16"/>
               </w:rPr>
-              <w:t>004016</w:t>
+              <w:t>0 04 016</w:t>
             </w:r>
           </w:p>
         </w:tc>
@@ -2371,7 +2371,7 @@
                 <w:b w:val="0"/>
                 <w:sz w:val="16"/>
               </w:rPr>
-              <w:t>004017</w:t>
+              <w:t>0 04 017</w:t>
             </w:r>
           </w:p>
         </w:tc>
@@ -2535,7 +2535,7 @@
                 <w:b w:val="0"/>
                 <w:sz w:val="16"/>
               </w:rPr>
-              <w:t>004021</w:t>
+              <w:t>0 04 021</w:t>
             </w:r>
           </w:p>
         </w:tc>
@@ -2699,7 +2699,7 @@
                 <w:b w:val="0"/>
                 <w:sz w:val="16"/>
               </w:rPr>
-              <w:t>004022</w:t>
+              <w:t>0 04 022</w:t>
             </w:r>
           </w:p>
         </w:tc>
@@ -2863,7 +2863,7 @@
                 <w:b w:val="0"/>
                 <w:sz w:val="16"/>
               </w:rPr>
-              <w:t>004023</w:t>
+              <w:t>0 04 023</w:t>
             </w:r>
           </w:p>
         </w:tc>
@@ -3027,7 +3027,7 @@
                 <w:b w:val="0"/>
                 <w:sz w:val="16"/>
               </w:rPr>
-              <w:t>004024</w:t>
+              <w:t>0 04 024</w:t>
             </w:r>
           </w:p>
         </w:tc>
@@ -3191,7 +3191,7 @@
                 <w:b w:val="0"/>
                 <w:sz w:val="16"/>
               </w:rPr>
-              <w:t>004025</w:t>
+              <w:t>0 04 025</w:t>
             </w:r>
           </w:p>
         </w:tc>
@@ -3355,7 +3355,7 @@
                 <w:b w:val="0"/>
                 <w:sz w:val="16"/>
               </w:rPr>
-              <w:t>004026</w:t>
+              <w:t>0 04 026</w:t>
             </w:r>
           </w:p>
         </w:tc>
@@ -3519,7 +3519,7 @@
                 <w:b w:val="0"/>
                 <w:sz w:val="16"/>
               </w:rPr>
-              <w:t>004031</w:t>
+              <w:t>0 04 031</w:t>
             </w:r>
           </w:p>
         </w:tc>
@@ -3683,7 +3683,7 @@
                 <w:b w:val="0"/>
                 <w:sz w:val="16"/>
               </w:rPr>
-              <w:t>004032</w:t>
+              <w:t>0 04 032</w:t>
             </w:r>
           </w:p>
         </w:tc>
@@ -3847,7 +3847,7 @@
                 <w:b w:val="0"/>
                 <w:sz w:val="16"/>
               </w:rPr>
-              <w:t>004041</w:t>
+              <w:t>0 04 041</w:t>
             </w:r>
           </w:p>
         </w:tc>
@@ -4012,7 +4012,7 @@
                 <w:b w:val="0"/>
                 <w:sz w:val="16"/>
               </w:rPr>
-              <w:t>004043</w:t>
+              <w:t>0 04 043</w:t>
             </w:r>
           </w:p>
         </w:tc>
@@ -4176,7 +4176,7 @@
                 <w:b w:val="0"/>
                 <w:sz w:val="16"/>
               </w:rPr>
-              <w:t>004051</w:t>
+              <w:t>0 04 051</w:t>
             </w:r>
           </w:p>
         </w:tc>
@@ -4340,7 +4340,7 @@
                 <w:b w:val="0"/>
                 <w:sz w:val="16"/>
               </w:rPr>
-              <w:t>004052</w:t>
+              <w:t>0 04 052</w:t>
             </w:r>
           </w:p>
         </w:tc>
@@ -4504,7 +4504,7 @@
                 <w:b w:val="0"/>
                 <w:sz w:val="16"/>
               </w:rPr>
-              <w:t>004053</w:t>
+              <w:t>0 04 053</w:t>
             </w:r>
           </w:p>
         </w:tc>
@@ -4668,7 +4668,7 @@
                 <w:b w:val="0"/>
                 <w:sz w:val="16"/>
               </w:rPr>
-              <w:t>004059</w:t>
+              <w:t>0 04 059</w:t>
             </w:r>
           </w:p>
         </w:tc>
@@ -4832,7 +4832,7 @@
                 <w:b w:val="0"/>
                 <w:sz w:val="16"/>
               </w:rPr>
-              <w:t>004065</w:t>
+              <w:t>0 04 065</w:t>
             </w:r>
           </w:p>
         </w:tc>
@@ -4996,7 +4996,7 @@
                 <w:b w:val="0"/>
                 <w:sz w:val="16"/>
               </w:rPr>
-              <w:t>004066</w:t>
+              <w:t>0 04 066</w:t>
             </w:r>
           </w:p>
         </w:tc>
@@ -5160,7 +5160,7 @@
                 <w:b w:val="0"/>
                 <w:sz w:val="16"/>
               </w:rPr>
-              <w:t>004073</w:t>
+              <w:t>0 04 073</w:t>
             </w:r>
           </w:p>
         </w:tc>
@@ -5324,7 +5324,7 @@
                 <w:b w:val="0"/>
                 <w:sz w:val="16"/>
               </w:rPr>
-              <w:t>004074</w:t>
+              <w:t>0 04 074</w:t>
             </w:r>
           </w:p>
         </w:tc>
@@ -5488,7 +5488,7 @@
                 <w:b w:val="0"/>
                 <w:sz w:val="16"/>
               </w:rPr>
-              <w:t>004075</w:t>
+              <w:t>0 04 075</w:t>
             </w:r>
           </w:p>
         </w:tc>
@@ -5652,7 +5652,7 @@
                 <w:b w:val="0"/>
                 <w:sz w:val="16"/>
               </w:rPr>
-              <w:t>004080</w:t>
+              <w:t>0 04 080</w:t>
             </w:r>
           </w:p>
         </w:tc>
@@ -5816,7 +5816,7 @@
                 <w:b w:val="0"/>
                 <w:sz w:val="16"/>
               </w:rPr>
-              <w:t>004086</w:t>
+              <w:t>0 04 086</w:t>
             </w:r>
           </w:p>
         </w:tc>

--- a/docx/ru/BUFRCREX_TableB_ru_04.docx
+++ b/docx/ru/BUFRCREX_TableB_ru_04.docx
@@ -12,7 +12,367 @@
           <w:b/>
           <w:sz w:val="22"/>
         </w:rPr>
-        <w:t>Класс 04: Местоположение (время) в BUFR/CREX</w:t>
+        <w:t>Класс 04: Местоположение (время)</w:t>
+      </w:r>
+    </w:p>
+    <w:p>
+      <w:r>
+        <w:rPr>
+          <w:rFonts w:ascii="Verdana" w:hAnsi="Verdana"/>
+          <w:i/>
+          <w:sz w:val="14"/>
+        </w:rPr>
+        <w:t>Note 23: Значение осадков –0,1 кг·м-2 до масштабирования (–1 после масштабирования или в коде CREX) должно указывать на «следы» осадков (не поддающиеся измерению, менее 0,05 кг·м-2).</w:t>
+      </w:r>
+    </w:p>
+    <w:p>
+      <w:r>
+        <w:rPr>
+          <w:rFonts w:ascii="Verdana" w:hAnsi="Verdana"/>
+          <w:i/>
+          <w:sz w:val="14"/>
+        </w:rPr>
+        <w:t>Note 25: Ранее определенное значение может быть отменено путем передачи «отсутствующего значения» из соответствующей кодовой таблицы или таблицы флагов.</w:t>
+      </w:r>
+    </w:p>
+    <w:p>
+      <w:r>
+        <w:rPr>
+          <w:rFonts w:ascii="Verdana" w:hAnsi="Verdana"/>
+          <w:i/>
+          <w:sz w:val="14"/>
+        </w:rPr>
+        <w:t>Note 27: Все время дается во Всемирном скоординированном времени (ВСВ), если не предусмотрено иного.</w:t>
+      </w:r>
+    </w:p>
+    <w:p>
+      <w:r>
+        <w:rPr>
+          <w:rFonts w:ascii="Verdana" w:hAnsi="Verdana"/>
+          <w:i/>
+          <w:sz w:val="14"/>
+        </w:rPr>
+        <w:t>Note 32: Пеленг или азимут следует использовать только для установленного местоположения и не должен переопределять это местоположение.</w:t>
+      </w:r>
+    </w:p>
+    <w:p>
+      <w:r>
+        <w:rPr>
+          <w:rFonts w:ascii="Verdana" w:hAnsi="Verdana"/>
+          <w:i/>
+          <w:sz w:val="14"/>
+        </w:rPr>
+        <w:t>Note 62: Расстояние следует использовать только для установленного местоположения, а также пеленга, азимута или превышения; оно не должно переопределять это местоположение.</w:t>
+      </w:r>
+    </w:p>
+    <w:p>
+      <w:r>
+        <w:rPr>
+          <w:rFonts w:ascii="Verdana" w:hAnsi="Verdana"/>
+          <w:i/>
+          <w:sz w:val="14"/>
+        </w:rPr>
+        <w:t>Note 63: Приходящей радиации следует присваивать положительные значения.</w:t>
+      </w:r>
+    </w:p>
+    <w:p>
+      <w:r>
+        <w:rPr>
+          <w:rFonts w:ascii="Verdana" w:hAnsi="Verdana"/>
+          <w:i/>
+          <w:sz w:val="14"/>
+        </w:rPr>
+        <w:t>Note 64: Для компонент w, направленных вниз, следует выделять положительные значения с единицами измерения в Па·с-1.</w:t>
+      </w:r>
+    </w:p>
+    <w:p>
+      <w:r>
+        <w:rPr>
+          <w:rFonts w:ascii="Verdana" w:hAnsi="Verdana"/>
+          <w:i/>
+          <w:sz w:val="14"/>
+        </w:rPr>
+        <w:t>Note 66: Увеличение широты с востока на запад следует выражать отрицательным значением.</w:t>
+      </w:r>
+    </w:p>
+    <w:p>
+      <w:r>
+        <w:rPr>
+          <w:rFonts w:ascii="Verdana" w:hAnsi="Verdana"/>
+          <w:i/>
+          <w:sz w:val="14"/>
+        </w:rPr>
+        <w:t>Note 75: Для дескрипторов кода CREX F = B, а не 0.</w:t>
+      </w:r>
+    </w:p>
+    <w:p>
+      <w:r>
+        <w:rPr>
+          <w:rFonts w:ascii="Verdana" w:hAnsi="Verdana"/>
+          <w:i/>
+          <w:sz w:val="14"/>
+        </w:rPr>
+        <w:t>Note 92: Для однозначного различения случаев отсутствия данных и насыщенных пикселей, n-битовые данные об изображении следует кодировать, используя длину данных n+1. Когда такого дескриптора еще нет в классе 30, дескриптор оператора 2 01 YYY следует использовать для изменения длины данных существующей позиции, по мере необходимости.</w:t>
+      </w:r>
+    </w:p>
+    <w:p>
+      <w:r>
+        <w:rPr>
+          <w:rFonts w:ascii="Verdana" w:hAnsi="Verdana"/>
+          <w:i/>
+          <w:sz w:val="14"/>
+        </w:rPr>
+        <w:t>Note 105: Негативные временные периоды или отклонения следует использовать для указания временных периодов или отклонений, предшествующих определенному текущему времени.</w:t>
+      </w:r>
+    </w:p>
+    <w:p>
+      <w:r>
+        <w:rPr>
+          <w:rFonts w:ascii="Verdana" w:hAnsi="Verdana"/>
+          <w:i/>
+          <w:sz w:val="14"/>
+        </w:rPr>
+        <w:t>Note 110: Увеличение широты с севера на юг следует выражать отрицательными значениями.</w:t>
+      </w:r>
+    </w:p>
+    <w:p>
+      <w:r>
+        <w:rPr>
+          <w:rFonts w:ascii="Verdana" w:hAnsi="Verdana"/>
+          <w:i/>
+          <w:sz w:val="14"/>
+        </w:rPr>
+        <w:t>Note 115: Длина данных пикселя может быть изменена с помощью дескриптора 2 01 YYY.</w:t>
+      </w:r>
+    </w:p>
+    <w:p>
+      <w:r>
+        <w:rPr>
+          <w:rFonts w:ascii="Verdana" w:hAnsi="Verdana"/>
+          <w:i/>
+          <w:sz w:val="14"/>
+        </w:rPr>
+        <w:t>Note 121: Некоторые указания ожидаемой точности могут в неявной форме содержаться в ряде элементов данного класса.</w:t>
+      </w:r>
+    </w:p>
+    <w:p>
+      <w:r>
+        <w:rPr>
+          <w:rFonts w:ascii="Verdana" w:hAnsi="Verdana"/>
+          <w:i/>
+          <w:sz w:val="14"/>
+        </w:rPr>
+        <w:t>Note 122: Южную широту следует выражать отрицательными значениями.</w:t>
+      </w:r>
+    </w:p>
+    <w:p>
+      <w:r>
+        <w:rPr>
+          <w:rFonts w:ascii="Verdana" w:hAnsi="Verdana"/>
+          <w:i/>
+          <w:sz w:val="14"/>
+        </w:rPr>
+        <w:t>Note 123: Для компонент v, направленных с юга на север, следует выделять положительные значения.</w:t>
+      </w:r>
+    </w:p>
+    <w:p>
+      <w:r>
+        <w:rPr>
+          <w:rFonts w:ascii="Verdana" w:hAnsi="Verdana"/>
+          <w:i/>
+          <w:sz w:val="14"/>
+        </w:rPr>
+        <w:t>Note 126: Направление приземного ветра, измеренное на станции в пределах 1° от Северного полюса или в пределах 1° от Южного полюса, следует сообщать таким образом, чтобы азимутальный круг был выровнен с нулем прибора, соответствуя 0° по Гринвичскому меридиану.</w:t>
+      </w:r>
+    </w:p>
+    <w:p>
+      <w:r>
+        <w:rPr>
+          <w:rFonts w:ascii="Verdana" w:hAnsi="Verdana"/>
+          <w:i/>
+          <w:sz w:val="14"/>
+        </w:rPr>
+        <w:t>Note 140: Размер элемента изображения на горизонтали — 1 приводится в положении, где масштабный коэффициент карты равен единице.</w:t>
+      </w:r>
+    </w:p>
+    <w:p>
+      <w:r>
+        <w:rPr>
+          <w:rFonts w:ascii="Verdana" w:hAnsi="Verdana"/>
+          <w:i/>
+          <w:sz w:val="14"/>
+        </w:rPr>
+        <w:t>Note 141: Размер элемента изображения на горизонтали — 2 указывается в положении, где масштабный коэффициент карты равен единице.</w:t>
+      </w:r>
+    </w:p>
+    <w:p>
+      <w:r>
+        <w:rPr>
+          <w:rFonts w:ascii="Verdana" w:hAnsi="Verdana"/>
+          <w:i/>
+          <w:sz w:val="14"/>
+        </w:rPr>
+        <w:t>Note 145: Значение временных периодов или отклонений может быть указано с использованием значений времени в коде, соответствующем табличной ссылке 0 08 021.</w:t>
+      </w:r>
+    </w:p>
+    <w:p>
+      <w:r>
+        <w:rPr>
+          <w:rFonts w:ascii="Verdana" w:hAnsi="Verdana"/>
+          <w:i/>
+          <w:sz w:val="14"/>
+        </w:rPr>
+        <w:t>Note 149: При использовании с прогнозируемыми величинами временное местоположение должно указывать время исходного состояния или начала для прогностического периода; при использовании с множеством средних прогностических значений временное местоположение должно указывать исходное состояние или начало первого прогноза, по которому получены множественные средние.</w:t>
+      </w:r>
+    </w:p>
+    <w:p>
+      <w:r>
+        <w:rPr>
+          <w:rFonts w:ascii="Verdana" w:hAnsi="Verdana"/>
+          <w:i/>
+          <w:sz w:val="14"/>
+        </w:rPr>
+        <w:t>Note 155: В данный класс могут также войти элементы, относящиеся к процедурам наблюдений.</w:t>
+      </w:r>
+    </w:p>
+    <w:p>
+      <w:r>
+        <w:rPr>
+          <w:rFonts w:ascii="Verdana" w:hAnsi="Verdana"/>
+          <w:i/>
+          <w:sz w:val="14"/>
+        </w:rPr>
+        <w:t>Note 156: Данный класс должен содержать элементы описания приборов, используемых для получения сообщаемых метеорологических элементов.</w:t>
+      </w:r>
+    </w:p>
+    <w:p>
+      <w:r>
+        <w:rPr>
+          <w:rFonts w:ascii="Verdana" w:hAnsi="Verdana"/>
+          <w:i/>
+          <w:sz w:val="14"/>
+        </w:rPr>
+        <w:t>Note 158: Прежде чем использовать временные периоды или отклонения и временные инкременты, необходимо определить исходное временное местоположение, за которым, по мере необходимости, следует определение значимости времени.</w:t>
+      </w:r>
+    </w:p>
+    <w:p>
+      <w:r>
+        <w:rPr>
+          <w:rFonts w:ascii="Verdana" w:hAnsi="Verdana"/>
+          <w:i/>
+          <w:sz w:val="14"/>
+        </w:rPr>
+        <w:t>Note 160: Уходящей радиации следует присваивать отрицательные значения.</w:t>
+      </w:r>
+    </w:p>
+    <w:p>
+      <w:r>
+        <w:rPr>
+          <w:rFonts w:ascii="Verdana" w:hAnsi="Verdana"/>
+          <w:i/>
+          <w:sz w:val="14"/>
+        </w:rPr>
+        <w:t>Note 161: Для компонент w, направленных вверх, следует выделять положительные значения с единицами измерения в м·с-1.</w:t>
+      </w:r>
+    </w:p>
+    <w:p>
+      <w:r>
+        <w:rPr>
+          <w:rFonts w:ascii="Verdana" w:hAnsi="Verdana"/>
+          <w:i/>
+          <w:sz w:val="14"/>
+        </w:rPr>
+        <w:t>Note 162: Пригодные диапазоны, использованные выше: 1011–1019 Бк для выбросов; 10-2–107 Бк и 10-2–107 мЗв для концентраций и доз.</w:t>
+      </w:r>
+    </w:p>
+    <w:p>
+      <w:r>
+        <w:rPr>
+          <w:rFonts w:ascii="Verdana" w:hAnsi="Verdana"/>
+          <w:i/>
+          <w:sz w:val="14"/>
+        </w:rPr>
+        <w:t>Note 163: Величины широты и приращений широты ограничены диапазоном от –90 до +90 градусов.</w:t>
+      </w:r>
+    </w:p>
+    <w:p>
+      <w:r>
+        <w:rPr>
+          <w:rFonts w:ascii="Verdana" w:hAnsi="Verdana"/>
+          <w:i/>
+          <w:sz w:val="14"/>
+        </w:rPr>
+        <w:t>Note 164: Величины долготы ограничены диапазоном от –180 до +180 градусов.</w:t>
+      </w:r>
+    </w:p>
+    <w:p>
+      <w:r>
+        <w:rPr>
+          <w:rFonts w:ascii="Verdana" w:hAnsi="Verdana"/>
+          <w:i/>
+          <w:sz w:val="14"/>
+        </w:rPr>
+        <w:t>Note 165: Вертикальные элементы и давление следует использовать для определения значений этих элементов независимо от элемента или переменной, означающей вертикальную координату.</w:t>
+      </w:r>
+    </w:p>
+    <w:p>
+      <w:r>
+        <w:rPr>
+          <w:rFonts w:ascii="Verdana" w:hAnsi="Verdana"/>
+          <w:i/>
+          <w:sz w:val="14"/>
+        </w:rPr>
+        <w:t>Note 166: Западная долгота выражается отрицательными величинами.</w:t>
+      </w:r>
+    </w:p>
+    <w:p>
+      <w:r>
+        <w:rPr>
+          <w:rFonts w:ascii="Verdana" w:hAnsi="Verdana"/>
+          <w:i/>
+          <w:sz w:val="14"/>
+        </w:rPr>
+        <w:t>Note 167: Для компонент u, направленных с запада на восток, следует выделять положительные значения.</w:t>
+      </w:r>
+    </w:p>
+    <w:p>
+      <w:r>
+        <w:rPr>
+          <w:rFonts w:ascii="Verdana" w:hAnsi="Verdana"/>
+          <w:i/>
+          <w:sz w:val="14"/>
+        </w:rPr>
+        <w:t>Note 176: Там, где в колонку «НАЗВАНИЕ ЭЛЕМЕНТА» вводится выражение «на указанной высоте и за указанный период», соответствующее вертикальное местоположение должно быть определено с использованием дескрипторов из класса 07 совместно с соответствующим периодом с использованием дескрипторов из класса 04.</w:t>
+      </w:r>
+    </w:p>
+    <w:p>
+      <w:r>
+        <w:rPr>
+          <w:rFonts w:ascii="Verdana" w:hAnsi="Verdana"/>
+          <w:i/>
+          <w:sz w:val="14"/>
+        </w:rPr>
+        <w:t>Note 178: Там, где величины суммируются или усредняются (например, за временной период), общее число значений, из которых получается сумма или среднее значение, может быть представлено с использованием ссылки 0 08 022.</w:t>
+      </w:r>
+    </w:p>
+    <w:p>
+      <w:r>
+        <w:rPr>
+          <w:rFonts w:ascii="Verdana" w:hAnsi="Verdana"/>
+          <w:i/>
+          <w:sz w:val="14"/>
+        </w:rPr>
+        <w:t>Note 179: Стандарты ветровых данных: Скорость Направление; Наблюдение отсутствует Отсутствует Отсутствует; Штиль 0 0; Обычное наблюдение &gt;0 1°–360°; Только скорость &gt;0 Отсутствует; Только направление Отсутствует 1°–360°; «Слабый и переменный» &gt;0 0</w:t>
+      </w:r>
+    </w:p>
+    <w:p>
+      <w:r>
+        <w:rPr>
+          <w:rFonts w:ascii="Verdana" w:hAnsi="Verdana"/>
+          <w:i/>
+          <w:sz w:val="14"/>
+        </w:rPr>
+        <w:t>Note 180: Стандарты сообщения о ветровых волнах и волнении: Наблюдения Скорость Направление; Нет наблюдений Отсутствует Отсутствует; Штиль 0 0; Обычное наблюдение &gt;0 1–360; Только скорость &gt;0 Отсутствует; Только направление Отсутствует 1–360; «Легкий и переменный» &gt;0 0</w:t>
       </w:r>
     </w:p>
     <w:tbl>
@@ -58,6 +418,9 @@
             <w:shd w:val="clear" w:color="auto" w:fill="D9D9D9"/>
           </w:tcPr>
           <w:p>
+            <w:pPr>
+              <w:spacing w:before="20" w:after="20"/>
+            </w:pPr>
             <w:r/>
             <w:r>
               <w:rPr>
@@ -75,6 +438,9 @@
             <w:shd w:val="clear" w:color="auto" w:fill="D9D9D9"/>
           </w:tcPr>
           <w:p>
+            <w:pPr>
+              <w:spacing w:before="20" w:after="20"/>
+            </w:pPr>
             <w:r/>
             <w:r>
               <w:rPr>
@@ -92,6 +458,9 @@
             <w:shd w:val="clear" w:color="auto" w:fill="D9D9D9"/>
           </w:tcPr>
           <w:p>
+            <w:pPr>
+              <w:spacing w:before="20" w:after="20"/>
+            </w:pPr>
             <w:r/>
             <w:r>
               <w:rPr>
@@ -109,6 +478,9 @@
             <w:shd w:val="clear" w:color="auto" w:fill="D9D9D9"/>
           </w:tcPr>
           <w:p>
+            <w:pPr>
+              <w:spacing w:before="20" w:after="20"/>
+            </w:pPr>
             <w:r/>
             <w:r>
               <w:rPr>
@@ -126,6 +498,9 @@
             <w:shd w:val="clear" w:color="auto" w:fill="D9D9D9"/>
           </w:tcPr>
           <w:p>
+            <w:pPr>
+              <w:spacing w:before="20" w:after="20"/>
+            </w:pPr>
             <w:r/>
             <w:r>
               <w:rPr>
@@ -143,6 +518,9 @@
             <w:shd w:val="clear" w:color="auto" w:fill="D9D9D9"/>
           </w:tcPr>
           <w:p>
+            <w:pPr>
+              <w:spacing w:before="20" w:after="20"/>
+            </w:pPr>
             <w:r/>
             <w:r>
               <w:rPr>
@@ -160,6 +538,9 @@
             <w:shd w:val="clear" w:color="auto" w:fill="D9D9D9"/>
           </w:tcPr>
           <w:p>
+            <w:pPr>
+              <w:spacing w:before="20" w:after="20"/>
+            </w:pPr>
             <w:r/>
             <w:r>
               <w:rPr>
@@ -177,6 +558,9 @@
             <w:shd w:val="clear" w:color="auto" w:fill="D9D9D9"/>
           </w:tcPr>
           <w:p>
+            <w:pPr>
+              <w:spacing w:before="20" w:after="20"/>
+            </w:pPr>
             <w:r/>
             <w:r>
               <w:rPr>
@@ -194,6 +578,9 @@
             <w:shd w:val="clear" w:color="auto" w:fill="D9D9D9"/>
           </w:tcPr>
           <w:p>
+            <w:pPr>
+              <w:spacing w:before="20" w:after="20"/>
+            </w:pPr>
             <w:r/>
             <w:r>
               <w:rPr>
@@ -211,6 +598,9 @@
             <w:shd w:val="clear" w:color="auto" w:fill="D9D9D9"/>
           </w:tcPr>
           <w:p>
+            <w:pPr>
+              <w:spacing w:before="20" w:after="20"/>
+            </w:pPr>
             <w:r/>
             <w:r>
               <w:rPr>
@@ -232,6 +622,9 @@
             <w:tcW w:type="dxa" w:w="1514"/>
           </w:tcPr>
           <w:p>
+            <w:pPr>
+              <w:spacing w:before="20" w:after="20"/>
+            </w:pPr>
             <w:r/>
             <w:r>
               <w:rPr>
@@ -248,6 +641,9 @@
             <w:tcW w:type="dxa" w:w="1514"/>
           </w:tcPr>
           <w:p>
+            <w:pPr>
+              <w:spacing w:before="20" w:after="20"/>
+            </w:pPr>
             <w:r/>
             <w:r>
               <w:rPr>
@@ -264,6 +660,27 @@
             <w:tcW w:type="dxa" w:w="1514"/>
           </w:tcPr>
           <w:p>
+            <w:pPr>
+              <w:spacing w:before="20" w:after="20"/>
+            </w:pPr>
+            <w:r/>
+            <w:r>
+              <w:rPr>
+                <w:rFonts w:ascii="Verdana" w:hAnsi="Verdana"/>
+                <w:sz w:val="16"/>
+              </w:rPr>
+              <w:t>a</w:t>
+            </w:r>
+          </w:p>
+        </w:tc>
+        <w:tc>
+          <w:tcPr>
+            <w:tcW w:type="dxa" w:w="1514"/>
+          </w:tcPr>
+          <w:p>
+            <w:pPr>
+              <w:spacing w:before="20" w:after="20"/>
+            </w:pPr>
             <w:r/>
             <w:r>
               <w:rPr>
@@ -271,6 +688,62 @@
                 <w:b w:val="0"/>
                 <w:sz w:val="16"/>
               </w:rPr>
+              <w:t>0</w:t>
+            </w:r>
+          </w:p>
+        </w:tc>
+        <w:tc>
+          <w:tcPr>
+            <w:tcW w:type="dxa" w:w="1514"/>
+          </w:tcPr>
+          <w:p>
+            <w:pPr>
+              <w:spacing w:before="20" w:after="20"/>
+            </w:pPr>
+            <w:r/>
+            <w:r>
+              <w:rPr>
+                <w:rFonts w:ascii="Verdana" w:hAnsi="Verdana"/>
+                <w:b w:val="0"/>
+                <w:sz w:val="16"/>
+              </w:rPr>
+              <w:t>0</w:t>
+            </w:r>
+          </w:p>
+        </w:tc>
+        <w:tc>
+          <w:tcPr>
+            <w:tcW w:type="dxa" w:w="1514"/>
+          </w:tcPr>
+          <w:p>
+            <w:pPr>
+              <w:spacing w:before="20" w:after="20"/>
+            </w:pPr>
+            <w:r/>
+            <w:r>
+              <w:rPr>
+                <w:rFonts w:ascii="Verdana" w:hAnsi="Verdana"/>
+                <w:b w:val="0"/>
+                <w:sz w:val="16"/>
+              </w:rPr>
+              <w:t>12</w:t>
+            </w:r>
+          </w:p>
+        </w:tc>
+        <w:tc>
+          <w:tcPr>
+            <w:tcW w:type="dxa" w:w="1514"/>
+          </w:tcPr>
+          <w:p>
+            <w:pPr>
+              <w:spacing w:before="20" w:after="20"/>
+            </w:pPr>
+            <w:r/>
+            <w:r>
+              <w:rPr>
+                <w:rFonts w:ascii="Verdana" w:hAnsi="Verdana"/>
+                <w:sz w:val="16"/>
+              </w:rPr>
               <w:t>a</w:t>
             </w:r>
           </w:p>
@@ -280,6 +753,9 @@
             <w:tcW w:type="dxa" w:w="1514"/>
           </w:tcPr>
           <w:p>
+            <w:pPr>
+              <w:spacing w:before="20" w:after="20"/>
+            </w:pPr>
             <w:r/>
             <w:r>
               <w:rPr>
@@ -296,6 +772,9 @@
             <w:tcW w:type="dxa" w:w="1514"/>
           </w:tcPr>
           <w:p>
+            <w:pPr>
+              <w:spacing w:before="20" w:after="20"/>
+            </w:pPr>
             <w:r/>
             <w:r>
               <w:rPr>
@@ -303,70 +782,6 @@
                 <w:b w:val="0"/>
                 <w:sz w:val="16"/>
               </w:rPr>
-              <w:t>0</w:t>
-            </w:r>
-          </w:p>
-        </w:tc>
-        <w:tc>
-          <w:tcPr>
-            <w:tcW w:type="dxa" w:w="1514"/>
-          </w:tcPr>
-          <w:p>
-            <w:r/>
-            <w:r>
-              <w:rPr>
-                <w:rFonts w:ascii="Verdana" w:hAnsi="Verdana"/>
-                <w:b w:val="0"/>
-                <w:sz w:val="16"/>
-              </w:rPr>
-              <w:t>12</w:t>
-            </w:r>
-          </w:p>
-        </w:tc>
-        <w:tc>
-          <w:tcPr>
-            <w:tcW w:type="dxa" w:w="1514"/>
-          </w:tcPr>
-          <w:p>
-            <w:r/>
-            <w:r>
-              <w:rPr>
-                <w:rFonts w:ascii="Verdana" w:hAnsi="Verdana"/>
-                <w:b w:val="0"/>
-                <w:sz w:val="16"/>
-              </w:rPr>
-              <w:t>a</w:t>
-            </w:r>
-          </w:p>
-        </w:tc>
-        <w:tc>
-          <w:tcPr>
-            <w:tcW w:type="dxa" w:w="1514"/>
-          </w:tcPr>
-          <w:p>
-            <w:r/>
-            <w:r>
-              <w:rPr>
-                <w:rFonts w:ascii="Verdana" w:hAnsi="Verdana"/>
-                <w:b w:val="0"/>
-                <w:sz w:val="16"/>
-              </w:rPr>
-              <w:t>0</w:t>
-            </w:r>
-          </w:p>
-        </w:tc>
-        <w:tc>
-          <w:tcPr>
-            <w:tcW w:type="dxa" w:w="1514"/>
-          </w:tcPr>
-          <w:p>
-            <w:r/>
-            <w:r>
-              <w:rPr>
-                <w:rFonts w:ascii="Verdana" w:hAnsi="Verdana"/>
-                <w:b w:val="0"/>
-                <w:sz w:val="16"/>
-              </w:rPr>
               <w:t>4</w:t>
             </w:r>
           </w:p>
@@ -376,6 +791,9 @@
             <w:tcW w:type="dxa" w:w="1514"/>
           </w:tcPr>
           <w:p>
+            <w:pPr>
+              <w:spacing w:before="20" w:after="20"/>
+            </w:pPr>
             <w:r/>
             <w:r>
               <w:rPr>
@@ -396,6 +814,9 @@
             <w:tcW w:type="dxa" w:w="1514"/>
           </w:tcPr>
           <w:p>
+            <w:pPr>
+              <w:spacing w:before="20" w:after="20"/>
+            </w:pPr>
             <w:r/>
             <w:r>
               <w:rPr>
@@ -412,6 +833,9 @@
             <w:tcW w:type="dxa" w:w="1514"/>
           </w:tcPr>
           <w:p>
+            <w:pPr>
+              <w:spacing w:before="20" w:after="20"/>
+            </w:pPr>
             <w:r/>
             <w:r>
               <w:rPr>
@@ -428,6 +852,27 @@
             <w:tcW w:type="dxa" w:w="1514"/>
           </w:tcPr>
           <w:p>
+            <w:pPr>
+              <w:spacing w:before="20" w:after="20"/>
+            </w:pPr>
+            <w:r/>
+            <w:r>
+              <w:rPr>
+                <w:rFonts w:ascii="Verdana" w:hAnsi="Verdana"/>
+                <w:sz w:val="16"/>
+              </w:rPr>
+              <w:t>mon</w:t>
+            </w:r>
+          </w:p>
+        </w:tc>
+        <w:tc>
+          <w:tcPr>
+            <w:tcW w:type="dxa" w:w="1514"/>
+          </w:tcPr>
+          <w:p>
+            <w:pPr>
+              <w:spacing w:before="20" w:after="20"/>
+            </w:pPr>
             <w:r/>
             <w:r>
               <w:rPr>
@@ -435,6 +880,62 @@
                 <w:b w:val="0"/>
                 <w:sz w:val="16"/>
               </w:rPr>
+              <w:t>0</w:t>
+            </w:r>
+          </w:p>
+        </w:tc>
+        <w:tc>
+          <w:tcPr>
+            <w:tcW w:type="dxa" w:w="1514"/>
+          </w:tcPr>
+          <w:p>
+            <w:pPr>
+              <w:spacing w:before="20" w:after="20"/>
+            </w:pPr>
+            <w:r/>
+            <w:r>
+              <w:rPr>
+                <w:rFonts w:ascii="Verdana" w:hAnsi="Verdana"/>
+                <w:b w:val="0"/>
+                <w:sz w:val="16"/>
+              </w:rPr>
+              <w:t>0</w:t>
+            </w:r>
+          </w:p>
+        </w:tc>
+        <w:tc>
+          <w:tcPr>
+            <w:tcW w:type="dxa" w:w="1514"/>
+          </w:tcPr>
+          <w:p>
+            <w:pPr>
+              <w:spacing w:before="20" w:after="20"/>
+            </w:pPr>
+            <w:r/>
+            <w:r>
+              <w:rPr>
+                <w:rFonts w:ascii="Verdana" w:hAnsi="Verdana"/>
+                <w:b w:val="0"/>
+                <w:sz w:val="16"/>
+              </w:rPr>
+              <w:t>4</w:t>
+            </w:r>
+          </w:p>
+        </w:tc>
+        <w:tc>
+          <w:tcPr>
+            <w:tcW w:type="dxa" w:w="1514"/>
+          </w:tcPr>
+          <w:p>
+            <w:pPr>
+              <w:spacing w:before="20" w:after="20"/>
+            </w:pPr>
+            <w:r/>
+            <w:r>
+              <w:rPr>
+                <w:rFonts w:ascii="Verdana" w:hAnsi="Verdana"/>
+                <w:sz w:val="16"/>
+              </w:rPr>
               <w:t>mon</w:t>
             </w:r>
           </w:p>
@@ -444,6 +945,9 @@
             <w:tcW w:type="dxa" w:w="1514"/>
           </w:tcPr>
           <w:p>
+            <w:pPr>
+              <w:spacing w:before="20" w:after="20"/>
+            </w:pPr>
             <w:r/>
             <w:r>
               <w:rPr>
@@ -460,6 +964,9 @@
             <w:tcW w:type="dxa" w:w="1514"/>
           </w:tcPr>
           <w:p>
+            <w:pPr>
+              <w:spacing w:before="20" w:after="20"/>
+            </w:pPr>
             <w:r/>
             <w:r>
               <w:rPr>
@@ -467,70 +974,6 @@
                 <w:b w:val="0"/>
                 <w:sz w:val="16"/>
               </w:rPr>
-              <w:t>0</w:t>
-            </w:r>
-          </w:p>
-        </w:tc>
-        <w:tc>
-          <w:tcPr>
-            <w:tcW w:type="dxa" w:w="1514"/>
-          </w:tcPr>
-          <w:p>
-            <w:r/>
-            <w:r>
-              <w:rPr>
-                <w:rFonts w:ascii="Verdana" w:hAnsi="Verdana"/>
-                <w:b w:val="0"/>
-                <w:sz w:val="16"/>
-              </w:rPr>
-              <w:t>4</w:t>
-            </w:r>
-          </w:p>
-        </w:tc>
-        <w:tc>
-          <w:tcPr>
-            <w:tcW w:type="dxa" w:w="1514"/>
-          </w:tcPr>
-          <w:p>
-            <w:r/>
-            <w:r>
-              <w:rPr>
-                <w:rFonts w:ascii="Verdana" w:hAnsi="Verdana"/>
-                <w:b w:val="0"/>
-                <w:sz w:val="16"/>
-              </w:rPr>
-              <w:t>mon</w:t>
-            </w:r>
-          </w:p>
-        </w:tc>
-        <w:tc>
-          <w:tcPr>
-            <w:tcW w:type="dxa" w:w="1514"/>
-          </w:tcPr>
-          <w:p>
-            <w:r/>
-            <w:r>
-              <w:rPr>
-                <w:rFonts w:ascii="Verdana" w:hAnsi="Verdana"/>
-                <w:b w:val="0"/>
-                <w:sz w:val="16"/>
-              </w:rPr>
-              <w:t>0</w:t>
-            </w:r>
-          </w:p>
-        </w:tc>
-        <w:tc>
-          <w:tcPr>
-            <w:tcW w:type="dxa" w:w="1514"/>
-          </w:tcPr>
-          <w:p>
-            <w:r/>
-            <w:r>
-              <w:rPr>
-                <w:rFonts w:ascii="Verdana" w:hAnsi="Verdana"/>
-                <w:b w:val="0"/>
-                <w:sz w:val="16"/>
-              </w:rPr>
               <w:t>2</w:t>
             </w:r>
           </w:p>
@@ -540,6 +983,9 @@
             <w:tcW w:type="dxa" w:w="1514"/>
           </w:tcPr>
           <w:p>
+            <w:pPr>
+              <w:spacing w:before="20" w:after="20"/>
+            </w:pPr>
             <w:r/>
             <w:r>
               <w:rPr>
@@ -560,6 +1006,9 @@
             <w:tcW w:type="dxa" w:w="1514"/>
           </w:tcPr>
           <w:p>
+            <w:pPr>
+              <w:spacing w:before="20" w:after="20"/>
+            </w:pPr>
             <w:r/>
             <w:r>
               <w:rPr>
@@ -576,6 +1025,9 @@
             <w:tcW w:type="dxa" w:w="1514"/>
           </w:tcPr>
           <w:p>
+            <w:pPr>
+              <w:spacing w:before="20" w:after="20"/>
+            </w:pPr>
             <w:r/>
             <w:r>
               <w:rPr>
@@ -592,6 +1044,27 @@
             <w:tcW w:type="dxa" w:w="1514"/>
           </w:tcPr>
           <w:p>
+            <w:pPr>
+              <w:spacing w:before="20" w:after="20"/>
+            </w:pPr>
+            <w:r/>
+            <w:r>
+              <w:rPr>
+                <w:rFonts w:ascii="Verdana" w:hAnsi="Verdana"/>
+                <w:sz w:val="16"/>
+              </w:rPr>
+              <w:t>d</w:t>
+            </w:r>
+          </w:p>
+        </w:tc>
+        <w:tc>
+          <w:tcPr>
+            <w:tcW w:type="dxa" w:w="1514"/>
+          </w:tcPr>
+          <w:p>
+            <w:pPr>
+              <w:spacing w:before="20" w:after="20"/>
+            </w:pPr>
             <w:r/>
             <w:r>
               <w:rPr>
@@ -599,6 +1072,62 @@
                 <w:b w:val="0"/>
                 <w:sz w:val="16"/>
               </w:rPr>
+              <w:t>0</w:t>
+            </w:r>
+          </w:p>
+        </w:tc>
+        <w:tc>
+          <w:tcPr>
+            <w:tcW w:type="dxa" w:w="1514"/>
+          </w:tcPr>
+          <w:p>
+            <w:pPr>
+              <w:spacing w:before="20" w:after="20"/>
+            </w:pPr>
+            <w:r/>
+            <w:r>
+              <w:rPr>
+                <w:rFonts w:ascii="Verdana" w:hAnsi="Verdana"/>
+                <w:b w:val="0"/>
+                <w:sz w:val="16"/>
+              </w:rPr>
+              <w:t>0</w:t>
+            </w:r>
+          </w:p>
+        </w:tc>
+        <w:tc>
+          <w:tcPr>
+            <w:tcW w:type="dxa" w:w="1514"/>
+          </w:tcPr>
+          <w:p>
+            <w:pPr>
+              <w:spacing w:before="20" w:after="20"/>
+            </w:pPr>
+            <w:r/>
+            <w:r>
+              <w:rPr>
+                <w:rFonts w:ascii="Verdana" w:hAnsi="Verdana"/>
+                <w:b w:val="0"/>
+                <w:sz w:val="16"/>
+              </w:rPr>
+              <w:t>6</w:t>
+            </w:r>
+          </w:p>
+        </w:tc>
+        <w:tc>
+          <w:tcPr>
+            <w:tcW w:type="dxa" w:w="1514"/>
+          </w:tcPr>
+          <w:p>
+            <w:pPr>
+              <w:spacing w:before="20" w:after="20"/>
+            </w:pPr>
+            <w:r/>
+            <w:r>
+              <w:rPr>
+                <w:rFonts w:ascii="Verdana" w:hAnsi="Verdana"/>
+                <w:sz w:val="16"/>
+              </w:rPr>
               <w:t>d</w:t>
             </w:r>
           </w:p>
@@ -608,6 +1137,9 @@
             <w:tcW w:type="dxa" w:w="1514"/>
           </w:tcPr>
           <w:p>
+            <w:pPr>
+              <w:spacing w:before="20" w:after="20"/>
+            </w:pPr>
             <w:r/>
             <w:r>
               <w:rPr>
@@ -624,6 +1156,9 @@
             <w:tcW w:type="dxa" w:w="1514"/>
           </w:tcPr>
           <w:p>
+            <w:pPr>
+              <w:spacing w:before="20" w:after="20"/>
+            </w:pPr>
             <w:r/>
             <w:r>
               <w:rPr>
@@ -631,70 +1166,6 @@
                 <w:b w:val="0"/>
                 <w:sz w:val="16"/>
               </w:rPr>
-              <w:t>0</w:t>
-            </w:r>
-          </w:p>
-        </w:tc>
-        <w:tc>
-          <w:tcPr>
-            <w:tcW w:type="dxa" w:w="1514"/>
-          </w:tcPr>
-          <w:p>
-            <w:r/>
-            <w:r>
-              <w:rPr>
-                <w:rFonts w:ascii="Verdana" w:hAnsi="Verdana"/>
-                <w:b w:val="0"/>
-                <w:sz w:val="16"/>
-              </w:rPr>
-              <w:t>6</w:t>
-            </w:r>
-          </w:p>
-        </w:tc>
-        <w:tc>
-          <w:tcPr>
-            <w:tcW w:type="dxa" w:w="1514"/>
-          </w:tcPr>
-          <w:p>
-            <w:r/>
-            <w:r>
-              <w:rPr>
-                <w:rFonts w:ascii="Verdana" w:hAnsi="Verdana"/>
-                <w:b w:val="0"/>
-                <w:sz w:val="16"/>
-              </w:rPr>
-              <w:t>d</w:t>
-            </w:r>
-          </w:p>
-        </w:tc>
-        <w:tc>
-          <w:tcPr>
-            <w:tcW w:type="dxa" w:w="1514"/>
-          </w:tcPr>
-          <w:p>
-            <w:r/>
-            <w:r>
-              <w:rPr>
-                <w:rFonts w:ascii="Verdana" w:hAnsi="Verdana"/>
-                <w:b w:val="0"/>
-                <w:sz w:val="16"/>
-              </w:rPr>
-              <w:t>0</w:t>
-            </w:r>
-          </w:p>
-        </w:tc>
-        <w:tc>
-          <w:tcPr>
-            <w:tcW w:type="dxa" w:w="1514"/>
-          </w:tcPr>
-          <w:p>
-            <w:r/>
-            <w:r>
-              <w:rPr>
-                <w:rFonts w:ascii="Verdana" w:hAnsi="Verdana"/>
-                <w:b w:val="0"/>
-                <w:sz w:val="16"/>
-              </w:rPr>
               <w:t>2</w:t>
             </w:r>
           </w:p>
@@ -704,6 +1175,9 @@
             <w:tcW w:type="dxa" w:w="1514"/>
           </w:tcPr>
           <w:p>
+            <w:pPr>
+              <w:spacing w:before="20" w:after="20"/>
+            </w:pPr>
             <w:r/>
             <w:r>
               <w:rPr>
@@ -724,6 +1198,9 @@
             <w:tcW w:type="dxa" w:w="1514"/>
           </w:tcPr>
           <w:p>
+            <w:pPr>
+              <w:spacing w:before="20" w:after="20"/>
+            </w:pPr>
             <w:r/>
             <w:r>
               <w:rPr>
@@ -740,6 +1217,9 @@
             <w:tcW w:type="dxa" w:w="1514"/>
           </w:tcPr>
           <w:p>
+            <w:pPr>
+              <w:spacing w:before="20" w:after="20"/>
+            </w:pPr>
             <w:r/>
             <w:r>
               <w:rPr>
@@ -756,6 +1236,27 @@
             <w:tcW w:type="dxa" w:w="1514"/>
           </w:tcPr>
           <w:p>
+            <w:pPr>
+              <w:spacing w:before="20" w:after="20"/>
+            </w:pPr>
+            <w:r/>
+            <w:r>
+              <w:rPr>
+                <w:rFonts w:ascii="Verdana" w:hAnsi="Verdana"/>
+                <w:sz w:val="16"/>
+              </w:rPr>
+              <w:t>h</w:t>
+            </w:r>
+          </w:p>
+        </w:tc>
+        <w:tc>
+          <w:tcPr>
+            <w:tcW w:type="dxa" w:w="1514"/>
+          </w:tcPr>
+          <w:p>
+            <w:pPr>
+              <w:spacing w:before="20" w:after="20"/>
+            </w:pPr>
             <w:r/>
             <w:r>
               <w:rPr>
@@ -763,6 +1264,62 @@
                 <w:b w:val="0"/>
                 <w:sz w:val="16"/>
               </w:rPr>
+              <w:t>0</w:t>
+            </w:r>
+          </w:p>
+        </w:tc>
+        <w:tc>
+          <w:tcPr>
+            <w:tcW w:type="dxa" w:w="1514"/>
+          </w:tcPr>
+          <w:p>
+            <w:pPr>
+              <w:spacing w:before="20" w:after="20"/>
+            </w:pPr>
+            <w:r/>
+            <w:r>
+              <w:rPr>
+                <w:rFonts w:ascii="Verdana" w:hAnsi="Verdana"/>
+                <w:b w:val="0"/>
+                <w:sz w:val="16"/>
+              </w:rPr>
+              <w:t>0</w:t>
+            </w:r>
+          </w:p>
+        </w:tc>
+        <w:tc>
+          <w:tcPr>
+            <w:tcW w:type="dxa" w:w="1514"/>
+          </w:tcPr>
+          <w:p>
+            <w:pPr>
+              <w:spacing w:before="20" w:after="20"/>
+            </w:pPr>
+            <w:r/>
+            <w:r>
+              <w:rPr>
+                <w:rFonts w:ascii="Verdana" w:hAnsi="Verdana"/>
+                <w:b w:val="0"/>
+                <w:sz w:val="16"/>
+              </w:rPr>
+              <w:t>5</w:t>
+            </w:r>
+          </w:p>
+        </w:tc>
+        <w:tc>
+          <w:tcPr>
+            <w:tcW w:type="dxa" w:w="1514"/>
+          </w:tcPr>
+          <w:p>
+            <w:pPr>
+              <w:spacing w:before="20" w:after="20"/>
+            </w:pPr>
+            <w:r/>
+            <w:r>
+              <w:rPr>
+                <w:rFonts w:ascii="Verdana" w:hAnsi="Verdana"/>
+                <w:sz w:val="16"/>
+              </w:rPr>
               <w:t>h</w:t>
             </w:r>
           </w:p>
@@ -772,6 +1329,9 @@
             <w:tcW w:type="dxa" w:w="1514"/>
           </w:tcPr>
           <w:p>
+            <w:pPr>
+              <w:spacing w:before="20" w:after="20"/>
+            </w:pPr>
             <w:r/>
             <w:r>
               <w:rPr>
@@ -788,6 +1348,9 @@
             <w:tcW w:type="dxa" w:w="1514"/>
           </w:tcPr>
           <w:p>
+            <w:pPr>
+              <w:spacing w:before="20" w:after="20"/>
+            </w:pPr>
             <w:r/>
             <w:r>
               <w:rPr>
@@ -795,70 +1358,6 @@
                 <w:b w:val="0"/>
                 <w:sz w:val="16"/>
               </w:rPr>
-              <w:t>0</w:t>
-            </w:r>
-          </w:p>
-        </w:tc>
-        <w:tc>
-          <w:tcPr>
-            <w:tcW w:type="dxa" w:w="1514"/>
-          </w:tcPr>
-          <w:p>
-            <w:r/>
-            <w:r>
-              <w:rPr>
-                <w:rFonts w:ascii="Verdana" w:hAnsi="Verdana"/>
-                <w:b w:val="0"/>
-                <w:sz w:val="16"/>
-              </w:rPr>
-              <w:t>5</w:t>
-            </w:r>
-          </w:p>
-        </w:tc>
-        <w:tc>
-          <w:tcPr>
-            <w:tcW w:type="dxa" w:w="1514"/>
-          </w:tcPr>
-          <w:p>
-            <w:r/>
-            <w:r>
-              <w:rPr>
-                <w:rFonts w:ascii="Verdana" w:hAnsi="Verdana"/>
-                <w:b w:val="0"/>
-                <w:sz w:val="16"/>
-              </w:rPr>
-              <w:t>h</w:t>
-            </w:r>
-          </w:p>
-        </w:tc>
-        <w:tc>
-          <w:tcPr>
-            <w:tcW w:type="dxa" w:w="1514"/>
-          </w:tcPr>
-          <w:p>
-            <w:r/>
-            <w:r>
-              <w:rPr>
-                <w:rFonts w:ascii="Verdana" w:hAnsi="Verdana"/>
-                <w:b w:val="0"/>
-                <w:sz w:val="16"/>
-              </w:rPr>
-              <w:t>0</w:t>
-            </w:r>
-          </w:p>
-        </w:tc>
-        <w:tc>
-          <w:tcPr>
-            <w:tcW w:type="dxa" w:w="1514"/>
-          </w:tcPr>
-          <w:p>
-            <w:r/>
-            <w:r>
-              <w:rPr>
-                <w:rFonts w:ascii="Verdana" w:hAnsi="Verdana"/>
-                <w:b w:val="0"/>
-                <w:sz w:val="16"/>
-              </w:rPr>
               <w:t>2</w:t>
             </w:r>
           </w:p>
@@ -868,6 +1367,9 @@
             <w:tcW w:type="dxa" w:w="1514"/>
           </w:tcPr>
           <w:p>
+            <w:pPr>
+              <w:spacing w:before="20" w:after="20"/>
+            </w:pPr>
             <w:r/>
             <w:r>
               <w:rPr>
@@ -888,6 +1390,9 @@
             <w:tcW w:type="dxa" w:w="1514"/>
           </w:tcPr>
           <w:p>
+            <w:pPr>
+              <w:spacing w:before="20" w:after="20"/>
+            </w:pPr>
             <w:r/>
             <w:r>
               <w:rPr>
@@ -904,6 +1409,9 @@
             <w:tcW w:type="dxa" w:w="1514"/>
           </w:tcPr>
           <w:p>
+            <w:pPr>
+              <w:spacing w:before="20" w:after="20"/>
+            </w:pPr>
             <w:r/>
             <w:r>
               <w:rPr>
@@ -920,6 +1428,27 @@
             <w:tcW w:type="dxa" w:w="1514"/>
           </w:tcPr>
           <w:p>
+            <w:pPr>
+              <w:spacing w:before="20" w:after="20"/>
+            </w:pPr>
+            <w:r/>
+            <w:r>
+              <w:rPr>
+                <w:rFonts w:ascii="Verdana" w:hAnsi="Verdana"/>
+                <w:sz w:val="16"/>
+              </w:rPr>
+              <w:t>min</w:t>
+            </w:r>
+          </w:p>
+        </w:tc>
+        <w:tc>
+          <w:tcPr>
+            <w:tcW w:type="dxa" w:w="1514"/>
+          </w:tcPr>
+          <w:p>
+            <w:pPr>
+              <w:spacing w:before="20" w:after="20"/>
+            </w:pPr>
             <w:r/>
             <w:r>
               <w:rPr>
@@ -927,6 +1456,62 @@
                 <w:b w:val="0"/>
                 <w:sz w:val="16"/>
               </w:rPr>
+              <w:t>0</w:t>
+            </w:r>
+          </w:p>
+        </w:tc>
+        <w:tc>
+          <w:tcPr>
+            <w:tcW w:type="dxa" w:w="1514"/>
+          </w:tcPr>
+          <w:p>
+            <w:pPr>
+              <w:spacing w:before="20" w:after="20"/>
+            </w:pPr>
+            <w:r/>
+            <w:r>
+              <w:rPr>
+                <w:rFonts w:ascii="Verdana" w:hAnsi="Verdana"/>
+                <w:b w:val="0"/>
+                <w:sz w:val="16"/>
+              </w:rPr>
+              <w:t>0</w:t>
+            </w:r>
+          </w:p>
+        </w:tc>
+        <w:tc>
+          <w:tcPr>
+            <w:tcW w:type="dxa" w:w="1514"/>
+          </w:tcPr>
+          <w:p>
+            <w:pPr>
+              <w:spacing w:before="20" w:after="20"/>
+            </w:pPr>
+            <w:r/>
+            <w:r>
+              <w:rPr>
+                <w:rFonts w:ascii="Verdana" w:hAnsi="Verdana"/>
+                <w:b w:val="0"/>
+                <w:sz w:val="16"/>
+              </w:rPr>
+              <w:t>6</w:t>
+            </w:r>
+          </w:p>
+        </w:tc>
+        <w:tc>
+          <w:tcPr>
+            <w:tcW w:type="dxa" w:w="1514"/>
+          </w:tcPr>
+          <w:p>
+            <w:pPr>
+              <w:spacing w:before="20" w:after="20"/>
+            </w:pPr>
+            <w:r/>
+            <w:r>
+              <w:rPr>
+                <w:rFonts w:ascii="Verdana" w:hAnsi="Verdana"/>
+                <w:sz w:val="16"/>
+              </w:rPr>
               <w:t>min</w:t>
             </w:r>
           </w:p>
@@ -936,6 +1521,9 @@
             <w:tcW w:type="dxa" w:w="1514"/>
           </w:tcPr>
           <w:p>
+            <w:pPr>
+              <w:spacing w:before="20" w:after="20"/>
+            </w:pPr>
             <w:r/>
             <w:r>
               <w:rPr>
@@ -952,6 +1540,9 @@
             <w:tcW w:type="dxa" w:w="1514"/>
           </w:tcPr>
           <w:p>
+            <w:pPr>
+              <w:spacing w:before="20" w:after="20"/>
+            </w:pPr>
             <w:r/>
             <w:r>
               <w:rPr>
@@ -959,70 +1550,6 @@
                 <w:b w:val="0"/>
                 <w:sz w:val="16"/>
               </w:rPr>
-              <w:t>0</w:t>
-            </w:r>
-          </w:p>
-        </w:tc>
-        <w:tc>
-          <w:tcPr>
-            <w:tcW w:type="dxa" w:w="1514"/>
-          </w:tcPr>
-          <w:p>
-            <w:r/>
-            <w:r>
-              <w:rPr>
-                <w:rFonts w:ascii="Verdana" w:hAnsi="Verdana"/>
-                <w:b w:val="0"/>
-                <w:sz w:val="16"/>
-              </w:rPr>
-              <w:t>6</w:t>
-            </w:r>
-          </w:p>
-        </w:tc>
-        <w:tc>
-          <w:tcPr>
-            <w:tcW w:type="dxa" w:w="1514"/>
-          </w:tcPr>
-          <w:p>
-            <w:r/>
-            <w:r>
-              <w:rPr>
-                <w:rFonts w:ascii="Verdana" w:hAnsi="Verdana"/>
-                <w:b w:val="0"/>
-                <w:sz w:val="16"/>
-              </w:rPr>
-              <w:t>min</w:t>
-            </w:r>
-          </w:p>
-        </w:tc>
-        <w:tc>
-          <w:tcPr>
-            <w:tcW w:type="dxa" w:w="1514"/>
-          </w:tcPr>
-          <w:p>
-            <w:r/>
-            <w:r>
-              <w:rPr>
-                <w:rFonts w:ascii="Verdana" w:hAnsi="Verdana"/>
-                <w:b w:val="0"/>
-                <w:sz w:val="16"/>
-              </w:rPr>
-              <w:t>0</w:t>
-            </w:r>
-          </w:p>
-        </w:tc>
-        <w:tc>
-          <w:tcPr>
-            <w:tcW w:type="dxa" w:w="1514"/>
-          </w:tcPr>
-          <w:p>
-            <w:r/>
-            <w:r>
-              <w:rPr>
-                <w:rFonts w:ascii="Verdana" w:hAnsi="Verdana"/>
-                <w:b w:val="0"/>
-                <w:sz w:val="16"/>
-              </w:rPr>
               <w:t>2</w:t>
             </w:r>
           </w:p>
@@ -1032,6 +1559,9 @@
             <w:tcW w:type="dxa" w:w="1514"/>
           </w:tcPr>
           <w:p>
+            <w:pPr>
+              <w:spacing w:before="20" w:after="20"/>
+            </w:pPr>
             <w:r/>
             <w:r>
               <w:rPr>
@@ -1052,6 +1582,9 @@
             <w:tcW w:type="dxa" w:w="1514"/>
           </w:tcPr>
           <w:p>
+            <w:pPr>
+              <w:spacing w:before="20" w:after="20"/>
+            </w:pPr>
             <w:r/>
             <w:r>
               <w:rPr>
@@ -1068,6 +1601,9 @@
             <w:tcW w:type="dxa" w:w="1514"/>
           </w:tcPr>
           <w:p>
+            <w:pPr>
+              <w:spacing w:before="20" w:after="20"/>
+            </w:pPr>
             <w:r/>
             <w:r>
               <w:rPr>
@@ -1084,6 +1620,27 @@
             <w:tcW w:type="dxa" w:w="1514"/>
           </w:tcPr>
           <w:p>
+            <w:pPr>
+              <w:spacing w:before="20" w:after="20"/>
+            </w:pPr>
+            <w:r/>
+            <w:r>
+              <w:rPr>
+                <w:rFonts w:ascii="Verdana" w:hAnsi="Verdana"/>
+                <w:sz w:val="16"/>
+              </w:rPr>
+              <w:t>s</w:t>
+            </w:r>
+          </w:p>
+        </w:tc>
+        <w:tc>
+          <w:tcPr>
+            <w:tcW w:type="dxa" w:w="1514"/>
+          </w:tcPr>
+          <w:p>
+            <w:pPr>
+              <w:spacing w:before="20" w:after="20"/>
+            </w:pPr>
             <w:r/>
             <w:r>
               <w:rPr>
@@ -1091,6 +1648,62 @@
                 <w:b w:val="0"/>
                 <w:sz w:val="16"/>
               </w:rPr>
+              <w:t>0</w:t>
+            </w:r>
+          </w:p>
+        </w:tc>
+        <w:tc>
+          <w:tcPr>
+            <w:tcW w:type="dxa" w:w="1514"/>
+          </w:tcPr>
+          <w:p>
+            <w:pPr>
+              <w:spacing w:before="20" w:after="20"/>
+            </w:pPr>
+            <w:r/>
+            <w:r>
+              <w:rPr>
+                <w:rFonts w:ascii="Verdana" w:hAnsi="Verdana"/>
+                <w:b w:val="0"/>
+                <w:sz w:val="16"/>
+              </w:rPr>
+              <w:t>0</w:t>
+            </w:r>
+          </w:p>
+        </w:tc>
+        <w:tc>
+          <w:tcPr>
+            <w:tcW w:type="dxa" w:w="1514"/>
+          </w:tcPr>
+          <w:p>
+            <w:pPr>
+              <w:spacing w:before="20" w:after="20"/>
+            </w:pPr>
+            <w:r/>
+            <w:r>
+              <w:rPr>
+                <w:rFonts w:ascii="Verdana" w:hAnsi="Verdana"/>
+                <w:b w:val="0"/>
+                <w:sz w:val="16"/>
+              </w:rPr>
+              <w:t>6</w:t>
+            </w:r>
+          </w:p>
+        </w:tc>
+        <w:tc>
+          <w:tcPr>
+            <w:tcW w:type="dxa" w:w="1514"/>
+          </w:tcPr>
+          <w:p>
+            <w:pPr>
+              <w:spacing w:before="20" w:after="20"/>
+            </w:pPr>
+            <w:r/>
+            <w:r>
+              <w:rPr>
+                <w:rFonts w:ascii="Verdana" w:hAnsi="Verdana"/>
+                <w:sz w:val="16"/>
+              </w:rPr>
               <w:t>s</w:t>
             </w:r>
           </w:p>
@@ -1100,6 +1713,9 @@
             <w:tcW w:type="dxa" w:w="1514"/>
           </w:tcPr>
           <w:p>
+            <w:pPr>
+              <w:spacing w:before="20" w:after="20"/>
+            </w:pPr>
             <w:r/>
             <w:r>
               <w:rPr>
@@ -1116,6 +1732,9 @@
             <w:tcW w:type="dxa" w:w="1514"/>
           </w:tcPr>
           <w:p>
+            <w:pPr>
+              <w:spacing w:before="20" w:after="20"/>
+            </w:pPr>
             <w:r/>
             <w:r>
               <w:rPr>
@@ -1123,70 +1742,6 @@
                 <w:b w:val="0"/>
                 <w:sz w:val="16"/>
               </w:rPr>
-              <w:t>0</w:t>
-            </w:r>
-          </w:p>
-        </w:tc>
-        <w:tc>
-          <w:tcPr>
-            <w:tcW w:type="dxa" w:w="1514"/>
-          </w:tcPr>
-          <w:p>
-            <w:r/>
-            <w:r>
-              <w:rPr>
-                <w:rFonts w:ascii="Verdana" w:hAnsi="Verdana"/>
-                <w:b w:val="0"/>
-                <w:sz w:val="16"/>
-              </w:rPr>
-              <w:t>6</w:t>
-            </w:r>
-          </w:p>
-        </w:tc>
-        <w:tc>
-          <w:tcPr>
-            <w:tcW w:type="dxa" w:w="1514"/>
-          </w:tcPr>
-          <w:p>
-            <w:r/>
-            <w:r>
-              <w:rPr>
-                <w:rFonts w:ascii="Verdana" w:hAnsi="Verdana"/>
-                <w:b w:val="0"/>
-                <w:sz w:val="16"/>
-              </w:rPr>
-              <w:t>s</w:t>
-            </w:r>
-          </w:p>
-        </w:tc>
-        <w:tc>
-          <w:tcPr>
-            <w:tcW w:type="dxa" w:w="1514"/>
-          </w:tcPr>
-          <w:p>
-            <w:r/>
-            <w:r>
-              <w:rPr>
-                <w:rFonts w:ascii="Verdana" w:hAnsi="Verdana"/>
-                <w:b w:val="0"/>
-                <w:sz w:val="16"/>
-              </w:rPr>
-              <w:t>0</w:t>
-            </w:r>
-          </w:p>
-        </w:tc>
-        <w:tc>
-          <w:tcPr>
-            <w:tcW w:type="dxa" w:w="1514"/>
-          </w:tcPr>
-          <w:p>
-            <w:r/>
-            <w:r>
-              <w:rPr>
-                <w:rFonts w:ascii="Verdana" w:hAnsi="Verdana"/>
-                <w:b w:val="0"/>
-                <w:sz w:val="16"/>
-              </w:rPr>
               <w:t>2</w:t>
             </w:r>
           </w:p>
@@ -1196,6 +1751,9 @@
             <w:tcW w:type="dxa" w:w="1514"/>
           </w:tcPr>
           <w:p>
+            <w:pPr>
+              <w:spacing w:before="20" w:after="20"/>
+            </w:pPr>
             <w:r/>
             <w:r>
               <w:rPr>
@@ -1216,6 +1774,9 @@
             <w:tcW w:type="dxa" w:w="1514"/>
           </w:tcPr>
           <w:p>
+            <w:pPr>
+              <w:spacing w:before="20" w:after="20"/>
+            </w:pPr>
             <w:r/>
             <w:r>
               <w:rPr>
@@ -1232,6 +1793,9 @@
             <w:tcW w:type="dxa" w:w="1514"/>
           </w:tcPr>
           <w:p>
+            <w:pPr>
+              <w:spacing w:before="20" w:after="20"/>
+            </w:pPr>
             <w:r/>
             <w:r>
               <w:rPr>
@@ -1248,6 +1812,27 @@
             <w:tcW w:type="dxa" w:w="1514"/>
           </w:tcPr>
           <w:p>
+            <w:pPr>
+              <w:spacing w:before="20" w:after="20"/>
+            </w:pPr>
+            <w:r/>
+            <w:r>
+              <w:rPr>
+                <w:rFonts w:ascii="Verdana" w:hAnsi="Verdana"/>
+                <w:sz w:val="16"/>
+              </w:rPr>
+              <w:t>s</w:t>
+            </w:r>
+          </w:p>
+        </w:tc>
+        <w:tc>
+          <w:tcPr>
+            <w:tcW w:type="dxa" w:w="1514"/>
+          </w:tcPr>
+          <w:p>
+            <w:pPr>
+              <w:spacing w:before="20" w:after="20"/>
+            </w:pPr>
             <w:r/>
             <w:r>
               <w:rPr>
@@ -1255,6 +1840,62 @@
                 <w:b w:val="0"/>
                 <w:sz w:val="16"/>
               </w:rPr>
+              <w:t>6</w:t>
+            </w:r>
+          </w:p>
+        </w:tc>
+        <w:tc>
+          <w:tcPr>
+            <w:tcW w:type="dxa" w:w="1514"/>
+          </w:tcPr>
+          <w:p>
+            <w:pPr>
+              <w:spacing w:before="20" w:after="20"/>
+            </w:pPr>
+            <w:r/>
+            <w:r>
+              <w:rPr>
+                <w:rFonts w:ascii="Verdana" w:hAnsi="Verdana"/>
+                <w:b w:val="0"/>
+                <w:sz w:val="16"/>
+              </w:rPr>
+              <w:t>0</w:t>
+            </w:r>
+          </w:p>
+        </w:tc>
+        <w:tc>
+          <w:tcPr>
+            <w:tcW w:type="dxa" w:w="1514"/>
+          </w:tcPr>
+          <w:p>
+            <w:pPr>
+              <w:spacing w:before="20" w:after="20"/>
+            </w:pPr>
+            <w:r/>
+            <w:r>
+              <w:rPr>
+                <w:rFonts w:ascii="Verdana" w:hAnsi="Verdana"/>
+                <w:b w:val="0"/>
+                <w:sz w:val="16"/>
+              </w:rPr>
+              <w:t>26</w:t>
+            </w:r>
+          </w:p>
+        </w:tc>
+        <w:tc>
+          <w:tcPr>
+            <w:tcW w:type="dxa" w:w="1514"/>
+          </w:tcPr>
+          <w:p>
+            <w:pPr>
+              <w:spacing w:before="20" w:after="20"/>
+            </w:pPr>
+            <w:r/>
+            <w:r>
+              <w:rPr>
+                <w:rFonts w:ascii="Verdana" w:hAnsi="Verdana"/>
+                <w:sz w:val="16"/>
+              </w:rPr>
               <w:t>s</w:t>
             </w:r>
           </w:p>
@@ -1264,6 +1905,9 @@
             <w:tcW w:type="dxa" w:w="1514"/>
           </w:tcPr>
           <w:p>
+            <w:pPr>
+              <w:spacing w:before="20" w:after="20"/>
+            </w:pPr>
             <w:r/>
             <w:r>
               <w:rPr>
@@ -1280,6 +1924,9 @@
             <w:tcW w:type="dxa" w:w="1514"/>
           </w:tcPr>
           <w:p>
+            <w:pPr>
+              <w:spacing w:before="20" w:after="20"/>
+            </w:pPr>
             <w:r/>
             <w:r>
               <w:rPr>
@@ -1287,70 +1934,6 @@
                 <w:b w:val="0"/>
                 <w:sz w:val="16"/>
               </w:rPr>
-              <w:t>0</w:t>
-            </w:r>
-          </w:p>
-        </w:tc>
-        <w:tc>
-          <w:tcPr>
-            <w:tcW w:type="dxa" w:w="1514"/>
-          </w:tcPr>
-          <w:p>
-            <w:r/>
-            <w:r>
-              <w:rPr>
-                <w:rFonts w:ascii="Verdana" w:hAnsi="Verdana"/>
-                <w:b w:val="0"/>
-                <w:sz w:val="16"/>
-              </w:rPr>
-              <w:t>26</w:t>
-            </w:r>
-          </w:p>
-        </w:tc>
-        <w:tc>
-          <w:tcPr>
-            <w:tcW w:type="dxa" w:w="1514"/>
-          </w:tcPr>
-          <w:p>
-            <w:r/>
-            <w:r>
-              <w:rPr>
-                <w:rFonts w:ascii="Verdana" w:hAnsi="Verdana"/>
-                <w:b w:val="0"/>
-                <w:sz w:val="16"/>
-              </w:rPr>
-              <w:t>s</w:t>
-            </w:r>
-          </w:p>
-        </w:tc>
-        <w:tc>
-          <w:tcPr>
-            <w:tcW w:type="dxa" w:w="1514"/>
-          </w:tcPr>
-          <w:p>
-            <w:r/>
-            <w:r>
-              <w:rPr>
-                <w:rFonts w:ascii="Verdana" w:hAnsi="Verdana"/>
-                <w:b w:val="0"/>
-                <w:sz w:val="16"/>
-              </w:rPr>
-              <w:t>6</w:t>
-            </w:r>
-          </w:p>
-        </w:tc>
-        <w:tc>
-          <w:tcPr>
-            <w:tcW w:type="dxa" w:w="1514"/>
-          </w:tcPr>
-          <w:p>
-            <w:r/>
-            <w:r>
-              <w:rPr>
-                <w:rFonts w:ascii="Verdana" w:hAnsi="Verdana"/>
-                <w:b w:val="0"/>
-                <w:sz w:val="16"/>
-              </w:rPr>
               <w:t>8</w:t>
             </w:r>
           </w:p>
@@ -1360,6 +1943,9 @@
             <w:tcW w:type="dxa" w:w="1514"/>
           </w:tcPr>
           <w:p>
+            <w:pPr>
+              <w:spacing w:before="20" w:after="20"/>
+            </w:pPr>
             <w:r/>
             <w:r>
               <w:rPr>
@@ -1380,6 +1966,9 @@
             <w:tcW w:type="dxa" w:w="1514"/>
           </w:tcPr>
           <w:p>
+            <w:pPr>
+              <w:spacing w:before="20" w:after="20"/>
+            </w:pPr>
             <w:r/>
             <w:r>
               <w:rPr>
@@ -1396,6 +1985,9 @@
             <w:tcW w:type="dxa" w:w="1514"/>
           </w:tcPr>
           <w:p>
+            <w:pPr>
+              <w:spacing w:before="20" w:after="20"/>
+            </w:pPr>
             <w:r/>
             <w:r>
               <w:rPr>
@@ -1412,6 +2004,27 @@
             <w:tcW w:type="dxa" w:w="1514"/>
           </w:tcPr>
           <w:p>
+            <w:pPr>
+              <w:spacing w:before="20" w:after="20"/>
+            </w:pPr>
+            <w:r/>
+            <w:r>
+              <w:rPr>
+                <w:rFonts w:ascii="Verdana" w:hAnsi="Verdana"/>
+                <w:sz w:val="16"/>
+              </w:rPr>
+              <w:t>a</w:t>
+            </w:r>
+          </w:p>
+        </w:tc>
+        <w:tc>
+          <w:tcPr>
+            <w:tcW w:type="dxa" w:w="1514"/>
+          </w:tcPr>
+          <w:p>
+            <w:pPr>
+              <w:spacing w:before="20" w:after="20"/>
+            </w:pPr>
             <w:r/>
             <w:r>
               <w:rPr>
@@ -1419,6 +2032,62 @@
                 <w:b w:val="0"/>
                 <w:sz w:val="16"/>
               </w:rPr>
+              <w:t>0</w:t>
+            </w:r>
+          </w:p>
+        </w:tc>
+        <w:tc>
+          <w:tcPr>
+            <w:tcW w:type="dxa" w:w="1514"/>
+          </w:tcPr>
+          <w:p>
+            <w:pPr>
+              <w:spacing w:before="20" w:after="20"/>
+            </w:pPr>
+            <w:r/>
+            <w:r>
+              <w:rPr>
+                <w:rFonts w:ascii="Verdana" w:hAnsi="Verdana"/>
+                <w:b w:val="0"/>
+                <w:sz w:val="16"/>
+              </w:rPr>
+              <w:t>-1024</w:t>
+            </w:r>
+          </w:p>
+        </w:tc>
+        <w:tc>
+          <w:tcPr>
+            <w:tcW w:type="dxa" w:w="1514"/>
+          </w:tcPr>
+          <w:p>
+            <w:pPr>
+              <w:spacing w:before="20" w:after="20"/>
+            </w:pPr>
+            <w:r/>
+            <w:r>
+              <w:rPr>
+                <w:rFonts w:ascii="Verdana" w:hAnsi="Verdana"/>
+                <w:b w:val="0"/>
+                <w:sz w:val="16"/>
+              </w:rPr>
+              <w:t>11</w:t>
+            </w:r>
+          </w:p>
+        </w:tc>
+        <w:tc>
+          <w:tcPr>
+            <w:tcW w:type="dxa" w:w="1514"/>
+          </w:tcPr>
+          <w:p>
+            <w:pPr>
+              <w:spacing w:before="20" w:after="20"/>
+            </w:pPr>
+            <w:r/>
+            <w:r>
+              <w:rPr>
+                <w:rFonts w:ascii="Verdana" w:hAnsi="Verdana"/>
+                <w:sz w:val="16"/>
+              </w:rPr>
               <w:t>a</w:t>
             </w:r>
           </w:p>
@@ -1428,6 +2097,9 @@
             <w:tcW w:type="dxa" w:w="1514"/>
           </w:tcPr>
           <w:p>
+            <w:pPr>
+              <w:spacing w:before="20" w:after="20"/>
+            </w:pPr>
             <w:r/>
             <w:r>
               <w:rPr>
@@ -1444,6 +2116,9 @@
             <w:tcW w:type="dxa" w:w="1514"/>
           </w:tcPr>
           <w:p>
+            <w:pPr>
+              <w:spacing w:before="20" w:after="20"/>
+            </w:pPr>
             <w:r/>
             <w:r>
               <w:rPr>
@@ -1451,70 +2126,6 @@
                 <w:b w:val="0"/>
                 <w:sz w:val="16"/>
               </w:rPr>
-              <w:t>-1024</w:t>
-            </w:r>
-          </w:p>
-        </w:tc>
-        <w:tc>
-          <w:tcPr>
-            <w:tcW w:type="dxa" w:w="1514"/>
-          </w:tcPr>
-          <w:p>
-            <w:r/>
-            <w:r>
-              <w:rPr>
-                <w:rFonts w:ascii="Verdana" w:hAnsi="Verdana"/>
-                <w:b w:val="0"/>
-                <w:sz w:val="16"/>
-              </w:rPr>
-              <w:t>11</w:t>
-            </w:r>
-          </w:p>
-        </w:tc>
-        <w:tc>
-          <w:tcPr>
-            <w:tcW w:type="dxa" w:w="1514"/>
-          </w:tcPr>
-          <w:p>
-            <w:r/>
-            <w:r>
-              <w:rPr>
-                <w:rFonts w:ascii="Verdana" w:hAnsi="Verdana"/>
-                <w:b w:val="0"/>
-                <w:sz w:val="16"/>
-              </w:rPr>
-              <w:t>a</w:t>
-            </w:r>
-          </w:p>
-        </w:tc>
-        <w:tc>
-          <w:tcPr>
-            <w:tcW w:type="dxa" w:w="1514"/>
-          </w:tcPr>
-          <w:p>
-            <w:r/>
-            <w:r>
-              <w:rPr>
-                <w:rFonts w:ascii="Verdana" w:hAnsi="Verdana"/>
-                <w:b w:val="0"/>
-                <w:sz w:val="16"/>
-              </w:rPr>
-              <w:t>0</w:t>
-            </w:r>
-          </w:p>
-        </w:tc>
-        <w:tc>
-          <w:tcPr>
-            <w:tcW w:type="dxa" w:w="1514"/>
-          </w:tcPr>
-          <w:p>
-            <w:r/>
-            <w:r>
-              <w:rPr>
-                <w:rFonts w:ascii="Verdana" w:hAnsi="Verdana"/>
-                <w:b w:val="0"/>
-                <w:sz w:val="16"/>
-              </w:rPr>
               <w:t>4</w:t>
             </w:r>
           </w:p>
@@ -1524,6 +2135,9 @@
             <w:tcW w:type="dxa" w:w="1514"/>
           </w:tcPr>
           <w:p>
+            <w:pPr>
+              <w:spacing w:before="20" w:after="20"/>
+            </w:pPr>
             <w:r/>
             <w:r>
               <w:rPr>
@@ -1544,6 +2158,9 @@
             <w:tcW w:type="dxa" w:w="1514"/>
           </w:tcPr>
           <w:p>
+            <w:pPr>
+              <w:spacing w:before="20" w:after="20"/>
+            </w:pPr>
             <w:r/>
             <w:r>
               <w:rPr>
@@ -1560,6 +2177,9 @@
             <w:tcW w:type="dxa" w:w="1514"/>
           </w:tcPr>
           <w:p>
+            <w:pPr>
+              <w:spacing w:before="20" w:after="20"/>
+            </w:pPr>
             <w:r/>
             <w:r>
               <w:rPr>
@@ -1576,6 +2196,27 @@
             <w:tcW w:type="dxa" w:w="1514"/>
           </w:tcPr>
           <w:p>
+            <w:pPr>
+              <w:spacing w:before="20" w:after="20"/>
+            </w:pPr>
+            <w:r/>
+            <w:r>
+              <w:rPr>
+                <w:rFonts w:ascii="Verdana" w:hAnsi="Verdana"/>
+                <w:sz w:val="16"/>
+              </w:rPr>
+              <w:t>mon</w:t>
+            </w:r>
+          </w:p>
+        </w:tc>
+        <w:tc>
+          <w:tcPr>
+            <w:tcW w:type="dxa" w:w="1514"/>
+          </w:tcPr>
+          <w:p>
+            <w:pPr>
+              <w:spacing w:before="20" w:after="20"/>
+            </w:pPr>
             <w:r/>
             <w:r>
               <w:rPr>
@@ -1583,6 +2224,62 @@
                 <w:b w:val="0"/>
                 <w:sz w:val="16"/>
               </w:rPr>
+              <w:t>0</w:t>
+            </w:r>
+          </w:p>
+        </w:tc>
+        <w:tc>
+          <w:tcPr>
+            <w:tcW w:type="dxa" w:w="1514"/>
+          </w:tcPr>
+          <w:p>
+            <w:pPr>
+              <w:spacing w:before="20" w:after="20"/>
+            </w:pPr>
+            <w:r/>
+            <w:r>
+              <w:rPr>
+                <w:rFonts w:ascii="Verdana" w:hAnsi="Verdana"/>
+                <w:b w:val="0"/>
+                <w:sz w:val="16"/>
+              </w:rPr>
+              <w:t>-1024</w:t>
+            </w:r>
+          </w:p>
+        </w:tc>
+        <w:tc>
+          <w:tcPr>
+            <w:tcW w:type="dxa" w:w="1514"/>
+          </w:tcPr>
+          <w:p>
+            <w:pPr>
+              <w:spacing w:before="20" w:after="20"/>
+            </w:pPr>
+            <w:r/>
+            <w:r>
+              <w:rPr>
+                <w:rFonts w:ascii="Verdana" w:hAnsi="Verdana"/>
+                <w:b w:val="0"/>
+                <w:sz w:val="16"/>
+              </w:rPr>
+              <w:t>11</w:t>
+            </w:r>
+          </w:p>
+        </w:tc>
+        <w:tc>
+          <w:tcPr>
+            <w:tcW w:type="dxa" w:w="1514"/>
+          </w:tcPr>
+          <w:p>
+            <w:pPr>
+              <w:spacing w:before="20" w:after="20"/>
+            </w:pPr>
+            <w:r/>
+            <w:r>
+              <w:rPr>
+                <w:rFonts w:ascii="Verdana" w:hAnsi="Verdana"/>
+                <w:sz w:val="16"/>
+              </w:rPr>
               <w:t>mon</w:t>
             </w:r>
           </w:p>
@@ -1592,6 +2289,9 @@
             <w:tcW w:type="dxa" w:w="1514"/>
           </w:tcPr>
           <w:p>
+            <w:pPr>
+              <w:spacing w:before="20" w:after="20"/>
+            </w:pPr>
             <w:r/>
             <w:r>
               <w:rPr>
@@ -1608,6 +2308,9 @@
             <w:tcW w:type="dxa" w:w="1514"/>
           </w:tcPr>
           <w:p>
+            <w:pPr>
+              <w:spacing w:before="20" w:after="20"/>
+            </w:pPr>
             <w:r/>
             <w:r>
               <w:rPr>
@@ -1615,70 +2318,6 @@
                 <w:b w:val="0"/>
                 <w:sz w:val="16"/>
               </w:rPr>
-              <w:t>-1024</w:t>
-            </w:r>
-          </w:p>
-        </w:tc>
-        <w:tc>
-          <w:tcPr>
-            <w:tcW w:type="dxa" w:w="1514"/>
-          </w:tcPr>
-          <w:p>
-            <w:r/>
-            <w:r>
-              <w:rPr>
-                <w:rFonts w:ascii="Verdana" w:hAnsi="Verdana"/>
-                <w:b w:val="0"/>
-                <w:sz w:val="16"/>
-              </w:rPr>
-              <w:t>11</w:t>
-            </w:r>
-          </w:p>
-        </w:tc>
-        <w:tc>
-          <w:tcPr>
-            <w:tcW w:type="dxa" w:w="1514"/>
-          </w:tcPr>
-          <w:p>
-            <w:r/>
-            <w:r>
-              <w:rPr>
-                <w:rFonts w:ascii="Verdana" w:hAnsi="Verdana"/>
-                <w:b w:val="0"/>
-                <w:sz w:val="16"/>
-              </w:rPr>
-              <w:t>mon</w:t>
-            </w:r>
-          </w:p>
-        </w:tc>
-        <w:tc>
-          <w:tcPr>
-            <w:tcW w:type="dxa" w:w="1514"/>
-          </w:tcPr>
-          <w:p>
-            <w:r/>
-            <w:r>
-              <w:rPr>
-                <w:rFonts w:ascii="Verdana" w:hAnsi="Verdana"/>
-                <w:b w:val="0"/>
-                <w:sz w:val="16"/>
-              </w:rPr>
-              <w:t>0</w:t>
-            </w:r>
-          </w:p>
-        </w:tc>
-        <w:tc>
-          <w:tcPr>
-            <w:tcW w:type="dxa" w:w="1514"/>
-          </w:tcPr>
-          <w:p>
-            <w:r/>
-            <w:r>
-              <w:rPr>
-                <w:rFonts w:ascii="Verdana" w:hAnsi="Verdana"/>
-                <w:b w:val="0"/>
-                <w:sz w:val="16"/>
-              </w:rPr>
               <w:t>4</w:t>
             </w:r>
           </w:p>
@@ -1688,6 +2327,9 @@
             <w:tcW w:type="dxa" w:w="1514"/>
           </w:tcPr>
           <w:p>
+            <w:pPr>
+              <w:spacing w:before="20" w:after="20"/>
+            </w:pPr>
             <w:r/>
             <w:r>
               <w:rPr>
@@ -1708,6 +2350,9 @@
             <w:tcW w:type="dxa" w:w="1514"/>
           </w:tcPr>
           <w:p>
+            <w:pPr>
+              <w:spacing w:before="20" w:after="20"/>
+            </w:pPr>
             <w:r/>
             <w:r>
               <w:rPr>
@@ -1724,6 +2369,9 @@
             <w:tcW w:type="dxa" w:w="1514"/>
           </w:tcPr>
           <w:p>
+            <w:pPr>
+              <w:spacing w:before="20" w:after="20"/>
+            </w:pPr>
             <w:r/>
             <w:r>
               <w:rPr>
@@ -1740,6 +2388,27 @@
             <w:tcW w:type="dxa" w:w="1514"/>
           </w:tcPr>
           <w:p>
+            <w:pPr>
+              <w:spacing w:before="20" w:after="20"/>
+            </w:pPr>
+            <w:r/>
+            <w:r>
+              <w:rPr>
+                <w:rFonts w:ascii="Verdana" w:hAnsi="Verdana"/>
+                <w:sz w:val="16"/>
+              </w:rPr>
+              <w:t>d</w:t>
+            </w:r>
+          </w:p>
+        </w:tc>
+        <w:tc>
+          <w:tcPr>
+            <w:tcW w:type="dxa" w:w="1514"/>
+          </w:tcPr>
+          <w:p>
+            <w:pPr>
+              <w:spacing w:before="20" w:after="20"/>
+            </w:pPr>
             <w:r/>
             <w:r>
               <w:rPr>
@@ -1747,6 +2416,62 @@
                 <w:b w:val="0"/>
                 <w:sz w:val="16"/>
               </w:rPr>
+              <w:t>0</w:t>
+            </w:r>
+          </w:p>
+        </w:tc>
+        <w:tc>
+          <w:tcPr>
+            <w:tcW w:type="dxa" w:w="1514"/>
+          </w:tcPr>
+          <w:p>
+            <w:pPr>
+              <w:spacing w:before="20" w:after="20"/>
+            </w:pPr>
+            <w:r/>
+            <w:r>
+              <w:rPr>
+                <w:rFonts w:ascii="Verdana" w:hAnsi="Verdana"/>
+                <w:b w:val="0"/>
+                <w:sz w:val="16"/>
+              </w:rPr>
+              <w:t>-1024</w:t>
+            </w:r>
+          </w:p>
+        </w:tc>
+        <w:tc>
+          <w:tcPr>
+            <w:tcW w:type="dxa" w:w="1514"/>
+          </w:tcPr>
+          <w:p>
+            <w:pPr>
+              <w:spacing w:before="20" w:after="20"/>
+            </w:pPr>
+            <w:r/>
+            <w:r>
+              <w:rPr>
+                <w:rFonts w:ascii="Verdana" w:hAnsi="Verdana"/>
+                <w:b w:val="0"/>
+                <w:sz w:val="16"/>
+              </w:rPr>
+              <w:t>11</w:t>
+            </w:r>
+          </w:p>
+        </w:tc>
+        <w:tc>
+          <w:tcPr>
+            <w:tcW w:type="dxa" w:w="1514"/>
+          </w:tcPr>
+          <w:p>
+            <w:pPr>
+              <w:spacing w:before="20" w:after="20"/>
+            </w:pPr>
+            <w:r/>
+            <w:r>
+              <w:rPr>
+                <w:rFonts w:ascii="Verdana" w:hAnsi="Verdana"/>
+                <w:sz w:val="16"/>
+              </w:rPr>
               <w:t>d</w:t>
             </w:r>
           </w:p>
@@ -1756,6 +2481,9 @@
             <w:tcW w:type="dxa" w:w="1514"/>
           </w:tcPr>
           <w:p>
+            <w:pPr>
+              <w:spacing w:before="20" w:after="20"/>
+            </w:pPr>
             <w:r/>
             <w:r>
               <w:rPr>
@@ -1772,6 +2500,9 @@
             <w:tcW w:type="dxa" w:w="1514"/>
           </w:tcPr>
           <w:p>
+            <w:pPr>
+              <w:spacing w:before="20" w:after="20"/>
+            </w:pPr>
             <w:r/>
             <w:r>
               <w:rPr>
@@ -1779,70 +2510,6 @@
                 <w:b w:val="0"/>
                 <w:sz w:val="16"/>
               </w:rPr>
-              <w:t>-1024</w:t>
-            </w:r>
-          </w:p>
-        </w:tc>
-        <w:tc>
-          <w:tcPr>
-            <w:tcW w:type="dxa" w:w="1514"/>
-          </w:tcPr>
-          <w:p>
-            <w:r/>
-            <w:r>
-              <w:rPr>
-                <w:rFonts w:ascii="Verdana" w:hAnsi="Verdana"/>
-                <w:b w:val="0"/>
-                <w:sz w:val="16"/>
-              </w:rPr>
-              <w:t>11</w:t>
-            </w:r>
-          </w:p>
-        </w:tc>
-        <w:tc>
-          <w:tcPr>
-            <w:tcW w:type="dxa" w:w="1514"/>
-          </w:tcPr>
-          <w:p>
-            <w:r/>
-            <w:r>
-              <w:rPr>
-                <w:rFonts w:ascii="Verdana" w:hAnsi="Verdana"/>
-                <w:b w:val="0"/>
-                <w:sz w:val="16"/>
-              </w:rPr>
-              <w:t>d</w:t>
-            </w:r>
-          </w:p>
-        </w:tc>
-        <w:tc>
-          <w:tcPr>
-            <w:tcW w:type="dxa" w:w="1514"/>
-          </w:tcPr>
-          <w:p>
-            <w:r/>
-            <w:r>
-              <w:rPr>
-                <w:rFonts w:ascii="Verdana" w:hAnsi="Verdana"/>
-                <w:b w:val="0"/>
-                <w:sz w:val="16"/>
-              </w:rPr>
-              <w:t>0</w:t>
-            </w:r>
-          </w:p>
-        </w:tc>
-        <w:tc>
-          <w:tcPr>
-            <w:tcW w:type="dxa" w:w="1514"/>
-          </w:tcPr>
-          <w:p>
-            <w:r/>
-            <w:r>
-              <w:rPr>
-                <w:rFonts w:ascii="Verdana" w:hAnsi="Verdana"/>
-                <w:b w:val="0"/>
-                <w:sz w:val="16"/>
-              </w:rPr>
               <w:t>4</w:t>
             </w:r>
           </w:p>
@@ -1852,6 +2519,9 @@
             <w:tcW w:type="dxa" w:w="1514"/>
           </w:tcPr>
           <w:p>
+            <w:pPr>
+              <w:spacing w:before="20" w:after="20"/>
+            </w:pPr>
             <w:r/>
             <w:r>
               <w:rPr>
@@ -1872,6 +2542,9 @@
             <w:tcW w:type="dxa" w:w="1514"/>
           </w:tcPr>
           <w:p>
+            <w:pPr>
+              <w:spacing w:before="20" w:after="20"/>
+            </w:pPr>
             <w:r/>
             <w:r>
               <w:rPr>
@@ -1888,6 +2561,9 @@
             <w:tcW w:type="dxa" w:w="1514"/>
           </w:tcPr>
           <w:p>
+            <w:pPr>
+              <w:spacing w:before="20" w:after="20"/>
+            </w:pPr>
             <w:r/>
             <w:r>
               <w:rPr>
@@ -1904,6 +2580,27 @@
             <w:tcW w:type="dxa" w:w="1514"/>
           </w:tcPr>
           <w:p>
+            <w:pPr>
+              <w:spacing w:before="20" w:after="20"/>
+            </w:pPr>
+            <w:r/>
+            <w:r>
+              <w:rPr>
+                <w:rFonts w:ascii="Verdana" w:hAnsi="Verdana"/>
+                <w:sz w:val="16"/>
+              </w:rPr>
+              <w:t>h</w:t>
+            </w:r>
+          </w:p>
+        </w:tc>
+        <w:tc>
+          <w:tcPr>
+            <w:tcW w:type="dxa" w:w="1514"/>
+          </w:tcPr>
+          <w:p>
+            <w:pPr>
+              <w:spacing w:before="20" w:after="20"/>
+            </w:pPr>
             <w:r/>
             <w:r>
               <w:rPr>
@@ -1911,6 +2608,62 @@
                 <w:b w:val="0"/>
                 <w:sz w:val="16"/>
               </w:rPr>
+              <w:t>0</w:t>
+            </w:r>
+          </w:p>
+        </w:tc>
+        <w:tc>
+          <w:tcPr>
+            <w:tcW w:type="dxa" w:w="1514"/>
+          </w:tcPr>
+          <w:p>
+            <w:pPr>
+              <w:spacing w:before="20" w:after="20"/>
+            </w:pPr>
+            <w:r/>
+            <w:r>
+              <w:rPr>
+                <w:rFonts w:ascii="Verdana" w:hAnsi="Verdana"/>
+                <w:b w:val="0"/>
+                <w:sz w:val="16"/>
+              </w:rPr>
+              <w:t>-1024</w:t>
+            </w:r>
+          </w:p>
+        </w:tc>
+        <w:tc>
+          <w:tcPr>
+            <w:tcW w:type="dxa" w:w="1514"/>
+          </w:tcPr>
+          <w:p>
+            <w:pPr>
+              <w:spacing w:before="20" w:after="20"/>
+            </w:pPr>
+            <w:r/>
+            <w:r>
+              <w:rPr>
+                <w:rFonts w:ascii="Verdana" w:hAnsi="Verdana"/>
+                <w:b w:val="0"/>
+                <w:sz w:val="16"/>
+              </w:rPr>
+              <w:t>11</w:t>
+            </w:r>
+          </w:p>
+        </w:tc>
+        <w:tc>
+          <w:tcPr>
+            <w:tcW w:type="dxa" w:w="1514"/>
+          </w:tcPr>
+          <w:p>
+            <w:pPr>
+              <w:spacing w:before="20" w:after="20"/>
+            </w:pPr>
+            <w:r/>
+            <w:r>
+              <w:rPr>
+                <w:rFonts w:ascii="Verdana" w:hAnsi="Verdana"/>
+                <w:sz w:val="16"/>
+              </w:rPr>
               <w:t>h</w:t>
             </w:r>
           </w:p>
@@ -1920,6 +2673,9 @@
             <w:tcW w:type="dxa" w:w="1514"/>
           </w:tcPr>
           <w:p>
+            <w:pPr>
+              <w:spacing w:before="20" w:after="20"/>
+            </w:pPr>
             <w:r/>
             <w:r>
               <w:rPr>
@@ -1936,6 +2692,9 @@
             <w:tcW w:type="dxa" w:w="1514"/>
           </w:tcPr>
           <w:p>
+            <w:pPr>
+              <w:spacing w:before="20" w:after="20"/>
+            </w:pPr>
             <w:r/>
             <w:r>
               <w:rPr>
@@ -1943,70 +2702,6 @@
                 <w:b w:val="0"/>
                 <w:sz w:val="16"/>
               </w:rPr>
-              <w:t>-1024</w:t>
-            </w:r>
-          </w:p>
-        </w:tc>
-        <w:tc>
-          <w:tcPr>
-            <w:tcW w:type="dxa" w:w="1514"/>
-          </w:tcPr>
-          <w:p>
-            <w:r/>
-            <w:r>
-              <w:rPr>
-                <w:rFonts w:ascii="Verdana" w:hAnsi="Verdana"/>
-                <w:b w:val="0"/>
-                <w:sz w:val="16"/>
-              </w:rPr>
-              <w:t>11</w:t>
-            </w:r>
-          </w:p>
-        </w:tc>
-        <w:tc>
-          <w:tcPr>
-            <w:tcW w:type="dxa" w:w="1514"/>
-          </w:tcPr>
-          <w:p>
-            <w:r/>
-            <w:r>
-              <w:rPr>
-                <w:rFonts w:ascii="Verdana" w:hAnsi="Verdana"/>
-                <w:b w:val="0"/>
-                <w:sz w:val="16"/>
-              </w:rPr>
-              <w:t>h</w:t>
-            </w:r>
-          </w:p>
-        </w:tc>
-        <w:tc>
-          <w:tcPr>
-            <w:tcW w:type="dxa" w:w="1514"/>
-          </w:tcPr>
-          <w:p>
-            <w:r/>
-            <w:r>
-              <w:rPr>
-                <w:rFonts w:ascii="Verdana" w:hAnsi="Verdana"/>
-                <w:b w:val="0"/>
-                <w:sz w:val="16"/>
-              </w:rPr>
-              <w:t>0</w:t>
-            </w:r>
-          </w:p>
-        </w:tc>
-        <w:tc>
-          <w:tcPr>
-            <w:tcW w:type="dxa" w:w="1514"/>
-          </w:tcPr>
-          <w:p>
-            <w:r/>
-            <w:r>
-              <w:rPr>
-                <w:rFonts w:ascii="Verdana" w:hAnsi="Verdana"/>
-                <w:b w:val="0"/>
-                <w:sz w:val="16"/>
-              </w:rPr>
               <w:t>4</w:t>
             </w:r>
           </w:p>
@@ -2016,6 +2711,9 @@
             <w:tcW w:type="dxa" w:w="1514"/>
           </w:tcPr>
           <w:p>
+            <w:pPr>
+              <w:spacing w:before="20" w:after="20"/>
+            </w:pPr>
             <w:r/>
             <w:r>
               <w:rPr>
@@ -2036,6 +2734,9 @@
             <w:tcW w:type="dxa" w:w="1514"/>
           </w:tcPr>
           <w:p>
+            <w:pPr>
+              <w:spacing w:before="20" w:after="20"/>
+            </w:pPr>
             <w:r/>
             <w:r>
               <w:rPr>
@@ -2052,6 +2753,9 @@
             <w:tcW w:type="dxa" w:w="1514"/>
           </w:tcPr>
           <w:p>
+            <w:pPr>
+              <w:spacing w:before="20" w:after="20"/>
+            </w:pPr>
             <w:r/>
             <w:r>
               <w:rPr>
@@ -2068,6 +2772,27 @@
             <w:tcW w:type="dxa" w:w="1514"/>
           </w:tcPr>
           <w:p>
+            <w:pPr>
+              <w:spacing w:before="20" w:after="20"/>
+            </w:pPr>
+            <w:r/>
+            <w:r>
+              <w:rPr>
+                <w:rFonts w:ascii="Verdana" w:hAnsi="Verdana"/>
+                <w:sz w:val="16"/>
+              </w:rPr>
+              <w:t>min</w:t>
+            </w:r>
+          </w:p>
+        </w:tc>
+        <w:tc>
+          <w:tcPr>
+            <w:tcW w:type="dxa" w:w="1514"/>
+          </w:tcPr>
+          <w:p>
+            <w:pPr>
+              <w:spacing w:before="20" w:after="20"/>
+            </w:pPr>
             <w:r/>
             <w:r>
               <w:rPr>
@@ -2075,6 +2800,62 @@
                 <w:b w:val="0"/>
                 <w:sz w:val="16"/>
               </w:rPr>
+              <w:t>0</w:t>
+            </w:r>
+          </w:p>
+        </w:tc>
+        <w:tc>
+          <w:tcPr>
+            <w:tcW w:type="dxa" w:w="1514"/>
+          </w:tcPr>
+          <w:p>
+            <w:pPr>
+              <w:spacing w:before="20" w:after="20"/>
+            </w:pPr>
+            <w:r/>
+            <w:r>
+              <w:rPr>
+                <w:rFonts w:ascii="Verdana" w:hAnsi="Verdana"/>
+                <w:b w:val="0"/>
+                <w:sz w:val="16"/>
+              </w:rPr>
+              <w:t>-2048</w:t>
+            </w:r>
+          </w:p>
+        </w:tc>
+        <w:tc>
+          <w:tcPr>
+            <w:tcW w:type="dxa" w:w="1514"/>
+          </w:tcPr>
+          <w:p>
+            <w:pPr>
+              <w:spacing w:before="20" w:after="20"/>
+            </w:pPr>
+            <w:r/>
+            <w:r>
+              <w:rPr>
+                <w:rFonts w:ascii="Verdana" w:hAnsi="Verdana"/>
+                <w:b w:val="0"/>
+                <w:sz w:val="16"/>
+              </w:rPr>
+              <w:t>12</w:t>
+            </w:r>
+          </w:p>
+        </w:tc>
+        <w:tc>
+          <w:tcPr>
+            <w:tcW w:type="dxa" w:w="1514"/>
+          </w:tcPr>
+          <w:p>
+            <w:pPr>
+              <w:spacing w:before="20" w:after="20"/>
+            </w:pPr>
+            <w:r/>
+            <w:r>
+              <w:rPr>
+                <w:rFonts w:ascii="Verdana" w:hAnsi="Verdana"/>
+                <w:sz w:val="16"/>
+              </w:rPr>
               <w:t>min</w:t>
             </w:r>
           </w:p>
@@ -2084,6 +2865,9 @@
             <w:tcW w:type="dxa" w:w="1514"/>
           </w:tcPr>
           <w:p>
+            <w:pPr>
+              <w:spacing w:before="20" w:after="20"/>
+            </w:pPr>
             <w:r/>
             <w:r>
               <w:rPr>
@@ -2100,6 +2884,9 @@
             <w:tcW w:type="dxa" w:w="1514"/>
           </w:tcPr>
           <w:p>
+            <w:pPr>
+              <w:spacing w:before="20" w:after="20"/>
+            </w:pPr>
             <w:r/>
             <w:r>
               <w:rPr>
@@ -2107,70 +2894,6 @@
                 <w:b w:val="0"/>
                 <w:sz w:val="16"/>
               </w:rPr>
-              <w:t>-2048</w:t>
-            </w:r>
-          </w:p>
-        </w:tc>
-        <w:tc>
-          <w:tcPr>
-            <w:tcW w:type="dxa" w:w="1514"/>
-          </w:tcPr>
-          <w:p>
-            <w:r/>
-            <w:r>
-              <w:rPr>
-                <w:rFonts w:ascii="Verdana" w:hAnsi="Verdana"/>
-                <w:b w:val="0"/>
-                <w:sz w:val="16"/>
-              </w:rPr>
-              <w:t>12</w:t>
-            </w:r>
-          </w:p>
-        </w:tc>
-        <w:tc>
-          <w:tcPr>
-            <w:tcW w:type="dxa" w:w="1514"/>
-          </w:tcPr>
-          <w:p>
-            <w:r/>
-            <w:r>
-              <w:rPr>
-                <w:rFonts w:ascii="Verdana" w:hAnsi="Verdana"/>
-                <w:b w:val="0"/>
-                <w:sz w:val="16"/>
-              </w:rPr>
-              <w:t>min</w:t>
-            </w:r>
-          </w:p>
-        </w:tc>
-        <w:tc>
-          <w:tcPr>
-            <w:tcW w:type="dxa" w:w="1514"/>
-          </w:tcPr>
-          <w:p>
-            <w:r/>
-            <w:r>
-              <w:rPr>
-                <w:rFonts w:ascii="Verdana" w:hAnsi="Verdana"/>
-                <w:b w:val="0"/>
-                <w:sz w:val="16"/>
-              </w:rPr>
-              <w:t>0</w:t>
-            </w:r>
-          </w:p>
-        </w:tc>
-        <w:tc>
-          <w:tcPr>
-            <w:tcW w:type="dxa" w:w="1514"/>
-          </w:tcPr>
-          <w:p>
-            <w:r/>
-            <w:r>
-              <w:rPr>
-                <w:rFonts w:ascii="Verdana" w:hAnsi="Verdana"/>
-                <w:b w:val="0"/>
-                <w:sz w:val="16"/>
-              </w:rPr>
               <w:t>4</w:t>
             </w:r>
           </w:p>
@@ -2180,6 +2903,9 @@
             <w:tcW w:type="dxa" w:w="1514"/>
           </w:tcPr>
           <w:p>
+            <w:pPr>
+              <w:spacing w:before="20" w:after="20"/>
+            </w:pPr>
             <w:r/>
             <w:r>
               <w:rPr>
@@ -2200,6 +2926,9 @@
             <w:tcW w:type="dxa" w:w="1514"/>
           </w:tcPr>
           <w:p>
+            <w:pPr>
+              <w:spacing w:before="20" w:after="20"/>
+            </w:pPr>
             <w:r/>
             <w:r>
               <w:rPr>
@@ -2216,6 +2945,9 @@
             <w:tcW w:type="dxa" w:w="1514"/>
           </w:tcPr>
           <w:p>
+            <w:pPr>
+              <w:spacing w:before="20" w:after="20"/>
+            </w:pPr>
             <w:r/>
             <w:r>
               <w:rPr>
@@ -2232,6 +2964,27 @@
             <w:tcW w:type="dxa" w:w="1514"/>
           </w:tcPr>
           <w:p>
+            <w:pPr>
+              <w:spacing w:before="20" w:after="20"/>
+            </w:pPr>
+            <w:r/>
+            <w:r>
+              <w:rPr>
+                <w:rFonts w:ascii="Verdana" w:hAnsi="Verdana"/>
+                <w:sz w:val="16"/>
+              </w:rPr>
+              <w:t>s</w:t>
+            </w:r>
+          </w:p>
+        </w:tc>
+        <w:tc>
+          <w:tcPr>
+            <w:tcW w:type="dxa" w:w="1514"/>
+          </w:tcPr>
+          <w:p>
+            <w:pPr>
+              <w:spacing w:before="20" w:after="20"/>
+            </w:pPr>
             <w:r/>
             <w:r>
               <w:rPr>
@@ -2239,6 +2992,62 @@
                 <w:b w:val="0"/>
                 <w:sz w:val="16"/>
               </w:rPr>
+              <w:t>0</w:t>
+            </w:r>
+          </w:p>
+        </w:tc>
+        <w:tc>
+          <w:tcPr>
+            <w:tcW w:type="dxa" w:w="1514"/>
+          </w:tcPr>
+          <w:p>
+            <w:pPr>
+              <w:spacing w:before="20" w:after="20"/>
+            </w:pPr>
+            <w:r/>
+            <w:r>
+              <w:rPr>
+                <w:rFonts w:ascii="Verdana" w:hAnsi="Verdana"/>
+                <w:b w:val="0"/>
+                <w:sz w:val="16"/>
+              </w:rPr>
+              <w:t>-4096</w:t>
+            </w:r>
+          </w:p>
+        </w:tc>
+        <w:tc>
+          <w:tcPr>
+            <w:tcW w:type="dxa" w:w="1514"/>
+          </w:tcPr>
+          <w:p>
+            <w:pPr>
+              <w:spacing w:before="20" w:after="20"/>
+            </w:pPr>
+            <w:r/>
+            <w:r>
+              <w:rPr>
+                <w:rFonts w:ascii="Verdana" w:hAnsi="Verdana"/>
+                <w:b w:val="0"/>
+                <w:sz w:val="16"/>
+              </w:rPr>
+              <w:t>13</w:t>
+            </w:r>
+          </w:p>
+        </w:tc>
+        <w:tc>
+          <w:tcPr>
+            <w:tcW w:type="dxa" w:w="1514"/>
+          </w:tcPr>
+          <w:p>
+            <w:pPr>
+              <w:spacing w:before="20" w:after="20"/>
+            </w:pPr>
+            <w:r/>
+            <w:r>
+              <w:rPr>
+                <w:rFonts w:ascii="Verdana" w:hAnsi="Verdana"/>
+                <w:sz w:val="16"/>
+              </w:rPr>
               <w:t>s</w:t>
             </w:r>
           </w:p>
@@ -2248,6 +3057,9 @@
             <w:tcW w:type="dxa" w:w="1514"/>
           </w:tcPr>
           <w:p>
+            <w:pPr>
+              <w:spacing w:before="20" w:after="20"/>
+            </w:pPr>
             <w:r/>
             <w:r>
               <w:rPr>
@@ -2264,6 +3076,9 @@
             <w:tcW w:type="dxa" w:w="1514"/>
           </w:tcPr>
           <w:p>
+            <w:pPr>
+              <w:spacing w:before="20" w:after="20"/>
+            </w:pPr>
             <w:r/>
             <w:r>
               <w:rPr>
@@ -2271,70 +3086,6 @@
                 <w:b w:val="0"/>
                 <w:sz w:val="16"/>
               </w:rPr>
-              <w:t>-4096</w:t>
-            </w:r>
-          </w:p>
-        </w:tc>
-        <w:tc>
-          <w:tcPr>
-            <w:tcW w:type="dxa" w:w="1514"/>
-          </w:tcPr>
-          <w:p>
-            <w:r/>
-            <w:r>
-              <w:rPr>
-                <w:rFonts w:ascii="Verdana" w:hAnsi="Verdana"/>
-                <w:b w:val="0"/>
-                <w:sz w:val="16"/>
-              </w:rPr>
-              <w:t>13</w:t>
-            </w:r>
-          </w:p>
-        </w:tc>
-        <w:tc>
-          <w:tcPr>
-            <w:tcW w:type="dxa" w:w="1514"/>
-          </w:tcPr>
-          <w:p>
-            <w:r/>
-            <w:r>
-              <w:rPr>
-                <w:rFonts w:ascii="Verdana" w:hAnsi="Verdana"/>
-                <w:b w:val="0"/>
-                <w:sz w:val="16"/>
-              </w:rPr>
-              <w:t>s</w:t>
-            </w:r>
-          </w:p>
-        </w:tc>
-        <w:tc>
-          <w:tcPr>
-            <w:tcW w:type="dxa" w:w="1514"/>
-          </w:tcPr>
-          <w:p>
-            <w:r/>
-            <w:r>
-              <w:rPr>
-                <w:rFonts w:ascii="Verdana" w:hAnsi="Verdana"/>
-                <w:b w:val="0"/>
-                <w:sz w:val="16"/>
-              </w:rPr>
-              <w:t>0</w:t>
-            </w:r>
-          </w:p>
-        </w:tc>
-        <w:tc>
-          <w:tcPr>
-            <w:tcW w:type="dxa" w:w="1514"/>
-          </w:tcPr>
-          <w:p>
-            <w:r/>
-            <w:r>
-              <w:rPr>
-                <w:rFonts w:ascii="Verdana" w:hAnsi="Verdana"/>
-                <w:b w:val="0"/>
-                <w:sz w:val="16"/>
-              </w:rPr>
               <w:t>4</w:t>
             </w:r>
           </w:p>
@@ -2344,6 +3095,9 @@
             <w:tcW w:type="dxa" w:w="1514"/>
           </w:tcPr>
           <w:p>
+            <w:pPr>
+              <w:spacing w:before="20" w:after="20"/>
+            </w:pPr>
             <w:r/>
             <w:r>
               <w:rPr>
@@ -2364,6 +3118,9 @@
             <w:tcW w:type="dxa" w:w="1514"/>
           </w:tcPr>
           <w:p>
+            <w:pPr>
+              <w:spacing w:before="20" w:after="20"/>
+            </w:pPr>
             <w:r/>
             <w:r>
               <w:rPr>
@@ -2380,6 +3137,9 @@
             <w:tcW w:type="dxa" w:w="1514"/>
           </w:tcPr>
           <w:p>
+            <w:pPr>
+              <w:spacing w:before="20" w:after="20"/>
+            </w:pPr>
             <w:r/>
             <w:r>
               <w:rPr>
@@ -2396,6 +3156,27 @@
             <w:tcW w:type="dxa" w:w="1514"/>
           </w:tcPr>
           <w:p>
+            <w:pPr>
+              <w:spacing w:before="20" w:after="20"/>
+            </w:pPr>
+            <w:r/>
+            <w:r>
+              <w:rPr>
+                <w:rFonts w:ascii="Verdana" w:hAnsi="Verdana"/>
+                <w:sz w:val="16"/>
+              </w:rPr>
+              <w:t>min</w:t>
+            </w:r>
+          </w:p>
+        </w:tc>
+        <w:tc>
+          <w:tcPr>
+            <w:tcW w:type="dxa" w:w="1514"/>
+          </w:tcPr>
+          <w:p>
+            <w:pPr>
+              <w:spacing w:before="20" w:after="20"/>
+            </w:pPr>
             <w:r/>
             <w:r>
               <w:rPr>
@@ -2403,6 +3184,62 @@
                 <w:b w:val="0"/>
                 <w:sz w:val="16"/>
               </w:rPr>
+              <w:t>0</w:t>
+            </w:r>
+          </w:p>
+        </w:tc>
+        <w:tc>
+          <w:tcPr>
+            <w:tcW w:type="dxa" w:w="1514"/>
+          </w:tcPr>
+          <w:p>
+            <w:pPr>
+              <w:spacing w:before="20" w:after="20"/>
+            </w:pPr>
+            <w:r/>
+            <w:r>
+              <w:rPr>
+                <w:rFonts w:ascii="Verdana" w:hAnsi="Verdana"/>
+                <w:b w:val="0"/>
+                <w:sz w:val="16"/>
+              </w:rPr>
+              <w:t>-1440</w:t>
+            </w:r>
+          </w:p>
+        </w:tc>
+        <w:tc>
+          <w:tcPr>
+            <w:tcW w:type="dxa" w:w="1514"/>
+          </w:tcPr>
+          <w:p>
+            <w:pPr>
+              <w:spacing w:before="20" w:after="20"/>
+            </w:pPr>
+            <w:r/>
+            <w:r>
+              <w:rPr>
+                <w:rFonts w:ascii="Verdana" w:hAnsi="Verdana"/>
+                <w:b w:val="0"/>
+                <w:sz w:val="16"/>
+              </w:rPr>
+              <w:t>12</w:t>
+            </w:r>
+          </w:p>
+        </w:tc>
+        <w:tc>
+          <w:tcPr>
+            <w:tcW w:type="dxa" w:w="1514"/>
+          </w:tcPr>
+          <w:p>
+            <w:pPr>
+              <w:spacing w:before="20" w:after="20"/>
+            </w:pPr>
+            <w:r/>
+            <w:r>
+              <w:rPr>
+                <w:rFonts w:ascii="Verdana" w:hAnsi="Verdana"/>
+                <w:sz w:val="16"/>
+              </w:rPr>
               <w:t>min</w:t>
             </w:r>
           </w:p>
@@ -2412,6 +3249,9 @@
             <w:tcW w:type="dxa" w:w="1514"/>
           </w:tcPr>
           <w:p>
+            <w:pPr>
+              <w:spacing w:before="20" w:after="20"/>
+            </w:pPr>
             <w:r/>
             <w:r>
               <w:rPr>
@@ -2428,6 +3268,9 @@
             <w:tcW w:type="dxa" w:w="1514"/>
           </w:tcPr>
           <w:p>
+            <w:pPr>
+              <w:spacing w:before="20" w:after="20"/>
+            </w:pPr>
             <w:r/>
             <w:r>
               <w:rPr>
@@ -2435,70 +3278,6 @@
                 <w:b w:val="0"/>
                 <w:sz w:val="16"/>
               </w:rPr>
-              <w:t>-1440</w:t>
-            </w:r>
-          </w:p>
-        </w:tc>
-        <w:tc>
-          <w:tcPr>
-            <w:tcW w:type="dxa" w:w="1514"/>
-          </w:tcPr>
-          <w:p>
-            <w:r/>
-            <w:r>
-              <w:rPr>
-                <w:rFonts w:ascii="Verdana" w:hAnsi="Verdana"/>
-                <w:b w:val="0"/>
-                <w:sz w:val="16"/>
-              </w:rPr>
-              <w:t>12</w:t>
-            </w:r>
-          </w:p>
-        </w:tc>
-        <w:tc>
-          <w:tcPr>
-            <w:tcW w:type="dxa" w:w="1514"/>
-          </w:tcPr>
-          <w:p>
-            <w:r/>
-            <w:r>
-              <w:rPr>
-                <w:rFonts w:ascii="Verdana" w:hAnsi="Verdana"/>
-                <w:b w:val="0"/>
-                <w:sz w:val="16"/>
-              </w:rPr>
-              <w:t>min</w:t>
-            </w:r>
-          </w:p>
-        </w:tc>
-        <w:tc>
-          <w:tcPr>
-            <w:tcW w:type="dxa" w:w="1514"/>
-          </w:tcPr>
-          <w:p>
-            <w:r/>
-            <w:r>
-              <w:rPr>
-                <w:rFonts w:ascii="Verdana" w:hAnsi="Verdana"/>
-                <w:b w:val="0"/>
-                <w:sz w:val="16"/>
-              </w:rPr>
-              <w:t>0</w:t>
-            </w:r>
-          </w:p>
-        </w:tc>
-        <w:tc>
-          <w:tcPr>
-            <w:tcW w:type="dxa" w:w="1514"/>
-          </w:tcPr>
-          <w:p>
-            <w:r/>
-            <w:r>
-              <w:rPr>
-                <w:rFonts w:ascii="Verdana" w:hAnsi="Verdana"/>
-                <w:b w:val="0"/>
-                <w:sz w:val="16"/>
-              </w:rPr>
               <w:t>4</w:t>
             </w:r>
           </w:p>
@@ -2508,6 +3287,9 @@
             <w:tcW w:type="dxa" w:w="1514"/>
           </w:tcPr>
           <w:p>
+            <w:pPr>
+              <w:spacing w:before="20" w:after="20"/>
+            </w:pPr>
             <w:r/>
             <w:r>
               <w:rPr>
@@ -2528,6 +3310,9 @@
             <w:tcW w:type="dxa" w:w="1514"/>
           </w:tcPr>
           <w:p>
+            <w:pPr>
+              <w:spacing w:before="20" w:after="20"/>
+            </w:pPr>
             <w:r/>
             <w:r>
               <w:rPr>
@@ -2544,6 +3329,9 @@
             <w:tcW w:type="dxa" w:w="1514"/>
           </w:tcPr>
           <w:p>
+            <w:pPr>
+              <w:spacing w:before="20" w:after="20"/>
+            </w:pPr>
             <w:r/>
             <w:r>
               <w:rPr>
@@ -2560,6 +3348,27 @@
             <w:tcW w:type="dxa" w:w="1514"/>
           </w:tcPr>
           <w:p>
+            <w:pPr>
+              <w:spacing w:before="20" w:after="20"/>
+            </w:pPr>
+            <w:r/>
+            <w:r>
+              <w:rPr>
+                <w:rFonts w:ascii="Verdana" w:hAnsi="Verdana"/>
+                <w:sz w:val="16"/>
+              </w:rPr>
+              <w:t>a</w:t>
+            </w:r>
+          </w:p>
+        </w:tc>
+        <w:tc>
+          <w:tcPr>
+            <w:tcW w:type="dxa" w:w="1514"/>
+          </w:tcPr>
+          <w:p>
+            <w:pPr>
+              <w:spacing w:before="20" w:after="20"/>
+            </w:pPr>
             <w:r/>
             <w:r>
               <w:rPr>
@@ -2567,6 +3376,62 @@
                 <w:b w:val="0"/>
                 <w:sz w:val="16"/>
               </w:rPr>
+              <w:t>0</w:t>
+            </w:r>
+          </w:p>
+        </w:tc>
+        <w:tc>
+          <w:tcPr>
+            <w:tcW w:type="dxa" w:w="1514"/>
+          </w:tcPr>
+          <w:p>
+            <w:pPr>
+              <w:spacing w:before="20" w:after="20"/>
+            </w:pPr>
+            <w:r/>
+            <w:r>
+              <w:rPr>
+                <w:rFonts w:ascii="Verdana" w:hAnsi="Verdana"/>
+                <w:b w:val="0"/>
+                <w:sz w:val="16"/>
+              </w:rPr>
+              <w:t>-1024</w:t>
+            </w:r>
+          </w:p>
+        </w:tc>
+        <w:tc>
+          <w:tcPr>
+            <w:tcW w:type="dxa" w:w="1514"/>
+          </w:tcPr>
+          <w:p>
+            <w:pPr>
+              <w:spacing w:before="20" w:after="20"/>
+            </w:pPr>
+            <w:r/>
+            <w:r>
+              <w:rPr>
+                <w:rFonts w:ascii="Verdana" w:hAnsi="Verdana"/>
+                <w:b w:val="0"/>
+                <w:sz w:val="16"/>
+              </w:rPr>
+              <w:t>11</w:t>
+            </w:r>
+          </w:p>
+        </w:tc>
+        <w:tc>
+          <w:tcPr>
+            <w:tcW w:type="dxa" w:w="1514"/>
+          </w:tcPr>
+          <w:p>
+            <w:pPr>
+              <w:spacing w:before="20" w:after="20"/>
+            </w:pPr>
+            <w:r/>
+            <w:r>
+              <w:rPr>
+                <w:rFonts w:ascii="Verdana" w:hAnsi="Verdana"/>
+                <w:sz w:val="16"/>
+              </w:rPr>
               <w:t>a</w:t>
             </w:r>
           </w:p>
@@ -2576,6 +3441,9 @@
             <w:tcW w:type="dxa" w:w="1514"/>
           </w:tcPr>
           <w:p>
+            <w:pPr>
+              <w:spacing w:before="20" w:after="20"/>
+            </w:pPr>
             <w:r/>
             <w:r>
               <w:rPr>
@@ -2592,6 +3460,9 @@
             <w:tcW w:type="dxa" w:w="1514"/>
           </w:tcPr>
           <w:p>
+            <w:pPr>
+              <w:spacing w:before="20" w:after="20"/>
+            </w:pPr>
             <w:r/>
             <w:r>
               <w:rPr>
@@ -2599,70 +3470,6 @@
                 <w:b w:val="0"/>
                 <w:sz w:val="16"/>
               </w:rPr>
-              <w:t>-1024</w:t>
-            </w:r>
-          </w:p>
-        </w:tc>
-        <w:tc>
-          <w:tcPr>
-            <w:tcW w:type="dxa" w:w="1514"/>
-          </w:tcPr>
-          <w:p>
-            <w:r/>
-            <w:r>
-              <w:rPr>
-                <w:rFonts w:ascii="Verdana" w:hAnsi="Verdana"/>
-                <w:b w:val="0"/>
-                <w:sz w:val="16"/>
-              </w:rPr>
-              <w:t>11</w:t>
-            </w:r>
-          </w:p>
-        </w:tc>
-        <w:tc>
-          <w:tcPr>
-            <w:tcW w:type="dxa" w:w="1514"/>
-          </w:tcPr>
-          <w:p>
-            <w:r/>
-            <w:r>
-              <w:rPr>
-                <w:rFonts w:ascii="Verdana" w:hAnsi="Verdana"/>
-                <w:b w:val="0"/>
-                <w:sz w:val="16"/>
-              </w:rPr>
-              <w:t>a</w:t>
-            </w:r>
-          </w:p>
-        </w:tc>
-        <w:tc>
-          <w:tcPr>
-            <w:tcW w:type="dxa" w:w="1514"/>
-          </w:tcPr>
-          <w:p>
-            <w:r/>
-            <w:r>
-              <w:rPr>
-                <w:rFonts w:ascii="Verdana" w:hAnsi="Verdana"/>
-                <w:b w:val="0"/>
-                <w:sz w:val="16"/>
-              </w:rPr>
-              <w:t>0</w:t>
-            </w:r>
-          </w:p>
-        </w:tc>
-        <w:tc>
-          <w:tcPr>
-            <w:tcW w:type="dxa" w:w="1514"/>
-          </w:tcPr>
-          <w:p>
-            <w:r/>
-            <w:r>
-              <w:rPr>
-                <w:rFonts w:ascii="Verdana" w:hAnsi="Verdana"/>
-                <w:b w:val="0"/>
-                <w:sz w:val="16"/>
-              </w:rPr>
               <w:t>4</w:t>
             </w:r>
           </w:p>
@@ -2672,6 +3479,9 @@
             <w:tcW w:type="dxa" w:w="1514"/>
           </w:tcPr>
           <w:p>
+            <w:pPr>
+              <w:spacing w:before="20" w:after="20"/>
+            </w:pPr>
             <w:r/>
             <w:r>
               <w:rPr>
@@ -2692,6 +3502,9 @@
             <w:tcW w:type="dxa" w:w="1514"/>
           </w:tcPr>
           <w:p>
+            <w:pPr>
+              <w:spacing w:before="20" w:after="20"/>
+            </w:pPr>
             <w:r/>
             <w:r>
               <w:rPr>
@@ -2708,6 +3521,9 @@
             <w:tcW w:type="dxa" w:w="1514"/>
           </w:tcPr>
           <w:p>
+            <w:pPr>
+              <w:spacing w:before="20" w:after="20"/>
+            </w:pPr>
             <w:r/>
             <w:r>
               <w:rPr>
@@ -2724,6 +3540,27 @@
             <w:tcW w:type="dxa" w:w="1514"/>
           </w:tcPr>
           <w:p>
+            <w:pPr>
+              <w:spacing w:before="20" w:after="20"/>
+            </w:pPr>
+            <w:r/>
+            <w:r>
+              <w:rPr>
+                <w:rFonts w:ascii="Verdana" w:hAnsi="Verdana"/>
+                <w:sz w:val="16"/>
+              </w:rPr>
+              <w:t>mon</w:t>
+            </w:r>
+          </w:p>
+        </w:tc>
+        <w:tc>
+          <w:tcPr>
+            <w:tcW w:type="dxa" w:w="1514"/>
+          </w:tcPr>
+          <w:p>
+            <w:pPr>
+              <w:spacing w:before="20" w:after="20"/>
+            </w:pPr>
             <w:r/>
             <w:r>
               <w:rPr>
@@ -2731,6 +3568,62 @@
                 <w:b w:val="0"/>
                 <w:sz w:val="16"/>
               </w:rPr>
+              <w:t>0</w:t>
+            </w:r>
+          </w:p>
+        </w:tc>
+        <w:tc>
+          <w:tcPr>
+            <w:tcW w:type="dxa" w:w="1514"/>
+          </w:tcPr>
+          <w:p>
+            <w:pPr>
+              <w:spacing w:before="20" w:after="20"/>
+            </w:pPr>
+            <w:r/>
+            <w:r>
+              <w:rPr>
+                <w:rFonts w:ascii="Verdana" w:hAnsi="Verdana"/>
+                <w:b w:val="0"/>
+                <w:sz w:val="16"/>
+              </w:rPr>
+              <w:t>-1024</w:t>
+            </w:r>
+          </w:p>
+        </w:tc>
+        <w:tc>
+          <w:tcPr>
+            <w:tcW w:type="dxa" w:w="1514"/>
+          </w:tcPr>
+          <w:p>
+            <w:pPr>
+              <w:spacing w:before="20" w:after="20"/>
+            </w:pPr>
+            <w:r/>
+            <w:r>
+              <w:rPr>
+                <w:rFonts w:ascii="Verdana" w:hAnsi="Verdana"/>
+                <w:b w:val="0"/>
+                <w:sz w:val="16"/>
+              </w:rPr>
+              <w:t>11</w:t>
+            </w:r>
+          </w:p>
+        </w:tc>
+        <w:tc>
+          <w:tcPr>
+            <w:tcW w:type="dxa" w:w="1514"/>
+          </w:tcPr>
+          <w:p>
+            <w:pPr>
+              <w:spacing w:before="20" w:after="20"/>
+            </w:pPr>
+            <w:r/>
+            <w:r>
+              <w:rPr>
+                <w:rFonts w:ascii="Verdana" w:hAnsi="Verdana"/>
+                <w:sz w:val="16"/>
+              </w:rPr>
               <w:t>mon</w:t>
             </w:r>
           </w:p>
@@ -2740,6 +3633,9 @@
             <w:tcW w:type="dxa" w:w="1514"/>
           </w:tcPr>
           <w:p>
+            <w:pPr>
+              <w:spacing w:before="20" w:after="20"/>
+            </w:pPr>
             <w:r/>
             <w:r>
               <w:rPr>
@@ -2756,6 +3652,9 @@
             <w:tcW w:type="dxa" w:w="1514"/>
           </w:tcPr>
           <w:p>
+            <w:pPr>
+              <w:spacing w:before="20" w:after="20"/>
+            </w:pPr>
             <w:r/>
             <w:r>
               <w:rPr>
@@ -2763,70 +3662,6 @@
                 <w:b w:val="0"/>
                 <w:sz w:val="16"/>
               </w:rPr>
-              <w:t>-1024</w:t>
-            </w:r>
-          </w:p>
-        </w:tc>
-        <w:tc>
-          <w:tcPr>
-            <w:tcW w:type="dxa" w:w="1514"/>
-          </w:tcPr>
-          <w:p>
-            <w:r/>
-            <w:r>
-              <w:rPr>
-                <w:rFonts w:ascii="Verdana" w:hAnsi="Verdana"/>
-                <w:b w:val="0"/>
-                <w:sz w:val="16"/>
-              </w:rPr>
-              <w:t>11</w:t>
-            </w:r>
-          </w:p>
-        </w:tc>
-        <w:tc>
-          <w:tcPr>
-            <w:tcW w:type="dxa" w:w="1514"/>
-          </w:tcPr>
-          <w:p>
-            <w:r/>
-            <w:r>
-              <w:rPr>
-                <w:rFonts w:ascii="Verdana" w:hAnsi="Verdana"/>
-                <w:b w:val="0"/>
-                <w:sz w:val="16"/>
-              </w:rPr>
-              <w:t>mon</w:t>
-            </w:r>
-          </w:p>
-        </w:tc>
-        <w:tc>
-          <w:tcPr>
-            <w:tcW w:type="dxa" w:w="1514"/>
-          </w:tcPr>
-          <w:p>
-            <w:r/>
-            <w:r>
-              <w:rPr>
-                <w:rFonts w:ascii="Verdana" w:hAnsi="Verdana"/>
-                <w:b w:val="0"/>
-                <w:sz w:val="16"/>
-              </w:rPr>
-              <w:t>0</w:t>
-            </w:r>
-          </w:p>
-        </w:tc>
-        <w:tc>
-          <w:tcPr>
-            <w:tcW w:type="dxa" w:w="1514"/>
-          </w:tcPr>
-          <w:p>
-            <w:r/>
-            <w:r>
-              <w:rPr>
-                <w:rFonts w:ascii="Verdana" w:hAnsi="Verdana"/>
-                <w:b w:val="0"/>
-                <w:sz w:val="16"/>
-              </w:rPr>
               <w:t>4</w:t>
             </w:r>
           </w:p>
@@ -2836,6 +3671,9 @@
             <w:tcW w:type="dxa" w:w="1514"/>
           </w:tcPr>
           <w:p>
+            <w:pPr>
+              <w:spacing w:before="20" w:after="20"/>
+            </w:pPr>
             <w:r/>
             <w:r>
               <w:rPr>
@@ -2856,6 +3694,9 @@
             <w:tcW w:type="dxa" w:w="1514"/>
           </w:tcPr>
           <w:p>
+            <w:pPr>
+              <w:spacing w:before="20" w:after="20"/>
+            </w:pPr>
             <w:r/>
             <w:r>
               <w:rPr>
@@ -2872,6 +3713,9 @@
             <w:tcW w:type="dxa" w:w="1514"/>
           </w:tcPr>
           <w:p>
+            <w:pPr>
+              <w:spacing w:before="20" w:after="20"/>
+            </w:pPr>
             <w:r/>
             <w:r>
               <w:rPr>
@@ -2888,6 +3732,27 @@
             <w:tcW w:type="dxa" w:w="1514"/>
           </w:tcPr>
           <w:p>
+            <w:pPr>
+              <w:spacing w:before="20" w:after="20"/>
+            </w:pPr>
+            <w:r/>
+            <w:r>
+              <w:rPr>
+                <w:rFonts w:ascii="Verdana" w:hAnsi="Verdana"/>
+                <w:sz w:val="16"/>
+              </w:rPr>
+              <w:t>d</w:t>
+            </w:r>
+          </w:p>
+        </w:tc>
+        <w:tc>
+          <w:tcPr>
+            <w:tcW w:type="dxa" w:w="1514"/>
+          </w:tcPr>
+          <w:p>
+            <w:pPr>
+              <w:spacing w:before="20" w:after="20"/>
+            </w:pPr>
             <w:r/>
             <w:r>
               <w:rPr>
@@ -2895,6 +3760,62 @@
                 <w:b w:val="0"/>
                 <w:sz w:val="16"/>
               </w:rPr>
+              <w:t>0</w:t>
+            </w:r>
+          </w:p>
+        </w:tc>
+        <w:tc>
+          <w:tcPr>
+            <w:tcW w:type="dxa" w:w="1514"/>
+          </w:tcPr>
+          <w:p>
+            <w:pPr>
+              <w:spacing w:before="20" w:after="20"/>
+            </w:pPr>
+            <w:r/>
+            <w:r>
+              <w:rPr>
+                <w:rFonts w:ascii="Verdana" w:hAnsi="Verdana"/>
+                <w:b w:val="0"/>
+                <w:sz w:val="16"/>
+              </w:rPr>
+              <w:t>-1024</w:t>
+            </w:r>
+          </w:p>
+        </w:tc>
+        <w:tc>
+          <w:tcPr>
+            <w:tcW w:type="dxa" w:w="1514"/>
+          </w:tcPr>
+          <w:p>
+            <w:pPr>
+              <w:spacing w:before="20" w:after="20"/>
+            </w:pPr>
+            <w:r/>
+            <w:r>
+              <w:rPr>
+                <w:rFonts w:ascii="Verdana" w:hAnsi="Verdana"/>
+                <w:b w:val="0"/>
+                <w:sz w:val="16"/>
+              </w:rPr>
+              <w:t>11</w:t>
+            </w:r>
+          </w:p>
+        </w:tc>
+        <w:tc>
+          <w:tcPr>
+            <w:tcW w:type="dxa" w:w="1514"/>
+          </w:tcPr>
+          <w:p>
+            <w:pPr>
+              <w:spacing w:before="20" w:after="20"/>
+            </w:pPr>
+            <w:r/>
+            <w:r>
+              <w:rPr>
+                <w:rFonts w:ascii="Verdana" w:hAnsi="Verdana"/>
+                <w:sz w:val="16"/>
+              </w:rPr>
               <w:t>d</w:t>
             </w:r>
           </w:p>
@@ -2904,6 +3825,9 @@
             <w:tcW w:type="dxa" w:w="1514"/>
           </w:tcPr>
           <w:p>
+            <w:pPr>
+              <w:spacing w:before="20" w:after="20"/>
+            </w:pPr>
             <w:r/>
             <w:r>
               <w:rPr>
@@ -2920,6 +3844,9 @@
             <w:tcW w:type="dxa" w:w="1514"/>
           </w:tcPr>
           <w:p>
+            <w:pPr>
+              <w:spacing w:before="20" w:after="20"/>
+            </w:pPr>
             <w:r/>
             <w:r>
               <w:rPr>
@@ -2927,70 +3854,6 @@
                 <w:b w:val="0"/>
                 <w:sz w:val="16"/>
               </w:rPr>
-              <w:t>-1024</w:t>
-            </w:r>
-          </w:p>
-        </w:tc>
-        <w:tc>
-          <w:tcPr>
-            <w:tcW w:type="dxa" w:w="1514"/>
-          </w:tcPr>
-          <w:p>
-            <w:r/>
-            <w:r>
-              <w:rPr>
-                <w:rFonts w:ascii="Verdana" w:hAnsi="Verdana"/>
-                <w:b w:val="0"/>
-                <w:sz w:val="16"/>
-              </w:rPr>
-              <w:t>11</w:t>
-            </w:r>
-          </w:p>
-        </w:tc>
-        <w:tc>
-          <w:tcPr>
-            <w:tcW w:type="dxa" w:w="1514"/>
-          </w:tcPr>
-          <w:p>
-            <w:r/>
-            <w:r>
-              <w:rPr>
-                <w:rFonts w:ascii="Verdana" w:hAnsi="Verdana"/>
-                <w:b w:val="0"/>
-                <w:sz w:val="16"/>
-              </w:rPr>
-              <w:t>d</w:t>
-            </w:r>
-          </w:p>
-        </w:tc>
-        <w:tc>
-          <w:tcPr>
-            <w:tcW w:type="dxa" w:w="1514"/>
-          </w:tcPr>
-          <w:p>
-            <w:r/>
-            <w:r>
-              <w:rPr>
-                <w:rFonts w:ascii="Verdana" w:hAnsi="Verdana"/>
-                <w:b w:val="0"/>
-                <w:sz w:val="16"/>
-              </w:rPr>
-              <w:t>0</w:t>
-            </w:r>
-          </w:p>
-        </w:tc>
-        <w:tc>
-          <w:tcPr>
-            <w:tcW w:type="dxa" w:w="1514"/>
-          </w:tcPr>
-          <w:p>
-            <w:r/>
-            <w:r>
-              <w:rPr>
-                <w:rFonts w:ascii="Verdana" w:hAnsi="Verdana"/>
-                <w:b w:val="0"/>
-                <w:sz w:val="16"/>
-              </w:rPr>
               <w:t>4</w:t>
             </w:r>
           </w:p>
@@ -3000,6 +3863,9 @@
             <w:tcW w:type="dxa" w:w="1514"/>
           </w:tcPr>
           <w:p>
+            <w:pPr>
+              <w:spacing w:before="20" w:after="20"/>
+            </w:pPr>
             <w:r/>
             <w:r>
               <w:rPr>
@@ -3020,6 +3886,9 @@
             <w:tcW w:type="dxa" w:w="1514"/>
           </w:tcPr>
           <w:p>
+            <w:pPr>
+              <w:spacing w:before="20" w:after="20"/>
+            </w:pPr>
             <w:r/>
             <w:r>
               <w:rPr>
@@ -3036,6 +3905,9 @@
             <w:tcW w:type="dxa" w:w="1514"/>
           </w:tcPr>
           <w:p>
+            <w:pPr>
+              <w:spacing w:before="20" w:after="20"/>
+            </w:pPr>
             <w:r/>
             <w:r>
               <w:rPr>
@@ -3052,6 +3924,27 @@
             <w:tcW w:type="dxa" w:w="1514"/>
           </w:tcPr>
           <w:p>
+            <w:pPr>
+              <w:spacing w:before="20" w:after="20"/>
+            </w:pPr>
+            <w:r/>
+            <w:r>
+              <w:rPr>
+                <w:rFonts w:ascii="Verdana" w:hAnsi="Verdana"/>
+                <w:sz w:val="16"/>
+              </w:rPr>
+              <w:t>h</w:t>
+            </w:r>
+          </w:p>
+        </w:tc>
+        <w:tc>
+          <w:tcPr>
+            <w:tcW w:type="dxa" w:w="1514"/>
+          </w:tcPr>
+          <w:p>
+            <w:pPr>
+              <w:spacing w:before="20" w:after="20"/>
+            </w:pPr>
             <w:r/>
             <w:r>
               <w:rPr>
@@ -3059,6 +3952,62 @@
                 <w:b w:val="0"/>
                 <w:sz w:val="16"/>
               </w:rPr>
+              <w:t>0</w:t>
+            </w:r>
+          </w:p>
+        </w:tc>
+        <w:tc>
+          <w:tcPr>
+            <w:tcW w:type="dxa" w:w="1514"/>
+          </w:tcPr>
+          <w:p>
+            <w:pPr>
+              <w:spacing w:before="20" w:after="20"/>
+            </w:pPr>
+            <w:r/>
+            <w:r>
+              <w:rPr>
+                <w:rFonts w:ascii="Verdana" w:hAnsi="Verdana"/>
+                <w:b w:val="0"/>
+                <w:sz w:val="16"/>
+              </w:rPr>
+              <w:t>-2048</w:t>
+            </w:r>
+          </w:p>
+        </w:tc>
+        <w:tc>
+          <w:tcPr>
+            <w:tcW w:type="dxa" w:w="1514"/>
+          </w:tcPr>
+          <w:p>
+            <w:pPr>
+              <w:spacing w:before="20" w:after="20"/>
+            </w:pPr>
+            <w:r/>
+            <w:r>
+              <w:rPr>
+                <w:rFonts w:ascii="Verdana" w:hAnsi="Verdana"/>
+                <w:b w:val="0"/>
+                <w:sz w:val="16"/>
+              </w:rPr>
+              <w:t>12</w:t>
+            </w:r>
+          </w:p>
+        </w:tc>
+        <w:tc>
+          <w:tcPr>
+            <w:tcW w:type="dxa" w:w="1514"/>
+          </w:tcPr>
+          <w:p>
+            <w:pPr>
+              <w:spacing w:before="20" w:after="20"/>
+            </w:pPr>
+            <w:r/>
+            <w:r>
+              <w:rPr>
+                <w:rFonts w:ascii="Verdana" w:hAnsi="Verdana"/>
+                <w:sz w:val="16"/>
+              </w:rPr>
               <w:t>h</w:t>
             </w:r>
           </w:p>
@@ -3068,6 +4017,9 @@
             <w:tcW w:type="dxa" w:w="1514"/>
           </w:tcPr>
           <w:p>
+            <w:pPr>
+              <w:spacing w:before="20" w:after="20"/>
+            </w:pPr>
             <w:r/>
             <w:r>
               <w:rPr>
@@ -3084,6 +4036,9 @@
             <w:tcW w:type="dxa" w:w="1514"/>
           </w:tcPr>
           <w:p>
+            <w:pPr>
+              <w:spacing w:before="20" w:after="20"/>
+            </w:pPr>
             <w:r/>
             <w:r>
               <w:rPr>
@@ -3091,70 +4046,6 @@
                 <w:b w:val="0"/>
                 <w:sz w:val="16"/>
               </w:rPr>
-              <w:t>-2048</w:t>
-            </w:r>
-          </w:p>
-        </w:tc>
-        <w:tc>
-          <w:tcPr>
-            <w:tcW w:type="dxa" w:w="1514"/>
-          </w:tcPr>
-          <w:p>
-            <w:r/>
-            <w:r>
-              <w:rPr>
-                <w:rFonts w:ascii="Verdana" w:hAnsi="Verdana"/>
-                <w:b w:val="0"/>
-                <w:sz w:val="16"/>
-              </w:rPr>
-              <w:t>12</w:t>
-            </w:r>
-          </w:p>
-        </w:tc>
-        <w:tc>
-          <w:tcPr>
-            <w:tcW w:type="dxa" w:w="1514"/>
-          </w:tcPr>
-          <w:p>
-            <w:r/>
-            <w:r>
-              <w:rPr>
-                <w:rFonts w:ascii="Verdana" w:hAnsi="Verdana"/>
-                <w:b w:val="0"/>
-                <w:sz w:val="16"/>
-              </w:rPr>
-              <w:t>h</w:t>
-            </w:r>
-          </w:p>
-        </w:tc>
-        <w:tc>
-          <w:tcPr>
-            <w:tcW w:type="dxa" w:w="1514"/>
-          </w:tcPr>
-          <w:p>
-            <w:r/>
-            <w:r>
-              <w:rPr>
-                <w:rFonts w:ascii="Verdana" w:hAnsi="Verdana"/>
-                <w:b w:val="0"/>
-                <w:sz w:val="16"/>
-              </w:rPr>
-              <w:t>0</w:t>
-            </w:r>
-          </w:p>
-        </w:tc>
-        <w:tc>
-          <w:tcPr>
-            <w:tcW w:type="dxa" w:w="1514"/>
-          </w:tcPr>
-          <w:p>
-            <w:r/>
-            <w:r>
-              <w:rPr>
-                <w:rFonts w:ascii="Verdana" w:hAnsi="Verdana"/>
-                <w:b w:val="0"/>
-                <w:sz w:val="16"/>
-              </w:rPr>
               <w:t>4</w:t>
             </w:r>
           </w:p>
@@ -3164,6 +4055,9 @@
             <w:tcW w:type="dxa" w:w="1514"/>
           </w:tcPr>
           <w:p>
+            <w:pPr>
+              <w:spacing w:before="20" w:after="20"/>
+            </w:pPr>
             <w:r/>
             <w:r>
               <w:rPr>
@@ -3184,6 +4078,9 @@
             <w:tcW w:type="dxa" w:w="1514"/>
           </w:tcPr>
           <w:p>
+            <w:pPr>
+              <w:spacing w:before="20" w:after="20"/>
+            </w:pPr>
             <w:r/>
             <w:r>
               <w:rPr>
@@ -3200,6 +4097,9 @@
             <w:tcW w:type="dxa" w:w="1514"/>
           </w:tcPr>
           <w:p>
+            <w:pPr>
+              <w:spacing w:before="20" w:after="20"/>
+            </w:pPr>
             <w:r/>
             <w:r>
               <w:rPr>
@@ -3216,6 +4116,27 @@
             <w:tcW w:type="dxa" w:w="1514"/>
           </w:tcPr>
           <w:p>
+            <w:pPr>
+              <w:spacing w:before="20" w:after="20"/>
+            </w:pPr>
+            <w:r/>
+            <w:r>
+              <w:rPr>
+                <w:rFonts w:ascii="Verdana" w:hAnsi="Verdana"/>
+                <w:sz w:val="16"/>
+              </w:rPr>
+              <w:t>min</w:t>
+            </w:r>
+          </w:p>
+        </w:tc>
+        <w:tc>
+          <w:tcPr>
+            <w:tcW w:type="dxa" w:w="1514"/>
+          </w:tcPr>
+          <w:p>
+            <w:pPr>
+              <w:spacing w:before="20" w:after="20"/>
+            </w:pPr>
             <w:r/>
             <w:r>
               <w:rPr>
@@ -3223,6 +4144,62 @@
                 <w:b w:val="0"/>
                 <w:sz w:val="16"/>
               </w:rPr>
+              <w:t>0</w:t>
+            </w:r>
+          </w:p>
+        </w:tc>
+        <w:tc>
+          <w:tcPr>
+            <w:tcW w:type="dxa" w:w="1514"/>
+          </w:tcPr>
+          <w:p>
+            <w:pPr>
+              <w:spacing w:before="20" w:after="20"/>
+            </w:pPr>
+            <w:r/>
+            <w:r>
+              <w:rPr>
+                <w:rFonts w:ascii="Verdana" w:hAnsi="Verdana"/>
+                <w:b w:val="0"/>
+                <w:sz w:val="16"/>
+              </w:rPr>
+              <w:t>-2048</w:t>
+            </w:r>
+          </w:p>
+        </w:tc>
+        <w:tc>
+          <w:tcPr>
+            <w:tcW w:type="dxa" w:w="1514"/>
+          </w:tcPr>
+          <w:p>
+            <w:pPr>
+              <w:spacing w:before="20" w:after="20"/>
+            </w:pPr>
+            <w:r/>
+            <w:r>
+              <w:rPr>
+                <w:rFonts w:ascii="Verdana" w:hAnsi="Verdana"/>
+                <w:b w:val="0"/>
+                <w:sz w:val="16"/>
+              </w:rPr>
+              <w:t>12</w:t>
+            </w:r>
+          </w:p>
+        </w:tc>
+        <w:tc>
+          <w:tcPr>
+            <w:tcW w:type="dxa" w:w="1514"/>
+          </w:tcPr>
+          <w:p>
+            <w:pPr>
+              <w:spacing w:before="20" w:after="20"/>
+            </w:pPr>
+            <w:r/>
+            <w:r>
+              <w:rPr>
+                <w:rFonts w:ascii="Verdana" w:hAnsi="Verdana"/>
+                <w:sz w:val="16"/>
+              </w:rPr>
               <w:t>min</w:t>
             </w:r>
           </w:p>
@@ -3232,6 +4209,9 @@
             <w:tcW w:type="dxa" w:w="1514"/>
           </w:tcPr>
           <w:p>
+            <w:pPr>
+              <w:spacing w:before="20" w:after="20"/>
+            </w:pPr>
             <w:r/>
             <w:r>
               <w:rPr>
@@ -3248,6 +4228,9 @@
             <w:tcW w:type="dxa" w:w="1514"/>
           </w:tcPr>
           <w:p>
+            <w:pPr>
+              <w:spacing w:before="20" w:after="20"/>
+            </w:pPr>
             <w:r/>
             <w:r>
               <w:rPr>
@@ -3255,70 +4238,6 @@
                 <w:b w:val="0"/>
                 <w:sz w:val="16"/>
               </w:rPr>
-              <w:t>-2048</w:t>
-            </w:r>
-          </w:p>
-        </w:tc>
-        <w:tc>
-          <w:tcPr>
-            <w:tcW w:type="dxa" w:w="1514"/>
-          </w:tcPr>
-          <w:p>
-            <w:r/>
-            <w:r>
-              <w:rPr>
-                <w:rFonts w:ascii="Verdana" w:hAnsi="Verdana"/>
-                <w:b w:val="0"/>
-                <w:sz w:val="16"/>
-              </w:rPr>
-              <w:t>12</w:t>
-            </w:r>
-          </w:p>
-        </w:tc>
-        <w:tc>
-          <w:tcPr>
-            <w:tcW w:type="dxa" w:w="1514"/>
-          </w:tcPr>
-          <w:p>
-            <w:r/>
-            <w:r>
-              <w:rPr>
-                <w:rFonts w:ascii="Verdana" w:hAnsi="Verdana"/>
-                <w:b w:val="0"/>
-                <w:sz w:val="16"/>
-              </w:rPr>
-              <w:t>min</w:t>
-            </w:r>
-          </w:p>
-        </w:tc>
-        <w:tc>
-          <w:tcPr>
-            <w:tcW w:type="dxa" w:w="1514"/>
-          </w:tcPr>
-          <w:p>
-            <w:r/>
-            <w:r>
-              <w:rPr>
-                <w:rFonts w:ascii="Verdana" w:hAnsi="Verdana"/>
-                <w:b w:val="0"/>
-                <w:sz w:val="16"/>
-              </w:rPr>
-              <w:t>0</w:t>
-            </w:r>
-          </w:p>
-        </w:tc>
-        <w:tc>
-          <w:tcPr>
-            <w:tcW w:type="dxa" w:w="1514"/>
-          </w:tcPr>
-          <w:p>
-            <w:r/>
-            <w:r>
-              <w:rPr>
-                <w:rFonts w:ascii="Verdana" w:hAnsi="Verdana"/>
-                <w:b w:val="0"/>
-                <w:sz w:val="16"/>
-              </w:rPr>
               <w:t>4</w:t>
             </w:r>
           </w:p>
@@ -3328,6 +4247,9 @@
             <w:tcW w:type="dxa" w:w="1514"/>
           </w:tcPr>
           <w:p>
+            <w:pPr>
+              <w:spacing w:before="20" w:after="20"/>
+            </w:pPr>
             <w:r/>
             <w:r>
               <w:rPr>
@@ -3348,6 +4270,9 @@
             <w:tcW w:type="dxa" w:w="1514"/>
           </w:tcPr>
           <w:p>
+            <w:pPr>
+              <w:spacing w:before="20" w:after="20"/>
+            </w:pPr>
             <w:r/>
             <w:r>
               <w:rPr>
@@ -3364,6 +4289,9 @@
             <w:tcW w:type="dxa" w:w="1514"/>
           </w:tcPr>
           <w:p>
+            <w:pPr>
+              <w:spacing w:before="20" w:after="20"/>
+            </w:pPr>
             <w:r/>
             <w:r>
               <w:rPr>
@@ -3380,6 +4308,27 @@
             <w:tcW w:type="dxa" w:w="1514"/>
           </w:tcPr>
           <w:p>
+            <w:pPr>
+              <w:spacing w:before="20" w:after="20"/>
+            </w:pPr>
+            <w:r/>
+            <w:r>
+              <w:rPr>
+                <w:rFonts w:ascii="Verdana" w:hAnsi="Verdana"/>
+                <w:sz w:val="16"/>
+              </w:rPr>
+              <w:t>s</w:t>
+            </w:r>
+          </w:p>
+        </w:tc>
+        <w:tc>
+          <w:tcPr>
+            <w:tcW w:type="dxa" w:w="1514"/>
+          </w:tcPr>
+          <w:p>
+            <w:pPr>
+              <w:spacing w:before="20" w:after="20"/>
+            </w:pPr>
             <w:r/>
             <w:r>
               <w:rPr>
@@ -3387,6 +4336,62 @@
                 <w:b w:val="0"/>
                 <w:sz w:val="16"/>
               </w:rPr>
+              <w:t>0</w:t>
+            </w:r>
+          </w:p>
+        </w:tc>
+        <w:tc>
+          <w:tcPr>
+            <w:tcW w:type="dxa" w:w="1514"/>
+          </w:tcPr>
+          <w:p>
+            <w:pPr>
+              <w:spacing w:before="20" w:after="20"/>
+            </w:pPr>
+            <w:r/>
+            <w:r>
+              <w:rPr>
+                <w:rFonts w:ascii="Verdana" w:hAnsi="Verdana"/>
+                <w:b w:val="0"/>
+                <w:sz w:val="16"/>
+              </w:rPr>
+              <w:t>-4096</w:t>
+            </w:r>
+          </w:p>
+        </w:tc>
+        <w:tc>
+          <w:tcPr>
+            <w:tcW w:type="dxa" w:w="1514"/>
+          </w:tcPr>
+          <w:p>
+            <w:pPr>
+              <w:spacing w:before="20" w:after="20"/>
+            </w:pPr>
+            <w:r/>
+            <w:r>
+              <w:rPr>
+                <w:rFonts w:ascii="Verdana" w:hAnsi="Verdana"/>
+                <w:b w:val="0"/>
+                <w:sz w:val="16"/>
+              </w:rPr>
+              <w:t>13</w:t>
+            </w:r>
+          </w:p>
+        </w:tc>
+        <w:tc>
+          <w:tcPr>
+            <w:tcW w:type="dxa" w:w="1514"/>
+          </w:tcPr>
+          <w:p>
+            <w:pPr>
+              <w:spacing w:before="20" w:after="20"/>
+            </w:pPr>
+            <w:r/>
+            <w:r>
+              <w:rPr>
+                <w:rFonts w:ascii="Verdana" w:hAnsi="Verdana"/>
+                <w:sz w:val="16"/>
+              </w:rPr>
               <w:t>s</w:t>
             </w:r>
           </w:p>
@@ -3396,6 +4401,9 @@
             <w:tcW w:type="dxa" w:w="1514"/>
           </w:tcPr>
           <w:p>
+            <w:pPr>
+              <w:spacing w:before="20" w:after="20"/>
+            </w:pPr>
             <w:r/>
             <w:r>
               <w:rPr>
@@ -3412,6 +4420,9 @@
             <w:tcW w:type="dxa" w:w="1514"/>
           </w:tcPr>
           <w:p>
+            <w:pPr>
+              <w:spacing w:before="20" w:after="20"/>
+            </w:pPr>
             <w:r/>
             <w:r>
               <w:rPr>
@@ -3419,70 +4430,6 @@
                 <w:b w:val="0"/>
                 <w:sz w:val="16"/>
               </w:rPr>
-              <w:t>-4096</w:t>
-            </w:r>
-          </w:p>
-        </w:tc>
-        <w:tc>
-          <w:tcPr>
-            <w:tcW w:type="dxa" w:w="1514"/>
-          </w:tcPr>
-          <w:p>
-            <w:r/>
-            <w:r>
-              <w:rPr>
-                <w:rFonts w:ascii="Verdana" w:hAnsi="Verdana"/>
-                <w:b w:val="0"/>
-                <w:sz w:val="16"/>
-              </w:rPr>
-              <w:t>13</w:t>
-            </w:r>
-          </w:p>
-        </w:tc>
-        <w:tc>
-          <w:tcPr>
-            <w:tcW w:type="dxa" w:w="1514"/>
-          </w:tcPr>
-          <w:p>
-            <w:r/>
-            <w:r>
-              <w:rPr>
-                <w:rFonts w:ascii="Verdana" w:hAnsi="Verdana"/>
-                <w:b w:val="0"/>
-                <w:sz w:val="16"/>
-              </w:rPr>
-              <w:t>s</w:t>
-            </w:r>
-          </w:p>
-        </w:tc>
-        <w:tc>
-          <w:tcPr>
-            <w:tcW w:type="dxa" w:w="1514"/>
-          </w:tcPr>
-          <w:p>
-            <w:r/>
-            <w:r>
-              <w:rPr>
-                <w:rFonts w:ascii="Verdana" w:hAnsi="Verdana"/>
-                <w:b w:val="0"/>
-                <w:sz w:val="16"/>
-              </w:rPr>
-              <w:t>0</w:t>
-            </w:r>
-          </w:p>
-        </w:tc>
-        <w:tc>
-          <w:tcPr>
-            <w:tcW w:type="dxa" w:w="1514"/>
-          </w:tcPr>
-          <w:p>
-            <w:r/>
-            <w:r>
-              <w:rPr>
-                <w:rFonts w:ascii="Verdana" w:hAnsi="Verdana"/>
-                <w:b w:val="0"/>
-                <w:sz w:val="16"/>
-              </w:rPr>
               <w:t>4</w:t>
             </w:r>
           </w:p>
@@ -3492,6 +4439,9 @@
             <w:tcW w:type="dxa" w:w="1514"/>
           </w:tcPr>
           <w:p>
+            <w:pPr>
+              <w:spacing w:before="20" w:after="20"/>
+            </w:pPr>
             <w:r/>
             <w:r>
               <w:rPr>
@@ -3512,6 +4462,9 @@
             <w:tcW w:type="dxa" w:w="1514"/>
           </w:tcPr>
           <w:p>
+            <w:pPr>
+              <w:spacing w:before="20" w:after="20"/>
+            </w:pPr>
             <w:r/>
             <w:r>
               <w:rPr>
@@ -3528,6 +4481,9 @@
             <w:tcW w:type="dxa" w:w="1514"/>
           </w:tcPr>
           <w:p>
+            <w:pPr>
+              <w:spacing w:before="20" w:after="20"/>
+            </w:pPr>
             <w:r/>
             <w:r>
               <w:rPr>
@@ -3544,6 +4500,27 @@
             <w:tcW w:type="dxa" w:w="1514"/>
           </w:tcPr>
           <w:p>
+            <w:pPr>
+              <w:spacing w:before="20" w:after="20"/>
+            </w:pPr>
+            <w:r/>
+            <w:r>
+              <w:rPr>
+                <w:rFonts w:ascii="Verdana" w:hAnsi="Verdana"/>
+                <w:sz w:val="16"/>
+              </w:rPr>
+              <w:t>h</w:t>
+            </w:r>
+          </w:p>
+        </w:tc>
+        <w:tc>
+          <w:tcPr>
+            <w:tcW w:type="dxa" w:w="1514"/>
+          </w:tcPr>
+          <w:p>
+            <w:pPr>
+              <w:spacing w:before="20" w:after="20"/>
+            </w:pPr>
             <w:r/>
             <w:r>
               <w:rPr>
@@ -3551,6 +4528,62 @@
                 <w:b w:val="0"/>
                 <w:sz w:val="16"/>
               </w:rPr>
+              <w:t>0</w:t>
+            </w:r>
+          </w:p>
+        </w:tc>
+        <w:tc>
+          <w:tcPr>
+            <w:tcW w:type="dxa" w:w="1514"/>
+          </w:tcPr>
+          <w:p>
+            <w:pPr>
+              <w:spacing w:before="20" w:after="20"/>
+            </w:pPr>
+            <w:r/>
+            <w:r>
+              <w:rPr>
+                <w:rFonts w:ascii="Verdana" w:hAnsi="Verdana"/>
+                <w:b w:val="0"/>
+                <w:sz w:val="16"/>
+              </w:rPr>
+              <w:t>0</w:t>
+            </w:r>
+          </w:p>
+        </w:tc>
+        <w:tc>
+          <w:tcPr>
+            <w:tcW w:type="dxa" w:w="1514"/>
+          </w:tcPr>
+          <w:p>
+            <w:pPr>
+              <w:spacing w:before="20" w:after="20"/>
+            </w:pPr>
+            <w:r/>
+            <w:r>
+              <w:rPr>
+                <w:rFonts w:ascii="Verdana" w:hAnsi="Verdana"/>
+                <w:b w:val="0"/>
+                <w:sz w:val="16"/>
+              </w:rPr>
+              <w:t>8</w:t>
+            </w:r>
+          </w:p>
+        </w:tc>
+        <w:tc>
+          <w:tcPr>
+            <w:tcW w:type="dxa" w:w="1514"/>
+          </w:tcPr>
+          <w:p>
+            <w:pPr>
+              <w:spacing w:before="20" w:after="20"/>
+            </w:pPr>
+            <w:r/>
+            <w:r>
+              <w:rPr>
+                <w:rFonts w:ascii="Verdana" w:hAnsi="Verdana"/>
+                <w:sz w:val="16"/>
+              </w:rPr>
               <w:t>h</w:t>
             </w:r>
           </w:p>
@@ -3560,6 +4593,9 @@
             <w:tcW w:type="dxa" w:w="1514"/>
           </w:tcPr>
           <w:p>
+            <w:pPr>
+              <w:spacing w:before="20" w:after="20"/>
+            </w:pPr>
             <w:r/>
             <w:r>
               <w:rPr>
@@ -3576,6 +4612,9 @@
             <w:tcW w:type="dxa" w:w="1514"/>
           </w:tcPr>
           <w:p>
+            <w:pPr>
+              <w:spacing w:before="20" w:after="20"/>
+            </w:pPr>
             <w:r/>
             <w:r>
               <w:rPr>
@@ -3583,70 +4622,6 @@
                 <w:b w:val="0"/>
                 <w:sz w:val="16"/>
               </w:rPr>
-              <w:t>0</w:t>
-            </w:r>
-          </w:p>
-        </w:tc>
-        <w:tc>
-          <w:tcPr>
-            <w:tcW w:type="dxa" w:w="1514"/>
-          </w:tcPr>
-          <w:p>
-            <w:r/>
-            <w:r>
-              <w:rPr>
-                <w:rFonts w:ascii="Verdana" w:hAnsi="Verdana"/>
-                <w:b w:val="0"/>
-                <w:sz w:val="16"/>
-              </w:rPr>
-              <w:t>8</w:t>
-            </w:r>
-          </w:p>
-        </w:tc>
-        <w:tc>
-          <w:tcPr>
-            <w:tcW w:type="dxa" w:w="1514"/>
-          </w:tcPr>
-          <w:p>
-            <w:r/>
-            <w:r>
-              <w:rPr>
-                <w:rFonts w:ascii="Verdana" w:hAnsi="Verdana"/>
-                <w:b w:val="0"/>
-                <w:sz w:val="16"/>
-              </w:rPr>
-              <w:t>h</w:t>
-            </w:r>
-          </w:p>
-        </w:tc>
-        <w:tc>
-          <w:tcPr>
-            <w:tcW w:type="dxa" w:w="1514"/>
-          </w:tcPr>
-          <w:p>
-            <w:r/>
-            <w:r>
-              <w:rPr>
-                <w:rFonts w:ascii="Verdana" w:hAnsi="Verdana"/>
-                <w:b w:val="0"/>
-                <w:sz w:val="16"/>
-              </w:rPr>
-              <w:t>0</w:t>
-            </w:r>
-          </w:p>
-        </w:tc>
-        <w:tc>
-          <w:tcPr>
-            <w:tcW w:type="dxa" w:w="1514"/>
-          </w:tcPr>
-          <w:p>
-            <w:r/>
-            <w:r>
-              <w:rPr>
-                <w:rFonts w:ascii="Verdana" w:hAnsi="Verdana"/>
-                <w:b w:val="0"/>
-                <w:sz w:val="16"/>
-              </w:rPr>
               <w:t>3</w:t>
             </w:r>
           </w:p>
@@ -3656,6 +4631,9 @@
             <w:tcW w:type="dxa" w:w="1514"/>
           </w:tcPr>
           <w:p>
+            <w:pPr>
+              <w:spacing w:before="20" w:after="20"/>
+            </w:pPr>
             <w:r/>
             <w:r>
               <w:rPr>
@@ -3676,6 +4654,9 @@
             <w:tcW w:type="dxa" w:w="1514"/>
           </w:tcPr>
           <w:p>
+            <w:pPr>
+              <w:spacing w:before="20" w:after="20"/>
+            </w:pPr>
             <w:r/>
             <w:r>
               <w:rPr>
@@ -3692,6 +4673,9 @@
             <w:tcW w:type="dxa" w:w="1514"/>
           </w:tcPr>
           <w:p>
+            <w:pPr>
+              <w:spacing w:before="20" w:after="20"/>
+            </w:pPr>
             <w:r/>
             <w:r>
               <w:rPr>
@@ -3708,6 +4692,27 @@
             <w:tcW w:type="dxa" w:w="1514"/>
           </w:tcPr>
           <w:p>
+            <w:pPr>
+              <w:spacing w:before="20" w:after="20"/>
+            </w:pPr>
+            <w:r/>
+            <w:r>
+              <w:rPr>
+                <w:rFonts w:ascii="Verdana" w:hAnsi="Verdana"/>
+                <w:sz w:val="16"/>
+              </w:rPr>
+              <w:t>min</w:t>
+            </w:r>
+          </w:p>
+        </w:tc>
+        <w:tc>
+          <w:tcPr>
+            <w:tcW w:type="dxa" w:w="1514"/>
+          </w:tcPr>
+          <w:p>
+            <w:pPr>
+              <w:spacing w:before="20" w:after="20"/>
+            </w:pPr>
             <w:r/>
             <w:r>
               <w:rPr>
@@ -3715,6 +4720,62 @@
                 <w:b w:val="0"/>
                 <w:sz w:val="16"/>
               </w:rPr>
+              <w:t>0</w:t>
+            </w:r>
+          </w:p>
+        </w:tc>
+        <w:tc>
+          <w:tcPr>
+            <w:tcW w:type="dxa" w:w="1514"/>
+          </w:tcPr>
+          <w:p>
+            <w:pPr>
+              <w:spacing w:before="20" w:after="20"/>
+            </w:pPr>
+            <w:r/>
+            <w:r>
+              <w:rPr>
+                <w:rFonts w:ascii="Verdana" w:hAnsi="Verdana"/>
+                <w:b w:val="0"/>
+                <w:sz w:val="16"/>
+              </w:rPr>
+              <w:t>0</w:t>
+            </w:r>
+          </w:p>
+        </w:tc>
+        <w:tc>
+          <w:tcPr>
+            <w:tcW w:type="dxa" w:w="1514"/>
+          </w:tcPr>
+          <w:p>
+            <w:pPr>
+              <w:spacing w:before="20" w:after="20"/>
+            </w:pPr>
+            <w:r/>
+            <w:r>
+              <w:rPr>
+                <w:rFonts w:ascii="Verdana" w:hAnsi="Verdana"/>
+                <w:b w:val="0"/>
+                <w:sz w:val="16"/>
+              </w:rPr>
+              <w:t>6</w:t>
+            </w:r>
+          </w:p>
+        </w:tc>
+        <w:tc>
+          <w:tcPr>
+            <w:tcW w:type="dxa" w:w="1514"/>
+          </w:tcPr>
+          <w:p>
+            <w:pPr>
+              <w:spacing w:before="20" w:after="20"/>
+            </w:pPr>
+            <w:r/>
+            <w:r>
+              <w:rPr>
+                <w:rFonts w:ascii="Verdana" w:hAnsi="Verdana"/>
+                <w:sz w:val="16"/>
+              </w:rPr>
               <w:t>min</w:t>
             </w:r>
           </w:p>
@@ -3724,6 +4785,9 @@
             <w:tcW w:type="dxa" w:w="1514"/>
           </w:tcPr>
           <w:p>
+            <w:pPr>
+              <w:spacing w:before="20" w:after="20"/>
+            </w:pPr>
             <w:r/>
             <w:r>
               <w:rPr>
@@ -3740,6 +4804,9 @@
             <w:tcW w:type="dxa" w:w="1514"/>
           </w:tcPr>
           <w:p>
+            <w:pPr>
+              <w:spacing w:before="20" w:after="20"/>
+            </w:pPr>
             <w:r/>
             <w:r>
               <w:rPr>
@@ -3747,70 +4814,6 @@
                 <w:b w:val="0"/>
                 <w:sz w:val="16"/>
               </w:rPr>
-              <w:t>0</w:t>
-            </w:r>
-          </w:p>
-        </w:tc>
-        <w:tc>
-          <w:tcPr>
-            <w:tcW w:type="dxa" w:w="1514"/>
-          </w:tcPr>
-          <w:p>
-            <w:r/>
-            <w:r>
-              <w:rPr>
-                <w:rFonts w:ascii="Verdana" w:hAnsi="Verdana"/>
-                <w:b w:val="0"/>
-                <w:sz w:val="16"/>
-              </w:rPr>
-              <w:t>6</w:t>
-            </w:r>
-          </w:p>
-        </w:tc>
-        <w:tc>
-          <w:tcPr>
-            <w:tcW w:type="dxa" w:w="1514"/>
-          </w:tcPr>
-          <w:p>
-            <w:r/>
-            <w:r>
-              <w:rPr>
-                <w:rFonts w:ascii="Verdana" w:hAnsi="Verdana"/>
-                <w:b w:val="0"/>
-                <w:sz w:val="16"/>
-              </w:rPr>
-              <w:t>min</w:t>
-            </w:r>
-          </w:p>
-        </w:tc>
-        <w:tc>
-          <w:tcPr>
-            <w:tcW w:type="dxa" w:w="1514"/>
-          </w:tcPr>
-          <w:p>
-            <w:r/>
-            <w:r>
-              <w:rPr>
-                <w:rFonts w:ascii="Verdana" w:hAnsi="Verdana"/>
-                <w:b w:val="0"/>
-                <w:sz w:val="16"/>
-              </w:rPr>
-              <w:t>0</w:t>
-            </w:r>
-          </w:p>
-        </w:tc>
-        <w:tc>
-          <w:tcPr>
-            <w:tcW w:type="dxa" w:w="1514"/>
-          </w:tcPr>
-          <w:p>
-            <w:r/>
-            <w:r>
-              <w:rPr>
-                <w:rFonts w:ascii="Verdana" w:hAnsi="Verdana"/>
-                <w:b w:val="0"/>
-                <w:sz w:val="16"/>
-              </w:rPr>
               <w:t>2</w:t>
             </w:r>
           </w:p>
@@ -3820,6 +4823,9 @@
             <w:tcW w:type="dxa" w:w="1514"/>
           </w:tcPr>
           <w:p>
+            <w:pPr>
+              <w:spacing w:before="20" w:after="20"/>
+            </w:pPr>
             <w:r/>
             <w:r>
               <w:rPr>
@@ -3840,6 +4846,9 @@
             <w:tcW w:type="dxa" w:w="1514"/>
           </w:tcPr>
           <w:p>
+            <w:pPr>
+              <w:spacing w:before="20" w:after="20"/>
+            </w:pPr>
             <w:r/>
             <w:r>
               <w:rPr>
@@ -3856,6 +4865,9 @@
             <w:tcW w:type="dxa" w:w="1514"/>
           </w:tcPr>
           <w:p>
+            <w:pPr>
+              <w:spacing w:before="20" w:after="20"/>
+            </w:pPr>
             <w:r/>
             <w:r>
               <w:rPr>
@@ -3872,6 +4884,27 @@
             <w:tcW w:type="dxa" w:w="1514"/>
           </w:tcPr>
           <w:p>
+            <w:pPr>
+              <w:spacing w:before="20" w:after="20"/>
+            </w:pPr>
+            <w:r/>
+            <w:r>
+              <w:rPr>
+                <w:rFonts w:ascii="Verdana" w:hAnsi="Verdana"/>
+                <w:sz w:val="16"/>
+              </w:rPr>
+              <w:t>min</w:t>
+            </w:r>
+          </w:p>
+        </w:tc>
+        <w:tc>
+          <w:tcPr>
+            <w:tcW w:type="dxa" w:w="1514"/>
+          </w:tcPr>
+          <w:p>
+            <w:pPr>
+              <w:spacing w:before="20" w:after="20"/>
+            </w:pPr>
             <w:r/>
             <w:r>
               <w:rPr>
@@ -3879,6 +4912,62 @@
                 <w:b w:val="0"/>
                 <w:sz w:val="16"/>
               </w:rPr>
+              <w:t>0</w:t>
+            </w:r>
+          </w:p>
+        </w:tc>
+        <w:tc>
+          <w:tcPr>
+            <w:tcW w:type="dxa" w:w="1514"/>
+          </w:tcPr>
+          <w:p>
+            <w:pPr>
+              <w:spacing w:before="20" w:after="20"/>
+            </w:pPr>
+            <w:r/>
+            <w:r>
+              <w:rPr>
+                <w:rFonts w:ascii="Verdana" w:hAnsi="Verdana"/>
+                <w:b w:val="0"/>
+                <w:sz w:val="16"/>
+              </w:rPr>
+              <w:t>-1440</w:t>
+            </w:r>
+          </w:p>
+        </w:tc>
+        <w:tc>
+          <w:tcPr>
+            <w:tcW w:type="dxa" w:w="1514"/>
+          </w:tcPr>
+          <w:p>
+            <w:pPr>
+              <w:spacing w:before="20" w:after="20"/>
+            </w:pPr>
+            <w:r/>
+            <w:r>
+              <w:rPr>
+                <w:rFonts w:ascii="Verdana" w:hAnsi="Verdana"/>
+                <w:b w:val="0"/>
+                <w:sz w:val="16"/>
+              </w:rPr>
+              <w:t>12</w:t>
+            </w:r>
+          </w:p>
+        </w:tc>
+        <w:tc>
+          <w:tcPr>
+            <w:tcW w:type="dxa" w:w="1514"/>
+          </w:tcPr>
+          <w:p>
+            <w:pPr>
+              <w:spacing w:before="20" w:after="20"/>
+            </w:pPr>
+            <w:r/>
+            <w:r>
+              <w:rPr>
+                <w:rFonts w:ascii="Verdana" w:hAnsi="Verdana"/>
+                <w:sz w:val="16"/>
+              </w:rPr>
               <w:t>min</w:t>
             </w:r>
           </w:p>
@@ -3888,6 +4977,9 @@
             <w:tcW w:type="dxa" w:w="1514"/>
           </w:tcPr>
           <w:p>
+            <w:pPr>
+              <w:spacing w:before="20" w:after="20"/>
+            </w:pPr>
             <w:r/>
             <w:r>
               <w:rPr>
@@ -3904,6 +4996,9 @@
             <w:tcW w:type="dxa" w:w="1514"/>
           </w:tcPr>
           <w:p>
+            <w:pPr>
+              <w:spacing w:before="20" w:after="20"/>
+            </w:pPr>
             <w:r/>
             <w:r>
               <w:rPr>
@@ -3911,70 +5006,6 @@
                 <w:b w:val="0"/>
                 <w:sz w:val="16"/>
               </w:rPr>
-              <w:t>-1440</w:t>
-            </w:r>
-          </w:p>
-        </w:tc>
-        <w:tc>
-          <w:tcPr>
-            <w:tcW w:type="dxa" w:w="1514"/>
-          </w:tcPr>
-          <w:p>
-            <w:r/>
-            <w:r>
-              <w:rPr>
-                <w:rFonts w:ascii="Verdana" w:hAnsi="Verdana"/>
-                <w:b w:val="0"/>
-                <w:sz w:val="16"/>
-              </w:rPr>
-              <w:t>12</w:t>
-            </w:r>
-          </w:p>
-        </w:tc>
-        <w:tc>
-          <w:tcPr>
-            <w:tcW w:type="dxa" w:w="1514"/>
-          </w:tcPr>
-          <w:p>
-            <w:r/>
-            <w:r>
-              <w:rPr>
-                <w:rFonts w:ascii="Verdana" w:hAnsi="Verdana"/>
-                <w:b w:val="0"/>
-                <w:sz w:val="16"/>
-              </w:rPr>
-              <w:t>min</w:t>
-            </w:r>
-          </w:p>
-        </w:tc>
-        <w:tc>
-          <w:tcPr>
-            <w:tcW w:type="dxa" w:w="1514"/>
-          </w:tcPr>
-          <w:p>
-            <w:r/>
-            <w:r>
-              <w:rPr>
-                <w:rFonts w:ascii="Verdana" w:hAnsi="Verdana"/>
-                <w:b w:val="0"/>
-                <w:sz w:val="16"/>
-              </w:rPr>
-              <w:t>0</w:t>
-            </w:r>
-          </w:p>
-        </w:tc>
-        <w:tc>
-          <w:tcPr>
-            <w:tcW w:type="dxa" w:w="1514"/>
-          </w:tcPr>
-          <w:p>
-            <w:r/>
-            <w:r>
-              <w:rPr>
-                <w:rFonts w:ascii="Verdana" w:hAnsi="Verdana"/>
-                <w:b w:val="0"/>
-                <w:sz w:val="16"/>
-              </w:rPr>
               <w:t>4</w:t>
             </w:r>
           </w:p>
@@ -3984,6 +5015,9 @@
             <w:tcW w:type="dxa" w:w="1514"/>
           </w:tcPr>
           <w:p>
+            <w:pPr>
+              <w:spacing w:before="20" w:after="20"/>
+            </w:pPr>
             <w:r/>
             <w:r>
               <w:rPr>
@@ -4005,6 +5039,9 @@
             <w:tcW w:type="dxa" w:w="1514"/>
           </w:tcPr>
           <w:p>
+            <w:pPr>
+              <w:spacing w:before="20" w:after="20"/>
+            </w:pPr>
             <w:r/>
             <w:r>
               <w:rPr>
@@ -4021,6 +5058,9 @@
             <w:tcW w:type="dxa" w:w="1514"/>
           </w:tcPr>
           <w:p>
+            <w:pPr>
+              <w:spacing w:before="20" w:after="20"/>
+            </w:pPr>
             <w:r/>
             <w:r>
               <w:rPr>
@@ -4037,6 +5077,27 @@
             <w:tcW w:type="dxa" w:w="1514"/>
           </w:tcPr>
           <w:p>
+            <w:pPr>
+              <w:spacing w:before="20" w:after="20"/>
+            </w:pPr>
+            <w:r/>
+            <w:r>
+              <w:rPr>
+                <w:rFonts w:ascii="Verdana" w:hAnsi="Verdana"/>
+                <w:sz w:val="16"/>
+              </w:rPr>
+              <w:t>d</w:t>
+            </w:r>
+          </w:p>
+        </w:tc>
+        <w:tc>
+          <w:tcPr>
+            <w:tcW w:type="dxa" w:w="1514"/>
+          </w:tcPr>
+          <w:p>
+            <w:pPr>
+              <w:spacing w:before="20" w:after="20"/>
+            </w:pPr>
             <w:r/>
             <w:r>
               <w:rPr>
@@ -4044,6 +5105,62 @@
                 <w:b w:val="0"/>
                 <w:sz w:val="16"/>
               </w:rPr>
+              <w:t>0</w:t>
+            </w:r>
+          </w:p>
+        </w:tc>
+        <w:tc>
+          <w:tcPr>
+            <w:tcW w:type="dxa" w:w="1514"/>
+          </w:tcPr>
+          <w:p>
+            <w:pPr>
+              <w:spacing w:before="20" w:after="20"/>
+            </w:pPr>
+            <w:r/>
+            <w:r>
+              <w:rPr>
+                <w:rFonts w:ascii="Verdana" w:hAnsi="Verdana"/>
+                <w:b w:val="0"/>
+                <w:sz w:val="16"/>
+              </w:rPr>
+              <w:t>0</w:t>
+            </w:r>
+          </w:p>
+        </w:tc>
+        <w:tc>
+          <w:tcPr>
+            <w:tcW w:type="dxa" w:w="1514"/>
+          </w:tcPr>
+          <w:p>
+            <w:pPr>
+              <w:spacing w:before="20" w:after="20"/>
+            </w:pPr>
+            <w:r/>
+            <w:r>
+              <w:rPr>
+                <w:rFonts w:ascii="Verdana" w:hAnsi="Verdana"/>
+                <w:b w:val="0"/>
+                <w:sz w:val="16"/>
+              </w:rPr>
+              <w:t>9</w:t>
+            </w:r>
+          </w:p>
+        </w:tc>
+        <w:tc>
+          <w:tcPr>
+            <w:tcW w:type="dxa" w:w="1514"/>
+          </w:tcPr>
+          <w:p>
+            <w:pPr>
+              <w:spacing w:before="20" w:after="20"/>
+            </w:pPr>
+            <w:r/>
+            <w:r>
+              <w:rPr>
+                <w:rFonts w:ascii="Verdana" w:hAnsi="Verdana"/>
+                <w:sz w:val="16"/>
+              </w:rPr>
               <w:t>d</w:t>
             </w:r>
           </w:p>
@@ -4053,6 +5170,9 @@
             <w:tcW w:type="dxa" w:w="1514"/>
           </w:tcPr>
           <w:p>
+            <w:pPr>
+              <w:spacing w:before="20" w:after="20"/>
+            </w:pPr>
             <w:r/>
             <w:r>
               <w:rPr>
@@ -4069,6 +5189,9 @@
             <w:tcW w:type="dxa" w:w="1514"/>
           </w:tcPr>
           <w:p>
+            <w:pPr>
+              <w:spacing w:before="20" w:after="20"/>
+            </w:pPr>
             <w:r/>
             <w:r>
               <w:rPr>
@@ -4076,70 +5199,6 @@
                 <w:b w:val="0"/>
                 <w:sz w:val="16"/>
               </w:rPr>
-              <w:t>0</w:t>
-            </w:r>
-          </w:p>
-        </w:tc>
-        <w:tc>
-          <w:tcPr>
-            <w:tcW w:type="dxa" w:w="1514"/>
-          </w:tcPr>
-          <w:p>
-            <w:r/>
-            <w:r>
-              <w:rPr>
-                <w:rFonts w:ascii="Verdana" w:hAnsi="Verdana"/>
-                <w:b w:val="0"/>
-                <w:sz w:val="16"/>
-              </w:rPr>
-              <w:t>9</w:t>
-            </w:r>
-          </w:p>
-        </w:tc>
-        <w:tc>
-          <w:tcPr>
-            <w:tcW w:type="dxa" w:w="1514"/>
-          </w:tcPr>
-          <w:p>
-            <w:r/>
-            <w:r>
-              <w:rPr>
-                <w:rFonts w:ascii="Verdana" w:hAnsi="Verdana"/>
-                <w:b w:val="0"/>
-                <w:sz w:val="16"/>
-              </w:rPr>
-              <w:t>d</w:t>
-            </w:r>
-          </w:p>
-        </w:tc>
-        <w:tc>
-          <w:tcPr>
-            <w:tcW w:type="dxa" w:w="1514"/>
-          </w:tcPr>
-          <w:p>
-            <w:r/>
-            <w:r>
-              <w:rPr>
-                <w:rFonts w:ascii="Verdana" w:hAnsi="Verdana"/>
-                <w:b w:val="0"/>
-                <w:sz w:val="16"/>
-              </w:rPr>
-              <w:t>0</w:t>
-            </w:r>
-          </w:p>
-        </w:tc>
-        <w:tc>
-          <w:tcPr>
-            <w:tcW w:type="dxa" w:w="1514"/>
-          </w:tcPr>
-          <w:p>
-            <w:r/>
-            <w:r>
-              <w:rPr>
-                <w:rFonts w:ascii="Verdana" w:hAnsi="Verdana"/>
-                <w:b w:val="0"/>
-                <w:sz w:val="16"/>
-              </w:rPr>
               <w:t>3</w:t>
             </w:r>
           </w:p>
@@ -4149,6 +5208,9 @@
             <w:tcW w:type="dxa" w:w="1514"/>
           </w:tcPr>
           <w:p>
+            <w:pPr>
+              <w:spacing w:before="20" w:after="20"/>
+            </w:pPr>
             <w:r/>
             <w:r>
               <w:rPr>
@@ -4169,6 +5231,9 @@
             <w:tcW w:type="dxa" w:w="1514"/>
           </w:tcPr>
           <w:p>
+            <w:pPr>
+              <w:spacing w:before="20" w:after="20"/>
+            </w:pPr>
             <w:r/>
             <w:r>
               <w:rPr>
@@ -4185,6 +5250,9 @@
             <w:tcW w:type="dxa" w:w="1514"/>
           </w:tcPr>
           <w:p>
+            <w:pPr>
+              <w:spacing w:before="20" w:after="20"/>
+            </w:pPr>
             <w:r/>
             <w:r>
               <w:rPr>
@@ -4201,6 +5269,27 @@
             <w:tcW w:type="dxa" w:w="1514"/>
           </w:tcPr>
           <w:p>
+            <w:pPr>
+              <w:spacing w:before="20" w:after="20"/>
+            </w:pPr>
+            <w:r/>
+            <w:r>
+              <w:rPr>
+                <w:rFonts w:ascii="Verdana" w:hAnsi="Verdana"/>
+                <w:sz w:val="16"/>
+              </w:rPr>
+              <w:t>h</w:t>
+            </w:r>
+          </w:p>
+        </w:tc>
+        <w:tc>
+          <w:tcPr>
+            <w:tcW w:type="dxa" w:w="1514"/>
+          </w:tcPr>
+          <w:p>
+            <w:pPr>
+              <w:spacing w:before="20" w:after="20"/>
+            </w:pPr>
             <w:r/>
             <w:r>
               <w:rPr>
@@ -4208,6 +5297,62 @@
                 <w:b w:val="0"/>
                 <w:sz w:val="16"/>
               </w:rPr>
+              <w:t>0</w:t>
+            </w:r>
+          </w:p>
+        </w:tc>
+        <w:tc>
+          <w:tcPr>
+            <w:tcW w:type="dxa" w:w="1514"/>
+          </w:tcPr>
+          <w:p>
+            <w:pPr>
+              <w:spacing w:before="20" w:after="20"/>
+            </w:pPr>
+            <w:r/>
+            <w:r>
+              <w:rPr>
+                <w:rFonts w:ascii="Verdana" w:hAnsi="Verdana"/>
+                <w:b w:val="0"/>
+                <w:sz w:val="16"/>
+              </w:rPr>
+              <w:t>0</w:t>
+            </w:r>
+          </w:p>
+        </w:tc>
+        <w:tc>
+          <w:tcPr>
+            <w:tcW w:type="dxa" w:w="1514"/>
+          </w:tcPr>
+          <w:p>
+            <w:pPr>
+              <w:spacing w:before="20" w:after="20"/>
+            </w:pPr>
+            <w:r/>
+            <w:r>
+              <w:rPr>
+                <w:rFonts w:ascii="Verdana" w:hAnsi="Verdana"/>
+                <w:b w:val="0"/>
+                <w:sz w:val="16"/>
+              </w:rPr>
+              <w:t>5</w:t>
+            </w:r>
+          </w:p>
+        </w:tc>
+        <w:tc>
+          <w:tcPr>
+            <w:tcW w:type="dxa" w:w="1514"/>
+          </w:tcPr>
+          <w:p>
+            <w:pPr>
+              <w:spacing w:before="20" w:after="20"/>
+            </w:pPr>
+            <w:r/>
+            <w:r>
+              <w:rPr>
+                <w:rFonts w:ascii="Verdana" w:hAnsi="Verdana"/>
+                <w:sz w:val="16"/>
+              </w:rPr>
               <w:t>h</w:t>
             </w:r>
           </w:p>
@@ -4217,6 +5362,9 @@
             <w:tcW w:type="dxa" w:w="1514"/>
           </w:tcPr>
           <w:p>
+            <w:pPr>
+              <w:spacing w:before="20" w:after="20"/>
+            </w:pPr>
             <w:r/>
             <w:r>
               <w:rPr>
@@ -4233,6 +5381,9 @@
             <w:tcW w:type="dxa" w:w="1514"/>
           </w:tcPr>
           <w:p>
+            <w:pPr>
+              <w:spacing w:before="20" w:after="20"/>
+            </w:pPr>
             <w:r/>
             <w:r>
               <w:rPr>
@@ -4240,70 +5391,6 @@
                 <w:b w:val="0"/>
                 <w:sz w:val="16"/>
               </w:rPr>
-              <w:t>0</w:t>
-            </w:r>
-          </w:p>
-        </w:tc>
-        <w:tc>
-          <w:tcPr>
-            <w:tcW w:type="dxa" w:w="1514"/>
-          </w:tcPr>
-          <w:p>
-            <w:r/>
-            <w:r>
-              <w:rPr>
-                <w:rFonts w:ascii="Verdana" w:hAnsi="Verdana"/>
-                <w:b w:val="0"/>
-                <w:sz w:val="16"/>
-              </w:rPr>
-              <w:t>5</w:t>
-            </w:r>
-          </w:p>
-        </w:tc>
-        <w:tc>
-          <w:tcPr>
-            <w:tcW w:type="dxa" w:w="1514"/>
-          </w:tcPr>
-          <w:p>
-            <w:r/>
-            <w:r>
-              <w:rPr>
-                <w:rFonts w:ascii="Verdana" w:hAnsi="Verdana"/>
-                <w:b w:val="0"/>
-                <w:sz w:val="16"/>
-              </w:rPr>
-              <w:t>h</w:t>
-            </w:r>
-          </w:p>
-        </w:tc>
-        <w:tc>
-          <w:tcPr>
-            <w:tcW w:type="dxa" w:w="1514"/>
-          </w:tcPr>
-          <w:p>
-            <w:r/>
-            <w:r>
-              <w:rPr>
-                <w:rFonts w:ascii="Verdana" w:hAnsi="Verdana"/>
-                <w:b w:val="0"/>
-                <w:sz w:val="16"/>
-              </w:rPr>
-              <w:t>0</w:t>
-            </w:r>
-          </w:p>
-        </w:tc>
-        <w:tc>
-          <w:tcPr>
-            <w:tcW w:type="dxa" w:w="1514"/>
-          </w:tcPr>
-          <w:p>
-            <w:r/>
-            <w:r>
-              <w:rPr>
-                <w:rFonts w:ascii="Verdana" w:hAnsi="Verdana"/>
-                <w:b w:val="0"/>
-                <w:sz w:val="16"/>
-              </w:rPr>
               <w:t>2</w:t>
             </w:r>
           </w:p>
@@ -4313,6 +5400,9 @@
             <w:tcW w:type="dxa" w:w="1514"/>
           </w:tcPr>
           <w:p>
+            <w:pPr>
+              <w:spacing w:before="20" w:after="20"/>
+            </w:pPr>
             <w:r/>
             <w:r>
               <w:rPr>
@@ -4333,6 +5423,9 @@
             <w:tcW w:type="dxa" w:w="1514"/>
           </w:tcPr>
           <w:p>
+            <w:pPr>
+              <w:spacing w:before="20" w:after="20"/>
+            </w:pPr>
             <w:r/>
             <w:r>
               <w:rPr>
@@ -4349,6 +5442,9 @@
             <w:tcW w:type="dxa" w:w="1514"/>
           </w:tcPr>
           <w:p>
+            <w:pPr>
+              <w:spacing w:before="20" w:after="20"/>
+            </w:pPr>
             <w:r/>
             <w:r>
               <w:rPr>
@@ -4365,6 +5461,27 @@
             <w:tcW w:type="dxa" w:w="1514"/>
           </w:tcPr>
           <w:p>
+            <w:pPr>
+              <w:spacing w:before="20" w:after="20"/>
+            </w:pPr>
+            <w:r/>
+            <w:r>
+              <w:rPr>
+                <w:rFonts w:ascii="Verdana" w:hAnsi="Verdana"/>
+                <w:sz w:val="16"/>
+              </w:rPr>
+              <w:t>h</w:t>
+            </w:r>
+          </w:p>
+        </w:tc>
+        <w:tc>
+          <w:tcPr>
+            <w:tcW w:type="dxa" w:w="1514"/>
+          </w:tcPr>
+          <w:p>
+            <w:pPr>
+              <w:spacing w:before="20" w:after="20"/>
+            </w:pPr>
             <w:r/>
             <w:r>
               <w:rPr>
@@ -4372,6 +5489,62 @@
                 <w:b w:val="0"/>
                 <w:sz w:val="16"/>
               </w:rPr>
+              <w:t>0</w:t>
+            </w:r>
+          </w:p>
+        </w:tc>
+        <w:tc>
+          <w:tcPr>
+            <w:tcW w:type="dxa" w:w="1514"/>
+          </w:tcPr>
+          <w:p>
+            <w:pPr>
+              <w:spacing w:before="20" w:after="20"/>
+            </w:pPr>
+            <w:r/>
+            <w:r>
+              <w:rPr>
+                <w:rFonts w:ascii="Verdana" w:hAnsi="Verdana"/>
+                <w:b w:val="0"/>
+                <w:sz w:val="16"/>
+              </w:rPr>
+              <w:t>0</w:t>
+            </w:r>
+          </w:p>
+        </w:tc>
+        <w:tc>
+          <w:tcPr>
+            <w:tcW w:type="dxa" w:w="1514"/>
+          </w:tcPr>
+          <w:p>
+            <w:pPr>
+              <w:spacing w:before="20" w:after="20"/>
+            </w:pPr>
+            <w:r/>
+            <w:r>
+              <w:rPr>
+                <w:rFonts w:ascii="Verdana" w:hAnsi="Verdana"/>
+                <w:b w:val="0"/>
+                <w:sz w:val="16"/>
+              </w:rPr>
+              <w:t>5</w:t>
+            </w:r>
+          </w:p>
+        </w:tc>
+        <w:tc>
+          <w:tcPr>
+            <w:tcW w:type="dxa" w:w="1514"/>
+          </w:tcPr>
+          <w:p>
+            <w:pPr>
+              <w:spacing w:before="20" w:after="20"/>
+            </w:pPr>
+            <w:r/>
+            <w:r>
+              <w:rPr>
+                <w:rFonts w:ascii="Verdana" w:hAnsi="Verdana"/>
+                <w:sz w:val="16"/>
+              </w:rPr>
               <w:t>h</w:t>
             </w:r>
           </w:p>
@@ -4381,6 +5554,9 @@
             <w:tcW w:type="dxa" w:w="1514"/>
           </w:tcPr>
           <w:p>
+            <w:pPr>
+              <w:spacing w:before="20" w:after="20"/>
+            </w:pPr>
             <w:r/>
             <w:r>
               <w:rPr>
@@ -4397,6 +5573,9 @@
             <w:tcW w:type="dxa" w:w="1514"/>
           </w:tcPr>
           <w:p>
+            <w:pPr>
+              <w:spacing w:before="20" w:after="20"/>
+            </w:pPr>
             <w:r/>
             <w:r>
               <w:rPr>
@@ -4404,70 +5583,6 @@
                 <w:b w:val="0"/>
                 <w:sz w:val="16"/>
               </w:rPr>
-              <w:t>0</w:t>
-            </w:r>
-          </w:p>
-        </w:tc>
-        <w:tc>
-          <w:tcPr>
-            <w:tcW w:type="dxa" w:w="1514"/>
-          </w:tcPr>
-          <w:p>
-            <w:r/>
-            <w:r>
-              <w:rPr>
-                <w:rFonts w:ascii="Verdana" w:hAnsi="Verdana"/>
-                <w:b w:val="0"/>
-                <w:sz w:val="16"/>
-              </w:rPr>
-              <w:t>5</w:t>
-            </w:r>
-          </w:p>
-        </w:tc>
-        <w:tc>
-          <w:tcPr>
-            <w:tcW w:type="dxa" w:w="1514"/>
-          </w:tcPr>
-          <w:p>
-            <w:r/>
-            <w:r>
-              <w:rPr>
-                <w:rFonts w:ascii="Verdana" w:hAnsi="Verdana"/>
-                <w:b w:val="0"/>
-                <w:sz w:val="16"/>
-              </w:rPr>
-              <w:t>h</w:t>
-            </w:r>
-          </w:p>
-        </w:tc>
-        <w:tc>
-          <w:tcPr>
-            <w:tcW w:type="dxa" w:w="1514"/>
-          </w:tcPr>
-          <w:p>
-            <w:r/>
-            <w:r>
-              <w:rPr>
-                <w:rFonts w:ascii="Verdana" w:hAnsi="Verdana"/>
-                <w:b w:val="0"/>
-                <w:sz w:val="16"/>
-              </w:rPr>
-              <w:t>0</w:t>
-            </w:r>
-          </w:p>
-        </w:tc>
-        <w:tc>
-          <w:tcPr>
-            <w:tcW w:type="dxa" w:w="1514"/>
-          </w:tcPr>
-          <w:p>
-            <w:r/>
-            <w:r>
-              <w:rPr>
-                <w:rFonts w:ascii="Verdana" w:hAnsi="Verdana"/>
-                <w:b w:val="0"/>
-                <w:sz w:val="16"/>
-              </w:rPr>
               <w:t>2</w:t>
             </w:r>
           </w:p>
@@ -4477,6 +5592,9 @@
             <w:tcW w:type="dxa" w:w="1514"/>
           </w:tcPr>
           <w:p>
+            <w:pPr>
+              <w:spacing w:before="20" w:after="20"/>
+            </w:pPr>
             <w:r/>
             <w:r>
               <w:rPr>
@@ -4497,6 +5615,9 @@
             <w:tcW w:type="dxa" w:w="1514"/>
           </w:tcPr>
           <w:p>
+            <w:pPr>
+              <w:spacing w:before="20" w:after="20"/>
+            </w:pPr>
             <w:r/>
             <w:r>
               <w:rPr>
@@ -4513,6 +5634,9 @@
             <w:tcW w:type="dxa" w:w="1514"/>
           </w:tcPr>
           <w:p>
+            <w:pPr>
+              <w:spacing w:before="20" w:after="20"/>
+            </w:pPr>
             <w:r/>
             <w:r>
               <w:rPr>
@@ -4529,6 +5653,27 @@
             <w:tcW w:type="dxa" w:w="1514"/>
           </w:tcPr>
           <w:p>
+            <w:pPr>
+              <w:spacing w:before="20" w:after="20"/>
+            </w:pPr>
+            <w:r/>
+            <w:r>
+              <w:rPr>
+                <w:rFonts w:ascii="Verdana" w:hAnsi="Verdana"/>
+                <w:sz w:val="16"/>
+              </w:rPr>
+              <w:t>Числовой</w:t>
+            </w:r>
+          </w:p>
+        </w:tc>
+        <w:tc>
+          <w:tcPr>
+            <w:tcW w:type="dxa" w:w="1514"/>
+          </w:tcPr>
+          <w:p>
+            <w:pPr>
+              <w:spacing w:before="20" w:after="20"/>
+            </w:pPr>
             <w:r/>
             <w:r>
               <w:rPr>
@@ -4536,6 +5681,62 @@
                 <w:b w:val="0"/>
                 <w:sz w:val="16"/>
               </w:rPr>
+              <w:t>0</w:t>
+            </w:r>
+          </w:p>
+        </w:tc>
+        <w:tc>
+          <w:tcPr>
+            <w:tcW w:type="dxa" w:w="1514"/>
+          </w:tcPr>
+          <w:p>
+            <w:pPr>
+              <w:spacing w:before="20" w:after="20"/>
+            </w:pPr>
+            <w:r/>
+            <w:r>
+              <w:rPr>
+                <w:rFonts w:ascii="Verdana" w:hAnsi="Verdana"/>
+                <w:b w:val="0"/>
+                <w:sz w:val="16"/>
+              </w:rPr>
+              <w:t>0</w:t>
+            </w:r>
+          </w:p>
+        </w:tc>
+        <w:tc>
+          <w:tcPr>
+            <w:tcW w:type="dxa" w:w="1514"/>
+          </w:tcPr>
+          <w:p>
+            <w:pPr>
+              <w:spacing w:before="20" w:after="20"/>
+            </w:pPr>
+            <w:r/>
+            <w:r>
+              <w:rPr>
+                <w:rFonts w:ascii="Verdana" w:hAnsi="Verdana"/>
+                <w:b w:val="0"/>
+                <w:sz w:val="16"/>
+              </w:rPr>
+              <w:t>6</w:t>
+            </w:r>
+          </w:p>
+        </w:tc>
+        <w:tc>
+          <w:tcPr>
+            <w:tcW w:type="dxa" w:w="1514"/>
+          </w:tcPr>
+          <w:p>
+            <w:pPr>
+              <w:spacing w:before="20" w:after="20"/>
+            </w:pPr>
+            <w:r/>
+            <w:r>
+              <w:rPr>
+                <w:rFonts w:ascii="Verdana" w:hAnsi="Verdana"/>
+                <w:sz w:val="16"/>
+              </w:rPr>
               <w:t>Числовой</w:t>
             </w:r>
           </w:p>
@@ -4545,6 +5746,9 @@
             <w:tcW w:type="dxa" w:w="1514"/>
           </w:tcPr>
           <w:p>
+            <w:pPr>
+              <w:spacing w:before="20" w:after="20"/>
+            </w:pPr>
             <w:r/>
             <w:r>
               <w:rPr>
@@ -4561,6 +5765,9 @@
             <w:tcW w:type="dxa" w:w="1514"/>
           </w:tcPr>
           <w:p>
+            <w:pPr>
+              <w:spacing w:before="20" w:after="20"/>
+            </w:pPr>
             <w:r/>
             <w:r>
               <w:rPr>
@@ -4568,70 +5775,6 @@
                 <w:b w:val="0"/>
                 <w:sz w:val="16"/>
               </w:rPr>
-              <w:t>0</w:t>
-            </w:r>
-          </w:p>
-        </w:tc>
-        <w:tc>
-          <w:tcPr>
-            <w:tcW w:type="dxa" w:w="1514"/>
-          </w:tcPr>
-          <w:p>
-            <w:r/>
-            <w:r>
-              <w:rPr>
-                <w:rFonts w:ascii="Verdana" w:hAnsi="Verdana"/>
-                <w:b w:val="0"/>
-                <w:sz w:val="16"/>
-              </w:rPr>
-              <w:t>6</w:t>
-            </w:r>
-          </w:p>
-        </w:tc>
-        <w:tc>
-          <w:tcPr>
-            <w:tcW w:type="dxa" w:w="1514"/>
-          </w:tcPr>
-          <w:p>
-            <w:r/>
-            <w:r>
-              <w:rPr>
-                <w:rFonts w:ascii="Verdana" w:hAnsi="Verdana"/>
-                <w:b w:val="0"/>
-                <w:sz w:val="16"/>
-              </w:rPr>
-              <w:t>Числовой</w:t>
-            </w:r>
-          </w:p>
-        </w:tc>
-        <w:tc>
-          <w:tcPr>
-            <w:tcW w:type="dxa" w:w="1514"/>
-          </w:tcPr>
-          <w:p>
-            <w:r/>
-            <w:r>
-              <w:rPr>
-                <w:rFonts w:ascii="Verdana" w:hAnsi="Verdana"/>
-                <w:b w:val="0"/>
-                <w:sz w:val="16"/>
-              </w:rPr>
-              <w:t>0</w:t>
-            </w:r>
-          </w:p>
-        </w:tc>
-        <w:tc>
-          <w:tcPr>
-            <w:tcW w:type="dxa" w:w="1514"/>
-          </w:tcPr>
-          <w:p>
-            <w:r/>
-            <w:r>
-              <w:rPr>
-                <w:rFonts w:ascii="Verdana" w:hAnsi="Verdana"/>
-                <w:b w:val="0"/>
-                <w:sz w:val="16"/>
-              </w:rPr>
               <w:t>2</w:t>
             </w:r>
           </w:p>
@@ -4641,6 +5784,9 @@
             <w:tcW w:type="dxa" w:w="1514"/>
           </w:tcPr>
           <w:p>
+            <w:pPr>
+              <w:spacing w:before="20" w:after="20"/>
+            </w:pPr>
             <w:r/>
             <w:r>
               <w:rPr>
@@ -4661,6 +5807,9 @@
             <w:tcW w:type="dxa" w:w="1514"/>
           </w:tcPr>
           <w:p>
+            <w:pPr>
+              <w:spacing w:before="20" w:after="20"/>
+            </w:pPr>
             <w:r/>
             <w:r>
               <w:rPr>
@@ -4677,6 +5826,9 @@
             <w:tcW w:type="dxa" w:w="1514"/>
           </w:tcPr>
           <w:p>
+            <w:pPr>
+              <w:spacing w:before="20" w:after="20"/>
+            </w:pPr>
             <w:r/>
             <w:r>
               <w:rPr>
@@ -4693,6 +5845,27 @@
             <w:tcW w:type="dxa" w:w="1514"/>
           </w:tcPr>
           <w:p>
+            <w:pPr>
+              <w:spacing w:before="20" w:after="20"/>
+            </w:pPr>
+            <w:r/>
+            <w:r>
+              <w:rPr>
+                <w:rFonts w:ascii="Verdana" w:hAnsi="Verdana"/>
+                <w:sz w:val="16"/>
+              </w:rPr>
+              <w:t>Таблица флагов</w:t>
+            </w:r>
+          </w:p>
+        </w:tc>
+        <w:tc>
+          <w:tcPr>
+            <w:tcW w:type="dxa" w:w="1514"/>
+          </w:tcPr>
+          <w:p>
+            <w:pPr>
+              <w:spacing w:before="20" w:after="20"/>
+            </w:pPr>
             <w:r/>
             <w:r>
               <w:rPr>
@@ -4700,6 +5873,62 @@
                 <w:b w:val="0"/>
                 <w:sz w:val="16"/>
               </w:rPr>
+              <w:t>0</w:t>
+            </w:r>
+          </w:p>
+        </w:tc>
+        <w:tc>
+          <w:tcPr>
+            <w:tcW w:type="dxa" w:w="1514"/>
+          </w:tcPr>
+          <w:p>
+            <w:pPr>
+              <w:spacing w:before="20" w:after="20"/>
+            </w:pPr>
+            <w:r/>
+            <w:r>
+              <w:rPr>
+                <w:rFonts w:ascii="Verdana" w:hAnsi="Verdana"/>
+                <w:b w:val="0"/>
+                <w:sz w:val="16"/>
+              </w:rPr>
+              <w:t>0</w:t>
+            </w:r>
+          </w:p>
+        </w:tc>
+        <w:tc>
+          <w:tcPr>
+            <w:tcW w:type="dxa" w:w="1514"/>
+          </w:tcPr>
+          <w:p>
+            <w:pPr>
+              <w:spacing w:before="20" w:after="20"/>
+            </w:pPr>
+            <w:r/>
+            <w:r>
+              <w:rPr>
+                <w:rFonts w:ascii="Verdana" w:hAnsi="Verdana"/>
+                <w:b w:val="0"/>
+                <w:sz w:val="16"/>
+              </w:rPr>
+              <w:t>6</w:t>
+            </w:r>
+          </w:p>
+        </w:tc>
+        <w:tc>
+          <w:tcPr>
+            <w:tcW w:type="dxa" w:w="1514"/>
+          </w:tcPr>
+          <w:p>
+            <w:pPr>
+              <w:spacing w:before="20" w:after="20"/>
+            </w:pPr>
+            <w:r/>
+            <w:r>
+              <w:rPr>
+                <w:rFonts w:ascii="Verdana" w:hAnsi="Verdana"/>
+                <w:sz w:val="16"/>
+              </w:rPr>
               <w:t>Таблица флагов</w:t>
             </w:r>
           </w:p>
@@ -4709,6 +5938,9 @@
             <w:tcW w:type="dxa" w:w="1514"/>
           </w:tcPr>
           <w:p>
+            <w:pPr>
+              <w:spacing w:before="20" w:after="20"/>
+            </w:pPr>
             <w:r/>
             <w:r>
               <w:rPr>
@@ -4725,6 +5957,9 @@
             <w:tcW w:type="dxa" w:w="1514"/>
           </w:tcPr>
           <w:p>
+            <w:pPr>
+              <w:spacing w:before="20" w:after="20"/>
+            </w:pPr>
             <w:r/>
             <w:r>
               <w:rPr>
@@ -4732,70 +5967,6 @@
                 <w:b w:val="0"/>
                 <w:sz w:val="16"/>
               </w:rPr>
-              <w:t>0</w:t>
-            </w:r>
-          </w:p>
-        </w:tc>
-        <w:tc>
-          <w:tcPr>
-            <w:tcW w:type="dxa" w:w="1514"/>
-          </w:tcPr>
-          <w:p>
-            <w:r/>
-            <w:r>
-              <w:rPr>
-                <w:rFonts w:ascii="Verdana" w:hAnsi="Verdana"/>
-                <w:b w:val="0"/>
-                <w:sz w:val="16"/>
-              </w:rPr>
-              <w:t>6</w:t>
-            </w:r>
-          </w:p>
-        </w:tc>
-        <w:tc>
-          <w:tcPr>
-            <w:tcW w:type="dxa" w:w="1514"/>
-          </w:tcPr>
-          <w:p>
-            <w:r/>
-            <w:r>
-              <w:rPr>
-                <w:rFonts w:ascii="Verdana" w:hAnsi="Verdana"/>
-                <w:b w:val="0"/>
-                <w:sz w:val="16"/>
-              </w:rPr>
-              <w:t>Таблица флагов</w:t>
-            </w:r>
-          </w:p>
-        </w:tc>
-        <w:tc>
-          <w:tcPr>
-            <w:tcW w:type="dxa" w:w="1514"/>
-          </w:tcPr>
-          <w:p>
-            <w:r/>
-            <w:r>
-              <w:rPr>
-                <w:rFonts w:ascii="Verdana" w:hAnsi="Verdana"/>
-                <w:b w:val="0"/>
-                <w:sz w:val="16"/>
-              </w:rPr>
-              <w:t>0</w:t>
-            </w:r>
-          </w:p>
-        </w:tc>
-        <w:tc>
-          <w:tcPr>
-            <w:tcW w:type="dxa" w:w="1514"/>
-          </w:tcPr>
-          <w:p>
-            <w:r/>
-            <w:r>
-              <w:rPr>
-                <w:rFonts w:ascii="Verdana" w:hAnsi="Verdana"/>
-                <w:b w:val="0"/>
-                <w:sz w:val="16"/>
-              </w:rPr>
               <w:t>2</w:t>
             </w:r>
           </w:p>
@@ -4805,6 +5976,9 @@
             <w:tcW w:type="dxa" w:w="1514"/>
           </w:tcPr>
           <w:p>
+            <w:pPr>
+              <w:spacing w:before="20" w:after="20"/>
+            </w:pPr>
             <w:r/>
             <w:r>
               <w:rPr>
@@ -4825,6 +5999,9 @@
             <w:tcW w:type="dxa" w:w="1514"/>
           </w:tcPr>
           <w:p>
+            <w:pPr>
+              <w:spacing w:before="20" w:after="20"/>
+            </w:pPr>
             <w:r/>
             <w:r>
               <w:rPr>
@@ -4841,6 +6018,9 @@
             <w:tcW w:type="dxa" w:w="1514"/>
           </w:tcPr>
           <w:p>
+            <w:pPr>
+              <w:spacing w:before="20" w:after="20"/>
+            </w:pPr>
             <w:r/>
             <w:r>
               <w:rPr>
@@ -4857,6 +6037,27 @@
             <w:tcW w:type="dxa" w:w="1514"/>
           </w:tcPr>
           <w:p>
+            <w:pPr>
+              <w:spacing w:before="20" w:after="20"/>
+            </w:pPr>
+            <w:r/>
+            <w:r>
+              <w:rPr>
+                <w:rFonts w:ascii="Verdana" w:hAnsi="Verdana"/>
+                <w:sz w:val="16"/>
+              </w:rPr>
+              <w:t>min</w:t>
+            </w:r>
+          </w:p>
+        </w:tc>
+        <w:tc>
+          <w:tcPr>
+            <w:tcW w:type="dxa" w:w="1514"/>
+          </w:tcPr>
+          <w:p>
+            <w:pPr>
+              <w:spacing w:before="20" w:after="20"/>
+            </w:pPr>
             <w:r/>
             <w:r>
               <w:rPr>
@@ -4864,6 +6065,62 @@
                 <w:b w:val="0"/>
                 <w:sz w:val="16"/>
               </w:rPr>
+              <w:t>0</w:t>
+            </w:r>
+          </w:p>
+        </w:tc>
+        <w:tc>
+          <w:tcPr>
+            <w:tcW w:type="dxa" w:w="1514"/>
+          </w:tcPr>
+          <w:p>
+            <w:pPr>
+              <w:spacing w:before="20" w:after="20"/>
+            </w:pPr>
+            <w:r/>
+            <w:r>
+              <w:rPr>
+                <w:rFonts w:ascii="Verdana" w:hAnsi="Verdana"/>
+                <w:b w:val="0"/>
+                <w:sz w:val="16"/>
+              </w:rPr>
+              <w:t>-128</w:t>
+            </w:r>
+          </w:p>
+        </w:tc>
+        <w:tc>
+          <w:tcPr>
+            <w:tcW w:type="dxa" w:w="1514"/>
+          </w:tcPr>
+          <w:p>
+            <w:pPr>
+              <w:spacing w:before="20" w:after="20"/>
+            </w:pPr>
+            <w:r/>
+            <w:r>
+              <w:rPr>
+                <w:rFonts w:ascii="Verdana" w:hAnsi="Verdana"/>
+                <w:b w:val="0"/>
+                <w:sz w:val="16"/>
+              </w:rPr>
+              <w:t>8</w:t>
+            </w:r>
+          </w:p>
+        </w:tc>
+        <w:tc>
+          <w:tcPr>
+            <w:tcW w:type="dxa" w:w="1514"/>
+          </w:tcPr>
+          <w:p>
+            <w:pPr>
+              <w:spacing w:before="20" w:after="20"/>
+            </w:pPr>
+            <w:r/>
+            <w:r>
+              <w:rPr>
+                <w:rFonts w:ascii="Verdana" w:hAnsi="Verdana"/>
+                <w:sz w:val="16"/>
+              </w:rPr>
               <w:t>min</w:t>
             </w:r>
           </w:p>
@@ -4873,6 +6130,9 @@
             <w:tcW w:type="dxa" w:w="1514"/>
           </w:tcPr>
           <w:p>
+            <w:pPr>
+              <w:spacing w:before="20" w:after="20"/>
+            </w:pPr>
             <w:r/>
             <w:r>
               <w:rPr>
@@ -4889,6 +6149,9 @@
             <w:tcW w:type="dxa" w:w="1514"/>
           </w:tcPr>
           <w:p>
+            <w:pPr>
+              <w:spacing w:before="20" w:after="20"/>
+            </w:pPr>
             <w:r/>
             <w:r>
               <w:rPr>
@@ -4896,70 +6159,6 @@
                 <w:b w:val="0"/>
                 <w:sz w:val="16"/>
               </w:rPr>
-              <w:t>-128</w:t>
-            </w:r>
-          </w:p>
-        </w:tc>
-        <w:tc>
-          <w:tcPr>
-            <w:tcW w:type="dxa" w:w="1514"/>
-          </w:tcPr>
-          <w:p>
-            <w:r/>
-            <w:r>
-              <w:rPr>
-                <w:rFonts w:ascii="Verdana" w:hAnsi="Verdana"/>
-                <w:b w:val="0"/>
-                <w:sz w:val="16"/>
-              </w:rPr>
-              <w:t>8</w:t>
-            </w:r>
-          </w:p>
-        </w:tc>
-        <w:tc>
-          <w:tcPr>
-            <w:tcW w:type="dxa" w:w="1514"/>
-          </w:tcPr>
-          <w:p>
-            <w:r/>
-            <w:r>
-              <w:rPr>
-                <w:rFonts w:ascii="Verdana" w:hAnsi="Verdana"/>
-                <w:b w:val="0"/>
-                <w:sz w:val="16"/>
-              </w:rPr>
-              <w:t>min</w:t>
-            </w:r>
-          </w:p>
-        </w:tc>
-        <w:tc>
-          <w:tcPr>
-            <w:tcW w:type="dxa" w:w="1514"/>
-          </w:tcPr>
-          <w:p>
-            <w:r/>
-            <w:r>
-              <w:rPr>
-                <w:rFonts w:ascii="Verdana" w:hAnsi="Verdana"/>
-                <w:b w:val="0"/>
-                <w:sz w:val="16"/>
-              </w:rPr>
-              <w:t>0</w:t>
-            </w:r>
-          </w:p>
-        </w:tc>
-        <w:tc>
-          <w:tcPr>
-            <w:tcW w:type="dxa" w:w="1514"/>
-          </w:tcPr>
-          <w:p>
-            <w:r/>
-            <w:r>
-              <w:rPr>
-                <w:rFonts w:ascii="Verdana" w:hAnsi="Verdana"/>
-                <w:b w:val="0"/>
-                <w:sz w:val="16"/>
-              </w:rPr>
               <w:t>2</w:t>
             </w:r>
           </w:p>
@@ -4969,6 +6168,9 @@
             <w:tcW w:type="dxa" w:w="1514"/>
           </w:tcPr>
           <w:p>
+            <w:pPr>
+              <w:spacing w:before="20" w:after="20"/>
+            </w:pPr>
             <w:r/>
             <w:r>
               <w:rPr>
@@ -4989,6 +6191,9 @@
             <w:tcW w:type="dxa" w:w="1514"/>
           </w:tcPr>
           <w:p>
+            <w:pPr>
+              <w:spacing w:before="20" w:after="20"/>
+            </w:pPr>
             <w:r/>
             <w:r>
               <w:rPr>
@@ -5005,6 +6210,9 @@
             <w:tcW w:type="dxa" w:w="1514"/>
           </w:tcPr>
           <w:p>
+            <w:pPr>
+              <w:spacing w:before="20" w:after="20"/>
+            </w:pPr>
             <w:r/>
             <w:r>
               <w:rPr>
@@ -5021,6 +6229,27 @@
             <w:tcW w:type="dxa" w:w="1514"/>
           </w:tcPr>
           <w:p>
+            <w:pPr>
+              <w:spacing w:before="20" w:after="20"/>
+            </w:pPr>
+            <w:r/>
+            <w:r>
+              <w:rPr>
+                <w:rFonts w:ascii="Verdana" w:hAnsi="Verdana"/>
+                <w:sz w:val="16"/>
+              </w:rPr>
+              <w:t>s</w:t>
+            </w:r>
+          </w:p>
+        </w:tc>
+        <w:tc>
+          <w:tcPr>
+            <w:tcW w:type="dxa" w:w="1514"/>
+          </w:tcPr>
+          <w:p>
+            <w:pPr>
+              <w:spacing w:before="20" w:after="20"/>
+            </w:pPr>
             <w:r/>
             <w:r>
               <w:rPr>
@@ -5028,6 +6257,62 @@
                 <w:b w:val="0"/>
                 <w:sz w:val="16"/>
               </w:rPr>
+              <w:t>0</w:t>
+            </w:r>
+          </w:p>
+        </w:tc>
+        <w:tc>
+          <w:tcPr>
+            <w:tcW w:type="dxa" w:w="1514"/>
+          </w:tcPr>
+          <w:p>
+            <w:pPr>
+              <w:spacing w:before="20" w:after="20"/>
+            </w:pPr>
+            <w:r/>
+            <w:r>
+              <w:rPr>
+                <w:rFonts w:ascii="Verdana" w:hAnsi="Verdana"/>
+                <w:b w:val="0"/>
+                <w:sz w:val="16"/>
+              </w:rPr>
+              <w:t>-128</w:t>
+            </w:r>
+          </w:p>
+        </w:tc>
+        <w:tc>
+          <w:tcPr>
+            <w:tcW w:type="dxa" w:w="1514"/>
+          </w:tcPr>
+          <w:p>
+            <w:pPr>
+              <w:spacing w:before="20" w:after="20"/>
+            </w:pPr>
+            <w:r/>
+            <w:r>
+              <w:rPr>
+                <w:rFonts w:ascii="Verdana" w:hAnsi="Verdana"/>
+                <w:b w:val="0"/>
+                <w:sz w:val="16"/>
+              </w:rPr>
+              <w:t>8</w:t>
+            </w:r>
+          </w:p>
+        </w:tc>
+        <w:tc>
+          <w:tcPr>
+            <w:tcW w:type="dxa" w:w="1514"/>
+          </w:tcPr>
+          <w:p>
+            <w:pPr>
+              <w:spacing w:before="20" w:after="20"/>
+            </w:pPr>
+            <w:r/>
+            <w:r>
+              <w:rPr>
+                <w:rFonts w:ascii="Verdana" w:hAnsi="Verdana"/>
+                <w:sz w:val="16"/>
+              </w:rPr>
               <w:t>s</w:t>
             </w:r>
           </w:p>
@@ -5037,6 +6322,9 @@
             <w:tcW w:type="dxa" w:w="1514"/>
           </w:tcPr>
           <w:p>
+            <w:pPr>
+              <w:spacing w:before="20" w:after="20"/>
+            </w:pPr>
             <w:r/>
             <w:r>
               <w:rPr>
@@ -5053,6 +6341,9 @@
             <w:tcW w:type="dxa" w:w="1514"/>
           </w:tcPr>
           <w:p>
+            <w:pPr>
+              <w:spacing w:before="20" w:after="20"/>
+            </w:pPr>
             <w:r/>
             <w:r>
               <w:rPr>
@@ -5060,70 +6351,6 @@
                 <w:b w:val="0"/>
                 <w:sz w:val="16"/>
               </w:rPr>
-              <w:t>-128</w:t>
-            </w:r>
-          </w:p>
-        </w:tc>
-        <w:tc>
-          <w:tcPr>
-            <w:tcW w:type="dxa" w:w="1514"/>
-          </w:tcPr>
-          <w:p>
-            <w:r/>
-            <w:r>
-              <w:rPr>
-                <w:rFonts w:ascii="Verdana" w:hAnsi="Verdana"/>
-                <w:b w:val="0"/>
-                <w:sz w:val="16"/>
-              </w:rPr>
-              <w:t>8</w:t>
-            </w:r>
-          </w:p>
-        </w:tc>
-        <w:tc>
-          <w:tcPr>
-            <w:tcW w:type="dxa" w:w="1514"/>
-          </w:tcPr>
-          <w:p>
-            <w:r/>
-            <w:r>
-              <w:rPr>
-                <w:rFonts w:ascii="Verdana" w:hAnsi="Verdana"/>
-                <w:b w:val="0"/>
-                <w:sz w:val="16"/>
-              </w:rPr>
-              <w:t>s</w:t>
-            </w:r>
-          </w:p>
-        </w:tc>
-        <w:tc>
-          <w:tcPr>
-            <w:tcW w:type="dxa" w:w="1514"/>
-          </w:tcPr>
-          <w:p>
-            <w:r/>
-            <w:r>
-              <w:rPr>
-                <w:rFonts w:ascii="Verdana" w:hAnsi="Verdana"/>
-                <w:b w:val="0"/>
-                <w:sz w:val="16"/>
-              </w:rPr>
-              <w:t>0</w:t>
-            </w:r>
-          </w:p>
-        </w:tc>
-        <w:tc>
-          <w:tcPr>
-            <w:tcW w:type="dxa" w:w="1514"/>
-          </w:tcPr>
-          <w:p>
-            <w:r/>
-            <w:r>
-              <w:rPr>
-                <w:rFonts w:ascii="Verdana" w:hAnsi="Verdana"/>
-                <w:b w:val="0"/>
-                <w:sz w:val="16"/>
-              </w:rPr>
               <w:t>2</w:t>
             </w:r>
           </w:p>
@@ -5133,6 +6360,9 @@
             <w:tcW w:type="dxa" w:w="1514"/>
           </w:tcPr>
           <w:p>
+            <w:pPr>
+              <w:spacing w:before="20" w:after="20"/>
+            </w:pPr>
             <w:r/>
             <w:r>
               <w:rPr>
@@ -5153,6 +6383,9 @@
             <w:tcW w:type="dxa" w:w="1514"/>
           </w:tcPr>
           <w:p>
+            <w:pPr>
+              <w:spacing w:before="20" w:after="20"/>
+            </w:pPr>
             <w:r/>
             <w:r>
               <w:rPr>
@@ -5169,6 +6402,9 @@
             <w:tcW w:type="dxa" w:w="1514"/>
           </w:tcPr>
           <w:p>
+            <w:pPr>
+              <w:spacing w:before="20" w:after="20"/>
+            </w:pPr>
             <w:r/>
             <w:r>
               <w:rPr>
@@ -5185,6 +6421,27 @@
             <w:tcW w:type="dxa" w:w="1514"/>
           </w:tcPr>
           <w:p>
+            <w:pPr>
+              <w:spacing w:before="20" w:after="20"/>
+            </w:pPr>
+            <w:r/>
+            <w:r>
+              <w:rPr>
+                <w:rFonts w:ascii="Verdana" w:hAnsi="Verdana"/>
+                <w:sz w:val="16"/>
+              </w:rPr>
+              <w:t>d</w:t>
+            </w:r>
+          </w:p>
+        </w:tc>
+        <w:tc>
+          <w:tcPr>
+            <w:tcW w:type="dxa" w:w="1514"/>
+          </w:tcPr>
+          <w:p>
+            <w:pPr>
+              <w:spacing w:before="20" w:after="20"/>
+            </w:pPr>
             <w:r/>
             <w:r>
               <w:rPr>
@@ -5192,6 +6449,62 @@
                 <w:b w:val="0"/>
                 <w:sz w:val="16"/>
               </w:rPr>
+              <w:t>0</w:t>
+            </w:r>
+          </w:p>
+        </w:tc>
+        <w:tc>
+          <w:tcPr>
+            <w:tcW w:type="dxa" w:w="1514"/>
+          </w:tcPr>
+          <w:p>
+            <w:pPr>
+              <w:spacing w:before="20" w:after="20"/>
+            </w:pPr>
+            <w:r/>
+            <w:r>
+              <w:rPr>
+                <w:rFonts w:ascii="Verdana" w:hAnsi="Verdana"/>
+                <w:b w:val="0"/>
+                <w:sz w:val="16"/>
+              </w:rPr>
+              <w:t>-128</w:t>
+            </w:r>
+          </w:p>
+        </w:tc>
+        <w:tc>
+          <w:tcPr>
+            <w:tcW w:type="dxa" w:w="1514"/>
+          </w:tcPr>
+          <w:p>
+            <w:pPr>
+              <w:spacing w:before="20" w:after="20"/>
+            </w:pPr>
+            <w:r/>
+            <w:r>
+              <w:rPr>
+                <w:rFonts w:ascii="Verdana" w:hAnsi="Verdana"/>
+                <w:b w:val="0"/>
+                <w:sz w:val="16"/>
+              </w:rPr>
+              <w:t>8</w:t>
+            </w:r>
+          </w:p>
+        </w:tc>
+        <w:tc>
+          <w:tcPr>
+            <w:tcW w:type="dxa" w:w="1514"/>
+          </w:tcPr>
+          <w:p>
+            <w:pPr>
+              <w:spacing w:before="20" w:after="20"/>
+            </w:pPr>
+            <w:r/>
+            <w:r>
+              <w:rPr>
+                <w:rFonts w:ascii="Verdana" w:hAnsi="Verdana"/>
+                <w:sz w:val="16"/>
+              </w:rPr>
               <w:t>d</w:t>
             </w:r>
           </w:p>
@@ -5201,6 +6514,9 @@
             <w:tcW w:type="dxa" w:w="1514"/>
           </w:tcPr>
           <w:p>
+            <w:pPr>
+              <w:spacing w:before="20" w:after="20"/>
+            </w:pPr>
             <w:r/>
             <w:r>
               <w:rPr>
@@ -5217,6 +6533,9 @@
             <w:tcW w:type="dxa" w:w="1514"/>
           </w:tcPr>
           <w:p>
+            <w:pPr>
+              <w:spacing w:before="20" w:after="20"/>
+            </w:pPr>
             <w:r/>
             <w:r>
               <w:rPr>
@@ -5224,70 +6543,6 @@
                 <w:b w:val="0"/>
                 <w:sz w:val="16"/>
               </w:rPr>
-              <w:t>-128</w:t>
-            </w:r>
-          </w:p>
-        </w:tc>
-        <w:tc>
-          <w:tcPr>
-            <w:tcW w:type="dxa" w:w="1514"/>
-          </w:tcPr>
-          <w:p>
-            <w:r/>
-            <w:r>
-              <w:rPr>
-                <w:rFonts w:ascii="Verdana" w:hAnsi="Verdana"/>
-                <w:b w:val="0"/>
-                <w:sz w:val="16"/>
-              </w:rPr>
-              <w:t>8</w:t>
-            </w:r>
-          </w:p>
-        </w:tc>
-        <w:tc>
-          <w:tcPr>
-            <w:tcW w:type="dxa" w:w="1514"/>
-          </w:tcPr>
-          <w:p>
-            <w:r/>
-            <w:r>
-              <w:rPr>
-                <w:rFonts w:ascii="Verdana" w:hAnsi="Verdana"/>
-                <w:b w:val="0"/>
-                <w:sz w:val="16"/>
-              </w:rPr>
-              <w:t>d</w:t>
-            </w:r>
-          </w:p>
-        </w:tc>
-        <w:tc>
-          <w:tcPr>
-            <w:tcW w:type="dxa" w:w="1514"/>
-          </w:tcPr>
-          <w:p>
-            <w:r/>
-            <w:r>
-              <w:rPr>
-                <w:rFonts w:ascii="Verdana" w:hAnsi="Verdana"/>
-                <w:b w:val="0"/>
-                <w:sz w:val="16"/>
-              </w:rPr>
-              <w:t>0</w:t>
-            </w:r>
-          </w:p>
-        </w:tc>
-        <w:tc>
-          <w:tcPr>
-            <w:tcW w:type="dxa" w:w="1514"/>
-          </w:tcPr>
-          <w:p>
-            <w:r/>
-            <w:r>
-              <w:rPr>
-                <w:rFonts w:ascii="Verdana" w:hAnsi="Verdana"/>
-                <w:b w:val="0"/>
-                <w:sz w:val="16"/>
-              </w:rPr>
               <w:t>2</w:t>
             </w:r>
           </w:p>
@@ -5297,6 +6552,9 @@
             <w:tcW w:type="dxa" w:w="1514"/>
           </w:tcPr>
           <w:p>
+            <w:pPr>
+              <w:spacing w:before="20" w:after="20"/>
+            </w:pPr>
             <w:r/>
             <w:r>
               <w:rPr>
@@ -5317,6 +6575,9 @@
             <w:tcW w:type="dxa" w:w="1514"/>
           </w:tcPr>
           <w:p>
+            <w:pPr>
+              <w:spacing w:before="20" w:after="20"/>
+            </w:pPr>
             <w:r/>
             <w:r>
               <w:rPr>
@@ -5333,6 +6594,9 @@
             <w:tcW w:type="dxa" w:w="1514"/>
           </w:tcPr>
           <w:p>
+            <w:pPr>
+              <w:spacing w:before="20" w:after="20"/>
+            </w:pPr>
             <w:r/>
             <w:r>
               <w:rPr>
@@ -5349,6 +6613,27 @@
             <w:tcW w:type="dxa" w:w="1514"/>
           </w:tcPr>
           <w:p>
+            <w:pPr>
+              <w:spacing w:before="20" w:after="20"/>
+            </w:pPr>
+            <w:r/>
+            <w:r>
+              <w:rPr>
+                <w:rFonts w:ascii="Verdana" w:hAnsi="Verdana"/>
+                <w:sz w:val="16"/>
+              </w:rPr>
+              <w:t>h</w:t>
+            </w:r>
+          </w:p>
+        </w:tc>
+        <w:tc>
+          <w:tcPr>
+            <w:tcW w:type="dxa" w:w="1514"/>
+          </w:tcPr>
+          <w:p>
+            <w:pPr>
+              <w:spacing w:before="20" w:after="20"/>
+            </w:pPr>
             <w:r/>
             <w:r>
               <w:rPr>
@@ -5356,6 +6641,62 @@
                 <w:b w:val="0"/>
                 <w:sz w:val="16"/>
               </w:rPr>
+              <w:t>0</w:t>
+            </w:r>
+          </w:p>
+        </w:tc>
+        <w:tc>
+          <w:tcPr>
+            <w:tcW w:type="dxa" w:w="1514"/>
+          </w:tcPr>
+          <w:p>
+            <w:pPr>
+              <w:spacing w:before="20" w:after="20"/>
+            </w:pPr>
+            <w:r/>
+            <w:r>
+              <w:rPr>
+                <w:rFonts w:ascii="Verdana" w:hAnsi="Verdana"/>
+                <w:b w:val="0"/>
+                <w:sz w:val="16"/>
+              </w:rPr>
+              <w:t>-128</w:t>
+            </w:r>
+          </w:p>
+        </w:tc>
+        <w:tc>
+          <w:tcPr>
+            <w:tcW w:type="dxa" w:w="1514"/>
+          </w:tcPr>
+          <w:p>
+            <w:pPr>
+              <w:spacing w:before="20" w:after="20"/>
+            </w:pPr>
+            <w:r/>
+            <w:r>
+              <w:rPr>
+                <w:rFonts w:ascii="Verdana" w:hAnsi="Verdana"/>
+                <w:b w:val="0"/>
+                <w:sz w:val="16"/>
+              </w:rPr>
+              <w:t>8</w:t>
+            </w:r>
+          </w:p>
+        </w:tc>
+        <w:tc>
+          <w:tcPr>
+            <w:tcW w:type="dxa" w:w="1514"/>
+          </w:tcPr>
+          <w:p>
+            <w:pPr>
+              <w:spacing w:before="20" w:after="20"/>
+            </w:pPr>
+            <w:r/>
+            <w:r>
+              <w:rPr>
+                <w:rFonts w:ascii="Verdana" w:hAnsi="Verdana"/>
+                <w:sz w:val="16"/>
+              </w:rPr>
               <w:t>h</w:t>
             </w:r>
           </w:p>
@@ -5365,6 +6706,9 @@
             <w:tcW w:type="dxa" w:w="1514"/>
           </w:tcPr>
           <w:p>
+            <w:pPr>
+              <w:spacing w:before="20" w:after="20"/>
+            </w:pPr>
             <w:r/>
             <w:r>
               <w:rPr>
@@ -5381,6 +6725,9 @@
             <w:tcW w:type="dxa" w:w="1514"/>
           </w:tcPr>
           <w:p>
+            <w:pPr>
+              <w:spacing w:before="20" w:after="20"/>
+            </w:pPr>
             <w:r/>
             <w:r>
               <w:rPr>
@@ -5388,70 +6735,6 @@
                 <w:b w:val="0"/>
                 <w:sz w:val="16"/>
               </w:rPr>
-              <w:t>-128</w:t>
-            </w:r>
-          </w:p>
-        </w:tc>
-        <w:tc>
-          <w:tcPr>
-            <w:tcW w:type="dxa" w:w="1514"/>
-          </w:tcPr>
-          <w:p>
-            <w:r/>
-            <w:r>
-              <w:rPr>
-                <w:rFonts w:ascii="Verdana" w:hAnsi="Verdana"/>
-                <w:b w:val="0"/>
-                <w:sz w:val="16"/>
-              </w:rPr>
-              <w:t>8</w:t>
-            </w:r>
-          </w:p>
-        </w:tc>
-        <w:tc>
-          <w:tcPr>
-            <w:tcW w:type="dxa" w:w="1514"/>
-          </w:tcPr>
-          <w:p>
-            <w:r/>
-            <w:r>
-              <w:rPr>
-                <w:rFonts w:ascii="Verdana" w:hAnsi="Verdana"/>
-                <w:b w:val="0"/>
-                <w:sz w:val="16"/>
-              </w:rPr>
-              <w:t>h</w:t>
-            </w:r>
-          </w:p>
-        </w:tc>
-        <w:tc>
-          <w:tcPr>
-            <w:tcW w:type="dxa" w:w="1514"/>
-          </w:tcPr>
-          <w:p>
-            <w:r/>
-            <w:r>
-              <w:rPr>
-                <w:rFonts w:ascii="Verdana" w:hAnsi="Verdana"/>
-                <w:b w:val="0"/>
-                <w:sz w:val="16"/>
-              </w:rPr>
-              <w:t>0</w:t>
-            </w:r>
-          </w:p>
-        </w:tc>
-        <w:tc>
-          <w:tcPr>
-            <w:tcW w:type="dxa" w:w="1514"/>
-          </w:tcPr>
-          <w:p>
-            <w:r/>
-            <w:r>
-              <w:rPr>
-                <w:rFonts w:ascii="Verdana" w:hAnsi="Verdana"/>
-                <w:b w:val="0"/>
-                <w:sz w:val="16"/>
-              </w:rPr>
               <w:t>2</w:t>
             </w:r>
           </w:p>
@@ -5461,6 +6744,9 @@
             <w:tcW w:type="dxa" w:w="1514"/>
           </w:tcPr>
           <w:p>
+            <w:pPr>
+              <w:spacing w:before="20" w:after="20"/>
+            </w:pPr>
             <w:r/>
             <w:r>
               <w:rPr>
@@ -5481,6 +6767,9 @@
             <w:tcW w:type="dxa" w:w="1514"/>
           </w:tcPr>
           <w:p>
+            <w:pPr>
+              <w:spacing w:before="20" w:after="20"/>
+            </w:pPr>
             <w:r/>
             <w:r>
               <w:rPr>
@@ -5497,6 +6786,9 @@
             <w:tcW w:type="dxa" w:w="1514"/>
           </w:tcPr>
           <w:p>
+            <w:pPr>
+              <w:spacing w:before="20" w:after="20"/>
+            </w:pPr>
             <w:r/>
             <w:r>
               <w:rPr>
@@ -5513,6 +6805,27 @@
             <w:tcW w:type="dxa" w:w="1514"/>
           </w:tcPr>
           <w:p>
+            <w:pPr>
+              <w:spacing w:before="20" w:after="20"/>
+            </w:pPr>
+            <w:r/>
+            <w:r>
+              <w:rPr>
+                <w:rFonts w:ascii="Verdana" w:hAnsi="Verdana"/>
+                <w:sz w:val="16"/>
+              </w:rPr>
+              <w:t>min</w:t>
+            </w:r>
+          </w:p>
+        </w:tc>
+        <w:tc>
+          <w:tcPr>
+            <w:tcW w:type="dxa" w:w="1514"/>
+          </w:tcPr>
+          <w:p>
+            <w:pPr>
+              <w:spacing w:before="20" w:after="20"/>
+            </w:pPr>
             <w:r/>
             <w:r>
               <w:rPr>
@@ -5520,6 +6833,62 @@
                 <w:b w:val="0"/>
                 <w:sz w:val="16"/>
               </w:rPr>
+              <w:t>0</w:t>
+            </w:r>
+          </w:p>
+        </w:tc>
+        <w:tc>
+          <w:tcPr>
+            <w:tcW w:type="dxa" w:w="1514"/>
+          </w:tcPr>
+          <w:p>
+            <w:pPr>
+              <w:spacing w:before="20" w:after="20"/>
+            </w:pPr>
+            <w:r/>
+            <w:r>
+              <w:rPr>
+                <w:rFonts w:ascii="Verdana" w:hAnsi="Verdana"/>
+                <w:b w:val="0"/>
+                <w:sz w:val="16"/>
+              </w:rPr>
+              <w:t>-128</w:t>
+            </w:r>
+          </w:p>
+        </w:tc>
+        <w:tc>
+          <w:tcPr>
+            <w:tcW w:type="dxa" w:w="1514"/>
+          </w:tcPr>
+          <w:p>
+            <w:pPr>
+              <w:spacing w:before="20" w:after="20"/>
+            </w:pPr>
+            <w:r/>
+            <w:r>
+              <w:rPr>
+                <w:rFonts w:ascii="Verdana" w:hAnsi="Verdana"/>
+                <w:b w:val="0"/>
+                <w:sz w:val="16"/>
+              </w:rPr>
+              <w:t>8</w:t>
+            </w:r>
+          </w:p>
+        </w:tc>
+        <w:tc>
+          <w:tcPr>
+            <w:tcW w:type="dxa" w:w="1514"/>
+          </w:tcPr>
+          <w:p>
+            <w:pPr>
+              <w:spacing w:before="20" w:after="20"/>
+            </w:pPr>
+            <w:r/>
+            <w:r>
+              <w:rPr>
+                <w:rFonts w:ascii="Verdana" w:hAnsi="Verdana"/>
+                <w:sz w:val="16"/>
+              </w:rPr>
               <w:t>min</w:t>
             </w:r>
           </w:p>
@@ -5529,6 +6898,9 @@
             <w:tcW w:type="dxa" w:w="1514"/>
           </w:tcPr>
           <w:p>
+            <w:pPr>
+              <w:spacing w:before="20" w:after="20"/>
+            </w:pPr>
             <w:r/>
             <w:r>
               <w:rPr>
@@ -5545,6 +6917,9 @@
             <w:tcW w:type="dxa" w:w="1514"/>
           </w:tcPr>
           <w:p>
+            <w:pPr>
+              <w:spacing w:before="20" w:after="20"/>
+            </w:pPr>
             <w:r/>
             <w:r>
               <w:rPr>
@@ -5552,70 +6927,6 @@
                 <w:b w:val="0"/>
                 <w:sz w:val="16"/>
               </w:rPr>
-              <w:t>-128</w:t>
-            </w:r>
-          </w:p>
-        </w:tc>
-        <w:tc>
-          <w:tcPr>
-            <w:tcW w:type="dxa" w:w="1514"/>
-          </w:tcPr>
-          <w:p>
-            <w:r/>
-            <w:r>
-              <w:rPr>
-                <w:rFonts w:ascii="Verdana" w:hAnsi="Verdana"/>
-                <w:b w:val="0"/>
-                <w:sz w:val="16"/>
-              </w:rPr>
-              <w:t>8</w:t>
-            </w:r>
-          </w:p>
-        </w:tc>
-        <w:tc>
-          <w:tcPr>
-            <w:tcW w:type="dxa" w:w="1514"/>
-          </w:tcPr>
-          <w:p>
-            <w:r/>
-            <w:r>
-              <w:rPr>
-                <w:rFonts w:ascii="Verdana" w:hAnsi="Verdana"/>
-                <w:b w:val="0"/>
-                <w:sz w:val="16"/>
-              </w:rPr>
-              <w:t>min</w:t>
-            </w:r>
-          </w:p>
-        </w:tc>
-        <w:tc>
-          <w:tcPr>
-            <w:tcW w:type="dxa" w:w="1514"/>
-          </w:tcPr>
-          <w:p>
-            <w:r/>
-            <w:r>
-              <w:rPr>
-                <w:rFonts w:ascii="Verdana" w:hAnsi="Verdana"/>
-                <w:b w:val="0"/>
-                <w:sz w:val="16"/>
-              </w:rPr>
-              <w:t>0</w:t>
-            </w:r>
-          </w:p>
-        </w:tc>
-        <w:tc>
-          <w:tcPr>
-            <w:tcW w:type="dxa" w:w="1514"/>
-          </w:tcPr>
-          <w:p>
-            <w:r/>
-            <w:r>
-              <w:rPr>
-                <w:rFonts w:ascii="Verdana" w:hAnsi="Verdana"/>
-                <w:b w:val="0"/>
-                <w:sz w:val="16"/>
-              </w:rPr>
               <w:t>2</w:t>
             </w:r>
           </w:p>
@@ -5625,6 +6936,9 @@
             <w:tcW w:type="dxa" w:w="1514"/>
           </w:tcPr>
           <w:p>
+            <w:pPr>
+              <w:spacing w:before="20" w:after="20"/>
+            </w:pPr>
             <w:r/>
             <w:r>
               <w:rPr>
@@ -5645,6 +6959,9 @@
             <w:tcW w:type="dxa" w:w="1514"/>
           </w:tcPr>
           <w:p>
+            <w:pPr>
+              <w:spacing w:before="20" w:after="20"/>
+            </w:pPr>
             <w:r/>
             <w:r>
               <w:rPr>
@@ -5661,6 +6978,9 @@
             <w:tcW w:type="dxa" w:w="1514"/>
           </w:tcPr>
           <w:p>
+            <w:pPr>
+              <w:spacing w:before="20" w:after="20"/>
+            </w:pPr>
             <w:r/>
             <w:r>
               <w:rPr>
@@ -5677,6 +6997,27 @@
             <w:tcW w:type="dxa" w:w="1514"/>
           </w:tcPr>
           <w:p>
+            <w:pPr>
+              <w:spacing w:before="20" w:after="20"/>
+            </w:pPr>
+            <w:r/>
+            <w:r>
+              <w:rPr>
+                <w:rFonts w:ascii="Verdana" w:hAnsi="Verdana"/>
+                <w:sz w:val="16"/>
+              </w:rPr>
+              <w:t>Кодовая таблица</w:t>
+            </w:r>
+          </w:p>
+        </w:tc>
+        <w:tc>
+          <w:tcPr>
+            <w:tcW w:type="dxa" w:w="1514"/>
+          </w:tcPr>
+          <w:p>
+            <w:pPr>
+              <w:spacing w:before="20" w:after="20"/>
+            </w:pPr>
             <w:r/>
             <w:r>
               <w:rPr>
@@ -5684,6 +7025,62 @@
                 <w:b w:val="0"/>
                 <w:sz w:val="16"/>
               </w:rPr>
+              <w:t>0</w:t>
+            </w:r>
+          </w:p>
+        </w:tc>
+        <w:tc>
+          <w:tcPr>
+            <w:tcW w:type="dxa" w:w="1514"/>
+          </w:tcPr>
+          <w:p>
+            <w:pPr>
+              <w:spacing w:before="20" w:after="20"/>
+            </w:pPr>
+            <w:r/>
+            <w:r>
+              <w:rPr>
+                <w:rFonts w:ascii="Verdana" w:hAnsi="Verdana"/>
+                <w:b w:val="0"/>
+                <w:sz w:val="16"/>
+              </w:rPr>
+              <w:t>0</w:t>
+            </w:r>
+          </w:p>
+        </w:tc>
+        <w:tc>
+          <w:tcPr>
+            <w:tcW w:type="dxa" w:w="1514"/>
+          </w:tcPr>
+          <w:p>
+            <w:pPr>
+              <w:spacing w:before="20" w:after="20"/>
+            </w:pPr>
+            <w:r/>
+            <w:r>
+              <w:rPr>
+                <w:rFonts w:ascii="Verdana" w:hAnsi="Verdana"/>
+                <w:b w:val="0"/>
+                <w:sz w:val="16"/>
+              </w:rPr>
+              <w:t>4</w:t>
+            </w:r>
+          </w:p>
+        </w:tc>
+        <w:tc>
+          <w:tcPr>
+            <w:tcW w:type="dxa" w:w="1514"/>
+          </w:tcPr>
+          <w:p>
+            <w:pPr>
+              <w:spacing w:before="20" w:after="20"/>
+            </w:pPr>
+            <w:r/>
+            <w:r>
+              <w:rPr>
+                <w:rFonts w:ascii="Verdana" w:hAnsi="Verdana"/>
+                <w:sz w:val="16"/>
+              </w:rPr>
               <w:t>Кодовая таблица</w:t>
             </w:r>
           </w:p>
@@ -5693,6 +7090,9 @@
             <w:tcW w:type="dxa" w:w="1514"/>
           </w:tcPr>
           <w:p>
+            <w:pPr>
+              <w:spacing w:before="20" w:after="20"/>
+            </w:pPr>
             <w:r/>
             <w:r>
               <w:rPr>
@@ -5709,6 +7109,9 @@
             <w:tcW w:type="dxa" w:w="1514"/>
           </w:tcPr>
           <w:p>
+            <w:pPr>
+              <w:spacing w:before="20" w:after="20"/>
+            </w:pPr>
             <w:r/>
             <w:r>
               <w:rPr>
@@ -5716,70 +7119,6 @@
                 <w:b w:val="0"/>
                 <w:sz w:val="16"/>
               </w:rPr>
-              <w:t>0</w:t>
-            </w:r>
-          </w:p>
-        </w:tc>
-        <w:tc>
-          <w:tcPr>
-            <w:tcW w:type="dxa" w:w="1514"/>
-          </w:tcPr>
-          <w:p>
-            <w:r/>
-            <w:r>
-              <w:rPr>
-                <w:rFonts w:ascii="Verdana" w:hAnsi="Verdana"/>
-                <w:b w:val="0"/>
-                <w:sz w:val="16"/>
-              </w:rPr>
-              <w:t>4</w:t>
-            </w:r>
-          </w:p>
-        </w:tc>
-        <w:tc>
-          <w:tcPr>
-            <w:tcW w:type="dxa" w:w="1514"/>
-          </w:tcPr>
-          <w:p>
-            <w:r/>
-            <w:r>
-              <w:rPr>
-                <w:rFonts w:ascii="Verdana" w:hAnsi="Verdana"/>
-                <w:b w:val="0"/>
-                <w:sz w:val="16"/>
-              </w:rPr>
-              <w:t>Кодовая таблица</w:t>
-            </w:r>
-          </w:p>
-        </w:tc>
-        <w:tc>
-          <w:tcPr>
-            <w:tcW w:type="dxa" w:w="1514"/>
-          </w:tcPr>
-          <w:p>
-            <w:r/>
-            <w:r>
-              <w:rPr>
-                <w:rFonts w:ascii="Verdana" w:hAnsi="Verdana"/>
-                <w:b w:val="0"/>
-                <w:sz w:val="16"/>
-              </w:rPr>
-              <w:t>0</w:t>
-            </w:r>
-          </w:p>
-        </w:tc>
-        <w:tc>
-          <w:tcPr>
-            <w:tcW w:type="dxa" w:w="1514"/>
-          </w:tcPr>
-          <w:p>
-            <w:r/>
-            <w:r>
-              <w:rPr>
-                <w:rFonts w:ascii="Verdana" w:hAnsi="Verdana"/>
-                <w:b w:val="0"/>
-                <w:sz w:val="16"/>
-              </w:rPr>
               <w:t>2</w:t>
             </w:r>
           </w:p>
@@ -5789,6 +7128,9 @@
             <w:tcW w:type="dxa" w:w="1514"/>
           </w:tcPr>
           <w:p>
+            <w:pPr>
+              <w:spacing w:before="20" w:after="20"/>
+            </w:pPr>
             <w:r/>
             <w:r>
               <w:rPr>
@@ -5809,6 +7151,9 @@
             <w:tcW w:type="dxa" w:w="1514"/>
           </w:tcPr>
           <w:p>
+            <w:pPr>
+              <w:spacing w:before="20" w:after="20"/>
+            </w:pPr>
             <w:r/>
             <w:r>
               <w:rPr>
@@ -5825,6 +7170,9 @@
             <w:tcW w:type="dxa" w:w="1514"/>
           </w:tcPr>
           <w:p>
+            <w:pPr>
+              <w:spacing w:before="20" w:after="20"/>
+            </w:pPr>
             <w:r/>
             <w:r>
               <w:rPr>
@@ -5841,6 +7189,27 @@
             <w:tcW w:type="dxa" w:w="1514"/>
           </w:tcPr>
           <w:p>
+            <w:pPr>
+              <w:spacing w:before="20" w:after="20"/>
+            </w:pPr>
+            <w:r/>
+            <w:r>
+              <w:rPr>
+                <w:rFonts w:ascii="Verdana" w:hAnsi="Verdana"/>
+                <w:sz w:val="16"/>
+              </w:rPr>
+              <w:t>s</w:t>
+            </w:r>
+          </w:p>
+        </w:tc>
+        <w:tc>
+          <w:tcPr>
+            <w:tcW w:type="dxa" w:w="1514"/>
+          </w:tcPr>
+          <w:p>
+            <w:pPr>
+              <w:spacing w:before="20" w:after="20"/>
+            </w:pPr>
             <w:r/>
             <w:r>
               <w:rPr>
@@ -5848,6 +7217,62 @@
                 <w:b w:val="0"/>
                 <w:sz w:val="16"/>
               </w:rPr>
+              <w:t>0</w:t>
+            </w:r>
+          </w:p>
+        </w:tc>
+        <w:tc>
+          <w:tcPr>
+            <w:tcW w:type="dxa" w:w="1514"/>
+          </w:tcPr>
+          <w:p>
+            <w:pPr>
+              <w:spacing w:before="20" w:after="20"/>
+            </w:pPr>
+            <w:r/>
+            <w:r>
+              <w:rPr>
+                <w:rFonts w:ascii="Verdana" w:hAnsi="Verdana"/>
+                <w:b w:val="0"/>
+                <w:sz w:val="16"/>
+              </w:rPr>
+              <w:t>-8192</w:t>
+            </w:r>
+          </w:p>
+        </w:tc>
+        <w:tc>
+          <w:tcPr>
+            <w:tcW w:type="dxa" w:w="1514"/>
+          </w:tcPr>
+          <w:p>
+            <w:pPr>
+              <w:spacing w:before="20" w:after="20"/>
+            </w:pPr>
+            <w:r/>
+            <w:r>
+              <w:rPr>
+                <w:rFonts w:ascii="Verdana" w:hAnsi="Verdana"/>
+                <w:b w:val="0"/>
+                <w:sz w:val="16"/>
+              </w:rPr>
+              <w:t>15</w:t>
+            </w:r>
+          </w:p>
+        </w:tc>
+        <w:tc>
+          <w:tcPr>
+            <w:tcW w:type="dxa" w:w="1514"/>
+          </w:tcPr>
+          <w:p>
+            <w:pPr>
+              <w:spacing w:before="20" w:after="20"/>
+            </w:pPr>
+            <w:r/>
+            <w:r>
+              <w:rPr>
+                <w:rFonts w:ascii="Verdana" w:hAnsi="Verdana"/>
+                <w:sz w:val="16"/>
+              </w:rPr>
               <w:t>s</w:t>
             </w:r>
           </w:p>
@@ -5857,6 +7282,9 @@
             <w:tcW w:type="dxa" w:w="1514"/>
           </w:tcPr>
           <w:p>
+            <w:pPr>
+              <w:spacing w:before="20" w:after="20"/>
+            </w:pPr>
             <w:r/>
             <w:r>
               <w:rPr>
@@ -5873,6 +7301,9 @@
             <w:tcW w:type="dxa" w:w="1514"/>
           </w:tcPr>
           <w:p>
+            <w:pPr>
+              <w:spacing w:before="20" w:after="20"/>
+            </w:pPr>
             <w:r/>
             <w:r>
               <w:rPr>
@@ -5880,70 +7311,6 @@
                 <w:b w:val="0"/>
                 <w:sz w:val="16"/>
               </w:rPr>
-              <w:t>-8192</w:t>
-            </w:r>
-          </w:p>
-        </w:tc>
-        <w:tc>
-          <w:tcPr>
-            <w:tcW w:type="dxa" w:w="1514"/>
-          </w:tcPr>
-          <w:p>
-            <w:r/>
-            <w:r>
-              <w:rPr>
-                <w:rFonts w:ascii="Verdana" w:hAnsi="Verdana"/>
-                <w:b w:val="0"/>
-                <w:sz w:val="16"/>
-              </w:rPr>
-              <w:t>15</w:t>
-            </w:r>
-          </w:p>
-        </w:tc>
-        <w:tc>
-          <w:tcPr>
-            <w:tcW w:type="dxa" w:w="1514"/>
-          </w:tcPr>
-          <w:p>
-            <w:r/>
-            <w:r>
-              <w:rPr>
-                <w:rFonts w:ascii="Verdana" w:hAnsi="Verdana"/>
-                <w:b w:val="0"/>
-                <w:sz w:val="16"/>
-              </w:rPr>
-              <w:t>s</w:t>
-            </w:r>
-          </w:p>
-        </w:tc>
-        <w:tc>
-          <w:tcPr>
-            <w:tcW w:type="dxa" w:w="1514"/>
-          </w:tcPr>
-          <w:p>
-            <w:r/>
-            <w:r>
-              <w:rPr>
-                <w:rFonts w:ascii="Verdana" w:hAnsi="Verdana"/>
-                <w:b w:val="0"/>
-                <w:sz w:val="16"/>
-              </w:rPr>
-              <w:t>0</w:t>
-            </w:r>
-          </w:p>
-        </w:tc>
-        <w:tc>
-          <w:tcPr>
-            <w:tcW w:type="dxa" w:w="1514"/>
-          </w:tcPr>
-          <w:p>
-            <w:r/>
-            <w:r>
-              <w:rPr>
-                <w:rFonts w:ascii="Verdana" w:hAnsi="Verdana"/>
-                <w:b w:val="0"/>
-                <w:sz w:val="16"/>
-              </w:rPr>
               <w:t>5</w:t>
             </w:r>
           </w:p>
@@ -5953,6 +7320,9 @@
             <w:tcW w:type="dxa" w:w="1514"/>
           </w:tcPr>
           <w:p>
+            <w:pPr>
+              <w:spacing w:before="20" w:after="20"/>
+            </w:pPr>
             <w:r/>
             <w:r>
               <w:rPr>

--- a/docx/ru/BUFRCREX_TableB_ru_04.docx
+++ b/docx/ru/BUFRCREX_TableB_ru_04.docx
@@ -6983,26 +6983,6 @@
           <w:i/>
           <w:sz w:val="14"/>
         </w:rPr>
-        <w:t>Note 23: Значение осадков –0,1 кг·м-2 до масштабирования (–1 после масштабирования или в коде CREX) должно указывать на «следы» осадков (не поддающиеся измерению, менее 0,05 кг·м-2).</w:t>
-      </w:r>
-    </w:p>
-    <w:p>
-      <w:r>
-        <w:rPr>
-          <w:rFonts w:ascii="Verdana" w:hAnsi="Verdana"/>
-          <w:i/>
-          <w:sz w:val="14"/>
-        </w:rPr>
-        <w:t>Note 25: Ранее определенное значение может быть отменено путем передачи «отсутствующего значения» из соответствующей кодовой таблицы или таблицы флагов.</w:t>
-      </w:r>
-    </w:p>
-    <w:p>
-      <w:r>
-        <w:rPr>
-          <w:rFonts w:ascii="Verdana" w:hAnsi="Verdana"/>
-          <w:i/>
-          <w:sz w:val="14"/>
-        </w:rPr>
         <w:t>Note 27: Все время дается во Всемирном скоординированном времени (ВСВ), если не предусмотрено иного.</w:t>
       </w:r>
     </w:p>
@@ -7013,157 +6993,7 @@
           <w:i/>
           <w:sz w:val="14"/>
         </w:rPr>
-        <w:t>Note 32: Пеленг или азимут следует использовать только для установленного местоположения и не должен переопределять это местоположение.</w:t>
-      </w:r>
-    </w:p>
-    <w:p>
-      <w:r>
-        <w:rPr>
-          <w:rFonts w:ascii="Verdana" w:hAnsi="Verdana"/>
-          <w:i/>
-          <w:sz w:val="14"/>
-        </w:rPr>
-        <w:t>Note 62: Расстояние следует использовать только для установленного местоположения, а также пеленга, азимута или превышения; оно не должно переопределять это местоположение.</w:t>
-      </w:r>
-    </w:p>
-    <w:p>
-      <w:r>
-        <w:rPr>
-          <w:rFonts w:ascii="Verdana" w:hAnsi="Verdana"/>
-          <w:i/>
-          <w:sz w:val="14"/>
-        </w:rPr>
-        <w:t>Note 63: Приходящей радиации следует присваивать положительные значения.</w:t>
-      </w:r>
-    </w:p>
-    <w:p>
-      <w:r>
-        <w:rPr>
-          <w:rFonts w:ascii="Verdana" w:hAnsi="Verdana"/>
-          <w:i/>
-          <w:sz w:val="14"/>
-        </w:rPr>
-        <w:t>Note 64: Для компонент w, направленных вниз, следует выделять положительные значения с единицами измерения в Па·с-1.</w:t>
-      </w:r>
-    </w:p>
-    <w:p>
-      <w:r>
-        <w:rPr>
-          <w:rFonts w:ascii="Verdana" w:hAnsi="Verdana"/>
-          <w:i/>
-          <w:sz w:val="14"/>
-        </w:rPr>
-        <w:t>Note 66: Увеличение широты с востока на запад следует выражать отрицательным значением.</w:t>
-      </w:r>
-    </w:p>
-    <w:p>
-      <w:r>
-        <w:rPr>
-          <w:rFonts w:ascii="Verdana" w:hAnsi="Verdana"/>
-          <w:i/>
-          <w:sz w:val="14"/>
-        </w:rPr>
-        <w:t>Note 75: Для дескрипторов кода CREX F = B, а не 0.</w:t>
-      </w:r>
-    </w:p>
-    <w:p>
-      <w:r>
-        <w:rPr>
-          <w:rFonts w:ascii="Verdana" w:hAnsi="Verdana"/>
-          <w:i/>
-          <w:sz w:val="14"/>
-        </w:rPr>
-        <w:t>Note 92: Для однозначного различения случаев отсутствия данных и насыщенных пикселей, n-битовые данные об изображении следует кодировать, используя длину данных n+1. Когда такого дескриптора еще нет в классе 30, дескриптор оператора 2 01 YYY следует использовать для изменения длины данных существующей позиции, по мере необходимости.</w:t>
-      </w:r>
-    </w:p>
-    <w:p>
-      <w:r>
-        <w:rPr>
-          <w:rFonts w:ascii="Verdana" w:hAnsi="Verdana"/>
-          <w:i/>
-          <w:sz w:val="14"/>
-        </w:rPr>
         <w:t>Note 105: Негативные временные периоды или отклонения следует использовать для указания временных периодов или отклонений, предшествующих определенному текущему времени.</w:t>
-      </w:r>
-    </w:p>
-    <w:p>
-      <w:r>
-        <w:rPr>
-          <w:rFonts w:ascii="Verdana" w:hAnsi="Verdana"/>
-          <w:i/>
-          <w:sz w:val="14"/>
-        </w:rPr>
-        <w:t>Note 110: Увеличение широты с севера на юг следует выражать отрицательными значениями.</w:t>
-      </w:r>
-    </w:p>
-    <w:p>
-      <w:r>
-        <w:rPr>
-          <w:rFonts w:ascii="Verdana" w:hAnsi="Verdana"/>
-          <w:i/>
-          <w:sz w:val="14"/>
-        </w:rPr>
-        <w:t>Note 115: Длина данных пикселя может быть изменена с помощью дескриптора 2 01 YYY.</w:t>
-      </w:r>
-    </w:p>
-    <w:p>
-      <w:r>
-        <w:rPr>
-          <w:rFonts w:ascii="Verdana" w:hAnsi="Verdana"/>
-          <w:i/>
-          <w:sz w:val="14"/>
-        </w:rPr>
-        <w:t>Note 121: Некоторые указания ожидаемой точности могут в неявной форме содержаться в ряде элементов данного класса.</w:t>
-      </w:r>
-    </w:p>
-    <w:p>
-      <w:r>
-        <w:rPr>
-          <w:rFonts w:ascii="Verdana" w:hAnsi="Verdana"/>
-          <w:i/>
-          <w:sz w:val="14"/>
-        </w:rPr>
-        <w:t>Note 122: Южную широту следует выражать отрицательными значениями.</w:t>
-      </w:r>
-    </w:p>
-    <w:p>
-      <w:r>
-        <w:rPr>
-          <w:rFonts w:ascii="Verdana" w:hAnsi="Verdana"/>
-          <w:i/>
-          <w:sz w:val="14"/>
-        </w:rPr>
-        <w:t>Note 123: Для компонент v, направленных с юга на север, следует выделять положительные значения.</w:t>
-      </w:r>
-    </w:p>
-    <w:p>
-      <w:r>
-        <w:rPr>
-          <w:rFonts w:ascii="Verdana" w:hAnsi="Verdana"/>
-          <w:i/>
-          <w:sz w:val="14"/>
-        </w:rPr>
-        <w:t>Note 126: Направление приземного ветра, измеренное на станции в пределах 1° от Северного полюса или в пределах 1° от Южного полюса, следует сообщать таким образом, чтобы азимутальный круг был выровнен с нулем прибора, соответствуя 0° по Гринвичскому меридиану.</w:t>
-      </w:r>
-    </w:p>
-    <w:p>
-      <w:r>
-        <w:rPr>
-          <w:rFonts w:ascii="Verdana" w:hAnsi="Verdana"/>
-          <w:i/>
-          <w:sz w:val="14"/>
-        </w:rPr>
-        <w:t>Note 140: Размер элемента изображения на горизонтали — 1 приводится в положении, где масштабный коэффициент карты равен единице.</w:t>
-      </w:r>
-    </w:p>
-    <w:p>
-      <w:r>
-        <w:rPr>
-          <w:rFonts w:ascii="Verdana" w:hAnsi="Verdana"/>
-          <w:i/>
-          <w:sz w:val="14"/>
-        </w:rPr>
-        <w:t>Note 141: Размер элемента изображения на горизонтали — 2 указывается в положении, где масштабный коэффициент карты равен единице.</w:t>
       </w:r>
     </w:p>
     <w:p>
@@ -7193,26 +7023,6 @@
           <w:i/>
           <w:sz w:val="14"/>
         </w:rPr>
-        <w:t>Note 155: В данный класс могут также войти элементы, относящиеся к процедурам наблюдений.</w:t>
-      </w:r>
-    </w:p>
-    <w:p>
-      <w:r>
-        <w:rPr>
-          <w:rFonts w:ascii="Verdana" w:hAnsi="Verdana"/>
-          <w:i/>
-          <w:sz w:val="14"/>
-        </w:rPr>
-        <w:t>Note 156: Данный класс должен содержать элементы описания приборов, используемых для получения сообщаемых метеорологических элементов.</w:t>
-      </w:r>
-    </w:p>
-    <w:p>
-      <w:r>
-        <w:rPr>
-          <w:rFonts w:ascii="Verdana" w:hAnsi="Verdana"/>
-          <w:i/>
-          <w:sz w:val="14"/>
-        </w:rPr>
         <w:t>Note 158: Прежде чем использовать временные периоды или отклонения и временные инкременты, необходимо определить исходное временное местоположение, за которым, по мере необходимости, следует определение значимости времени.</w:t>
       </w:r>
     </w:p>
@@ -7223,117 +7033,7 @@
           <w:i/>
           <w:sz w:val="14"/>
         </w:rPr>
-        <w:t>Note 160: Уходящей радиации следует присваивать отрицательные значения.</w:t>
-      </w:r>
-    </w:p>
-    <w:p>
-      <w:r>
-        <w:rPr>
-          <w:rFonts w:ascii="Verdana" w:hAnsi="Verdana"/>
-          <w:i/>
-          <w:sz w:val="14"/>
-        </w:rPr>
-        <w:t>Note 161: Для компонент w, направленных вверх, следует выделять положительные значения с единицами измерения в м·с-1.</w:t>
-      </w:r>
-    </w:p>
-    <w:p>
-      <w:r>
-        <w:rPr>
-          <w:rFonts w:ascii="Verdana" w:hAnsi="Verdana"/>
-          <w:i/>
-          <w:sz w:val="14"/>
-        </w:rPr>
-        <w:t>Note 162: Пригодные диапазоны, использованные выше: 1011–1019 Бк для выбросов; 10-2–107 Бк и 10-2–107 мЗв для концентраций и доз.</w:t>
-      </w:r>
-    </w:p>
-    <w:p>
-      <w:r>
-        <w:rPr>
-          <w:rFonts w:ascii="Verdana" w:hAnsi="Verdana"/>
-          <w:i/>
-          <w:sz w:val="14"/>
-        </w:rPr>
-        <w:t>Note 163: Величины широты и приращений широты ограничены диапазоном от –90 до +90 градусов.</w:t>
-      </w:r>
-    </w:p>
-    <w:p>
-      <w:r>
-        <w:rPr>
-          <w:rFonts w:ascii="Verdana" w:hAnsi="Verdana"/>
-          <w:i/>
-          <w:sz w:val="14"/>
-        </w:rPr>
-        <w:t>Note 164: Величины долготы ограничены диапазоном от –180 до +180 градусов.</w:t>
-      </w:r>
-    </w:p>
-    <w:p>
-      <w:r>
-        <w:rPr>
-          <w:rFonts w:ascii="Verdana" w:hAnsi="Verdana"/>
-          <w:i/>
-          <w:sz w:val="14"/>
-        </w:rPr>
-        <w:t>Note 165: Вертикальные элементы и давление следует использовать для определения значений этих элементов независимо от элемента или переменной, означающей вертикальную координату.</w:t>
-      </w:r>
-    </w:p>
-    <w:p>
-      <w:r>
-        <w:rPr>
-          <w:rFonts w:ascii="Verdana" w:hAnsi="Verdana"/>
-          <w:i/>
-          <w:sz w:val="14"/>
-        </w:rPr>
-        <w:t>Note 166: Западная долгота выражается отрицательными величинами.</w:t>
-      </w:r>
-    </w:p>
-    <w:p>
-      <w:r>
-        <w:rPr>
-          <w:rFonts w:ascii="Verdana" w:hAnsi="Verdana"/>
-          <w:i/>
-          <w:sz w:val="14"/>
-        </w:rPr>
-        <w:t>Note 167: Для компонент u, направленных с запада на восток, следует выделять положительные значения.</w:t>
-      </w:r>
-    </w:p>
-    <w:p>
-      <w:r>
-        <w:rPr>
-          <w:rFonts w:ascii="Verdana" w:hAnsi="Verdana"/>
-          <w:i/>
-          <w:sz w:val="14"/>
-        </w:rPr>
         <w:t>Note 176: Там, где в колонку «НАЗВАНИЕ ЭЛЕМЕНТА» вводится выражение «на указанной высоте и за указанный период», соответствующее вертикальное местоположение должно быть определено с использованием дескрипторов из класса 07 совместно с соответствующим периодом с использованием дескрипторов из класса 04.</w:t>
-      </w:r>
-    </w:p>
-    <w:p>
-      <w:r>
-        <w:rPr>
-          <w:rFonts w:ascii="Verdana" w:hAnsi="Verdana"/>
-          <w:i/>
-          <w:sz w:val="14"/>
-        </w:rPr>
-        <w:t>Note 178: Там, где величины суммируются или усредняются (например, за временной период), общее число значений, из которых получается сумма или среднее значение, может быть представлено с использованием ссылки 0 08 022.</w:t>
-      </w:r>
-    </w:p>
-    <w:p>
-      <w:r>
-        <w:rPr>
-          <w:rFonts w:ascii="Verdana" w:hAnsi="Verdana"/>
-          <w:i/>
-          <w:sz w:val="14"/>
-        </w:rPr>
-        <w:t>Note 179: Стандарты ветровых данных: Скорость Направление; Наблюдение отсутствует Отсутствует Отсутствует; Штиль 0 0; Обычное наблюдение &gt;0 1°–360°; Только скорость &gt;0 Отсутствует; Только направление Отсутствует 1°–360°; «Слабый и переменный» &gt;0 0</w:t>
-      </w:r>
-    </w:p>
-    <w:p>
-      <w:r>
-        <w:rPr>
-          <w:rFonts w:ascii="Verdana" w:hAnsi="Verdana"/>
-          <w:i/>
-          <w:sz w:val="14"/>
-        </w:rPr>
-        <w:t>Note 180: Стандарты сообщения о ветровых волнах и волнении: Наблюдения Скорость Направление; Нет наблюдений Отсутствует Отсутствует; Штиль 0 0; Обычное наблюдение &gt;0 1–360; Только скорость &gt;0 Отсутствует; Только направление Отсутствует 1–360; «Легкий и переменный» &gt;0 0</w:t>
       </w:r>
     </w:p>
     <w:sectPr>
